--- a/src/content/bios/Ogata-S 2014.docx
+++ b/src/content/bios/Ogata-S 2014.docx
@@ -1,6 +1,6 @@
 
 <file path=word/document.xml><?xml version="1.0" encoding="utf-8"?>
-<w:document xmlns:wpc="http://schemas.microsoft.com/office/word/2010/wordprocessingCanvas" xmlns:cx="http://schemas.microsoft.com/office/drawing/2014/chartex" xmlns:cx1="http://schemas.microsoft.com/office/drawing/2015/9/8/chartex" xmlns:cx2="http://schemas.microsoft.com/office/drawing/2015/10/21/chartex" xmlns:cx3="http://schemas.microsoft.com/office/drawing/2016/5/9/chartex" xmlns:cx4="http://schemas.microsoft.com/office/drawing/2016/5/10/chartex" xmlns:cx5="http://schemas.microsoft.com/office/drawing/2016/5/11/chartex" xmlns:cx6="http://schemas.microsoft.com/office/drawing/2016/5/12/chartex" xmlns:cx7="http://schemas.microsoft.com/office/drawing/2016/5/13/chartex" xmlns:cx8="http://schemas.microsoft.com/office/drawing/2016/5/14/chartex" xmlns:mc="http://schemas.openxmlformats.org/markup-compatibility/2006" xmlns:aink="http://schemas.microsoft.com/office/drawing/2016/ink" xmlns:am3d="http://schemas.microsoft.com/office/drawing/2017/model3d" xmlns:o="urn:schemas-microsoft-com:office:office" xmlns:oel="http://schemas.microsoft.com/office/2019/extlst" xmlns:r="http://schemas.openxmlformats.org/officeDocument/2006/relationships" xmlns:m="http://schemas.openxmlformats.org/officeDocument/2006/math" xmlns:v="urn:schemas-microsoft-com:vml" xmlns:wp14="http://schemas.microsoft.com/office/word/2010/wordprocessingDrawing" xmlns:wp="http://schemas.openxmlformats.org/drawingml/2006/wordprocessingDrawing" xmlns:w10="urn:schemas-microsoft-com:office:word" xmlns:w="http://schemas.openxmlformats.org/wordprocessingml/2006/main" xmlns:w14="http://schemas.microsoft.com/office/word/2010/wordml" xmlns:w15="http://schemas.microsoft.com/office/word/2012/wordml" xmlns:w16cex="http://schemas.microsoft.com/office/word/2018/wordml/cex" xmlns:w16cid="http://schemas.microsoft.com/office/word/2016/wordml/cid" xmlns:w16="http://schemas.microsoft.com/office/word/2018/wordml" xmlns:w16du="http://schemas.microsoft.com/office/word/2023/wordml/word16du" xmlns:w16sdtdh="http://schemas.microsoft.com/office/word/2020/wordml/sdtdatahash" xmlns:w16sdtfl="http://schemas.microsoft.com/office/word/2024/wordml/sdtformatlock" xmlns:w16se="http://schemas.microsoft.com/office/word/2015/wordml/symex" xmlns:wpg="http://schemas.microsoft.com/office/word/2010/wordprocessingGroup" xmlns:wpi="http://schemas.microsoft.com/office/word/2010/wordprocessingInk" xmlns:wne="http://schemas.microsoft.com/office/word/2006/wordml" xmlns:wps="http://schemas.microsoft.com/office/word/2010/wordprocessingShape" mc:Ignorable="w14 w15 w16se w16cid w16 w16cex w16sdtdh w16sdtfl w16du wp14">
+<w:document xmlns:wpc="http://schemas.microsoft.com/office/word/2010/wordprocessingCanvas" xmlns:cx="http://schemas.microsoft.com/office/drawing/2014/chartex" xmlns:cx1="http://schemas.microsoft.com/office/drawing/2015/9/8/chartex" xmlns:cx2="http://schemas.microsoft.com/office/drawing/2015/10/21/chartex" xmlns:cx3="http://schemas.microsoft.com/office/drawing/2016/5/9/chartex" xmlns:cx4="http://schemas.microsoft.com/office/drawing/2016/5/10/chartex" xmlns:cx5="http://schemas.microsoft.com/office/drawing/2016/5/11/chartex" xmlns:cx6="http://schemas.microsoft.com/office/drawing/2016/5/12/chartex" xmlns:cx7="http://schemas.microsoft.com/office/drawing/2016/5/13/chartex" xmlns:cx8="http://schemas.microsoft.com/office/drawing/2016/5/14/chartex" xmlns:mc="http://schemas.openxmlformats.org/markup-compatibility/2006" xmlns:m="http://schemas.openxmlformats.org/officeDocument/2006/math" xmlns:aink="http://schemas.microsoft.com/office/drawing/2016/ink" xmlns:am3d="http://schemas.microsoft.com/office/drawing/2017/model3d" xmlns:oel="http://schemas.microsoft.com/office/2019/extlst" xmlns:r="http://schemas.openxmlformats.org/officeDocument/2006/relationships" xmlns:wp14="http://schemas.microsoft.com/office/word/2010/wordprocessingDrawing" xmlns:wp="http://schemas.openxmlformats.org/drawingml/2006/wordprocessingDrawing" xmlns:wpg="http://schemas.microsoft.com/office/word/2010/wordprocessingGroup" xmlns:wpi="http://schemas.microsoft.com/office/word/2010/wordprocessingInk" xmlns:wps="http://schemas.microsoft.com/office/word/2010/wordprocessingShape" xmlns:o="urn:schemas-microsoft-com:office:office" xmlns:v="urn:schemas-microsoft-com:vml" xmlns:w10="urn:schemas-microsoft-com:office:word" xmlns:w="http://schemas.openxmlformats.org/wordprocessingml/2006/main" xmlns:w14="http://schemas.microsoft.com/office/word/2010/wordml" xmlns:w15="http://schemas.microsoft.com/office/word/2012/wordml" xmlns:w16cei="http://schemas.microsoft.com/office/word/2026/wordml/cei" xmlns:w16cex="http://schemas.microsoft.com/office/word/2018/wordml/cex" xmlns:w16cid="http://schemas.microsoft.com/office/word/2016/wordml/cid" xmlns:w16="http://schemas.microsoft.com/office/word/2018/wordml" xmlns:w16sdtdh="http://schemas.microsoft.com/office/word/2020/wordml/sdtdatahash" xmlns:w16sdtfl="http://schemas.microsoft.com/office/word/2024/wordml/sdtformatlock" xmlns:w16se="http://schemas.microsoft.com/office/word/2015/wordml/symex" xmlns:w16du="http://schemas.microsoft.com/office/word/2023/wordml/word16du" xmlns:wne="http://schemas.microsoft.com/office/word/2006/wordml" mc:Ignorable="w14 w15 w16se w16cid w16 w16cex w16sdtdh w16sdtfl w16du wp14">
   <w:body>
     <w:p>
       <w:pPr>
@@ -343,13 +343,12 @@
           <w:noProof/>
           <w:sz w:val="24"/>
           <w:szCs w:val="24"/>
-          <w:lang w:eastAsia="nl-NL"/>
         </w:rPr>
         <w:drawing>
-          <wp:inline distT="0" distB="0" distL="0" distR="0" wp14:anchorId="406B3911" wp14:editId="6C790BA7">
-            <wp:extent cx="3464345" cy="2315028"/>
-            <wp:effectExtent l="25400" t="0" r="0" b="0"/>
-            <wp:docPr id="1" name="Afbeelding 1" descr=":::::Library:Containers:com.apple.mail:Data:Library:Mail Downloads:653586D4-5A96-4D85-9592-2D6850770753:Ogata alternative photo.jpg"/>
+          <wp:inline distT="0" distB="0" distL="0" distR="0" wp14:anchorId="7A334174" wp14:editId="1A4B3C89">
+            <wp:extent cx="2182546" cy="2565054"/>
+            <wp:effectExtent l="0" t="0" r="1905" b="635"/>
+            <wp:docPr id="1989530467" name="Afbeelding 1"/>
             <wp:cNvGraphicFramePr>
               <a:graphicFrameLocks xmlns:a="http://schemas.openxmlformats.org/drawingml/2006/main" noChangeAspect="1"/>
             </wp:cNvGraphicFramePr>
@@ -357,33 +356,29 @@
               <a:graphicData uri="http://schemas.openxmlformats.org/drawingml/2006/picture">
                 <pic:pic xmlns:pic="http://schemas.openxmlformats.org/drawingml/2006/picture">
                   <pic:nvPicPr>
-                    <pic:cNvPr id="0" name="Picture 1" descr=":::::Library:Containers:com.apple.mail:Data:Library:Mail Downloads:653586D4-5A96-4D85-9592-2D6850770753:Ogata alternative photo.jpg"/>
-                    <pic:cNvPicPr>
-                      <a:picLocks noChangeAspect="1" noChangeArrowheads="1"/>
-                    </pic:cNvPicPr>
+                    <pic:cNvPr id="1989530467" name="Afbeelding 1989530467"/>
+                    <pic:cNvPicPr/>
                   </pic:nvPicPr>
                   <pic:blipFill>
-                    <a:blip r:embed="rId7"/>
-                    <a:srcRect l="42077"/>
+                    <a:blip r:embed="rId7" cstate="print">
+                      <a:extLst>
+                        <a:ext uri="{28A0092B-C50C-407E-A947-70E740481C1C}">
+                          <a14:useLocalDpi xmlns:a14="http://schemas.microsoft.com/office/drawing/2010/main" val="0"/>
+                        </a:ext>
+                      </a:extLst>
+                    </a:blip>
                     <a:stretch>
                       <a:fillRect/>
                     </a:stretch>
                   </pic:blipFill>
-                  <pic:spPr bwMode="auto">
+                  <pic:spPr>
                     <a:xfrm>
                       <a:off x="0" y="0"/>
-                      <a:ext cx="3464345" cy="2315028"/>
+                      <a:ext cx="2216102" cy="2604490"/>
                     </a:xfrm>
                     <a:prstGeom prst="rect">
                       <a:avLst/>
                     </a:prstGeom>
-                    <a:noFill/>
-                    <a:ln w="9525">
-                      <a:noFill/>
-                      <a:miter lim="800000"/>
-                      <a:headEnd/>
-                      <a:tailEnd/>
-                    </a:ln>
                   </pic:spPr>
                 </pic:pic>
               </a:graphicData>
@@ -418,25 +413,14 @@
         </w:rPr>
         <w:t xml:space="preserve">: </w:t>
       </w:r>
-      <w:hyperlink r:id="rId8" w:history="1">
-        <w:r>
-          <w:rPr>
-            <w:rStyle w:val="Hyperlink"/>
-            <w:rFonts w:ascii="Times New Roman" w:hAnsi="Times New Roman" w:cs="Times New Roman"/>
-            <w:sz w:val="24"/>
-            <w:szCs w:val="24"/>
-            <w:u w:val="none"/>
-          </w:rPr>
-          <w:t>http://www.unhcr.org/pages/49c3646ce.html</w:t>
-        </w:r>
-      </w:hyperlink>
-      <w:r>
-        <w:rPr>
-          <w:rFonts w:ascii="Times New Roman" w:hAnsi="Times New Roman" w:cs="Times New Roman"/>
-          <w:sz w:val="24"/>
-          <w:szCs w:val="24"/>
-        </w:rPr>
-        <w:t xml:space="preserve"> </w:t>
+      <w:r>
+        <w:rPr>
+          <w:rFonts w:ascii="Times New Roman" w:hAnsi="Times New Roman" w:cs="Times New Roman"/>
+          <w:sz w:val="24"/>
+          <w:szCs w:val="24"/>
+          <w:lang w:val="en-GB"/>
+        </w:rPr>
+        <w:t>Ogata, World Economic Forum Annual Meeting 1993, Wikimedia Commons</w:t>
       </w:r>
     </w:p>
     <w:p>
@@ -1520,7 +1504,16 @@
           <w:sz w:val="24"/>
           <w:szCs w:val="24"/>
         </w:rPr>
-        <w:t xml:space="preserve">After returning to Japan, Ogata became active in academic and public life while raising her </w:t>
+        <w:t xml:space="preserve">After returning to </w:t>
+      </w:r>
+      <w:r>
+        <w:rPr>
+          <w:rFonts w:ascii="Times New Roman" w:hAnsi="Times New Roman" w:cs="Times New Roman"/>
+          <w:sz w:val="24"/>
+          <w:szCs w:val="24"/>
+        </w:rPr>
+        <w:lastRenderedPageBreak/>
+        <w:t xml:space="preserve">Japan, Ogata became active in academic and public life while raising her </w:t>
       </w:r>
       <w:r>
         <w:rPr>
@@ -1536,16 +1529,7 @@
           <w:sz w:val="24"/>
           <w:szCs w:val="24"/>
         </w:rPr>
-        <w:t xml:space="preserve"> and caring </w:t>
-      </w:r>
-      <w:r>
-        <w:rPr>
-          <w:rFonts w:ascii="Times New Roman" w:hAnsi="Times New Roman" w:cs="Times New Roman"/>
-          <w:sz w:val="24"/>
-          <w:szCs w:val="24"/>
-        </w:rPr>
-        <w:lastRenderedPageBreak/>
-        <w:t>for her elderly parents.</w:t>
+        <w:t xml:space="preserve"> and caring for her elderly parents.</w:t>
       </w:r>
       <w:r>
         <w:rPr>
@@ -4005,7 +3989,16 @@
           <w:sz w:val="24"/>
           <w:szCs w:val="24"/>
         </w:rPr>
-        <w:t xml:space="preserve"> with displaced persons representing more than one in eve</w:t>
+        <w:t xml:space="preserve"> with displaced persons representing more </w:t>
+      </w:r>
+      <w:r>
+        <w:rPr>
+          <w:rFonts w:ascii="Times New Roman" w:hAnsi="Times New Roman" w:cs="Times New Roman"/>
+          <w:sz w:val="24"/>
+          <w:szCs w:val="24"/>
+        </w:rPr>
+        <w:lastRenderedPageBreak/>
+        <w:t>than one in eve</w:t>
       </w:r>
       <w:r>
         <w:rPr>
@@ -4029,16 +4022,7 @@
           <w:sz w:val="24"/>
           <w:szCs w:val="24"/>
         </w:rPr>
-        <w:t xml:space="preserve"> </w:t>
-      </w:r>
-      <w:r>
-        <w:rPr>
-          <w:rFonts w:ascii="Times New Roman" w:hAnsi="Times New Roman" w:cs="Times New Roman"/>
-          <w:sz w:val="24"/>
-          <w:szCs w:val="24"/>
-        </w:rPr>
-        <w:lastRenderedPageBreak/>
-        <w:t>and (never adequate</w:t>
+        <w:t xml:space="preserve"> and (never adequate</w:t>
       </w:r>
       <w:r>
         <w:rPr>
@@ -5816,7 +5800,16 @@
           <w:sz w:val="24"/>
           <w:szCs w:val="24"/>
         </w:rPr>
-        <w:t>Her view ultimately prevailed, but when the refugees</w:t>
+        <w:t xml:space="preserve">Her view ultimately prevailed, but </w:t>
+      </w:r>
+      <w:r>
+        <w:rPr>
+          <w:rFonts w:ascii="Times New Roman" w:hAnsi="Times New Roman" w:cs="Times New Roman"/>
+          <w:sz w:val="24"/>
+          <w:szCs w:val="24"/>
+        </w:rPr>
+        <w:lastRenderedPageBreak/>
+        <w:t>when the refugees</w:t>
       </w:r>
       <w:r>
         <w:rPr>
@@ -5856,16 +5849,7 @@
           <w:sz w:val="24"/>
           <w:szCs w:val="24"/>
         </w:rPr>
-        <w:t xml:space="preserve">UNHCR to </w:t>
-      </w:r>
-      <w:r>
-        <w:rPr>
-          <w:rFonts w:ascii="Times New Roman" w:hAnsi="Times New Roman" w:cs="Times New Roman"/>
-          <w:sz w:val="24"/>
-          <w:szCs w:val="24"/>
-        </w:rPr>
-        <w:lastRenderedPageBreak/>
-        <w:t>stay and assist with their reintegration into society.</w:t>
+        <w:t>UNHCR to stay and assist with their reintegration into society.</w:t>
       </w:r>
       <w:r>
         <w:rPr>
@@ -7623,6 +7607,7 @@
           <w:sz w:val="24"/>
           <w:szCs w:val="24"/>
         </w:rPr>
+        <w:lastRenderedPageBreak/>
         <w:t xml:space="preserve">criticized for being </w:t>
       </w:r>
       <w:r>
@@ -7679,16 +7664,7 @@
           <w:sz w:val="24"/>
           <w:szCs w:val="24"/>
         </w:rPr>
-        <w:t xml:space="preserve"> </w:t>
-      </w:r>
-      <w:r>
-        <w:rPr>
-          <w:rFonts w:ascii="Times New Roman" w:hAnsi="Times New Roman" w:cs="Times New Roman"/>
-          <w:sz w:val="24"/>
-          <w:szCs w:val="24"/>
-        </w:rPr>
-        <w:lastRenderedPageBreak/>
-        <w:t xml:space="preserve">made </w:t>
+        <w:t xml:space="preserve"> made </w:t>
       </w:r>
       <w:r>
         <w:rPr>
@@ -8578,7 +8554,7 @@
         </w:rPr>
         <w:t xml:space="preserve"> </w:t>
       </w:r>
-      <w:hyperlink r:id="rId9" w:history="1">
+      <w:hyperlink r:id="rId8" w:history="1">
         <w:r>
           <w:rPr>
             <w:rStyle w:val="Hyperlink"/>
@@ -8606,7 +8582,7 @@
         </w:rPr>
         <w:t xml:space="preserve"> </w:t>
       </w:r>
-      <w:hyperlink r:id="rId10" w:history="1">
+      <w:hyperlink r:id="rId9" w:history="1">
         <w:r>
           <w:rPr>
             <w:rStyle w:val="Hyperlink"/>
@@ -10509,7 +10485,16 @@
           <w:sz w:val="24"/>
           <w:szCs w:val="24"/>
         </w:rPr>
-        <w:t>es-Japan Relations in the 1980s’</w:t>
+        <w:t xml:space="preserve">es-Japan </w:t>
+      </w:r>
+      <w:r>
+        <w:rPr>
+          <w:rFonts w:ascii="Times New Roman" w:hAnsi="Times New Roman" w:cs="Times New Roman"/>
+          <w:sz w:val="24"/>
+          <w:szCs w:val="24"/>
+        </w:rPr>
+        <w:lastRenderedPageBreak/>
+        <w:t>Relations in the 1980s’</w:t>
       </w:r>
       <w:r>
         <w:rPr>
@@ -10596,8 +10581,2944 @@
           <w:sz w:val="24"/>
           <w:szCs w:val="24"/>
         </w:rPr>
+        <w:t xml:space="preserve"> no Nichi-</w:t>
+      </w:r>
+      <w:proofErr w:type="spellStart"/>
+      <w:r>
+        <w:rPr>
+          <w:rFonts w:ascii="Times New Roman" w:hAnsi="Times New Roman" w:cs="Times New Roman"/>
+          <w:sz w:val="24"/>
+          <w:szCs w:val="24"/>
+        </w:rPr>
+        <w:t>bei</w:t>
+      </w:r>
+      <w:proofErr w:type="spellEnd"/>
+      <w:r>
+        <w:rPr>
+          <w:rFonts w:ascii="Times New Roman" w:hAnsi="Times New Roman" w:cs="Times New Roman"/>
+          <w:sz w:val="24"/>
+          <w:szCs w:val="24"/>
+        </w:rPr>
+        <w:t xml:space="preserve"> </w:t>
+      </w:r>
+      <w:proofErr w:type="spellStart"/>
+      <w:r>
+        <w:rPr>
+          <w:rFonts w:ascii="Times New Roman" w:hAnsi="Times New Roman" w:cs="Times New Roman"/>
+          <w:sz w:val="24"/>
+          <w:szCs w:val="24"/>
+        </w:rPr>
+        <w:t>Hikaku</w:t>
+      </w:r>
+      <w:proofErr w:type="spellEnd"/>
+      <w:r>
+        <w:rPr>
+          <w:rFonts w:ascii="Times New Roman" w:hAnsi="Times New Roman" w:cs="Times New Roman"/>
+          <w:sz w:val="24"/>
+          <w:szCs w:val="24"/>
+        </w:rPr>
+        <w:t>’ (</w:t>
+      </w:r>
+      <w:r>
+        <w:rPr>
+          <w:rFonts w:ascii="Times New Roman" w:hAnsi="Times New Roman" w:cs="Times New Roman"/>
+          <w:sz w:val="24"/>
+          <w:szCs w:val="24"/>
+        </w:rPr>
+        <w:t>A Comparison of Japanese an</w:t>
+      </w:r>
+      <w:r>
+        <w:rPr>
+          <w:rFonts w:ascii="Times New Roman" w:hAnsi="Times New Roman" w:cs="Times New Roman"/>
+          <w:sz w:val="24"/>
+          <w:szCs w:val="24"/>
+        </w:rPr>
+        <w:t>d US Normalization with China</w:t>
+      </w:r>
+      <w:r>
+        <w:rPr>
+          <w:rFonts w:ascii="Times New Roman" w:hAnsi="Times New Roman" w:cs="Times New Roman"/>
+          <w:sz w:val="24"/>
+          <w:szCs w:val="24"/>
+        </w:rPr>
+        <w:t xml:space="preserve">) in </w:t>
+      </w:r>
+      <w:r>
+        <w:rPr>
+          <w:rFonts w:ascii="Times New Roman" w:hAnsi="Times New Roman" w:cs="Times New Roman"/>
+          <w:i/>
+          <w:sz w:val="24"/>
+          <w:szCs w:val="24"/>
+        </w:rPr>
+        <w:t xml:space="preserve">Kokusai </w:t>
+      </w:r>
+      <w:proofErr w:type="spellStart"/>
+      <w:r>
+        <w:rPr>
+          <w:rFonts w:ascii="Times New Roman" w:hAnsi="Times New Roman" w:cs="Times New Roman"/>
+          <w:i/>
+          <w:sz w:val="24"/>
+          <w:szCs w:val="24"/>
+        </w:rPr>
+        <w:t>mondai</w:t>
+      </w:r>
+      <w:proofErr w:type="spellEnd"/>
+      <w:r>
+        <w:rPr>
+          <w:rFonts w:ascii="Times New Roman" w:hAnsi="Times New Roman" w:cs="Times New Roman"/>
+          <w:sz w:val="24"/>
+          <w:szCs w:val="24"/>
+        </w:rPr>
+        <w:t xml:space="preserve">, 254, 1981, 62-77; </w:t>
+      </w:r>
+      <w:r>
+        <w:rPr>
+          <w:rFonts w:ascii="Times New Roman" w:hAnsi="Times New Roman" w:cs="Times New Roman"/>
+          <w:i/>
+          <w:sz w:val="24"/>
+          <w:szCs w:val="24"/>
+        </w:rPr>
+        <w:t xml:space="preserve">Nihon </w:t>
+      </w:r>
+      <w:proofErr w:type="spellStart"/>
+      <w:r>
+        <w:rPr>
+          <w:rFonts w:ascii="Times New Roman" w:hAnsi="Times New Roman" w:cs="Times New Roman"/>
+          <w:i/>
+          <w:sz w:val="24"/>
+          <w:szCs w:val="24"/>
+        </w:rPr>
+        <w:t>ni</w:t>
+      </w:r>
+      <w:proofErr w:type="spellEnd"/>
+      <w:r>
+        <w:rPr>
+          <w:rFonts w:ascii="Times New Roman" w:hAnsi="Times New Roman" w:cs="Times New Roman"/>
+          <w:i/>
+          <w:sz w:val="24"/>
+          <w:szCs w:val="24"/>
+        </w:rPr>
+        <w:t xml:space="preserve"> </w:t>
+      </w:r>
+      <w:proofErr w:type="spellStart"/>
+      <w:r>
+        <w:rPr>
+          <w:rFonts w:ascii="Times New Roman" w:hAnsi="Times New Roman" w:cs="Times New Roman"/>
+          <w:i/>
+          <w:sz w:val="24"/>
+          <w:szCs w:val="24"/>
+        </w:rPr>
+        <w:t>okeru</w:t>
+      </w:r>
+      <w:proofErr w:type="spellEnd"/>
+      <w:r>
+        <w:rPr>
+          <w:rFonts w:ascii="Times New Roman" w:hAnsi="Times New Roman" w:cs="Times New Roman"/>
+          <w:i/>
+          <w:sz w:val="24"/>
+          <w:szCs w:val="24"/>
+        </w:rPr>
+        <w:t xml:space="preserve"> </w:t>
+      </w:r>
+      <w:proofErr w:type="spellStart"/>
+      <w:r>
+        <w:rPr>
+          <w:rFonts w:ascii="Times New Roman" w:hAnsi="Times New Roman" w:cs="Times New Roman"/>
+          <w:i/>
+          <w:sz w:val="24"/>
+          <w:szCs w:val="24"/>
+        </w:rPr>
+        <w:t>kokusal</w:t>
+      </w:r>
+      <w:proofErr w:type="spellEnd"/>
+      <w:r>
+        <w:rPr>
+          <w:rFonts w:ascii="Times New Roman" w:hAnsi="Times New Roman" w:cs="Times New Roman"/>
+          <w:i/>
+          <w:sz w:val="24"/>
+          <w:szCs w:val="24"/>
+        </w:rPr>
+        <w:t xml:space="preserve"> </w:t>
+      </w:r>
+      <w:proofErr w:type="spellStart"/>
+      <w:r>
+        <w:rPr>
+          <w:rFonts w:ascii="Times New Roman" w:hAnsi="Times New Roman" w:cs="Times New Roman"/>
+          <w:i/>
+          <w:sz w:val="24"/>
+          <w:szCs w:val="24"/>
+        </w:rPr>
+        <w:t>soshiki</w:t>
+      </w:r>
+      <w:proofErr w:type="spellEnd"/>
+      <w:r>
+        <w:rPr>
+          <w:rFonts w:ascii="Times New Roman" w:hAnsi="Times New Roman" w:cs="Times New Roman"/>
+          <w:i/>
+          <w:sz w:val="24"/>
+          <w:szCs w:val="24"/>
+        </w:rPr>
+        <w:t xml:space="preserve"> </w:t>
+      </w:r>
+      <w:proofErr w:type="spellStart"/>
+      <w:r>
+        <w:rPr>
+          <w:rFonts w:ascii="Times New Roman" w:hAnsi="Times New Roman" w:cs="Times New Roman"/>
+          <w:i/>
+          <w:sz w:val="24"/>
+          <w:szCs w:val="24"/>
+        </w:rPr>
+        <w:t>kenkyu</w:t>
+      </w:r>
+      <w:proofErr w:type="spellEnd"/>
+      <w:r>
+        <w:rPr>
+          <w:rFonts w:ascii="Times New Roman" w:hAnsi="Times New Roman" w:cs="Times New Roman"/>
+          <w:i/>
+          <w:sz w:val="24"/>
+          <w:szCs w:val="24"/>
+        </w:rPr>
+        <w:t xml:space="preserve"> (Survey of International Organization Studies in Japan)</w:t>
+      </w:r>
+      <w:r>
+        <w:rPr>
+          <w:rFonts w:ascii="Times New Roman" w:hAnsi="Times New Roman" w:cs="Times New Roman"/>
+          <w:sz w:val="24"/>
+          <w:szCs w:val="24"/>
+        </w:rPr>
+        <w:t>, Tokyo</w:t>
+      </w:r>
+      <w:r>
+        <w:rPr>
+          <w:rFonts w:ascii="Times New Roman" w:hAnsi="Times New Roman" w:cs="Times New Roman"/>
+          <w:sz w:val="24"/>
+          <w:szCs w:val="24"/>
+        </w:rPr>
+        <w:t xml:space="preserve"> 1982; ‘The Changing Role of Japan in the United Nations’ in </w:t>
+      </w:r>
+      <w:r>
+        <w:rPr>
+          <w:rFonts w:ascii="Times New Roman" w:hAnsi="Times New Roman" w:cs="Times New Roman"/>
+          <w:i/>
+          <w:sz w:val="24"/>
+          <w:szCs w:val="24"/>
+        </w:rPr>
+        <w:t>Journal of International Affairs</w:t>
+      </w:r>
+      <w:r>
+        <w:rPr>
+          <w:rFonts w:ascii="Times New Roman" w:hAnsi="Times New Roman" w:cs="Times New Roman"/>
+          <w:sz w:val="24"/>
+          <w:szCs w:val="24"/>
+        </w:rPr>
+        <w:t>, 37/1, Summer 1983, 29-42; ‘</w:t>
+      </w:r>
+      <w:proofErr w:type="spellStart"/>
+      <w:r>
+        <w:rPr>
+          <w:rFonts w:ascii="Times New Roman" w:hAnsi="Times New Roman" w:cs="Times New Roman"/>
+          <w:sz w:val="24"/>
+          <w:szCs w:val="24"/>
+        </w:rPr>
+        <w:t>Hookatsu</w:t>
+      </w:r>
+      <w:proofErr w:type="spellEnd"/>
+      <w:r>
+        <w:rPr>
+          <w:rFonts w:ascii="Times New Roman" w:hAnsi="Times New Roman" w:cs="Times New Roman"/>
+          <w:sz w:val="24"/>
+          <w:szCs w:val="24"/>
+        </w:rPr>
+        <w:t xml:space="preserve"> </w:t>
+      </w:r>
+      <w:proofErr w:type="spellStart"/>
+      <w:r>
+        <w:rPr>
+          <w:rFonts w:ascii="Times New Roman" w:hAnsi="Times New Roman" w:cs="Times New Roman"/>
+          <w:sz w:val="24"/>
+          <w:szCs w:val="24"/>
+        </w:rPr>
+        <w:t>kooshoo</w:t>
+      </w:r>
+      <w:proofErr w:type="spellEnd"/>
+      <w:r>
+        <w:rPr>
+          <w:rFonts w:ascii="Times New Roman" w:hAnsi="Times New Roman" w:cs="Times New Roman"/>
+          <w:sz w:val="24"/>
+          <w:szCs w:val="24"/>
+        </w:rPr>
+        <w:t xml:space="preserve"> was </w:t>
+      </w:r>
+      <w:proofErr w:type="spellStart"/>
+      <w:r>
+        <w:rPr>
+          <w:rFonts w:ascii="Times New Roman" w:hAnsi="Times New Roman" w:cs="Times New Roman"/>
+          <w:sz w:val="24"/>
+          <w:szCs w:val="24"/>
+        </w:rPr>
+        <w:t>gensoo</w:t>
+      </w:r>
+      <w:proofErr w:type="spellEnd"/>
+      <w:r>
+        <w:rPr>
+          <w:rFonts w:ascii="Times New Roman" w:hAnsi="Times New Roman" w:cs="Times New Roman"/>
+          <w:sz w:val="24"/>
+          <w:szCs w:val="24"/>
+        </w:rPr>
+        <w:t xml:space="preserve"> </w:t>
+      </w:r>
+      <w:proofErr w:type="spellStart"/>
+      <w:r>
+        <w:rPr>
+          <w:rFonts w:ascii="Times New Roman" w:hAnsi="Times New Roman" w:cs="Times New Roman"/>
+          <w:sz w:val="24"/>
+          <w:szCs w:val="24"/>
+        </w:rPr>
+        <w:t>na</w:t>
+      </w:r>
+      <w:proofErr w:type="spellEnd"/>
+      <w:r>
+        <w:rPr>
+          <w:rFonts w:ascii="Times New Roman" w:hAnsi="Times New Roman" w:cs="Times New Roman"/>
+          <w:sz w:val="24"/>
+          <w:szCs w:val="24"/>
+        </w:rPr>
+        <w:t xml:space="preserve"> no ka’ (</w:t>
+      </w:r>
+      <w:r>
+        <w:rPr>
+          <w:rFonts w:ascii="Times New Roman" w:hAnsi="Times New Roman" w:cs="Times New Roman"/>
+          <w:sz w:val="24"/>
+          <w:szCs w:val="24"/>
+        </w:rPr>
+        <w:t>Are Comprehe</w:t>
+      </w:r>
+      <w:r>
+        <w:rPr>
+          <w:rFonts w:ascii="Times New Roman" w:hAnsi="Times New Roman" w:cs="Times New Roman"/>
+          <w:sz w:val="24"/>
+          <w:szCs w:val="24"/>
+        </w:rPr>
+        <w:t xml:space="preserve">nsive Negotiations an Illusion?) in S. </w:t>
+      </w:r>
+      <w:proofErr w:type="spellStart"/>
+      <w:r>
+        <w:rPr>
+          <w:rFonts w:ascii="Times New Roman" w:hAnsi="Times New Roman" w:cs="Times New Roman"/>
+          <w:sz w:val="24"/>
+          <w:szCs w:val="24"/>
+        </w:rPr>
+        <w:t>Ookita</w:t>
+      </w:r>
+      <w:proofErr w:type="spellEnd"/>
+      <w:r>
+        <w:rPr>
+          <w:rFonts w:ascii="Times New Roman" w:hAnsi="Times New Roman" w:cs="Times New Roman"/>
+          <w:sz w:val="24"/>
+          <w:szCs w:val="24"/>
+        </w:rPr>
+        <w:t xml:space="preserve"> (Ed.), </w:t>
+      </w:r>
+      <w:proofErr w:type="spellStart"/>
+      <w:r>
+        <w:rPr>
+          <w:rFonts w:ascii="Times New Roman" w:hAnsi="Times New Roman" w:cs="Times New Roman"/>
+          <w:i/>
+          <w:sz w:val="24"/>
+          <w:szCs w:val="24"/>
+        </w:rPr>
+        <w:t>Namboku</w:t>
+      </w:r>
+      <w:proofErr w:type="spellEnd"/>
+      <w:r>
+        <w:rPr>
+          <w:rFonts w:ascii="Times New Roman" w:hAnsi="Times New Roman" w:cs="Times New Roman"/>
+          <w:i/>
+          <w:sz w:val="24"/>
+          <w:szCs w:val="24"/>
+        </w:rPr>
+        <w:t xml:space="preserve"> </w:t>
+      </w:r>
+      <w:proofErr w:type="spellStart"/>
+      <w:r>
+        <w:rPr>
+          <w:rFonts w:ascii="Times New Roman" w:hAnsi="Times New Roman" w:cs="Times New Roman"/>
+          <w:i/>
+          <w:sz w:val="24"/>
+          <w:szCs w:val="24"/>
+        </w:rPr>
+        <w:t>mondai</w:t>
+      </w:r>
+      <w:proofErr w:type="spellEnd"/>
+      <w:r>
+        <w:rPr>
+          <w:rFonts w:ascii="Times New Roman" w:hAnsi="Times New Roman" w:cs="Times New Roman"/>
+          <w:i/>
+          <w:sz w:val="24"/>
+          <w:szCs w:val="24"/>
+        </w:rPr>
+        <w:t xml:space="preserve"> (The North-South Problem)</w:t>
+      </w:r>
+      <w:r>
+        <w:rPr>
+          <w:rFonts w:ascii="Times New Roman" w:hAnsi="Times New Roman" w:cs="Times New Roman"/>
+          <w:sz w:val="24"/>
+          <w:szCs w:val="24"/>
+        </w:rPr>
+        <w:t>, Tokyo</w:t>
+      </w:r>
+      <w:r>
+        <w:rPr>
+          <w:rFonts w:ascii="Times New Roman" w:hAnsi="Times New Roman" w:cs="Times New Roman"/>
+          <w:sz w:val="24"/>
+          <w:szCs w:val="24"/>
+        </w:rPr>
+        <w:t xml:space="preserve"> 1984, 163-185; ‘Kokusai </w:t>
+      </w:r>
+      <w:proofErr w:type="spellStart"/>
+      <w:r>
+        <w:rPr>
+          <w:rFonts w:ascii="Times New Roman" w:hAnsi="Times New Roman" w:cs="Times New Roman"/>
+          <w:sz w:val="24"/>
+          <w:szCs w:val="24"/>
+        </w:rPr>
+        <w:t>soshiki</w:t>
+      </w:r>
+      <w:proofErr w:type="spellEnd"/>
+      <w:r>
+        <w:rPr>
+          <w:rFonts w:ascii="Times New Roman" w:hAnsi="Times New Roman" w:cs="Times New Roman"/>
+          <w:sz w:val="24"/>
+          <w:szCs w:val="24"/>
+        </w:rPr>
+        <w:t xml:space="preserve"> </w:t>
+      </w:r>
+      <w:proofErr w:type="spellStart"/>
+      <w:r>
+        <w:rPr>
+          <w:rFonts w:ascii="Times New Roman" w:hAnsi="Times New Roman" w:cs="Times New Roman"/>
+          <w:sz w:val="24"/>
+          <w:szCs w:val="24"/>
+        </w:rPr>
+        <w:t>k</w:t>
+      </w:r>
+      <w:r>
+        <w:rPr>
+          <w:rFonts w:ascii="Times New Roman" w:hAnsi="Times New Roman" w:cs="Times New Roman"/>
+          <w:sz w:val="24"/>
+          <w:szCs w:val="24"/>
+        </w:rPr>
+        <w:t>enkyuu</w:t>
+      </w:r>
+      <w:proofErr w:type="spellEnd"/>
+      <w:r>
+        <w:rPr>
+          <w:rFonts w:ascii="Times New Roman" w:hAnsi="Times New Roman" w:cs="Times New Roman"/>
+          <w:sz w:val="24"/>
+          <w:szCs w:val="24"/>
+        </w:rPr>
+        <w:t xml:space="preserve"> to </w:t>
+      </w:r>
+      <w:proofErr w:type="spellStart"/>
+      <w:r>
+        <w:rPr>
+          <w:rFonts w:ascii="Times New Roman" w:hAnsi="Times New Roman" w:cs="Times New Roman"/>
+          <w:sz w:val="24"/>
+          <w:szCs w:val="24"/>
+        </w:rPr>
+        <w:t>kokusai</w:t>
+      </w:r>
+      <w:proofErr w:type="spellEnd"/>
+      <w:r>
+        <w:rPr>
+          <w:rFonts w:ascii="Times New Roman" w:hAnsi="Times New Roman" w:cs="Times New Roman"/>
+          <w:sz w:val="24"/>
+          <w:szCs w:val="24"/>
+        </w:rPr>
+        <w:t xml:space="preserve"> </w:t>
+      </w:r>
+      <w:proofErr w:type="spellStart"/>
+      <w:r>
+        <w:rPr>
+          <w:rFonts w:ascii="Times New Roman" w:hAnsi="Times New Roman" w:cs="Times New Roman"/>
+          <w:sz w:val="24"/>
+          <w:szCs w:val="24"/>
+        </w:rPr>
+        <w:t>taisei</w:t>
+      </w:r>
+      <w:proofErr w:type="spellEnd"/>
+      <w:r>
+        <w:rPr>
+          <w:rFonts w:ascii="Times New Roman" w:hAnsi="Times New Roman" w:cs="Times New Roman"/>
+          <w:sz w:val="24"/>
+          <w:szCs w:val="24"/>
+        </w:rPr>
+        <w:t xml:space="preserve"> </w:t>
+      </w:r>
+      <w:proofErr w:type="spellStart"/>
+      <w:r>
+        <w:rPr>
+          <w:rFonts w:ascii="Times New Roman" w:hAnsi="Times New Roman" w:cs="Times New Roman"/>
+          <w:sz w:val="24"/>
+          <w:szCs w:val="24"/>
+        </w:rPr>
+        <w:t>ron</w:t>
+      </w:r>
+      <w:proofErr w:type="spellEnd"/>
+      <w:r>
+        <w:rPr>
+          <w:rFonts w:ascii="Times New Roman" w:hAnsi="Times New Roman" w:cs="Times New Roman"/>
+          <w:sz w:val="24"/>
+          <w:szCs w:val="24"/>
+        </w:rPr>
+        <w:t>’ (</w:t>
+      </w:r>
+      <w:r>
+        <w:rPr>
+          <w:rFonts w:ascii="Times New Roman" w:hAnsi="Times New Roman" w:cs="Times New Roman"/>
+          <w:sz w:val="24"/>
+          <w:szCs w:val="24"/>
+        </w:rPr>
+        <w:t xml:space="preserve">International Organization Research </w:t>
+      </w:r>
+      <w:r>
+        <w:rPr>
+          <w:rFonts w:ascii="Times New Roman" w:hAnsi="Times New Roman" w:cs="Times New Roman"/>
+          <w:sz w:val="24"/>
+          <w:szCs w:val="24"/>
+        </w:rPr>
+        <w:t>and International Regime Theory</w:t>
+      </w:r>
+      <w:r>
+        <w:rPr>
+          <w:rFonts w:ascii="Times New Roman" w:hAnsi="Times New Roman" w:cs="Times New Roman"/>
+          <w:sz w:val="24"/>
+          <w:szCs w:val="24"/>
+        </w:rPr>
+        <w:t xml:space="preserve">) in </w:t>
+      </w:r>
+      <w:r>
+        <w:rPr>
+          <w:rFonts w:ascii="Times New Roman" w:hAnsi="Times New Roman" w:cs="Times New Roman"/>
+          <w:i/>
+          <w:sz w:val="24"/>
+          <w:szCs w:val="24"/>
+        </w:rPr>
+        <w:t xml:space="preserve">Kokusai </w:t>
+      </w:r>
+      <w:proofErr w:type="spellStart"/>
+      <w:r>
+        <w:rPr>
+          <w:rFonts w:ascii="Times New Roman" w:hAnsi="Times New Roman" w:cs="Times New Roman"/>
+          <w:i/>
+          <w:sz w:val="24"/>
+          <w:szCs w:val="24"/>
+        </w:rPr>
+        <w:t>seiji</w:t>
+      </w:r>
+      <w:proofErr w:type="spellEnd"/>
+      <w:r>
+        <w:rPr>
+          <w:rFonts w:ascii="Times New Roman" w:hAnsi="Times New Roman" w:cs="Times New Roman"/>
+          <w:sz w:val="24"/>
+          <w:szCs w:val="24"/>
+        </w:rPr>
+        <w:t xml:space="preserve">, 76, 1984, 1-10; </w:t>
+      </w:r>
+      <w:r>
+        <w:rPr>
+          <w:rFonts w:ascii="Times New Roman" w:hAnsi="Times New Roman" w:cs="Times New Roman"/>
+          <w:i/>
+          <w:sz w:val="24"/>
+          <w:szCs w:val="24"/>
+        </w:rPr>
+        <w:t xml:space="preserve">Sekai no </w:t>
+      </w:r>
+      <w:proofErr w:type="spellStart"/>
+      <w:r>
+        <w:rPr>
+          <w:rFonts w:ascii="Times New Roman" w:hAnsi="Times New Roman" w:cs="Times New Roman"/>
+          <w:i/>
+          <w:sz w:val="24"/>
+          <w:szCs w:val="24"/>
+        </w:rPr>
+        <w:t>nammin</w:t>
+      </w:r>
+      <w:proofErr w:type="spellEnd"/>
+      <w:r>
+        <w:rPr>
+          <w:rFonts w:ascii="Times New Roman" w:hAnsi="Times New Roman" w:cs="Times New Roman"/>
+          <w:i/>
+          <w:sz w:val="24"/>
+          <w:szCs w:val="24"/>
+        </w:rPr>
+        <w:t xml:space="preserve"> (The World’s Refugees)</w:t>
+      </w:r>
+      <w:r>
+        <w:rPr>
+          <w:rFonts w:ascii="Times New Roman" w:hAnsi="Times New Roman" w:cs="Times New Roman"/>
+          <w:sz w:val="24"/>
+          <w:szCs w:val="24"/>
+        </w:rPr>
+        <w:t>,</w:t>
+      </w:r>
+      <w:r>
+        <w:rPr>
+          <w:rFonts w:ascii="Times New Roman" w:hAnsi="Times New Roman" w:cs="Times New Roman"/>
+          <w:sz w:val="24"/>
+          <w:szCs w:val="24"/>
+        </w:rPr>
+        <w:t xml:space="preserve"> Tokyo</w:t>
+      </w:r>
+      <w:r>
+        <w:rPr>
+          <w:rFonts w:ascii="Times New Roman" w:hAnsi="Times New Roman" w:cs="Times New Roman"/>
+          <w:sz w:val="24"/>
+          <w:szCs w:val="24"/>
+        </w:rPr>
+        <w:t xml:space="preserve"> 1984</w:t>
+      </w:r>
+      <w:r>
+        <w:rPr>
+          <w:rFonts w:ascii="Times New Roman" w:hAnsi="Times New Roman" w:cs="Times New Roman"/>
+          <w:sz w:val="24"/>
+          <w:szCs w:val="24"/>
+        </w:rPr>
+        <w:t xml:space="preserve"> (edited with A. </w:t>
+      </w:r>
+      <w:proofErr w:type="spellStart"/>
+      <w:r>
+        <w:rPr>
+          <w:rFonts w:ascii="Times New Roman" w:hAnsi="Times New Roman" w:cs="Times New Roman"/>
+          <w:sz w:val="24"/>
+          <w:szCs w:val="24"/>
+        </w:rPr>
+        <w:t>Mataix</w:t>
+      </w:r>
+      <w:proofErr w:type="spellEnd"/>
+      <w:r>
+        <w:rPr>
+          <w:rFonts w:ascii="Times New Roman" w:hAnsi="Times New Roman" w:cs="Times New Roman"/>
+          <w:sz w:val="24"/>
+          <w:szCs w:val="24"/>
+        </w:rPr>
+        <w:t>)</w:t>
+      </w:r>
+      <w:r>
+        <w:rPr>
+          <w:rFonts w:ascii="Times New Roman" w:hAnsi="Times New Roman" w:cs="Times New Roman"/>
+          <w:sz w:val="24"/>
+          <w:szCs w:val="24"/>
+        </w:rPr>
+        <w:t xml:space="preserve">; ‘The Changing Role of Japan in the United </w:t>
+      </w:r>
+      <w:r>
+        <w:rPr>
+          <w:rFonts w:ascii="Times New Roman" w:hAnsi="Times New Roman" w:cs="Times New Roman"/>
+          <w:sz w:val="24"/>
+          <w:szCs w:val="24"/>
+        </w:rPr>
+        <w:t>Nation</w:t>
+      </w:r>
+      <w:r>
+        <w:rPr>
+          <w:rFonts w:ascii="Times New Roman" w:hAnsi="Times New Roman" w:cs="Times New Roman"/>
+          <w:sz w:val="24"/>
+          <w:szCs w:val="24"/>
+        </w:rPr>
+        <w:t>s’ in J. Katz an</w:t>
+      </w:r>
+      <w:r>
+        <w:rPr>
+          <w:rFonts w:ascii="Times New Roman" w:hAnsi="Times New Roman" w:cs="Times New Roman"/>
+          <w:sz w:val="24"/>
+          <w:szCs w:val="24"/>
+        </w:rPr>
+        <w:t>d T. Friedman-Lichtschein (Eds</w:t>
+      </w:r>
+      <w:r>
+        <w:rPr>
+          <w:rFonts w:ascii="Times New Roman" w:hAnsi="Times New Roman" w:cs="Times New Roman"/>
+          <w:sz w:val="24"/>
+          <w:szCs w:val="24"/>
+        </w:rPr>
+        <w:t xml:space="preserve">), </w:t>
+      </w:r>
+      <w:r>
+        <w:rPr>
+          <w:rFonts w:ascii="Times New Roman" w:hAnsi="Times New Roman" w:cs="Times New Roman"/>
+          <w:i/>
+          <w:sz w:val="24"/>
+          <w:szCs w:val="24"/>
+        </w:rPr>
+        <w:t>Japan’s New World Role</w:t>
+      </w:r>
+      <w:r>
+        <w:rPr>
+          <w:rFonts w:ascii="Times New Roman" w:hAnsi="Times New Roman" w:cs="Times New Roman"/>
+          <w:sz w:val="24"/>
+          <w:szCs w:val="24"/>
+        </w:rPr>
+        <w:t>, Boulder</w:t>
+      </w:r>
+      <w:r>
+        <w:rPr>
+          <w:rFonts w:ascii="Times New Roman" w:hAnsi="Times New Roman" w:cs="Times New Roman"/>
+          <w:sz w:val="24"/>
+          <w:szCs w:val="24"/>
+        </w:rPr>
+        <w:t xml:space="preserve"> 1985, 29-42; ‘Ameri</w:t>
+      </w:r>
+      <w:r>
+        <w:rPr>
+          <w:rFonts w:ascii="Times New Roman" w:hAnsi="Times New Roman" w:cs="Times New Roman"/>
+          <w:sz w:val="24"/>
+          <w:szCs w:val="24"/>
+        </w:rPr>
+        <w:t xml:space="preserve">ka </w:t>
+      </w:r>
+      <w:proofErr w:type="spellStart"/>
+      <w:r>
+        <w:rPr>
+          <w:rFonts w:ascii="Times New Roman" w:hAnsi="Times New Roman" w:cs="Times New Roman"/>
+          <w:sz w:val="24"/>
+          <w:szCs w:val="24"/>
+        </w:rPr>
+        <w:t>kokuren</w:t>
+      </w:r>
+      <w:proofErr w:type="spellEnd"/>
+      <w:r>
+        <w:rPr>
+          <w:rFonts w:ascii="Times New Roman" w:hAnsi="Times New Roman" w:cs="Times New Roman"/>
+          <w:sz w:val="24"/>
+          <w:szCs w:val="24"/>
+        </w:rPr>
+        <w:t xml:space="preserve"> </w:t>
+      </w:r>
+      <w:proofErr w:type="spellStart"/>
+      <w:r>
+        <w:rPr>
+          <w:rFonts w:ascii="Times New Roman" w:hAnsi="Times New Roman" w:cs="Times New Roman"/>
+          <w:sz w:val="24"/>
+          <w:szCs w:val="24"/>
+        </w:rPr>
+        <w:t>seisaku</w:t>
+      </w:r>
+      <w:proofErr w:type="spellEnd"/>
+      <w:r>
+        <w:rPr>
+          <w:rFonts w:ascii="Times New Roman" w:hAnsi="Times New Roman" w:cs="Times New Roman"/>
+          <w:sz w:val="24"/>
+          <w:szCs w:val="24"/>
+        </w:rPr>
         <w:t xml:space="preserve"> no </w:t>
       </w:r>
+      <w:proofErr w:type="spellStart"/>
+      <w:r>
+        <w:rPr>
+          <w:rFonts w:ascii="Times New Roman" w:hAnsi="Times New Roman" w:cs="Times New Roman"/>
+          <w:sz w:val="24"/>
+          <w:szCs w:val="24"/>
+        </w:rPr>
+        <w:t>hensen</w:t>
+      </w:r>
+      <w:proofErr w:type="spellEnd"/>
+      <w:r>
+        <w:rPr>
+          <w:rFonts w:ascii="Times New Roman" w:hAnsi="Times New Roman" w:cs="Times New Roman"/>
+          <w:sz w:val="24"/>
+          <w:szCs w:val="24"/>
+        </w:rPr>
+        <w:t>’ (</w:t>
+      </w:r>
+      <w:r>
+        <w:rPr>
+          <w:rFonts w:ascii="Times New Roman" w:hAnsi="Times New Roman" w:cs="Times New Roman"/>
+          <w:sz w:val="24"/>
+          <w:szCs w:val="24"/>
+        </w:rPr>
+        <w:t>Changes in Americ</w:t>
+      </w:r>
+      <w:r>
+        <w:rPr>
+          <w:rFonts w:ascii="Times New Roman" w:hAnsi="Times New Roman" w:cs="Times New Roman"/>
+          <w:sz w:val="24"/>
+          <w:szCs w:val="24"/>
+        </w:rPr>
+        <w:t xml:space="preserve">an Policy in the </w:t>
+      </w:r>
+      <w:r>
+        <w:rPr>
+          <w:rFonts w:ascii="Times New Roman" w:hAnsi="Times New Roman" w:cs="Times New Roman"/>
+          <w:sz w:val="24"/>
+          <w:szCs w:val="24"/>
+        </w:rPr>
+        <w:t>UN</w:t>
+      </w:r>
+      <w:r>
+        <w:rPr>
+          <w:rFonts w:ascii="Times New Roman" w:hAnsi="Times New Roman" w:cs="Times New Roman"/>
+          <w:sz w:val="24"/>
+          <w:szCs w:val="24"/>
+        </w:rPr>
+        <w:t xml:space="preserve">) in C. Hosoya (Ed.), </w:t>
+      </w:r>
+      <w:r>
+        <w:rPr>
+          <w:rFonts w:ascii="Times New Roman" w:hAnsi="Times New Roman" w:cs="Times New Roman"/>
+          <w:i/>
+          <w:sz w:val="24"/>
+          <w:szCs w:val="24"/>
+        </w:rPr>
+        <w:t xml:space="preserve">Amerika </w:t>
+      </w:r>
+      <w:proofErr w:type="spellStart"/>
+      <w:r>
+        <w:rPr>
+          <w:rFonts w:ascii="Times New Roman" w:hAnsi="Times New Roman" w:cs="Times New Roman"/>
+          <w:i/>
+          <w:sz w:val="24"/>
+          <w:szCs w:val="24"/>
+        </w:rPr>
+        <w:t>gaikoo</w:t>
+      </w:r>
+      <w:proofErr w:type="spellEnd"/>
+      <w:r>
+        <w:rPr>
+          <w:rFonts w:ascii="Times New Roman" w:hAnsi="Times New Roman" w:cs="Times New Roman"/>
+          <w:i/>
+          <w:sz w:val="24"/>
+          <w:szCs w:val="24"/>
+        </w:rPr>
+        <w:t xml:space="preserve">: </w:t>
+      </w:r>
+      <w:proofErr w:type="spellStart"/>
+      <w:r>
+        <w:rPr>
+          <w:rFonts w:ascii="Times New Roman" w:hAnsi="Times New Roman" w:cs="Times New Roman"/>
+          <w:i/>
+          <w:sz w:val="24"/>
+          <w:szCs w:val="24"/>
+        </w:rPr>
+        <w:t>Nichibei</w:t>
+      </w:r>
+      <w:proofErr w:type="spellEnd"/>
+      <w:r>
+        <w:rPr>
+          <w:rFonts w:ascii="Times New Roman" w:hAnsi="Times New Roman" w:cs="Times New Roman"/>
+          <w:i/>
+          <w:sz w:val="24"/>
+          <w:szCs w:val="24"/>
+        </w:rPr>
+        <w:t xml:space="preserve"> </w:t>
+      </w:r>
+      <w:proofErr w:type="spellStart"/>
+      <w:r>
+        <w:rPr>
+          <w:rFonts w:ascii="Times New Roman" w:hAnsi="Times New Roman" w:cs="Times New Roman"/>
+          <w:i/>
+          <w:sz w:val="24"/>
+          <w:szCs w:val="24"/>
+        </w:rPr>
+        <w:t>kankei</w:t>
+      </w:r>
+      <w:proofErr w:type="spellEnd"/>
+      <w:r>
+        <w:rPr>
+          <w:rFonts w:ascii="Times New Roman" w:hAnsi="Times New Roman" w:cs="Times New Roman"/>
+          <w:i/>
+          <w:sz w:val="24"/>
+          <w:szCs w:val="24"/>
+        </w:rPr>
+        <w:t xml:space="preserve"> no </w:t>
+      </w:r>
+      <w:proofErr w:type="spellStart"/>
+      <w:r>
+        <w:rPr>
+          <w:rFonts w:ascii="Times New Roman" w:hAnsi="Times New Roman" w:cs="Times New Roman"/>
+          <w:i/>
+          <w:sz w:val="24"/>
+          <w:szCs w:val="24"/>
+        </w:rPr>
+        <w:t>bummyaku</w:t>
+      </w:r>
+      <w:proofErr w:type="spellEnd"/>
+      <w:r>
+        <w:rPr>
+          <w:rFonts w:ascii="Times New Roman" w:hAnsi="Times New Roman" w:cs="Times New Roman"/>
+          <w:i/>
+          <w:sz w:val="24"/>
+          <w:szCs w:val="24"/>
+        </w:rPr>
+        <w:t xml:space="preserve"> no </w:t>
+      </w:r>
+      <w:proofErr w:type="spellStart"/>
+      <w:r>
+        <w:rPr>
+          <w:rFonts w:ascii="Times New Roman" w:hAnsi="Times New Roman" w:cs="Times New Roman"/>
+          <w:i/>
+          <w:sz w:val="24"/>
+          <w:szCs w:val="24"/>
+        </w:rPr>
+        <w:t>naka</w:t>
+      </w:r>
+      <w:proofErr w:type="spellEnd"/>
+      <w:r>
+        <w:rPr>
+          <w:rFonts w:ascii="Times New Roman" w:hAnsi="Times New Roman" w:cs="Times New Roman"/>
+          <w:i/>
+          <w:sz w:val="24"/>
+          <w:szCs w:val="24"/>
+        </w:rPr>
+        <w:t xml:space="preserve"> de (American Diplomacy in the Context of Japanese-American Relations)</w:t>
+      </w:r>
+      <w:r>
+        <w:rPr>
+          <w:rFonts w:ascii="Times New Roman" w:hAnsi="Times New Roman" w:cs="Times New Roman"/>
+          <w:sz w:val="24"/>
+          <w:szCs w:val="24"/>
+        </w:rPr>
+        <w:t>, Tokyo</w:t>
+      </w:r>
+      <w:r>
+        <w:rPr>
+          <w:rFonts w:ascii="Times New Roman" w:hAnsi="Times New Roman" w:cs="Times New Roman"/>
+          <w:sz w:val="24"/>
+          <w:szCs w:val="24"/>
+        </w:rPr>
+        <w:t xml:space="preserve"> 1986, 171-204; ‘</w:t>
+      </w:r>
+      <w:proofErr w:type="spellStart"/>
+      <w:r>
+        <w:rPr>
+          <w:rFonts w:ascii="Times New Roman" w:hAnsi="Times New Roman" w:cs="Times New Roman"/>
+          <w:sz w:val="24"/>
+          <w:szCs w:val="24"/>
+        </w:rPr>
+        <w:t>Kokuren</w:t>
+      </w:r>
+      <w:proofErr w:type="spellEnd"/>
+      <w:r>
+        <w:rPr>
+          <w:rFonts w:ascii="Times New Roman" w:hAnsi="Times New Roman" w:cs="Times New Roman"/>
+          <w:sz w:val="24"/>
+          <w:szCs w:val="24"/>
+        </w:rPr>
+        <w:t xml:space="preserve"> </w:t>
+      </w:r>
+      <w:proofErr w:type="spellStart"/>
+      <w:r>
+        <w:rPr>
+          <w:rFonts w:ascii="Times New Roman" w:hAnsi="Times New Roman" w:cs="Times New Roman"/>
+          <w:sz w:val="24"/>
+          <w:szCs w:val="24"/>
+        </w:rPr>
+        <w:t>ni</w:t>
+      </w:r>
+      <w:proofErr w:type="spellEnd"/>
+      <w:r>
+        <w:rPr>
+          <w:rFonts w:ascii="Times New Roman" w:hAnsi="Times New Roman" w:cs="Times New Roman"/>
+          <w:sz w:val="24"/>
+          <w:szCs w:val="24"/>
+        </w:rPr>
+        <w:t xml:space="preserve"> </w:t>
+      </w:r>
+      <w:proofErr w:type="spellStart"/>
+      <w:r>
+        <w:rPr>
+          <w:rFonts w:ascii="Times New Roman" w:hAnsi="Times New Roman" w:cs="Times New Roman"/>
+          <w:sz w:val="24"/>
+          <w:szCs w:val="24"/>
+        </w:rPr>
+        <w:t>okeru</w:t>
+      </w:r>
+      <w:proofErr w:type="spellEnd"/>
+      <w:r>
+        <w:rPr>
+          <w:rFonts w:ascii="Times New Roman" w:hAnsi="Times New Roman" w:cs="Times New Roman"/>
+          <w:sz w:val="24"/>
+          <w:szCs w:val="24"/>
+        </w:rPr>
+        <w:t xml:space="preserve"> </w:t>
+      </w:r>
+      <w:proofErr w:type="spellStart"/>
+      <w:r>
+        <w:rPr>
+          <w:rFonts w:ascii="Times New Roman" w:hAnsi="Times New Roman" w:cs="Times New Roman"/>
+          <w:sz w:val="24"/>
+          <w:szCs w:val="24"/>
+        </w:rPr>
+        <w:t>jinken</w:t>
+      </w:r>
+      <w:proofErr w:type="spellEnd"/>
+      <w:r>
+        <w:rPr>
+          <w:rFonts w:ascii="Times New Roman" w:hAnsi="Times New Roman" w:cs="Times New Roman"/>
+          <w:sz w:val="24"/>
+          <w:szCs w:val="24"/>
+        </w:rPr>
+        <w:t xml:space="preserve"> </w:t>
+      </w:r>
+      <w:proofErr w:type="spellStart"/>
+      <w:r>
+        <w:rPr>
+          <w:rFonts w:ascii="Times New Roman" w:hAnsi="Times New Roman" w:cs="Times New Roman"/>
+          <w:sz w:val="24"/>
+          <w:szCs w:val="24"/>
+        </w:rPr>
+        <w:t>yoogo</w:t>
+      </w:r>
+      <w:proofErr w:type="spellEnd"/>
+      <w:r>
+        <w:rPr>
+          <w:rFonts w:ascii="Times New Roman" w:hAnsi="Times New Roman" w:cs="Times New Roman"/>
+          <w:sz w:val="24"/>
+          <w:szCs w:val="24"/>
+        </w:rPr>
+        <w:t xml:space="preserve"> kinoo’ (</w:t>
+      </w:r>
+      <w:r>
+        <w:rPr>
+          <w:rFonts w:ascii="Times New Roman" w:hAnsi="Times New Roman" w:cs="Times New Roman"/>
+          <w:sz w:val="24"/>
+          <w:szCs w:val="24"/>
+        </w:rPr>
+        <w:t xml:space="preserve">The Human Rights Protection Function in the </w:t>
+      </w:r>
+      <w:r>
+        <w:rPr>
+          <w:rFonts w:ascii="Times New Roman" w:hAnsi="Times New Roman" w:cs="Times New Roman"/>
+          <w:sz w:val="24"/>
+          <w:szCs w:val="24"/>
+        </w:rPr>
+        <w:t>UN</w:t>
+      </w:r>
+      <w:r>
+        <w:rPr>
+          <w:rFonts w:ascii="Times New Roman" w:hAnsi="Times New Roman" w:cs="Times New Roman"/>
+          <w:sz w:val="24"/>
+          <w:szCs w:val="24"/>
+        </w:rPr>
+        <w:t>) in S. Eisak</w:t>
+      </w:r>
+      <w:r>
+        <w:rPr>
+          <w:rFonts w:ascii="Times New Roman" w:hAnsi="Times New Roman" w:cs="Times New Roman"/>
+          <w:sz w:val="24"/>
+          <w:szCs w:val="24"/>
+        </w:rPr>
+        <w:t>u (</w:t>
+      </w:r>
+      <w:r>
+        <w:rPr>
+          <w:rFonts w:ascii="Times New Roman" w:hAnsi="Times New Roman" w:cs="Times New Roman"/>
+          <w:sz w:val="24"/>
+          <w:szCs w:val="24"/>
+        </w:rPr>
+        <w:t xml:space="preserve">Ed.), </w:t>
+      </w:r>
+      <w:proofErr w:type="spellStart"/>
+      <w:r>
+        <w:rPr>
+          <w:rFonts w:ascii="Times New Roman" w:hAnsi="Times New Roman" w:cs="Times New Roman"/>
+          <w:i/>
+          <w:sz w:val="24"/>
+          <w:szCs w:val="24"/>
+        </w:rPr>
+        <w:t>Kokuren</w:t>
+      </w:r>
+      <w:proofErr w:type="spellEnd"/>
+      <w:r>
+        <w:rPr>
+          <w:rFonts w:ascii="Times New Roman" w:hAnsi="Times New Roman" w:cs="Times New Roman"/>
+          <w:i/>
+          <w:sz w:val="24"/>
+          <w:szCs w:val="24"/>
+        </w:rPr>
+        <w:t xml:space="preserve"> wo </w:t>
+      </w:r>
+      <w:proofErr w:type="spellStart"/>
+      <w:r>
+        <w:rPr>
+          <w:rFonts w:ascii="Times New Roman" w:hAnsi="Times New Roman" w:cs="Times New Roman"/>
+          <w:i/>
+          <w:sz w:val="24"/>
+          <w:szCs w:val="24"/>
+        </w:rPr>
+        <w:t>kaizoo</w:t>
+      </w:r>
+      <w:proofErr w:type="spellEnd"/>
+      <w:r>
+        <w:rPr>
+          <w:rFonts w:ascii="Times New Roman" w:hAnsi="Times New Roman" w:cs="Times New Roman"/>
+          <w:i/>
+          <w:sz w:val="24"/>
+          <w:szCs w:val="24"/>
+        </w:rPr>
+        <w:t xml:space="preserve"> </w:t>
+      </w:r>
+      <w:proofErr w:type="spellStart"/>
+      <w:r>
+        <w:rPr>
+          <w:rFonts w:ascii="Times New Roman" w:hAnsi="Times New Roman" w:cs="Times New Roman"/>
+          <w:i/>
+          <w:sz w:val="24"/>
+          <w:szCs w:val="24"/>
+        </w:rPr>
+        <w:t>suru</w:t>
+      </w:r>
+      <w:proofErr w:type="spellEnd"/>
+      <w:r>
+        <w:rPr>
+          <w:rFonts w:ascii="Times New Roman" w:hAnsi="Times New Roman" w:cs="Times New Roman"/>
+          <w:i/>
+          <w:sz w:val="24"/>
+          <w:szCs w:val="24"/>
+        </w:rPr>
+        <w:t xml:space="preserve"> (Restructuring the </w:t>
+      </w:r>
+      <w:r>
+        <w:rPr>
+          <w:rFonts w:ascii="Times New Roman" w:hAnsi="Times New Roman" w:cs="Times New Roman"/>
+          <w:i/>
+          <w:sz w:val="24"/>
+          <w:szCs w:val="24"/>
+        </w:rPr>
+        <w:t>UN</w:t>
+      </w:r>
+      <w:r>
+        <w:rPr>
+          <w:rFonts w:ascii="Times New Roman" w:hAnsi="Times New Roman" w:cs="Times New Roman"/>
+          <w:i/>
+          <w:sz w:val="24"/>
+          <w:szCs w:val="24"/>
+        </w:rPr>
+        <w:t>)</w:t>
+      </w:r>
+      <w:r>
+        <w:rPr>
+          <w:rFonts w:ascii="Times New Roman" w:hAnsi="Times New Roman" w:cs="Times New Roman"/>
+          <w:sz w:val="24"/>
+          <w:szCs w:val="24"/>
+        </w:rPr>
+        <w:t>, Tokyo</w:t>
+      </w:r>
+      <w:r>
+        <w:rPr>
+          <w:rFonts w:ascii="Times New Roman" w:hAnsi="Times New Roman" w:cs="Times New Roman"/>
+          <w:sz w:val="24"/>
+          <w:szCs w:val="24"/>
+        </w:rPr>
+        <w:t xml:space="preserve"> 1986, 141-151; ‘Ninon</w:t>
+      </w:r>
+      <w:r>
+        <w:rPr>
+          <w:rFonts w:ascii="Times New Roman" w:hAnsi="Times New Roman" w:cs="Times New Roman"/>
+          <w:sz w:val="24"/>
+          <w:szCs w:val="24"/>
+        </w:rPr>
+        <w:t xml:space="preserve"> no </w:t>
+      </w:r>
+      <w:proofErr w:type="spellStart"/>
+      <w:r>
+        <w:rPr>
+          <w:rFonts w:ascii="Times New Roman" w:hAnsi="Times New Roman" w:cs="Times New Roman"/>
+          <w:sz w:val="24"/>
+          <w:szCs w:val="24"/>
+        </w:rPr>
+        <w:t>kokuren</w:t>
+      </w:r>
+      <w:proofErr w:type="spellEnd"/>
+      <w:r>
+        <w:rPr>
+          <w:rFonts w:ascii="Times New Roman" w:hAnsi="Times New Roman" w:cs="Times New Roman"/>
+          <w:sz w:val="24"/>
+          <w:szCs w:val="24"/>
+        </w:rPr>
+        <w:t xml:space="preserve"> </w:t>
+      </w:r>
+      <w:proofErr w:type="spellStart"/>
+      <w:r>
+        <w:rPr>
+          <w:rFonts w:ascii="Times New Roman" w:hAnsi="Times New Roman" w:cs="Times New Roman"/>
+          <w:sz w:val="24"/>
+          <w:szCs w:val="24"/>
+        </w:rPr>
+        <w:t>gaikoo</w:t>
+      </w:r>
+      <w:proofErr w:type="spellEnd"/>
+      <w:r>
+        <w:rPr>
+          <w:rFonts w:ascii="Times New Roman" w:hAnsi="Times New Roman" w:cs="Times New Roman"/>
+          <w:sz w:val="24"/>
+          <w:szCs w:val="24"/>
+        </w:rPr>
+        <w:t xml:space="preserve"> no </w:t>
+      </w:r>
+      <w:proofErr w:type="spellStart"/>
+      <w:r>
+        <w:rPr>
+          <w:rFonts w:ascii="Times New Roman" w:hAnsi="Times New Roman" w:cs="Times New Roman"/>
+          <w:sz w:val="24"/>
+          <w:szCs w:val="24"/>
+        </w:rPr>
+        <w:t>hensen</w:t>
+      </w:r>
+      <w:proofErr w:type="spellEnd"/>
+      <w:r>
+        <w:rPr>
+          <w:rFonts w:ascii="Times New Roman" w:hAnsi="Times New Roman" w:cs="Times New Roman"/>
+          <w:sz w:val="24"/>
+          <w:szCs w:val="24"/>
+        </w:rPr>
+        <w:t>’ (</w:t>
+      </w:r>
+      <w:r>
+        <w:rPr>
+          <w:rFonts w:ascii="Times New Roman" w:hAnsi="Times New Roman" w:cs="Times New Roman"/>
+          <w:sz w:val="24"/>
+          <w:szCs w:val="24"/>
+        </w:rPr>
+        <w:t xml:space="preserve">Changes in Japan’s </w:t>
+      </w:r>
+      <w:r>
+        <w:rPr>
+          <w:rFonts w:ascii="Times New Roman" w:hAnsi="Times New Roman" w:cs="Times New Roman"/>
+          <w:sz w:val="24"/>
+          <w:szCs w:val="24"/>
+        </w:rPr>
+        <w:t>UN Diplomacy</w:t>
+      </w:r>
+      <w:r>
+        <w:rPr>
+          <w:rFonts w:ascii="Times New Roman" w:hAnsi="Times New Roman" w:cs="Times New Roman"/>
+          <w:sz w:val="24"/>
+          <w:szCs w:val="24"/>
+        </w:rPr>
+        <w:t>) in S. Eisaku (Ed.)</w:t>
+      </w:r>
+      <w:r>
+        <w:rPr>
+          <w:rFonts w:ascii="Times New Roman" w:hAnsi="Times New Roman" w:cs="Times New Roman"/>
+          <w:sz w:val="24"/>
+          <w:szCs w:val="24"/>
+        </w:rPr>
+        <w:t xml:space="preserve">, </w:t>
+      </w:r>
+      <w:proofErr w:type="spellStart"/>
+      <w:r>
+        <w:rPr>
+          <w:rFonts w:ascii="Times New Roman" w:hAnsi="Times New Roman" w:cs="Times New Roman"/>
+          <w:i/>
+          <w:sz w:val="24"/>
+          <w:szCs w:val="24"/>
+        </w:rPr>
+        <w:t>Kokuren</w:t>
+      </w:r>
+      <w:proofErr w:type="spellEnd"/>
+      <w:r>
+        <w:rPr>
+          <w:rFonts w:ascii="Times New Roman" w:hAnsi="Times New Roman" w:cs="Times New Roman"/>
+          <w:i/>
+          <w:sz w:val="24"/>
+          <w:szCs w:val="24"/>
+        </w:rPr>
+        <w:t xml:space="preserve"> wo </w:t>
+      </w:r>
+      <w:proofErr w:type="spellStart"/>
+      <w:r>
+        <w:rPr>
+          <w:rFonts w:ascii="Times New Roman" w:hAnsi="Times New Roman" w:cs="Times New Roman"/>
+          <w:i/>
+          <w:sz w:val="24"/>
+          <w:szCs w:val="24"/>
+        </w:rPr>
+        <w:t>kaizoo</w:t>
+      </w:r>
+      <w:proofErr w:type="spellEnd"/>
+      <w:r>
+        <w:rPr>
+          <w:rFonts w:ascii="Times New Roman" w:hAnsi="Times New Roman" w:cs="Times New Roman"/>
+          <w:i/>
+          <w:sz w:val="24"/>
+          <w:szCs w:val="24"/>
+        </w:rPr>
+        <w:t xml:space="preserve"> </w:t>
+      </w:r>
+      <w:proofErr w:type="spellStart"/>
+      <w:r>
+        <w:rPr>
+          <w:rFonts w:ascii="Times New Roman" w:hAnsi="Times New Roman" w:cs="Times New Roman"/>
+          <w:i/>
+          <w:sz w:val="24"/>
+          <w:szCs w:val="24"/>
+        </w:rPr>
+        <w:t>suru</w:t>
+      </w:r>
+      <w:proofErr w:type="spellEnd"/>
+      <w:r>
+        <w:rPr>
+          <w:rFonts w:ascii="Times New Roman" w:hAnsi="Times New Roman" w:cs="Times New Roman"/>
+          <w:i/>
+          <w:sz w:val="24"/>
+          <w:szCs w:val="24"/>
+        </w:rPr>
+        <w:t xml:space="preserve"> (Restructuring the </w:t>
+      </w:r>
+      <w:r>
+        <w:rPr>
+          <w:rFonts w:ascii="Times New Roman" w:hAnsi="Times New Roman" w:cs="Times New Roman"/>
+          <w:i/>
+          <w:sz w:val="24"/>
+          <w:szCs w:val="24"/>
+        </w:rPr>
+        <w:t>UN</w:t>
+      </w:r>
+      <w:r>
+        <w:rPr>
+          <w:rFonts w:ascii="Times New Roman" w:hAnsi="Times New Roman" w:cs="Times New Roman"/>
+          <w:i/>
+          <w:sz w:val="24"/>
+          <w:szCs w:val="24"/>
+        </w:rPr>
+        <w:t>)</w:t>
+      </w:r>
+      <w:r>
+        <w:rPr>
+          <w:rFonts w:ascii="Times New Roman" w:hAnsi="Times New Roman" w:cs="Times New Roman"/>
+          <w:sz w:val="24"/>
+          <w:szCs w:val="24"/>
+        </w:rPr>
+        <w:t>, Tokyo</w:t>
+      </w:r>
+      <w:r>
+        <w:rPr>
+          <w:rFonts w:ascii="Times New Roman" w:hAnsi="Times New Roman" w:cs="Times New Roman"/>
+          <w:sz w:val="24"/>
+          <w:szCs w:val="24"/>
+        </w:rPr>
+        <w:t xml:space="preserve"> 1986, 281-300; ‘Japan’s United Nations Policy in the 1980s’ in </w:t>
+      </w:r>
+      <w:r>
+        <w:rPr>
+          <w:rFonts w:ascii="Times New Roman" w:hAnsi="Times New Roman" w:cs="Times New Roman"/>
+          <w:i/>
+          <w:sz w:val="24"/>
+          <w:szCs w:val="24"/>
+        </w:rPr>
+        <w:t>Asian Survey</w:t>
+      </w:r>
+      <w:r>
+        <w:rPr>
+          <w:rFonts w:ascii="Times New Roman" w:hAnsi="Times New Roman" w:cs="Times New Roman"/>
+          <w:sz w:val="24"/>
+          <w:szCs w:val="24"/>
+        </w:rPr>
+        <w:t>, 27, 1987</w:t>
+      </w:r>
+      <w:r>
+        <w:rPr>
+          <w:rFonts w:ascii="Times New Roman" w:hAnsi="Times New Roman" w:cs="Times New Roman"/>
+          <w:sz w:val="24"/>
+          <w:szCs w:val="24"/>
+        </w:rPr>
+        <w:t>, 957-972; ‘Kok</w:t>
+      </w:r>
+      <w:r>
+        <w:rPr>
+          <w:rFonts w:ascii="Times New Roman" w:hAnsi="Times New Roman" w:cs="Times New Roman"/>
+          <w:sz w:val="24"/>
+          <w:szCs w:val="24"/>
+        </w:rPr>
+        <w:t xml:space="preserve">usai </w:t>
+      </w:r>
+      <w:proofErr w:type="spellStart"/>
+      <w:r>
+        <w:rPr>
+          <w:rFonts w:ascii="Times New Roman" w:hAnsi="Times New Roman" w:cs="Times New Roman"/>
+          <w:sz w:val="24"/>
+          <w:szCs w:val="24"/>
+        </w:rPr>
+        <w:t>seiji</w:t>
+      </w:r>
+      <w:proofErr w:type="spellEnd"/>
+      <w:r>
+        <w:rPr>
+          <w:rFonts w:ascii="Times New Roman" w:hAnsi="Times New Roman" w:cs="Times New Roman"/>
+          <w:sz w:val="24"/>
+          <w:szCs w:val="24"/>
+        </w:rPr>
+        <w:t xml:space="preserve"> to </w:t>
+      </w:r>
+      <w:proofErr w:type="spellStart"/>
+      <w:r>
+        <w:rPr>
+          <w:rFonts w:ascii="Times New Roman" w:hAnsi="Times New Roman" w:cs="Times New Roman"/>
+          <w:sz w:val="24"/>
+          <w:szCs w:val="24"/>
+        </w:rPr>
+        <w:t>ningen</w:t>
+      </w:r>
+      <w:proofErr w:type="spellEnd"/>
+      <w:r>
+        <w:rPr>
+          <w:rFonts w:ascii="Times New Roman" w:hAnsi="Times New Roman" w:cs="Times New Roman"/>
+          <w:sz w:val="24"/>
+          <w:szCs w:val="24"/>
+        </w:rPr>
+        <w:t xml:space="preserve"> no </w:t>
+      </w:r>
+      <w:proofErr w:type="spellStart"/>
+      <w:r>
+        <w:rPr>
+          <w:rFonts w:ascii="Times New Roman" w:hAnsi="Times New Roman" w:cs="Times New Roman"/>
+          <w:sz w:val="24"/>
+          <w:szCs w:val="24"/>
+        </w:rPr>
+        <w:t>hogo</w:t>
+      </w:r>
+      <w:proofErr w:type="spellEnd"/>
+      <w:r>
+        <w:rPr>
+          <w:rFonts w:ascii="Times New Roman" w:hAnsi="Times New Roman" w:cs="Times New Roman"/>
+          <w:sz w:val="24"/>
+          <w:szCs w:val="24"/>
+        </w:rPr>
+        <w:t>’ (</w:t>
+      </w:r>
+      <w:r>
+        <w:rPr>
+          <w:rFonts w:ascii="Times New Roman" w:hAnsi="Times New Roman" w:cs="Times New Roman"/>
+          <w:sz w:val="24"/>
+          <w:szCs w:val="24"/>
+        </w:rPr>
+        <w:t>Intern</w:t>
+      </w:r>
+      <w:r>
+        <w:rPr>
+          <w:rFonts w:ascii="Times New Roman" w:hAnsi="Times New Roman" w:cs="Times New Roman"/>
+          <w:sz w:val="24"/>
+          <w:szCs w:val="24"/>
+        </w:rPr>
+        <w:t>ati</w:t>
+      </w:r>
+      <w:r>
+        <w:rPr>
+          <w:rFonts w:ascii="Times New Roman" w:hAnsi="Times New Roman" w:cs="Times New Roman"/>
+          <w:sz w:val="24"/>
+          <w:szCs w:val="24"/>
+        </w:rPr>
+        <w:t>onal Politi</w:t>
+      </w:r>
+      <w:r>
+        <w:rPr>
+          <w:rFonts w:ascii="Times New Roman" w:hAnsi="Times New Roman" w:cs="Times New Roman"/>
+          <w:sz w:val="24"/>
+          <w:szCs w:val="24"/>
+        </w:rPr>
+        <w:t>cs and the Protection of People</w:t>
+      </w:r>
+      <w:r>
+        <w:rPr>
+          <w:rFonts w:ascii="Times New Roman" w:hAnsi="Times New Roman" w:cs="Times New Roman"/>
+          <w:sz w:val="24"/>
+          <w:szCs w:val="24"/>
+        </w:rPr>
+        <w:t xml:space="preserve">) in </w:t>
+      </w:r>
+      <w:r>
+        <w:rPr>
+          <w:rFonts w:ascii="Times New Roman" w:hAnsi="Times New Roman" w:cs="Times New Roman"/>
+          <w:i/>
+          <w:sz w:val="24"/>
+          <w:szCs w:val="24"/>
+        </w:rPr>
+        <w:t>Sophia</w:t>
+      </w:r>
+      <w:r>
+        <w:rPr>
+          <w:rFonts w:ascii="Times New Roman" w:hAnsi="Times New Roman" w:cs="Times New Roman"/>
+          <w:sz w:val="24"/>
+          <w:szCs w:val="24"/>
+        </w:rPr>
+        <w:t>, 36, 1987, 60-73; ‘</w:t>
+      </w:r>
+      <w:proofErr w:type="spellStart"/>
+      <w:r>
+        <w:rPr>
+          <w:rFonts w:ascii="Times New Roman" w:hAnsi="Times New Roman" w:cs="Times New Roman"/>
+          <w:sz w:val="24"/>
+          <w:szCs w:val="24"/>
+        </w:rPr>
+        <w:t>Booeki</w:t>
+      </w:r>
+      <w:proofErr w:type="spellEnd"/>
+      <w:r>
+        <w:rPr>
+          <w:rFonts w:ascii="Times New Roman" w:hAnsi="Times New Roman" w:cs="Times New Roman"/>
+          <w:sz w:val="24"/>
+          <w:szCs w:val="24"/>
+        </w:rPr>
+        <w:t xml:space="preserve"> </w:t>
+      </w:r>
+      <w:proofErr w:type="spellStart"/>
+      <w:r>
+        <w:rPr>
+          <w:rFonts w:ascii="Times New Roman" w:hAnsi="Times New Roman" w:cs="Times New Roman"/>
+          <w:sz w:val="24"/>
+          <w:szCs w:val="24"/>
+        </w:rPr>
+        <w:t>masatsu</w:t>
+      </w:r>
+      <w:proofErr w:type="spellEnd"/>
+      <w:r>
+        <w:rPr>
+          <w:rFonts w:ascii="Times New Roman" w:hAnsi="Times New Roman" w:cs="Times New Roman"/>
+          <w:sz w:val="24"/>
+          <w:szCs w:val="24"/>
+        </w:rPr>
+        <w:t xml:space="preserve">: Sono </w:t>
+      </w:r>
+      <w:proofErr w:type="spellStart"/>
+      <w:r>
+        <w:rPr>
+          <w:rFonts w:ascii="Times New Roman" w:hAnsi="Times New Roman" w:cs="Times New Roman"/>
+          <w:sz w:val="24"/>
+          <w:szCs w:val="24"/>
+        </w:rPr>
+        <w:t>Amerikateki</w:t>
+      </w:r>
+      <w:proofErr w:type="spellEnd"/>
+      <w:r>
+        <w:rPr>
+          <w:rFonts w:ascii="Times New Roman" w:hAnsi="Times New Roman" w:cs="Times New Roman"/>
+          <w:sz w:val="24"/>
+          <w:szCs w:val="24"/>
+        </w:rPr>
+        <w:t xml:space="preserve"> </w:t>
+      </w:r>
+      <w:proofErr w:type="spellStart"/>
+      <w:r>
+        <w:rPr>
+          <w:rFonts w:ascii="Times New Roman" w:hAnsi="Times New Roman" w:cs="Times New Roman"/>
+          <w:sz w:val="24"/>
+          <w:szCs w:val="24"/>
+        </w:rPr>
+        <w:t>bummayaku</w:t>
+      </w:r>
+      <w:proofErr w:type="spellEnd"/>
+      <w:r>
+        <w:rPr>
+          <w:rFonts w:ascii="Times New Roman" w:hAnsi="Times New Roman" w:cs="Times New Roman"/>
+          <w:sz w:val="24"/>
+          <w:szCs w:val="24"/>
+        </w:rPr>
+        <w:t>’ (</w:t>
+      </w:r>
+      <w:r>
+        <w:rPr>
+          <w:rFonts w:ascii="Times New Roman" w:hAnsi="Times New Roman" w:cs="Times New Roman"/>
+          <w:sz w:val="24"/>
+          <w:szCs w:val="24"/>
+        </w:rPr>
+        <w:t>Trade</w:t>
+      </w:r>
+      <w:r>
+        <w:rPr>
+          <w:rFonts w:ascii="Times New Roman" w:hAnsi="Times New Roman" w:cs="Times New Roman"/>
+          <w:sz w:val="24"/>
+          <w:szCs w:val="24"/>
+        </w:rPr>
+        <w:t xml:space="preserve"> Friction: The American C</w:t>
+      </w:r>
+      <w:r>
+        <w:rPr>
+          <w:rFonts w:ascii="Times New Roman" w:hAnsi="Times New Roman" w:cs="Times New Roman"/>
+          <w:sz w:val="24"/>
+          <w:szCs w:val="24"/>
+        </w:rPr>
+        <w:t>ontext</w:t>
+      </w:r>
+      <w:r>
+        <w:rPr>
+          <w:rFonts w:ascii="Times New Roman" w:hAnsi="Times New Roman" w:cs="Times New Roman"/>
+          <w:sz w:val="24"/>
+          <w:szCs w:val="24"/>
+        </w:rPr>
+        <w:t xml:space="preserve">) in </w:t>
+      </w:r>
+      <w:proofErr w:type="spellStart"/>
+      <w:r>
+        <w:rPr>
+          <w:rFonts w:ascii="Times New Roman" w:hAnsi="Times New Roman" w:cs="Times New Roman"/>
+          <w:i/>
+          <w:sz w:val="24"/>
+          <w:szCs w:val="24"/>
+        </w:rPr>
+        <w:t>Chuuoo</w:t>
+      </w:r>
+      <w:proofErr w:type="spellEnd"/>
+      <w:r>
+        <w:rPr>
+          <w:rFonts w:ascii="Times New Roman" w:hAnsi="Times New Roman" w:cs="Times New Roman"/>
+          <w:i/>
+          <w:sz w:val="24"/>
+          <w:szCs w:val="24"/>
+        </w:rPr>
+        <w:t xml:space="preserve"> </w:t>
+      </w:r>
+      <w:proofErr w:type="spellStart"/>
+      <w:r>
+        <w:rPr>
+          <w:rFonts w:ascii="Times New Roman" w:hAnsi="Times New Roman" w:cs="Times New Roman"/>
+          <w:i/>
+          <w:sz w:val="24"/>
+          <w:szCs w:val="24"/>
+        </w:rPr>
+        <w:t>kooron</w:t>
+      </w:r>
+      <w:proofErr w:type="spellEnd"/>
+      <w:r>
+        <w:rPr>
+          <w:rFonts w:ascii="Times New Roman" w:hAnsi="Times New Roman" w:cs="Times New Roman"/>
+          <w:sz w:val="24"/>
+          <w:szCs w:val="24"/>
+        </w:rPr>
+        <w:t>, August</w:t>
+      </w:r>
+      <w:r>
+        <w:rPr>
+          <w:rFonts w:ascii="Times New Roman" w:hAnsi="Times New Roman" w:cs="Times New Roman"/>
+          <w:sz w:val="24"/>
+          <w:szCs w:val="24"/>
+        </w:rPr>
+        <w:t xml:space="preserve"> 1987, 102-111; ‘Japan’s United Nations Policy in the 1980s’ in </w:t>
+      </w:r>
+      <w:r>
+        <w:rPr>
+          <w:rFonts w:ascii="Times New Roman" w:hAnsi="Times New Roman" w:cs="Times New Roman"/>
+          <w:i/>
+          <w:sz w:val="24"/>
+          <w:szCs w:val="24"/>
+        </w:rPr>
+        <w:t>Asian Survey</w:t>
+      </w:r>
+      <w:r>
+        <w:rPr>
+          <w:rFonts w:ascii="Times New Roman" w:hAnsi="Times New Roman" w:cs="Times New Roman"/>
+          <w:sz w:val="24"/>
+          <w:szCs w:val="24"/>
+        </w:rPr>
+        <w:t>, 27, September 1987, 957-972;</w:t>
+      </w:r>
+      <w:r>
+        <w:rPr>
+          <w:rFonts w:ascii="Times New Roman" w:hAnsi="Times New Roman" w:cs="Times New Roman"/>
+          <w:sz w:val="24"/>
+          <w:szCs w:val="24"/>
+        </w:rPr>
+        <w:t xml:space="preserve"> </w:t>
+      </w:r>
+      <w:r>
+        <w:rPr>
+          <w:rFonts w:ascii="Times New Roman" w:hAnsi="Times New Roman" w:cs="Times New Roman"/>
+          <w:i/>
+          <w:sz w:val="24"/>
+          <w:szCs w:val="24"/>
+        </w:rPr>
+        <w:t>Normalization with China: A Comparative Study of U.S. and Japanese Processes</w:t>
+      </w:r>
+      <w:r>
+        <w:rPr>
+          <w:rFonts w:ascii="Times New Roman" w:hAnsi="Times New Roman" w:cs="Times New Roman"/>
+          <w:sz w:val="24"/>
+          <w:szCs w:val="24"/>
+        </w:rPr>
+        <w:t xml:space="preserve">, </w:t>
+      </w:r>
+      <w:r>
+        <w:rPr>
+          <w:rFonts w:ascii="Times New Roman" w:hAnsi="Times New Roman" w:cs="Times New Roman"/>
+          <w:sz w:val="24"/>
+          <w:szCs w:val="24"/>
+        </w:rPr>
+        <w:t>Berkeley</w:t>
+      </w:r>
+      <w:r>
+        <w:rPr>
+          <w:rFonts w:ascii="Times New Roman" w:hAnsi="Times New Roman" w:cs="Times New Roman"/>
+          <w:sz w:val="24"/>
+          <w:szCs w:val="24"/>
+        </w:rPr>
+        <w:t xml:space="preserve"> 1988; ‘Regional and Political Security Issues:</w:t>
+      </w:r>
+      <w:r>
+        <w:rPr>
+          <w:rFonts w:ascii="Times New Roman" w:hAnsi="Times New Roman" w:cs="Times New Roman"/>
+          <w:sz w:val="24"/>
+          <w:szCs w:val="24"/>
+        </w:rPr>
+        <w:t xml:space="preserve"> </w:t>
+      </w:r>
+      <w:r>
+        <w:rPr>
+          <w:rFonts w:ascii="Times New Roman" w:hAnsi="Times New Roman" w:cs="Times New Roman"/>
+          <w:sz w:val="24"/>
+          <w:szCs w:val="24"/>
+        </w:rPr>
+        <w:t>The Sino-Japanese</w:t>
+      </w:r>
+      <w:r>
+        <w:rPr>
+          <w:rFonts w:ascii="Times New Roman" w:hAnsi="Times New Roman" w:cs="Times New Roman"/>
+          <w:sz w:val="24"/>
+          <w:szCs w:val="24"/>
+        </w:rPr>
+        <w:t xml:space="preserve">-U.S. Triangle’ in R. </w:t>
+      </w:r>
+      <w:proofErr w:type="spellStart"/>
+      <w:r>
+        <w:rPr>
+          <w:rFonts w:ascii="Times New Roman" w:hAnsi="Times New Roman" w:cs="Times New Roman"/>
+          <w:sz w:val="24"/>
+          <w:szCs w:val="24"/>
+        </w:rPr>
+        <w:t>Scalapino</w:t>
+      </w:r>
+      <w:proofErr w:type="spellEnd"/>
+      <w:r>
+        <w:rPr>
+          <w:rFonts w:ascii="Times New Roman" w:hAnsi="Times New Roman" w:cs="Times New Roman"/>
+          <w:sz w:val="24"/>
+          <w:szCs w:val="24"/>
+        </w:rPr>
+        <w:t xml:space="preserve"> et al. (Eds</w:t>
+      </w:r>
+      <w:r>
+        <w:rPr>
+          <w:rFonts w:ascii="Times New Roman" w:hAnsi="Times New Roman" w:cs="Times New Roman"/>
+          <w:sz w:val="24"/>
+          <w:szCs w:val="24"/>
+        </w:rPr>
+        <w:t xml:space="preserve">) </w:t>
+      </w:r>
+      <w:r>
+        <w:rPr>
+          <w:rFonts w:ascii="Times New Roman" w:hAnsi="Times New Roman" w:cs="Times New Roman"/>
+          <w:i/>
+          <w:sz w:val="24"/>
+          <w:szCs w:val="24"/>
+        </w:rPr>
+        <w:t>Asian Security Issues: Regional and Global</w:t>
+      </w:r>
+      <w:r>
+        <w:rPr>
+          <w:rFonts w:ascii="Times New Roman" w:hAnsi="Times New Roman" w:cs="Times New Roman"/>
+          <w:sz w:val="24"/>
+          <w:szCs w:val="24"/>
+        </w:rPr>
+        <w:t>, Berkeley</w:t>
+      </w:r>
+      <w:r>
+        <w:rPr>
+          <w:rFonts w:ascii="Times New Roman" w:hAnsi="Times New Roman" w:cs="Times New Roman"/>
+          <w:sz w:val="24"/>
+          <w:szCs w:val="24"/>
+        </w:rPr>
+        <w:t xml:space="preserve"> 1989, 142-164; ‘Shifting Power Relations in Multilateral Banks’ in </w:t>
+      </w:r>
+      <w:proofErr w:type="spellStart"/>
+      <w:r>
+        <w:rPr>
+          <w:rFonts w:ascii="Times New Roman" w:hAnsi="Times New Roman" w:cs="Times New Roman"/>
+          <w:i/>
+          <w:sz w:val="24"/>
+          <w:szCs w:val="24"/>
+        </w:rPr>
+        <w:t>Kokusaigaku</w:t>
+      </w:r>
+      <w:proofErr w:type="spellEnd"/>
+      <w:r>
+        <w:rPr>
+          <w:rFonts w:ascii="Times New Roman" w:hAnsi="Times New Roman" w:cs="Times New Roman"/>
+          <w:i/>
+          <w:sz w:val="24"/>
+          <w:szCs w:val="24"/>
+        </w:rPr>
+        <w:t xml:space="preserve"> </w:t>
+      </w:r>
+      <w:proofErr w:type="spellStart"/>
+      <w:r>
+        <w:rPr>
+          <w:rFonts w:ascii="Times New Roman" w:hAnsi="Times New Roman" w:cs="Times New Roman"/>
+          <w:i/>
+          <w:sz w:val="24"/>
+          <w:szCs w:val="24"/>
+        </w:rPr>
+        <w:t>Ronshuu</w:t>
+      </w:r>
+      <w:proofErr w:type="spellEnd"/>
+      <w:r>
+        <w:rPr>
+          <w:rFonts w:ascii="Times New Roman" w:hAnsi="Times New Roman" w:cs="Times New Roman"/>
+          <w:i/>
+          <w:sz w:val="24"/>
+          <w:szCs w:val="24"/>
+        </w:rPr>
+        <w:t xml:space="preserve"> (The Journal of International Studies)</w:t>
+      </w:r>
+      <w:r>
+        <w:rPr>
+          <w:rFonts w:ascii="Times New Roman" w:hAnsi="Times New Roman" w:cs="Times New Roman"/>
+          <w:sz w:val="24"/>
+          <w:szCs w:val="24"/>
+        </w:rPr>
+        <w:t>, 22, 1989, 1-25; ‘</w:t>
+      </w:r>
+      <w:proofErr w:type="spellStart"/>
+      <w:r>
+        <w:rPr>
+          <w:rFonts w:ascii="Times New Roman" w:hAnsi="Times New Roman" w:cs="Times New Roman"/>
+          <w:sz w:val="24"/>
+          <w:szCs w:val="24"/>
+        </w:rPr>
+        <w:t>Chiikiteki</w:t>
+      </w:r>
+      <w:proofErr w:type="spellEnd"/>
+      <w:r>
+        <w:rPr>
+          <w:rFonts w:ascii="Times New Roman" w:hAnsi="Times New Roman" w:cs="Times New Roman"/>
+          <w:sz w:val="24"/>
+          <w:szCs w:val="24"/>
+        </w:rPr>
+        <w:t xml:space="preserve"> </w:t>
+      </w:r>
+      <w:proofErr w:type="spellStart"/>
+      <w:r>
+        <w:rPr>
+          <w:rFonts w:ascii="Times New Roman" w:hAnsi="Times New Roman" w:cs="Times New Roman"/>
+          <w:sz w:val="24"/>
+          <w:szCs w:val="24"/>
+        </w:rPr>
+        <w:t>seijiteki</w:t>
+      </w:r>
+      <w:proofErr w:type="spellEnd"/>
+      <w:r>
+        <w:rPr>
+          <w:rFonts w:ascii="Times New Roman" w:hAnsi="Times New Roman" w:cs="Times New Roman"/>
+          <w:sz w:val="24"/>
+          <w:szCs w:val="24"/>
+        </w:rPr>
+        <w:t xml:space="preserve"> </w:t>
+      </w:r>
+      <w:proofErr w:type="spellStart"/>
+      <w:r>
+        <w:rPr>
+          <w:rFonts w:ascii="Times New Roman" w:hAnsi="Times New Roman" w:cs="Times New Roman"/>
+          <w:sz w:val="24"/>
+          <w:szCs w:val="24"/>
+        </w:rPr>
+        <w:t>anzen</w:t>
+      </w:r>
+      <w:proofErr w:type="spellEnd"/>
+      <w:r>
+        <w:rPr>
+          <w:rFonts w:ascii="Times New Roman" w:hAnsi="Times New Roman" w:cs="Times New Roman"/>
+          <w:sz w:val="24"/>
+          <w:szCs w:val="24"/>
+        </w:rPr>
+        <w:t xml:space="preserve"> </w:t>
+      </w:r>
+      <w:proofErr w:type="spellStart"/>
+      <w:r>
+        <w:rPr>
+          <w:rFonts w:ascii="Times New Roman" w:hAnsi="Times New Roman" w:cs="Times New Roman"/>
+          <w:sz w:val="24"/>
+          <w:szCs w:val="24"/>
+        </w:rPr>
+        <w:t>hoshoo</w:t>
+      </w:r>
+      <w:proofErr w:type="spellEnd"/>
+      <w:r>
+        <w:rPr>
+          <w:rFonts w:ascii="Times New Roman" w:hAnsi="Times New Roman" w:cs="Times New Roman"/>
+          <w:sz w:val="24"/>
+          <w:szCs w:val="24"/>
+        </w:rPr>
+        <w:t xml:space="preserve"> </w:t>
+      </w:r>
+      <w:proofErr w:type="spellStart"/>
+      <w:r>
+        <w:rPr>
+          <w:rFonts w:ascii="Times New Roman" w:hAnsi="Times New Roman" w:cs="Times New Roman"/>
+          <w:sz w:val="24"/>
+          <w:szCs w:val="24"/>
+        </w:rPr>
+        <w:t>mondai</w:t>
+      </w:r>
+      <w:proofErr w:type="spellEnd"/>
+      <w:r>
+        <w:rPr>
+          <w:rFonts w:ascii="Times New Roman" w:hAnsi="Times New Roman" w:cs="Times New Roman"/>
+          <w:sz w:val="24"/>
+          <w:szCs w:val="24"/>
+        </w:rPr>
+        <w:t xml:space="preserve">: </w:t>
+      </w:r>
+      <w:proofErr w:type="spellStart"/>
+      <w:r>
+        <w:rPr>
+          <w:rFonts w:ascii="Times New Roman" w:hAnsi="Times New Roman" w:cs="Times New Roman"/>
+          <w:sz w:val="24"/>
+          <w:szCs w:val="24"/>
+        </w:rPr>
+        <w:t>Ch</w:t>
+      </w:r>
+      <w:r>
+        <w:rPr>
+          <w:rFonts w:ascii="Times New Roman" w:hAnsi="Times New Roman" w:cs="Times New Roman"/>
+          <w:sz w:val="24"/>
+          <w:szCs w:val="24"/>
+        </w:rPr>
+        <w:t>uunichibei</w:t>
+      </w:r>
+      <w:proofErr w:type="spellEnd"/>
+      <w:r>
+        <w:rPr>
+          <w:rFonts w:ascii="Times New Roman" w:hAnsi="Times New Roman" w:cs="Times New Roman"/>
+          <w:sz w:val="24"/>
+          <w:szCs w:val="24"/>
+        </w:rPr>
+        <w:t xml:space="preserve"> no </w:t>
+      </w:r>
+      <w:proofErr w:type="spellStart"/>
+      <w:r>
+        <w:rPr>
+          <w:rFonts w:ascii="Times New Roman" w:hAnsi="Times New Roman" w:cs="Times New Roman"/>
+          <w:sz w:val="24"/>
+          <w:szCs w:val="24"/>
+        </w:rPr>
+        <w:t>sankoku</w:t>
+      </w:r>
+      <w:proofErr w:type="spellEnd"/>
+      <w:r>
+        <w:rPr>
+          <w:rFonts w:ascii="Times New Roman" w:hAnsi="Times New Roman" w:cs="Times New Roman"/>
+          <w:sz w:val="24"/>
+          <w:szCs w:val="24"/>
+        </w:rPr>
+        <w:t xml:space="preserve"> </w:t>
+      </w:r>
+      <w:proofErr w:type="spellStart"/>
+      <w:r>
+        <w:rPr>
+          <w:rFonts w:ascii="Times New Roman" w:hAnsi="Times New Roman" w:cs="Times New Roman"/>
+          <w:sz w:val="24"/>
+          <w:szCs w:val="24"/>
+        </w:rPr>
+        <w:t>kankei</w:t>
+      </w:r>
+      <w:proofErr w:type="spellEnd"/>
+      <w:r>
+        <w:rPr>
+          <w:rFonts w:ascii="Times New Roman" w:hAnsi="Times New Roman" w:cs="Times New Roman"/>
+          <w:sz w:val="24"/>
+          <w:szCs w:val="24"/>
+        </w:rPr>
+        <w:t>’ (</w:t>
+      </w:r>
+      <w:r>
+        <w:rPr>
+          <w:rFonts w:ascii="Times New Roman" w:hAnsi="Times New Roman" w:cs="Times New Roman"/>
+          <w:sz w:val="24"/>
+          <w:szCs w:val="24"/>
+        </w:rPr>
+        <w:t>Regional and Political Security Issues; Relations among Chin</w:t>
+      </w:r>
+      <w:r>
+        <w:rPr>
+          <w:rFonts w:ascii="Times New Roman" w:hAnsi="Times New Roman" w:cs="Times New Roman"/>
+          <w:sz w:val="24"/>
+          <w:szCs w:val="24"/>
+        </w:rPr>
+        <w:t>a, Japan, and the US</w:t>
+      </w:r>
+      <w:r>
+        <w:rPr>
+          <w:rFonts w:ascii="Times New Roman" w:hAnsi="Times New Roman" w:cs="Times New Roman"/>
+          <w:sz w:val="24"/>
+          <w:szCs w:val="24"/>
+        </w:rPr>
+        <w:t xml:space="preserve">) in </w:t>
+      </w:r>
+      <w:r>
+        <w:rPr>
+          <w:rFonts w:ascii="Times New Roman" w:hAnsi="Times New Roman" w:cs="Times New Roman"/>
+          <w:i/>
+          <w:sz w:val="24"/>
+          <w:szCs w:val="24"/>
+        </w:rPr>
+        <w:t xml:space="preserve">Jiten Ajia </w:t>
+      </w:r>
+      <w:proofErr w:type="spellStart"/>
+      <w:r>
+        <w:rPr>
+          <w:rFonts w:ascii="Times New Roman" w:hAnsi="Times New Roman" w:cs="Times New Roman"/>
+          <w:i/>
+          <w:sz w:val="24"/>
+          <w:szCs w:val="24"/>
+        </w:rPr>
+        <w:t>Taiheiyoo</w:t>
+      </w:r>
+      <w:proofErr w:type="spellEnd"/>
+      <w:r>
+        <w:rPr>
+          <w:rFonts w:ascii="Times New Roman" w:hAnsi="Times New Roman" w:cs="Times New Roman"/>
+          <w:i/>
+          <w:sz w:val="24"/>
+          <w:szCs w:val="24"/>
+        </w:rPr>
+        <w:t xml:space="preserve"> (Dictionary of Asia and the Pacific)</w:t>
+      </w:r>
+      <w:r>
+        <w:rPr>
+          <w:rFonts w:ascii="Times New Roman" w:hAnsi="Times New Roman" w:cs="Times New Roman"/>
+          <w:sz w:val="24"/>
+          <w:szCs w:val="24"/>
+        </w:rPr>
+        <w:t>, Tokyo</w:t>
+      </w:r>
+      <w:r>
+        <w:rPr>
+          <w:rFonts w:ascii="Times New Roman" w:hAnsi="Times New Roman" w:cs="Times New Roman"/>
+          <w:sz w:val="24"/>
+          <w:szCs w:val="24"/>
+        </w:rPr>
+        <w:t xml:space="preserve"> 1990, 53-73; ‘</w:t>
+      </w:r>
+      <w:proofErr w:type="spellStart"/>
+      <w:r>
+        <w:rPr>
+          <w:rFonts w:ascii="Times New Roman" w:hAnsi="Times New Roman" w:cs="Times New Roman"/>
+          <w:sz w:val="24"/>
+          <w:szCs w:val="24"/>
+        </w:rPr>
+        <w:t>Jinkin</w:t>
+      </w:r>
+      <w:proofErr w:type="spellEnd"/>
+      <w:r>
+        <w:rPr>
+          <w:rFonts w:ascii="Times New Roman" w:hAnsi="Times New Roman" w:cs="Times New Roman"/>
+          <w:sz w:val="24"/>
+          <w:szCs w:val="24"/>
+        </w:rPr>
+        <w:t xml:space="preserve"> to </w:t>
+      </w:r>
+      <w:proofErr w:type="spellStart"/>
+      <w:r>
+        <w:rPr>
+          <w:rFonts w:ascii="Times New Roman" w:hAnsi="Times New Roman" w:cs="Times New Roman"/>
+          <w:sz w:val="24"/>
+          <w:szCs w:val="24"/>
+        </w:rPr>
+        <w:t>jindoo</w:t>
+      </w:r>
+      <w:proofErr w:type="spellEnd"/>
+      <w:r>
+        <w:rPr>
+          <w:rFonts w:ascii="Times New Roman" w:hAnsi="Times New Roman" w:cs="Times New Roman"/>
+          <w:sz w:val="24"/>
+          <w:szCs w:val="24"/>
+        </w:rPr>
+        <w:t xml:space="preserve">; </w:t>
+      </w:r>
+      <w:proofErr w:type="spellStart"/>
+      <w:r>
+        <w:rPr>
+          <w:rFonts w:ascii="Times New Roman" w:hAnsi="Times New Roman" w:cs="Times New Roman"/>
+          <w:sz w:val="24"/>
+          <w:szCs w:val="24"/>
+        </w:rPr>
+        <w:t>kokusai</w:t>
+      </w:r>
+      <w:proofErr w:type="spellEnd"/>
+      <w:r>
+        <w:rPr>
+          <w:rFonts w:ascii="Times New Roman" w:hAnsi="Times New Roman" w:cs="Times New Roman"/>
+          <w:sz w:val="24"/>
+          <w:szCs w:val="24"/>
+        </w:rPr>
+        <w:t xml:space="preserve"> </w:t>
+      </w:r>
+      <w:proofErr w:type="spellStart"/>
+      <w:r>
+        <w:rPr>
+          <w:rFonts w:ascii="Times New Roman" w:hAnsi="Times New Roman" w:cs="Times New Roman"/>
+          <w:sz w:val="24"/>
+          <w:szCs w:val="24"/>
+        </w:rPr>
+        <w:t>jindoo</w:t>
+      </w:r>
+      <w:proofErr w:type="spellEnd"/>
+      <w:r>
+        <w:rPr>
+          <w:rFonts w:ascii="Times New Roman" w:hAnsi="Times New Roman" w:cs="Times New Roman"/>
+          <w:sz w:val="24"/>
+          <w:szCs w:val="24"/>
+        </w:rPr>
+        <w:t xml:space="preserve"> </w:t>
+      </w:r>
+      <w:proofErr w:type="spellStart"/>
+      <w:r>
+        <w:rPr>
+          <w:rFonts w:ascii="Times New Roman" w:hAnsi="Times New Roman" w:cs="Times New Roman"/>
+          <w:sz w:val="24"/>
+          <w:szCs w:val="24"/>
+        </w:rPr>
+        <w:t>mondai</w:t>
+      </w:r>
+      <w:proofErr w:type="spellEnd"/>
+      <w:r>
+        <w:rPr>
+          <w:rFonts w:ascii="Times New Roman" w:hAnsi="Times New Roman" w:cs="Times New Roman"/>
+          <w:sz w:val="24"/>
+          <w:szCs w:val="24"/>
+        </w:rPr>
+        <w:t xml:space="preserve"> </w:t>
+      </w:r>
+      <w:proofErr w:type="spellStart"/>
+      <w:r>
+        <w:rPr>
+          <w:rFonts w:ascii="Times New Roman" w:hAnsi="Times New Roman" w:cs="Times New Roman"/>
+          <w:sz w:val="24"/>
+          <w:szCs w:val="24"/>
+        </w:rPr>
+        <w:t>dokuritsu</w:t>
+      </w:r>
+      <w:proofErr w:type="spellEnd"/>
+      <w:r>
+        <w:rPr>
+          <w:rFonts w:ascii="Times New Roman" w:hAnsi="Times New Roman" w:cs="Times New Roman"/>
+          <w:sz w:val="24"/>
+          <w:szCs w:val="24"/>
+        </w:rPr>
+        <w:t xml:space="preserve"> </w:t>
+      </w:r>
+      <w:proofErr w:type="spellStart"/>
+      <w:r>
+        <w:rPr>
+          <w:rFonts w:ascii="Times New Roman" w:hAnsi="Times New Roman" w:cs="Times New Roman"/>
+          <w:sz w:val="24"/>
+          <w:szCs w:val="24"/>
+        </w:rPr>
+        <w:t>iinkai</w:t>
+      </w:r>
+      <w:proofErr w:type="spellEnd"/>
+      <w:r>
+        <w:rPr>
+          <w:rFonts w:ascii="Times New Roman" w:hAnsi="Times New Roman" w:cs="Times New Roman"/>
+          <w:sz w:val="24"/>
+          <w:szCs w:val="24"/>
+        </w:rPr>
+        <w:t xml:space="preserve"> </w:t>
+      </w:r>
+      <w:proofErr w:type="spellStart"/>
+      <w:r>
+        <w:rPr>
+          <w:rFonts w:ascii="Times New Roman" w:hAnsi="Times New Roman" w:cs="Times New Roman"/>
+          <w:sz w:val="24"/>
+          <w:szCs w:val="24"/>
+        </w:rPr>
+        <w:t>hookoku</w:t>
+      </w:r>
+      <w:proofErr w:type="spellEnd"/>
+      <w:r>
+        <w:rPr>
+          <w:rFonts w:ascii="Times New Roman" w:hAnsi="Times New Roman" w:cs="Times New Roman"/>
+          <w:sz w:val="24"/>
+          <w:szCs w:val="24"/>
+        </w:rPr>
+        <w:t xml:space="preserve"> to no </w:t>
+      </w:r>
+      <w:proofErr w:type="spellStart"/>
+      <w:r>
+        <w:rPr>
+          <w:rFonts w:ascii="Times New Roman" w:hAnsi="Times New Roman" w:cs="Times New Roman"/>
+          <w:sz w:val="24"/>
+          <w:szCs w:val="24"/>
+        </w:rPr>
+        <w:t>kankei</w:t>
+      </w:r>
+      <w:proofErr w:type="spellEnd"/>
+      <w:r>
+        <w:rPr>
+          <w:rFonts w:ascii="Times New Roman" w:hAnsi="Times New Roman" w:cs="Times New Roman"/>
+          <w:sz w:val="24"/>
+          <w:szCs w:val="24"/>
+        </w:rPr>
+        <w:t xml:space="preserve"> </w:t>
+      </w:r>
+      <w:proofErr w:type="spellStart"/>
+      <w:r>
+        <w:rPr>
+          <w:rFonts w:ascii="Times New Roman" w:hAnsi="Times New Roman" w:cs="Times New Roman"/>
+          <w:sz w:val="24"/>
+          <w:szCs w:val="24"/>
+        </w:rPr>
+        <w:t>ni</w:t>
+      </w:r>
+      <w:proofErr w:type="spellEnd"/>
+      <w:r>
+        <w:rPr>
+          <w:rFonts w:ascii="Times New Roman" w:hAnsi="Times New Roman" w:cs="Times New Roman"/>
+          <w:sz w:val="24"/>
+          <w:szCs w:val="24"/>
+        </w:rPr>
+        <w:t xml:space="preserve"> </w:t>
+      </w:r>
+      <w:proofErr w:type="spellStart"/>
+      <w:r>
+        <w:rPr>
+          <w:rFonts w:ascii="Times New Roman" w:hAnsi="Times New Roman" w:cs="Times New Roman"/>
+          <w:sz w:val="24"/>
+          <w:szCs w:val="24"/>
+        </w:rPr>
+        <w:t>oite</w:t>
+      </w:r>
+      <w:proofErr w:type="spellEnd"/>
+      <w:r>
+        <w:rPr>
+          <w:rFonts w:ascii="Times New Roman" w:hAnsi="Times New Roman" w:cs="Times New Roman"/>
+          <w:sz w:val="24"/>
+          <w:szCs w:val="24"/>
+        </w:rPr>
+        <w:t>’ (</w:t>
+      </w:r>
+      <w:r>
+        <w:rPr>
+          <w:rFonts w:ascii="Times New Roman" w:hAnsi="Times New Roman" w:cs="Times New Roman"/>
+          <w:sz w:val="24"/>
+          <w:szCs w:val="24"/>
+        </w:rPr>
+        <w:t>Human R</w:t>
+      </w:r>
+      <w:r>
+        <w:rPr>
+          <w:rFonts w:ascii="Times New Roman" w:hAnsi="Times New Roman" w:cs="Times New Roman"/>
+          <w:sz w:val="24"/>
+          <w:szCs w:val="24"/>
+        </w:rPr>
+        <w:t>ights and Humanitarianism in Relation to the Report of the Independent Co</w:t>
+      </w:r>
+      <w:r>
+        <w:rPr>
+          <w:rFonts w:ascii="Times New Roman" w:hAnsi="Times New Roman" w:cs="Times New Roman"/>
+          <w:sz w:val="24"/>
+          <w:szCs w:val="24"/>
+        </w:rPr>
+        <w:t>mmission on Humanitarian Issues</w:t>
+      </w:r>
+      <w:r>
+        <w:rPr>
+          <w:rFonts w:ascii="Times New Roman" w:hAnsi="Times New Roman" w:cs="Times New Roman"/>
+          <w:sz w:val="24"/>
+          <w:szCs w:val="24"/>
+        </w:rPr>
+        <w:t xml:space="preserve">) in </w:t>
+      </w:r>
+      <w:r>
+        <w:rPr>
+          <w:rFonts w:ascii="Times New Roman" w:hAnsi="Times New Roman" w:cs="Times New Roman"/>
+          <w:i/>
+          <w:sz w:val="24"/>
+          <w:szCs w:val="24"/>
+        </w:rPr>
+        <w:t xml:space="preserve">Kokusai </w:t>
+      </w:r>
+      <w:proofErr w:type="spellStart"/>
+      <w:r>
+        <w:rPr>
+          <w:rFonts w:ascii="Times New Roman" w:hAnsi="Times New Roman" w:cs="Times New Roman"/>
+          <w:i/>
+          <w:sz w:val="24"/>
+          <w:szCs w:val="24"/>
+        </w:rPr>
+        <w:t>jinken</w:t>
+      </w:r>
+      <w:proofErr w:type="spellEnd"/>
+      <w:r>
+        <w:rPr>
+          <w:rFonts w:ascii="Times New Roman" w:hAnsi="Times New Roman" w:cs="Times New Roman"/>
+          <w:i/>
+          <w:sz w:val="24"/>
+          <w:szCs w:val="24"/>
+        </w:rPr>
+        <w:t xml:space="preserve"> (Human Rights International)</w:t>
+      </w:r>
+      <w:r>
+        <w:rPr>
+          <w:rFonts w:ascii="Times New Roman" w:hAnsi="Times New Roman" w:cs="Times New Roman"/>
+          <w:sz w:val="24"/>
+          <w:szCs w:val="24"/>
+        </w:rPr>
+        <w:t xml:space="preserve">, 1, 1990, 19-23; ’The United Nations and Japanese Diplomacy’ in </w:t>
+      </w:r>
+      <w:r>
+        <w:rPr>
+          <w:rFonts w:ascii="Times New Roman" w:hAnsi="Times New Roman" w:cs="Times New Roman"/>
+          <w:i/>
+          <w:sz w:val="24"/>
+          <w:szCs w:val="24"/>
+        </w:rPr>
+        <w:t>Japan Review of International Affairs</w:t>
+      </w:r>
+      <w:r>
+        <w:rPr>
+          <w:rFonts w:ascii="Times New Roman" w:hAnsi="Times New Roman" w:cs="Times New Roman"/>
+          <w:sz w:val="24"/>
+          <w:szCs w:val="24"/>
+        </w:rPr>
+        <w:t xml:space="preserve">, 4, Fall/Winter 1990, 141-165; ‘A Safer World’ in </w:t>
+      </w:r>
+      <w:r>
+        <w:rPr>
+          <w:rFonts w:ascii="Times New Roman" w:hAnsi="Times New Roman" w:cs="Times New Roman"/>
+          <w:i/>
+          <w:sz w:val="24"/>
+          <w:szCs w:val="24"/>
+        </w:rPr>
+        <w:t>Refugees</w:t>
+      </w:r>
+      <w:r>
+        <w:rPr>
+          <w:rFonts w:ascii="Times New Roman" w:hAnsi="Times New Roman" w:cs="Times New Roman"/>
+          <w:sz w:val="24"/>
+          <w:szCs w:val="24"/>
+        </w:rPr>
+        <w:t xml:space="preserve">, 83, March 1991, 3; </w:t>
+      </w:r>
+      <w:proofErr w:type="spellStart"/>
+      <w:r>
+        <w:rPr>
+          <w:rFonts w:ascii="Times New Roman" w:hAnsi="Times New Roman" w:cs="Times New Roman"/>
+          <w:i/>
+          <w:sz w:val="24"/>
+          <w:szCs w:val="24"/>
+        </w:rPr>
+        <w:t>Sengo</w:t>
+      </w:r>
+      <w:proofErr w:type="spellEnd"/>
+      <w:r>
+        <w:rPr>
+          <w:rFonts w:ascii="Times New Roman" w:hAnsi="Times New Roman" w:cs="Times New Roman"/>
+          <w:i/>
+          <w:sz w:val="24"/>
+          <w:szCs w:val="24"/>
+        </w:rPr>
+        <w:t xml:space="preserve"> </w:t>
+      </w:r>
+      <w:proofErr w:type="spellStart"/>
+      <w:r>
+        <w:rPr>
+          <w:rFonts w:ascii="Times New Roman" w:hAnsi="Times New Roman" w:cs="Times New Roman"/>
+          <w:i/>
+          <w:sz w:val="24"/>
+          <w:szCs w:val="24"/>
+        </w:rPr>
+        <w:t>Nitchuu</w:t>
+      </w:r>
+      <w:proofErr w:type="spellEnd"/>
+      <w:r>
+        <w:rPr>
+          <w:rFonts w:ascii="Times New Roman" w:hAnsi="Times New Roman" w:cs="Times New Roman"/>
+          <w:i/>
+          <w:sz w:val="24"/>
+          <w:szCs w:val="24"/>
+        </w:rPr>
+        <w:t xml:space="preserve"> </w:t>
+      </w:r>
+      <w:proofErr w:type="spellStart"/>
+      <w:r>
+        <w:rPr>
+          <w:rFonts w:ascii="Times New Roman" w:hAnsi="Times New Roman" w:cs="Times New Roman"/>
+          <w:i/>
+          <w:sz w:val="24"/>
+          <w:szCs w:val="24"/>
+        </w:rPr>
+        <w:t>Beichuu</w:t>
+      </w:r>
+      <w:proofErr w:type="spellEnd"/>
+      <w:r>
+        <w:rPr>
+          <w:rFonts w:ascii="Times New Roman" w:hAnsi="Times New Roman" w:cs="Times New Roman"/>
+          <w:i/>
+          <w:sz w:val="24"/>
+          <w:szCs w:val="24"/>
+        </w:rPr>
+        <w:t xml:space="preserve"> </w:t>
+      </w:r>
+      <w:proofErr w:type="spellStart"/>
+      <w:r>
+        <w:rPr>
+          <w:rFonts w:ascii="Times New Roman" w:hAnsi="Times New Roman" w:cs="Times New Roman"/>
+          <w:i/>
+          <w:sz w:val="24"/>
+          <w:szCs w:val="24"/>
+        </w:rPr>
+        <w:t>kankei</w:t>
+      </w:r>
+      <w:proofErr w:type="spellEnd"/>
+      <w:r>
+        <w:rPr>
+          <w:rFonts w:ascii="Times New Roman" w:hAnsi="Times New Roman" w:cs="Times New Roman"/>
+          <w:i/>
+          <w:sz w:val="24"/>
+          <w:szCs w:val="24"/>
+        </w:rPr>
+        <w:t xml:space="preserve"> (Postwar Sino-Japanese and Sino-American Relations)</w:t>
+      </w:r>
+      <w:r>
+        <w:rPr>
+          <w:rFonts w:ascii="Times New Roman" w:hAnsi="Times New Roman" w:cs="Times New Roman"/>
+          <w:sz w:val="24"/>
+          <w:szCs w:val="24"/>
+        </w:rPr>
+        <w:t>, Tokyo</w:t>
+      </w:r>
+      <w:r>
+        <w:rPr>
+          <w:rFonts w:ascii="Times New Roman" w:hAnsi="Times New Roman" w:cs="Times New Roman"/>
+          <w:sz w:val="24"/>
+          <w:szCs w:val="24"/>
+        </w:rPr>
+        <w:t xml:space="preserve"> 1992;</w:t>
+      </w:r>
+      <w:r>
+        <w:rPr>
+          <w:rFonts w:ascii="Times New Roman" w:hAnsi="Times New Roman" w:cs="Times New Roman"/>
+          <w:sz w:val="24"/>
+          <w:szCs w:val="24"/>
+        </w:rPr>
+        <w:t xml:space="preserve"> </w:t>
+      </w:r>
+      <w:r>
+        <w:rPr>
+          <w:rFonts w:ascii="Times New Roman" w:hAnsi="Times New Roman" w:cs="Times New Roman"/>
+          <w:sz w:val="24"/>
+          <w:szCs w:val="24"/>
+        </w:rPr>
+        <w:t xml:space="preserve">‘The Movement of People’ in </w:t>
+      </w:r>
+      <w:r>
+        <w:rPr>
+          <w:rFonts w:ascii="Times New Roman" w:hAnsi="Times New Roman" w:cs="Times New Roman"/>
+          <w:i/>
+          <w:sz w:val="24"/>
+          <w:szCs w:val="24"/>
+        </w:rPr>
+        <w:t>RSA Journal</w:t>
+      </w:r>
+      <w:r>
+        <w:rPr>
+          <w:rFonts w:ascii="Times New Roman" w:hAnsi="Times New Roman" w:cs="Times New Roman"/>
+          <w:sz w:val="24"/>
+          <w:szCs w:val="24"/>
+        </w:rPr>
+        <w:t>, 140, August-September, 1992, 598-607; ‘Refugee and Asylum-seekers:</w:t>
+      </w:r>
+      <w:r>
+        <w:rPr>
+          <w:rFonts w:ascii="Times New Roman" w:hAnsi="Times New Roman" w:cs="Times New Roman"/>
+          <w:sz w:val="24"/>
+          <w:szCs w:val="24"/>
+        </w:rPr>
+        <w:t xml:space="preserve"> </w:t>
+      </w:r>
+      <w:r>
+        <w:rPr>
+          <w:rFonts w:ascii="Times New Roman" w:hAnsi="Times New Roman" w:cs="Times New Roman"/>
+          <w:sz w:val="24"/>
+          <w:szCs w:val="24"/>
+        </w:rPr>
+        <w:t>A Challenge</w:t>
+      </w:r>
+      <w:r>
+        <w:rPr>
+          <w:rFonts w:ascii="Times New Roman" w:hAnsi="Times New Roman" w:cs="Times New Roman"/>
+          <w:sz w:val="24"/>
+          <w:szCs w:val="24"/>
+        </w:rPr>
+        <w:t xml:space="preserve"> to European Immigration Policy</w:t>
+      </w:r>
+      <w:r>
+        <w:rPr>
+          <w:rFonts w:ascii="Times New Roman" w:hAnsi="Times New Roman" w:cs="Times New Roman"/>
+          <w:sz w:val="24"/>
+          <w:szCs w:val="24"/>
+        </w:rPr>
+        <w:t xml:space="preserve">’ in </w:t>
+      </w:r>
+      <w:r>
+        <w:rPr>
+          <w:rFonts w:ascii="Times New Roman" w:hAnsi="Times New Roman" w:cs="Times New Roman"/>
+          <w:i/>
+          <w:sz w:val="24"/>
+          <w:szCs w:val="24"/>
+        </w:rPr>
+        <w:t>Toward a European Immigration Policy</w:t>
+      </w:r>
+      <w:r>
+        <w:rPr>
+          <w:rFonts w:ascii="Times New Roman" w:hAnsi="Times New Roman" w:cs="Times New Roman"/>
+          <w:sz w:val="24"/>
+          <w:szCs w:val="24"/>
+        </w:rPr>
+        <w:t xml:space="preserve">, </w:t>
+      </w:r>
+      <w:r>
+        <w:rPr>
+          <w:rFonts w:ascii="Times New Roman" w:hAnsi="Times New Roman" w:cs="Times New Roman"/>
+          <w:sz w:val="24"/>
+          <w:szCs w:val="24"/>
+        </w:rPr>
+        <w:t>Brussels 1993, 6-20 (e</w:t>
+      </w:r>
+      <w:r>
+        <w:rPr>
+          <w:rFonts w:ascii="Times New Roman" w:hAnsi="Times New Roman" w:cs="Times New Roman"/>
+          <w:sz w:val="24"/>
+          <w:szCs w:val="24"/>
+        </w:rPr>
+        <w:t xml:space="preserve">dited with D. Cohn-Bendit, A. Fortescue, R. </w:t>
+      </w:r>
+      <w:proofErr w:type="spellStart"/>
+      <w:r>
+        <w:rPr>
+          <w:rFonts w:ascii="Times New Roman" w:hAnsi="Times New Roman" w:cs="Times New Roman"/>
+          <w:sz w:val="24"/>
+          <w:szCs w:val="24"/>
+        </w:rPr>
+        <w:t>Haddaoui</w:t>
+      </w:r>
+      <w:proofErr w:type="spellEnd"/>
+      <w:r>
+        <w:rPr>
+          <w:rFonts w:ascii="Times New Roman" w:hAnsi="Times New Roman" w:cs="Times New Roman"/>
+          <w:sz w:val="24"/>
+          <w:szCs w:val="24"/>
+        </w:rPr>
+        <w:t xml:space="preserve"> </w:t>
+      </w:r>
+      <w:r>
+        <w:rPr>
+          <w:rFonts w:ascii="Times New Roman" w:hAnsi="Times New Roman" w:cs="Times New Roman"/>
+          <w:sz w:val="24"/>
+          <w:szCs w:val="24"/>
+        </w:rPr>
+        <w:t xml:space="preserve">and I.V. </w:t>
+      </w:r>
+      <w:proofErr w:type="spellStart"/>
+      <w:r>
+        <w:rPr>
+          <w:rFonts w:ascii="Times New Roman" w:hAnsi="Times New Roman" w:cs="Times New Roman"/>
+          <w:sz w:val="24"/>
+          <w:szCs w:val="24"/>
+        </w:rPr>
+        <w:t>Khalevinski</w:t>
+      </w:r>
+      <w:proofErr w:type="spellEnd"/>
+      <w:r>
+        <w:rPr>
+          <w:rFonts w:ascii="Times New Roman" w:hAnsi="Times New Roman" w:cs="Times New Roman"/>
+          <w:sz w:val="24"/>
+          <w:szCs w:val="24"/>
+        </w:rPr>
+        <w:t>)</w:t>
+      </w:r>
+      <w:r>
+        <w:rPr>
+          <w:rFonts w:ascii="Times New Roman" w:hAnsi="Times New Roman" w:cs="Times New Roman"/>
+          <w:sz w:val="24"/>
+          <w:szCs w:val="24"/>
+        </w:rPr>
+        <w:t xml:space="preserve">; ‘Refugee Women: The Forgotten Half’ in </w:t>
+      </w:r>
+      <w:r>
+        <w:rPr>
+          <w:rFonts w:ascii="Times New Roman" w:hAnsi="Times New Roman" w:cs="Times New Roman"/>
+          <w:i/>
+          <w:sz w:val="24"/>
+          <w:szCs w:val="24"/>
+        </w:rPr>
+        <w:t>Our Planet</w:t>
+      </w:r>
+      <w:r>
+        <w:rPr>
+          <w:rFonts w:ascii="Times New Roman" w:hAnsi="Times New Roman" w:cs="Times New Roman"/>
+          <w:sz w:val="24"/>
+          <w:szCs w:val="24"/>
+        </w:rPr>
+        <w:t xml:space="preserve">, 7/4, 1995, 19-22; ‘Refugee Emergencies: New Challenges for Humanitarian Action’ in R. Lanza (Ed.), </w:t>
+      </w:r>
+      <w:r>
+        <w:rPr>
+          <w:rFonts w:ascii="Times New Roman" w:hAnsi="Times New Roman" w:cs="Times New Roman"/>
+          <w:i/>
+          <w:sz w:val="24"/>
+          <w:szCs w:val="24"/>
+        </w:rPr>
+        <w:t>One World: The Health and Survival of the Human Species in the 21</w:t>
+      </w:r>
+      <w:r>
+        <w:rPr>
+          <w:rFonts w:ascii="Times New Roman" w:hAnsi="Times New Roman" w:cs="Times New Roman"/>
+          <w:i/>
+          <w:sz w:val="24"/>
+          <w:szCs w:val="24"/>
+          <w:vertAlign w:val="superscript"/>
+        </w:rPr>
+        <w:t>st</w:t>
+      </w:r>
+      <w:r>
+        <w:rPr>
+          <w:rFonts w:ascii="Times New Roman" w:hAnsi="Times New Roman" w:cs="Times New Roman"/>
+          <w:i/>
+          <w:sz w:val="24"/>
+          <w:szCs w:val="24"/>
+        </w:rPr>
+        <w:t xml:space="preserve"> Century</w:t>
+      </w:r>
+      <w:r>
+        <w:rPr>
+          <w:rFonts w:ascii="Times New Roman" w:hAnsi="Times New Roman" w:cs="Times New Roman"/>
+          <w:sz w:val="24"/>
+          <w:szCs w:val="24"/>
+        </w:rPr>
+        <w:t>, Santa Fe</w:t>
+      </w:r>
+      <w:r>
+        <w:rPr>
+          <w:rFonts w:ascii="Times New Roman" w:hAnsi="Times New Roman" w:cs="Times New Roman"/>
+          <w:sz w:val="24"/>
+          <w:szCs w:val="24"/>
+        </w:rPr>
+        <w:t xml:space="preserve"> 1996, </w:t>
+      </w:r>
+      <w:r>
+        <w:rPr>
+          <w:rFonts w:ascii="Times New Roman" w:hAnsi="Times New Roman" w:cs="Times New Roman"/>
+          <w:sz w:val="24"/>
+          <w:szCs w:val="24"/>
+        </w:rPr>
+        <w:t>137-147;</w:t>
+      </w:r>
+      <w:r>
+        <w:rPr>
+          <w:rFonts w:ascii="Times New Roman" w:hAnsi="Times New Roman" w:cs="Times New Roman"/>
+          <w:sz w:val="24"/>
+          <w:szCs w:val="24"/>
+        </w:rPr>
+        <w:t xml:space="preserve"> </w:t>
+      </w:r>
+      <w:r>
+        <w:rPr>
+          <w:rFonts w:ascii="Times New Roman" w:hAnsi="Times New Roman" w:cs="Times New Roman"/>
+          <w:i/>
+          <w:sz w:val="24"/>
+          <w:szCs w:val="24"/>
+        </w:rPr>
+        <w:t>The Right of Asylum Must B</w:t>
+      </w:r>
+      <w:r>
+        <w:rPr>
+          <w:rFonts w:ascii="Times New Roman" w:hAnsi="Times New Roman" w:cs="Times New Roman"/>
+          <w:i/>
+          <w:sz w:val="24"/>
+          <w:szCs w:val="24"/>
+        </w:rPr>
+        <w:t>e Strongly Upheld</w:t>
+      </w:r>
+      <w:r>
+        <w:rPr>
+          <w:rFonts w:ascii="Times New Roman" w:hAnsi="Times New Roman" w:cs="Times New Roman"/>
+          <w:sz w:val="24"/>
+          <w:szCs w:val="24"/>
+        </w:rPr>
+        <w:t>, Berlin</w:t>
+      </w:r>
+      <w:r>
+        <w:rPr>
+          <w:rFonts w:ascii="Times New Roman" w:hAnsi="Times New Roman" w:cs="Times New Roman"/>
+          <w:sz w:val="24"/>
+          <w:szCs w:val="24"/>
+        </w:rPr>
+        <w:t xml:space="preserve"> 1996</w:t>
+      </w:r>
+      <w:r>
+        <w:rPr>
+          <w:rFonts w:ascii="Times New Roman" w:hAnsi="Times New Roman" w:cs="Times New Roman"/>
+          <w:sz w:val="24"/>
+          <w:szCs w:val="24"/>
+        </w:rPr>
+        <w:t xml:space="preserve"> (with B.J. John</w:t>
+      </w:r>
+      <w:r>
+        <w:rPr>
+          <w:rFonts w:ascii="Times New Roman" w:hAnsi="Times New Roman" w:cs="Times New Roman"/>
+          <w:sz w:val="24"/>
+          <w:szCs w:val="24"/>
+        </w:rPr>
+        <w:t>); ‘Japan’s Policy T</w:t>
+      </w:r>
+      <w:r>
+        <w:rPr>
+          <w:rFonts w:ascii="Times New Roman" w:hAnsi="Times New Roman" w:cs="Times New Roman"/>
+          <w:sz w:val="24"/>
+          <w:szCs w:val="24"/>
+        </w:rPr>
+        <w:t>oward the United N</w:t>
+      </w:r>
+      <w:r>
+        <w:rPr>
+          <w:rFonts w:ascii="Times New Roman" w:hAnsi="Times New Roman" w:cs="Times New Roman"/>
+          <w:sz w:val="24"/>
+          <w:szCs w:val="24"/>
+        </w:rPr>
+        <w:t>ations’ in C. Alger et al. (Eds</w:t>
+      </w:r>
+      <w:r>
+        <w:rPr>
+          <w:rFonts w:ascii="Times New Roman" w:hAnsi="Times New Roman" w:cs="Times New Roman"/>
+          <w:sz w:val="24"/>
+          <w:szCs w:val="24"/>
+        </w:rPr>
+        <w:t xml:space="preserve">), </w:t>
+      </w:r>
+      <w:r>
+        <w:rPr>
+          <w:rFonts w:ascii="Times New Roman" w:hAnsi="Times New Roman" w:cs="Times New Roman"/>
+          <w:i/>
+          <w:sz w:val="24"/>
+          <w:szCs w:val="24"/>
+        </w:rPr>
+        <w:t>The United Nations System:</w:t>
+      </w:r>
+      <w:r>
+        <w:rPr>
+          <w:rFonts w:ascii="Times New Roman" w:hAnsi="Times New Roman" w:cs="Times New Roman"/>
+          <w:i/>
+          <w:sz w:val="24"/>
+          <w:szCs w:val="24"/>
+        </w:rPr>
+        <w:t xml:space="preserve"> </w:t>
+      </w:r>
+      <w:r>
+        <w:rPr>
+          <w:rFonts w:ascii="Times New Roman" w:hAnsi="Times New Roman" w:cs="Times New Roman"/>
+          <w:i/>
+          <w:sz w:val="24"/>
+          <w:szCs w:val="24"/>
+        </w:rPr>
+        <w:t>The Policies of Member States</w:t>
+      </w:r>
+      <w:r>
+        <w:rPr>
+          <w:rFonts w:ascii="Times New Roman" w:hAnsi="Times New Roman" w:cs="Times New Roman"/>
+          <w:sz w:val="24"/>
+          <w:szCs w:val="24"/>
+        </w:rPr>
+        <w:t>, Tokyo</w:t>
+      </w:r>
+      <w:r>
+        <w:rPr>
+          <w:rFonts w:ascii="Times New Roman" w:hAnsi="Times New Roman" w:cs="Times New Roman"/>
+          <w:sz w:val="24"/>
+          <w:szCs w:val="24"/>
+        </w:rPr>
+        <w:t xml:space="preserve"> 1995, 231-270; ‘Towards Healing the Wounds: Conflict-Torn States and the Return of </w:t>
+      </w:r>
+      <w:r>
+        <w:rPr>
+          <w:rFonts w:ascii="Times New Roman" w:hAnsi="Times New Roman" w:cs="Times New Roman"/>
+          <w:sz w:val="24"/>
+          <w:szCs w:val="24"/>
+        </w:rPr>
+        <w:t xml:space="preserve">Refugees’ in H. Sung-Joo (Ed.) </w:t>
+      </w:r>
+      <w:r>
+        <w:rPr>
+          <w:rFonts w:ascii="Times New Roman" w:hAnsi="Times New Roman" w:cs="Times New Roman"/>
+          <w:i/>
+          <w:sz w:val="24"/>
+          <w:szCs w:val="24"/>
+        </w:rPr>
+        <w:t>The United Nations: The Next Fifty Years</w:t>
+      </w:r>
+      <w:r>
+        <w:rPr>
+          <w:rFonts w:ascii="Times New Roman" w:hAnsi="Times New Roman" w:cs="Times New Roman"/>
+          <w:sz w:val="24"/>
+          <w:szCs w:val="24"/>
+        </w:rPr>
+        <w:t>,</w:t>
+      </w:r>
+      <w:r>
+        <w:rPr>
+          <w:rFonts w:ascii="Times New Roman" w:hAnsi="Times New Roman" w:cs="Times New Roman"/>
+          <w:sz w:val="24"/>
+          <w:szCs w:val="24"/>
+        </w:rPr>
+        <w:t xml:space="preserve"> </w:t>
+      </w:r>
+      <w:r>
+        <w:rPr>
+          <w:rFonts w:ascii="Times New Roman" w:hAnsi="Times New Roman" w:cs="Times New Roman"/>
+          <w:sz w:val="24"/>
+          <w:szCs w:val="24"/>
+        </w:rPr>
+        <w:t>Seoul</w:t>
+      </w:r>
+      <w:r>
+        <w:rPr>
+          <w:rFonts w:ascii="Times New Roman" w:hAnsi="Times New Roman" w:cs="Times New Roman"/>
+          <w:sz w:val="24"/>
+          <w:szCs w:val="24"/>
+        </w:rPr>
+        <w:t xml:space="preserve"> 1996, 71-88;</w:t>
+      </w:r>
+      <w:r>
+        <w:rPr>
+          <w:rFonts w:ascii="Times New Roman" w:hAnsi="Times New Roman" w:cs="Times New Roman"/>
+          <w:sz w:val="24"/>
+          <w:szCs w:val="24"/>
+        </w:rPr>
+        <w:t xml:space="preserve"> </w:t>
+      </w:r>
+      <w:r>
+        <w:rPr>
+          <w:rFonts w:ascii="Times New Roman" w:hAnsi="Times New Roman" w:cs="Times New Roman"/>
+          <w:sz w:val="24"/>
+          <w:szCs w:val="24"/>
+        </w:rPr>
+        <w:t>‘Statement by Mrs. Sadako Ogata, United Nations High Commissioner for Refugees, to the 52</w:t>
+      </w:r>
+      <w:r>
+        <w:rPr>
+          <w:rFonts w:ascii="Times New Roman" w:hAnsi="Times New Roman" w:cs="Times New Roman"/>
+          <w:sz w:val="24"/>
+          <w:szCs w:val="24"/>
+          <w:vertAlign w:val="superscript"/>
+        </w:rPr>
+        <w:t>nd</w:t>
+      </w:r>
+      <w:r>
+        <w:rPr>
+          <w:rFonts w:ascii="Times New Roman" w:hAnsi="Times New Roman" w:cs="Times New Roman"/>
+          <w:sz w:val="24"/>
+          <w:szCs w:val="24"/>
+        </w:rPr>
+        <w:t xml:space="preserve"> Session of the United Nations Commission on Human Rights (Geneva, 20 March 1996)</w:t>
+      </w:r>
+      <w:r>
+        <w:rPr>
+          <w:rFonts w:ascii="Times New Roman" w:hAnsi="Times New Roman" w:cs="Times New Roman"/>
+          <w:sz w:val="24"/>
+          <w:szCs w:val="24"/>
+        </w:rPr>
+        <w:t>’</w:t>
+      </w:r>
+      <w:r>
+        <w:rPr>
+          <w:rFonts w:ascii="Times New Roman" w:hAnsi="Times New Roman" w:cs="Times New Roman"/>
+          <w:sz w:val="24"/>
+          <w:szCs w:val="24"/>
+        </w:rPr>
+        <w:t xml:space="preserve">, in </w:t>
+      </w:r>
+      <w:r>
+        <w:rPr>
+          <w:rFonts w:ascii="Times New Roman" w:hAnsi="Times New Roman" w:cs="Times New Roman"/>
+          <w:i/>
+          <w:sz w:val="24"/>
+          <w:szCs w:val="24"/>
+        </w:rPr>
+        <w:t>Refugee Survey Quarterly</w:t>
+      </w:r>
+      <w:r>
+        <w:rPr>
+          <w:rFonts w:ascii="Times New Roman" w:hAnsi="Times New Roman" w:cs="Times New Roman"/>
+          <w:sz w:val="24"/>
+          <w:szCs w:val="24"/>
+        </w:rPr>
+        <w:t>, 15/1, 1996, 86-92; ‘Refugees:</w:t>
+      </w:r>
+      <w:r>
+        <w:rPr>
+          <w:rFonts w:ascii="Times New Roman" w:hAnsi="Times New Roman" w:cs="Times New Roman"/>
+          <w:sz w:val="24"/>
+          <w:szCs w:val="24"/>
+        </w:rPr>
+        <w:t xml:space="preserve"> </w:t>
+      </w:r>
+      <w:r>
+        <w:rPr>
+          <w:rFonts w:ascii="Times New Roman" w:hAnsi="Times New Roman" w:cs="Times New Roman"/>
+          <w:sz w:val="24"/>
+          <w:szCs w:val="24"/>
+        </w:rPr>
+        <w:t>Don’t Wait u</w:t>
+      </w:r>
+      <w:r>
+        <w:rPr>
+          <w:rFonts w:ascii="Times New Roman" w:hAnsi="Times New Roman" w:cs="Times New Roman"/>
+          <w:sz w:val="24"/>
+          <w:szCs w:val="24"/>
+        </w:rPr>
+        <w:t xml:space="preserve">ntil They Cross the Border’ in </w:t>
+      </w:r>
+      <w:r>
+        <w:rPr>
+          <w:rFonts w:ascii="Times New Roman" w:hAnsi="Times New Roman" w:cs="Times New Roman"/>
+          <w:i/>
+          <w:sz w:val="24"/>
+          <w:szCs w:val="24"/>
+        </w:rPr>
+        <w:t>New Perspectives Quarterly</w:t>
+      </w:r>
+      <w:r>
+        <w:rPr>
+          <w:rFonts w:ascii="Times New Roman" w:hAnsi="Times New Roman" w:cs="Times New Roman"/>
+          <w:sz w:val="24"/>
+          <w:szCs w:val="24"/>
+        </w:rPr>
+        <w:t xml:space="preserve">, 13/1, Winter 1996, 34; ‘Humanitarian Action at the Crossroads’ in </w:t>
+      </w:r>
+      <w:r>
+        <w:rPr>
+          <w:rFonts w:ascii="Times New Roman" w:hAnsi="Times New Roman" w:cs="Times New Roman"/>
+          <w:i/>
+          <w:sz w:val="24"/>
+          <w:szCs w:val="24"/>
+        </w:rPr>
+        <w:t>Refugees</w:t>
+      </w:r>
+      <w:r>
+        <w:rPr>
+          <w:rFonts w:ascii="Times New Roman" w:hAnsi="Times New Roman" w:cs="Times New Roman"/>
+          <w:sz w:val="24"/>
+          <w:szCs w:val="24"/>
+        </w:rPr>
+        <w:t xml:space="preserve">, III, </w:t>
+      </w:r>
+      <w:r>
+        <w:rPr>
+          <w:rFonts w:ascii="Times New Roman" w:hAnsi="Times New Roman" w:cs="Times New Roman"/>
+          <w:sz w:val="24"/>
+          <w:szCs w:val="24"/>
+        </w:rPr>
+        <w:t xml:space="preserve">1997, 4-5; ‘Opening Statement </w:t>
+      </w:r>
       <w:r>
         <w:rPr>
           <w:rFonts w:ascii="Times New Roman" w:hAnsi="Times New Roman" w:cs="Times New Roman"/>
@@ -10605,2952 +13526,7 @@
           <w:szCs w:val="24"/>
         </w:rPr>
         <w:lastRenderedPageBreak/>
-        <w:t>Nichi-</w:t>
-      </w:r>
-      <w:proofErr w:type="spellStart"/>
-      <w:r>
-        <w:rPr>
-          <w:rFonts w:ascii="Times New Roman" w:hAnsi="Times New Roman" w:cs="Times New Roman"/>
-          <w:sz w:val="24"/>
-          <w:szCs w:val="24"/>
-        </w:rPr>
-        <w:t>bei</w:t>
-      </w:r>
-      <w:proofErr w:type="spellEnd"/>
-      <w:r>
-        <w:rPr>
-          <w:rFonts w:ascii="Times New Roman" w:hAnsi="Times New Roman" w:cs="Times New Roman"/>
-          <w:sz w:val="24"/>
-          <w:szCs w:val="24"/>
-        </w:rPr>
-        <w:t xml:space="preserve"> </w:t>
-      </w:r>
-      <w:proofErr w:type="spellStart"/>
-      <w:r>
-        <w:rPr>
-          <w:rFonts w:ascii="Times New Roman" w:hAnsi="Times New Roman" w:cs="Times New Roman"/>
-          <w:sz w:val="24"/>
-          <w:szCs w:val="24"/>
-        </w:rPr>
-        <w:t>Hikaku</w:t>
-      </w:r>
-      <w:proofErr w:type="spellEnd"/>
-      <w:r>
-        <w:rPr>
-          <w:rFonts w:ascii="Times New Roman" w:hAnsi="Times New Roman" w:cs="Times New Roman"/>
-          <w:sz w:val="24"/>
-          <w:szCs w:val="24"/>
-        </w:rPr>
-        <w:t>’ (</w:t>
-      </w:r>
-      <w:r>
-        <w:rPr>
-          <w:rFonts w:ascii="Times New Roman" w:hAnsi="Times New Roman" w:cs="Times New Roman"/>
-          <w:sz w:val="24"/>
-          <w:szCs w:val="24"/>
-        </w:rPr>
-        <w:t>A Comparison of Japanese an</w:t>
-      </w:r>
-      <w:r>
-        <w:rPr>
-          <w:rFonts w:ascii="Times New Roman" w:hAnsi="Times New Roman" w:cs="Times New Roman"/>
-          <w:sz w:val="24"/>
-          <w:szCs w:val="24"/>
-        </w:rPr>
-        <w:t>d US Normalization with China</w:t>
-      </w:r>
-      <w:r>
-        <w:rPr>
-          <w:rFonts w:ascii="Times New Roman" w:hAnsi="Times New Roman" w:cs="Times New Roman"/>
-          <w:sz w:val="24"/>
-          <w:szCs w:val="24"/>
-        </w:rPr>
-        <w:t xml:space="preserve">) in </w:t>
-      </w:r>
-      <w:r>
-        <w:rPr>
-          <w:rFonts w:ascii="Times New Roman" w:hAnsi="Times New Roman" w:cs="Times New Roman"/>
-          <w:i/>
-          <w:sz w:val="24"/>
-          <w:szCs w:val="24"/>
-        </w:rPr>
-        <w:t xml:space="preserve">Kokusai </w:t>
-      </w:r>
-      <w:proofErr w:type="spellStart"/>
-      <w:r>
-        <w:rPr>
-          <w:rFonts w:ascii="Times New Roman" w:hAnsi="Times New Roman" w:cs="Times New Roman"/>
-          <w:i/>
-          <w:sz w:val="24"/>
-          <w:szCs w:val="24"/>
-        </w:rPr>
-        <w:t>mondai</w:t>
-      </w:r>
-      <w:proofErr w:type="spellEnd"/>
-      <w:r>
-        <w:rPr>
-          <w:rFonts w:ascii="Times New Roman" w:hAnsi="Times New Roman" w:cs="Times New Roman"/>
-          <w:sz w:val="24"/>
-          <w:szCs w:val="24"/>
-        </w:rPr>
-        <w:t xml:space="preserve">, 254, 1981, 62-77; </w:t>
-      </w:r>
-      <w:r>
-        <w:rPr>
-          <w:rFonts w:ascii="Times New Roman" w:hAnsi="Times New Roman" w:cs="Times New Roman"/>
-          <w:i/>
-          <w:sz w:val="24"/>
-          <w:szCs w:val="24"/>
-        </w:rPr>
-        <w:t xml:space="preserve">Nihon </w:t>
-      </w:r>
-      <w:proofErr w:type="spellStart"/>
-      <w:r>
-        <w:rPr>
-          <w:rFonts w:ascii="Times New Roman" w:hAnsi="Times New Roman" w:cs="Times New Roman"/>
-          <w:i/>
-          <w:sz w:val="24"/>
-          <w:szCs w:val="24"/>
-        </w:rPr>
-        <w:t>ni</w:t>
-      </w:r>
-      <w:proofErr w:type="spellEnd"/>
-      <w:r>
-        <w:rPr>
-          <w:rFonts w:ascii="Times New Roman" w:hAnsi="Times New Roman" w:cs="Times New Roman"/>
-          <w:i/>
-          <w:sz w:val="24"/>
-          <w:szCs w:val="24"/>
-        </w:rPr>
-        <w:t xml:space="preserve"> </w:t>
-      </w:r>
-      <w:proofErr w:type="spellStart"/>
-      <w:r>
-        <w:rPr>
-          <w:rFonts w:ascii="Times New Roman" w:hAnsi="Times New Roman" w:cs="Times New Roman"/>
-          <w:i/>
-          <w:sz w:val="24"/>
-          <w:szCs w:val="24"/>
-        </w:rPr>
-        <w:t>okeru</w:t>
-      </w:r>
-      <w:proofErr w:type="spellEnd"/>
-      <w:r>
-        <w:rPr>
-          <w:rFonts w:ascii="Times New Roman" w:hAnsi="Times New Roman" w:cs="Times New Roman"/>
-          <w:i/>
-          <w:sz w:val="24"/>
-          <w:szCs w:val="24"/>
-        </w:rPr>
-        <w:t xml:space="preserve"> </w:t>
-      </w:r>
-      <w:proofErr w:type="spellStart"/>
-      <w:r>
-        <w:rPr>
-          <w:rFonts w:ascii="Times New Roman" w:hAnsi="Times New Roman" w:cs="Times New Roman"/>
-          <w:i/>
-          <w:sz w:val="24"/>
-          <w:szCs w:val="24"/>
-        </w:rPr>
-        <w:t>kokusal</w:t>
-      </w:r>
-      <w:proofErr w:type="spellEnd"/>
-      <w:r>
-        <w:rPr>
-          <w:rFonts w:ascii="Times New Roman" w:hAnsi="Times New Roman" w:cs="Times New Roman"/>
-          <w:i/>
-          <w:sz w:val="24"/>
-          <w:szCs w:val="24"/>
-        </w:rPr>
-        <w:t xml:space="preserve"> </w:t>
-      </w:r>
-      <w:proofErr w:type="spellStart"/>
-      <w:r>
-        <w:rPr>
-          <w:rFonts w:ascii="Times New Roman" w:hAnsi="Times New Roman" w:cs="Times New Roman"/>
-          <w:i/>
-          <w:sz w:val="24"/>
-          <w:szCs w:val="24"/>
-        </w:rPr>
-        <w:t>soshiki</w:t>
-      </w:r>
-      <w:proofErr w:type="spellEnd"/>
-      <w:r>
-        <w:rPr>
-          <w:rFonts w:ascii="Times New Roman" w:hAnsi="Times New Roman" w:cs="Times New Roman"/>
-          <w:i/>
-          <w:sz w:val="24"/>
-          <w:szCs w:val="24"/>
-        </w:rPr>
-        <w:t xml:space="preserve"> </w:t>
-      </w:r>
-      <w:proofErr w:type="spellStart"/>
-      <w:r>
-        <w:rPr>
-          <w:rFonts w:ascii="Times New Roman" w:hAnsi="Times New Roman" w:cs="Times New Roman"/>
-          <w:i/>
-          <w:sz w:val="24"/>
-          <w:szCs w:val="24"/>
-        </w:rPr>
-        <w:t>kenkyu</w:t>
-      </w:r>
-      <w:proofErr w:type="spellEnd"/>
-      <w:r>
-        <w:rPr>
-          <w:rFonts w:ascii="Times New Roman" w:hAnsi="Times New Roman" w:cs="Times New Roman"/>
-          <w:i/>
-          <w:sz w:val="24"/>
-          <w:szCs w:val="24"/>
-        </w:rPr>
-        <w:t xml:space="preserve"> (Survey of International Organization Studies in Japan)</w:t>
-      </w:r>
-      <w:r>
-        <w:rPr>
-          <w:rFonts w:ascii="Times New Roman" w:hAnsi="Times New Roman" w:cs="Times New Roman"/>
-          <w:sz w:val="24"/>
-          <w:szCs w:val="24"/>
-        </w:rPr>
-        <w:t>, Tokyo</w:t>
-      </w:r>
-      <w:r>
-        <w:rPr>
-          <w:rFonts w:ascii="Times New Roman" w:hAnsi="Times New Roman" w:cs="Times New Roman"/>
-          <w:sz w:val="24"/>
-          <w:szCs w:val="24"/>
-        </w:rPr>
-        <w:t xml:space="preserve"> 1982; ‘The Changing Role of Japan in the United Nations’ in </w:t>
-      </w:r>
-      <w:r>
-        <w:rPr>
-          <w:rFonts w:ascii="Times New Roman" w:hAnsi="Times New Roman" w:cs="Times New Roman"/>
-          <w:i/>
-          <w:sz w:val="24"/>
-          <w:szCs w:val="24"/>
-        </w:rPr>
-        <w:t>Journal of International Affairs</w:t>
-      </w:r>
-      <w:r>
-        <w:rPr>
-          <w:rFonts w:ascii="Times New Roman" w:hAnsi="Times New Roman" w:cs="Times New Roman"/>
-          <w:sz w:val="24"/>
-          <w:szCs w:val="24"/>
-        </w:rPr>
-        <w:t>, 37/1, Summer 1983, 29-42; ‘</w:t>
-      </w:r>
-      <w:proofErr w:type="spellStart"/>
-      <w:r>
-        <w:rPr>
-          <w:rFonts w:ascii="Times New Roman" w:hAnsi="Times New Roman" w:cs="Times New Roman"/>
-          <w:sz w:val="24"/>
-          <w:szCs w:val="24"/>
-        </w:rPr>
-        <w:t>Hookatsu</w:t>
-      </w:r>
-      <w:proofErr w:type="spellEnd"/>
-      <w:r>
-        <w:rPr>
-          <w:rFonts w:ascii="Times New Roman" w:hAnsi="Times New Roman" w:cs="Times New Roman"/>
-          <w:sz w:val="24"/>
-          <w:szCs w:val="24"/>
-        </w:rPr>
-        <w:t xml:space="preserve"> </w:t>
-      </w:r>
-      <w:proofErr w:type="spellStart"/>
-      <w:r>
-        <w:rPr>
-          <w:rFonts w:ascii="Times New Roman" w:hAnsi="Times New Roman" w:cs="Times New Roman"/>
-          <w:sz w:val="24"/>
-          <w:szCs w:val="24"/>
-        </w:rPr>
-        <w:t>kooshoo</w:t>
-      </w:r>
-      <w:proofErr w:type="spellEnd"/>
-      <w:r>
-        <w:rPr>
-          <w:rFonts w:ascii="Times New Roman" w:hAnsi="Times New Roman" w:cs="Times New Roman"/>
-          <w:sz w:val="24"/>
-          <w:szCs w:val="24"/>
-        </w:rPr>
-        <w:t xml:space="preserve"> was </w:t>
-      </w:r>
-      <w:proofErr w:type="spellStart"/>
-      <w:r>
-        <w:rPr>
-          <w:rFonts w:ascii="Times New Roman" w:hAnsi="Times New Roman" w:cs="Times New Roman"/>
-          <w:sz w:val="24"/>
-          <w:szCs w:val="24"/>
-        </w:rPr>
-        <w:t>gensoo</w:t>
-      </w:r>
-      <w:proofErr w:type="spellEnd"/>
-      <w:r>
-        <w:rPr>
-          <w:rFonts w:ascii="Times New Roman" w:hAnsi="Times New Roman" w:cs="Times New Roman"/>
-          <w:sz w:val="24"/>
-          <w:szCs w:val="24"/>
-        </w:rPr>
-        <w:t xml:space="preserve"> </w:t>
-      </w:r>
-      <w:proofErr w:type="spellStart"/>
-      <w:r>
-        <w:rPr>
-          <w:rFonts w:ascii="Times New Roman" w:hAnsi="Times New Roman" w:cs="Times New Roman"/>
-          <w:sz w:val="24"/>
-          <w:szCs w:val="24"/>
-        </w:rPr>
-        <w:t>na</w:t>
-      </w:r>
-      <w:proofErr w:type="spellEnd"/>
-      <w:r>
-        <w:rPr>
-          <w:rFonts w:ascii="Times New Roman" w:hAnsi="Times New Roman" w:cs="Times New Roman"/>
-          <w:sz w:val="24"/>
-          <w:szCs w:val="24"/>
-        </w:rPr>
-        <w:t xml:space="preserve"> no ka’ (</w:t>
-      </w:r>
-      <w:r>
-        <w:rPr>
-          <w:rFonts w:ascii="Times New Roman" w:hAnsi="Times New Roman" w:cs="Times New Roman"/>
-          <w:sz w:val="24"/>
-          <w:szCs w:val="24"/>
-        </w:rPr>
-        <w:t>Are Comprehe</w:t>
-      </w:r>
-      <w:r>
-        <w:rPr>
-          <w:rFonts w:ascii="Times New Roman" w:hAnsi="Times New Roman" w:cs="Times New Roman"/>
-          <w:sz w:val="24"/>
-          <w:szCs w:val="24"/>
-        </w:rPr>
-        <w:t xml:space="preserve">nsive Negotiations an Illusion?) in S. </w:t>
-      </w:r>
-      <w:proofErr w:type="spellStart"/>
-      <w:r>
-        <w:rPr>
-          <w:rFonts w:ascii="Times New Roman" w:hAnsi="Times New Roman" w:cs="Times New Roman"/>
-          <w:sz w:val="24"/>
-          <w:szCs w:val="24"/>
-        </w:rPr>
-        <w:t>Ookita</w:t>
-      </w:r>
-      <w:proofErr w:type="spellEnd"/>
-      <w:r>
-        <w:rPr>
-          <w:rFonts w:ascii="Times New Roman" w:hAnsi="Times New Roman" w:cs="Times New Roman"/>
-          <w:sz w:val="24"/>
-          <w:szCs w:val="24"/>
-        </w:rPr>
-        <w:t xml:space="preserve"> (Ed.), </w:t>
-      </w:r>
-      <w:proofErr w:type="spellStart"/>
-      <w:r>
-        <w:rPr>
-          <w:rFonts w:ascii="Times New Roman" w:hAnsi="Times New Roman" w:cs="Times New Roman"/>
-          <w:i/>
-          <w:sz w:val="24"/>
-          <w:szCs w:val="24"/>
-        </w:rPr>
-        <w:t>Namboku</w:t>
-      </w:r>
-      <w:proofErr w:type="spellEnd"/>
-      <w:r>
-        <w:rPr>
-          <w:rFonts w:ascii="Times New Roman" w:hAnsi="Times New Roman" w:cs="Times New Roman"/>
-          <w:i/>
-          <w:sz w:val="24"/>
-          <w:szCs w:val="24"/>
-        </w:rPr>
-        <w:t xml:space="preserve"> </w:t>
-      </w:r>
-      <w:proofErr w:type="spellStart"/>
-      <w:r>
-        <w:rPr>
-          <w:rFonts w:ascii="Times New Roman" w:hAnsi="Times New Roman" w:cs="Times New Roman"/>
-          <w:i/>
-          <w:sz w:val="24"/>
-          <w:szCs w:val="24"/>
-        </w:rPr>
-        <w:t>mondai</w:t>
-      </w:r>
-      <w:proofErr w:type="spellEnd"/>
-      <w:r>
-        <w:rPr>
-          <w:rFonts w:ascii="Times New Roman" w:hAnsi="Times New Roman" w:cs="Times New Roman"/>
-          <w:i/>
-          <w:sz w:val="24"/>
-          <w:szCs w:val="24"/>
-        </w:rPr>
-        <w:t xml:space="preserve"> (The North-South Problem)</w:t>
-      </w:r>
-      <w:r>
-        <w:rPr>
-          <w:rFonts w:ascii="Times New Roman" w:hAnsi="Times New Roman" w:cs="Times New Roman"/>
-          <w:sz w:val="24"/>
-          <w:szCs w:val="24"/>
-        </w:rPr>
-        <w:t>, Tokyo</w:t>
-      </w:r>
-      <w:r>
-        <w:rPr>
-          <w:rFonts w:ascii="Times New Roman" w:hAnsi="Times New Roman" w:cs="Times New Roman"/>
-          <w:sz w:val="24"/>
-          <w:szCs w:val="24"/>
-        </w:rPr>
-        <w:t xml:space="preserve"> 1984, 163-185; ‘Kokusai </w:t>
-      </w:r>
-      <w:proofErr w:type="spellStart"/>
-      <w:r>
-        <w:rPr>
-          <w:rFonts w:ascii="Times New Roman" w:hAnsi="Times New Roman" w:cs="Times New Roman"/>
-          <w:sz w:val="24"/>
-          <w:szCs w:val="24"/>
-        </w:rPr>
-        <w:t>soshiki</w:t>
-      </w:r>
-      <w:proofErr w:type="spellEnd"/>
-      <w:r>
-        <w:rPr>
-          <w:rFonts w:ascii="Times New Roman" w:hAnsi="Times New Roman" w:cs="Times New Roman"/>
-          <w:sz w:val="24"/>
-          <w:szCs w:val="24"/>
-        </w:rPr>
-        <w:t xml:space="preserve"> </w:t>
-      </w:r>
-      <w:proofErr w:type="spellStart"/>
-      <w:r>
-        <w:rPr>
-          <w:rFonts w:ascii="Times New Roman" w:hAnsi="Times New Roman" w:cs="Times New Roman"/>
-          <w:sz w:val="24"/>
-          <w:szCs w:val="24"/>
-        </w:rPr>
-        <w:t>k</w:t>
-      </w:r>
-      <w:r>
-        <w:rPr>
-          <w:rFonts w:ascii="Times New Roman" w:hAnsi="Times New Roman" w:cs="Times New Roman"/>
-          <w:sz w:val="24"/>
-          <w:szCs w:val="24"/>
-        </w:rPr>
-        <w:t>enkyuu</w:t>
-      </w:r>
-      <w:proofErr w:type="spellEnd"/>
-      <w:r>
-        <w:rPr>
-          <w:rFonts w:ascii="Times New Roman" w:hAnsi="Times New Roman" w:cs="Times New Roman"/>
-          <w:sz w:val="24"/>
-          <w:szCs w:val="24"/>
-        </w:rPr>
-        <w:t xml:space="preserve"> to </w:t>
-      </w:r>
-      <w:proofErr w:type="spellStart"/>
-      <w:r>
-        <w:rPr>
-          <w:rFonts w:ascii="Times New Roman" w:hAnsi="Times New Roman" w:cs="Times New Roman"/>
-          <w:sz w:val="24"/>
-          <w:szCs w:val="24"/>
-        </w:rPr>
-        <w:t>kokusai</w:t>
-      </w:r>
-      <w:proofErr w:type="spellEnd"/>
-      <w:r>
-        <w:rPr>
-          <w:rFonts w:ascii="Times New Roman" w:hAnsi="Times New Roman" w:cs="Times New Roman"/>
-          <w:sz w:val="24"/>
-          <w:szCs w:val="24"/>
-        </w:rPr>
-        <w:t xml:space="preserve"> </w:t>
-      </w:r>
-      <w:proofErr w:type="spellStart"/>
-      <w:r>
-        <w:rPr>
-          <w:rFonts w:ascii="Times New Roman" w:hAnsi="Times New Roman" w:cs="Times New Roman"/>
-          <w:sz w:val="24"/>
-          <w:szCs w:val="24"/>
-        </w:rPr>
-        <w:t>taisei</w:t>
-      </w:r>
-      <w:proofErr w:type="spellEnd"/>
-      <w:r>
-        <w:rPr>
-          <w:rFonts w:ascii="Times New Roman" w:hAnsi="Times New Roman" w:cs="Times New Roman"/>
-          <w:sz w:val="24"/>
-          <w:szCs w:val="24"/>
-        </w:rPr>
-        <w:t xml:space="preserve"> </w:t>
-      </w:r>
-      <w:proofErr w:type="spellStart"/>
-      <w:r>
-        <w:rPr>
-          <w:rFonts w:ascii="Times New Roman" w:hAnsi="Times New Roman" w:cs="Times New Roman"/>
-          <w:sz w:val="24"/>
-          <w:szCs w:val="24"/>
-        </w:rPr>
-        <w:t>ron</w:t>
-      </w:r>
-      <w:proofErr w:type="spellEnd"/>
-      <w:r>
-        <w:rPr>
-          <w:rFonts w:ascii="Times New Roman" w:hAnsi="Times New Roman" w:cs="Times New Roman"/>
-          <w:sz w:val="24"/>
-          <w:szCs w:val="24"/>
-        </w:rPr>
-        <w:t>’ (</w:t>
-      </w:r>
-      <w:r>
-        <w:rPr>
-          <w:rFonts w:ascii="Times New Roman" w:hAnsi="Times New Roman" w:cs="Times New Roman"/>
-          <w:sz w:val="24"/>
-          <w:szCs w:val="24"/>
-        </w:rPr>
-        <w:t xml:space="preserve">International Organization Research </w:t>
-      </w:r>
-      <w:r>
-        <w:rPr>
-          <w:rFonts w:ascii="Times New Roman" w:hAnsi="Times New Roman" w:cs="Times New Roman"/>
-          <w:sz w:val="24"/>
-          <w:szCs w:val="24"/>
-        </w:rPr>
-        <w:t>and International Regime Theory</w:t>
-      </w:r>
-      <w:r>
-        <w:rPr>
-          <w:rFonts w:ascii="Times New Roman" w:hAnsi="Times New Roman" w:cs="Times New Roman"/>
-          <w:sz w:val="24"/>
-          <w:szCs w:val="24"/>
-        </w:rPr>
-        <w:t xml:space="preserve">) in </w:t>
-      </w:r>
-      <w:r>
-        <w:rPr>
-          <w:rFonts w:ascii="Times New Roman" w:hAnsi="Times New Roman" w:cs="Times New Roman"/>
-          <w:i/>
-          <w:sz w:val="24"/>
-          <w:szCs w:val="24"/>
-        </w:rPr>
-        <w:t xml:space="preserve">Kokusai </w:t>
-      </w:r>
-      <w:proofErr w:type="spellStart"/>
-      <w:r>
-        <w:rPr>
-          <w:rFonts w:ascii="Times New Roman" w:hAnsi="Times New Roman" w:cs="Times New Roman"/>
-          <w:i/>
-          <w:sz w:val="24"/>
-          <w:szCs w:val="24"/>
-        </w:rPr>
-        <w:t>seiji</w:t>
-      </w:r>
-      <w:proofErr w:type="spellEnd"/>
-      <w:r>
-        <w:rPr>
-          <w:rFonts w:ascii="Times New Roman" w:hAnsi="Times New Roman" w:cs="Times New Roman"/>
-          <w:sz w:val="24"/>
-          <w:szCs w:val="24"/>
-        </w:rPr>
-        <w:t xml:space="preserve">, 76, 1984, 1-10; </w:t>
-      </w:r>
-      <w:r>
-        <w:rPr>
-          <w:rFonts w:ascii="Times New Roman" w:hAnsi="Times New Roman" w:cs="Times New Roman"/>
-          <w:i/>
-          <w:sz w:val="24"/>
-          <w:szCs w:val="24"/>
-        </w:rPr>
-        <w:t xml:space="preserve">Sekai no </w:t>
-      </w:r>
-      <w:proofErr w:type="spellStart"/>
-      <w:r>
-        <w:rPr>
-          <w:rFonts w:ascii="Times New Roman" w:hAnsi="Times New Roman" w:cs="Times New Roman"/>
-          <w:i/>
-          <w:sz w:val="24"/>
-          <w:szCs w:val="24"/>
-        </w:rPr>
-        <w:t>nammin</w:t>
-      </w:r>
-      <w:proofErr w:type="spellEnd"/>
-      <w:r>
-        <w:rPr>
-          <w:rFonts w:ascii="Times New Roman" w:hAnsi="Times New Roman" w:cs="Times New Roman"/>
-          <w:i/>
-          <w:sz w:val="24"/>
-          <w:szCs w:val="24"/>
-        </w:rPr>
-        <w:t xml:space="preserve"> (The World’s Refugees)</w:t>
-      </w:r>
-      <w:r>
-        <w:rPr>
-          <w:rFonts w:ascii="Times New Roman" w:hAnsi="Times New Roman" w:cs="Times New Roman"/>
-          <w:sz w:val="24"/>
-          <w:szCs w:val="24"/>
-        </w:rPr>
-        <w:t>,</w:t>
-      </w:r>
-      <w:r>
-        <w:rPr>
-          <w:rFonts w:ascii="Times New Roman" w:hAnsi="Times New Roman" w:cs="Times New Roman"/>
-          <w:sz w:val="24"/>
-          <w:szCs w:val="24"/>
-        </w:rPr>
-        <w:t xml:space="preserve"> Tokyo</w:t>
-      </w:r>
-      <w:r>
-        <w:rPr>
-          <w:rFonts w:ascii="Times New Roman" w:hAnsi="Times New Roman" w:cs="Times New Roman"/>
-          <w:sz w:val="24"/>
-          <w:szCs w:val="24"/>
-        </w:rPr>
-        <w:t xml:space="preserve"> 1984</w:t>
-      </w:r>
-      <w:r>
-        <w:rPr>
-          <w:rFonts w:ascii="Times New Roman" w:hAnsi="Times New Roman" w:cs="Times New Roman"/>
-          <w:sz w:val="24"/>
-          <w:szCs w:val="24"/>
-        </w:rPr>
-        <w:t xml:space="preserve"> (edited with A. </w:t>
-      </w:r>
-      <w:proofErr w:type="spellStart"/>
-      <w:r>
-        <w:rPr>
-          <w:rFonts w:ascii="Times New Roman" w:hAnsi="Times New Roman" w:cs="Times New Roman"/>
-          <w:sz w:val="24"/>
-          <w:szCs w:val="24"/>
-        </w:rPr>
-        <w:t>Mataix</w:t>
-      </w:r>
-      <w:proofErr w:type="spellEnd"/>
-      <w:r>
-        <w:rPr>
-          <w:rFonts w:ascii="Times New Roman" w:hAnsi="Times New Roman" w:cs="Times New Roman"/>
-          <w:sz w:val="24"/>
-          <w:szCs w:val="24"/>
-        </w:rPr>
-        <w:t>)</w:t>
-      </w:r>
-      <w:r>
-        <w:rPr>
-          <w:rFonts w:ascii="Times New Roman" w:hAnsi="Times New Roman" w:cs="Times New Roman"/>
-          <w:sz w:val="24"/>
-          <w:szCs w:val="24"/>
-        </w:rPr>
-        <w:t xml:space="preserve">; ‘The Changing Role of Japan in the United </w:t>
-      </w:r>
-      <w:r>
-        <w:rPr>
-          <w:rFonts w:ascii="Times New Roman" w:hAnsi="Times New Roman" w:cs="Times New Roman"/>
-          <w:sz w:val="24"/>
-          <w:szCs w:val="24"/>
-        </w:rPr>
-        <w:t>Nation</w:t>
-      </w:r>
-      <w:r>
-        <w:rPr>
-          <w:rFonts w:ascii="Times New Roman" w:hAnsi="Times New Roman" w:cs="Times New Roman"/>
-          <w:sz w:val="24"/>
-          <w:szCs w:val="24"/>
-        </w:rPr>
-        <w:t>s’ in J. Katz an</w:t>
-      </w:r>
-      <w:r>
-        <w:rPr>
-          <w:rFonts w:ascii="Times New Roman" w:hAnsi="Times New Roman" w:cs="Times New Roman"/>
-          <w:sz w:val="24"/>
-          <w:szCs w:val="24"/>
-        </w:rPr>
-        <w:t>d T. Friedman-Lichtschein (Eds</w:t>
-      </w:r>
-      <w:r>
-        <w:rPr>
-          <w:rFonts w:ascii="Times New Roman" w:hAnsi="Times New Roman" w:cs="Times New Roman"/>
-          <w:sz w:val="24"/>
-          <w:szCs w:val="24"/>
-        </w:rPr>
-        <w:t xml:space="preserve">), </w:t>
-      </w:r>
-      <w:r>
-        <w:rPr>
-          <w:rFonts w:ascii="Times New Roman" w:hAnsi="Times New Roman" w:cs="Times New Roman"/>
-          <w:i/>
-          <w:sz w:val="24"/>
-          <w:szCs w:val="24"/>
-        </w:rPr>
-        <w:t>Japan’s New World Role</w:t>
-      </w:r>
-      <w:r>
-        <w:rPr>
-          <w:rFonts w:ascii="Times New Roman" w:hAnsi="Times New Roman" w:cs="Times New Roman"/>
-          <w:sz w:val="24"/>
-          <w:szCs w:val="24"/>
-        </w:rPr>
-        <w:t>, Boulder</w:t>
-      </w:r>
-      <w:r>
-        <w:rPr>
-          <w:rFonts w:ascii="Times New Roman" w:hAnsi="Times New Roman" w:cs="Times New Roman"/>
-          <w:sz w:val="24"/>
-          <w:szCs w:val="24"/>
-        </w:rPr>
-        <w:t xml:space="preserve"> 1985, 29-42; ‘Ameri</w:t>
-      </w:r>
-      <w:r>
-        <w:rPr>
-          <w:rFonts w:ascii="Times New Roman" w:hAnsi="Times New Roman" w:cs="Times New Roman"/>
-          <w:sz w:val="24"/>
-          <w:szCs w:val="24"/>
-        </w:rPr>
-        <w:t xml:space="preserve">ka </w:t>
-      </w:r>
-      <w:proofErr w:type="spellStart"/>
-      <w:r>
-        <w:rPr>
-          <w:rFonts w:ascii="Times New Roman" w:hAnsi="Times New Roman" w:cs="Times New Roman"/>
-          <w:sz w:val="24"/>
-          <w:szCs w:val="24"/>
-        </w:rPr>
-        <w:t>kokuren</w:t>
-      </w:r>
-      <w:proofErr w:type="spellEnd"/>
-      <w:r>
-        <w:rPr>
-          <w:rFonts w:ascii="Times New Roman" w:hAnsi="Times New Roman" w:cs="Times New Roman"/>
-          <w:sz w:val="24"/>
-          <w:szCs w:val="24"/>
-        </w:rPr>
-        <w:t xml:space="preserve"> </w:t>
-      </w:r>
-      <w:proofErr w:type="spellStart"/>
-      <w:r>
-        <w:rPr>
-          <w:rFonts w:ascii="Times New Roman" w:hAnsi="Times New Roman" w:cs="Times New Roman"/>
-          <w:sz w:val="24"/>
-          <w:szCs w:val="24"/>
-        </w:rPr>
-        <w:t>seisaku</w:t>
-      </w:r>
-      <w:proofErr w:type="spellEnd"/>
-      <w:r>
-        <w:rPr>
-          <w:rFonts w:ascii="Times New Roman" w:hAnsi="Times New Roman" w:cs="Times New Roman"/>
-          <w:sz w:val="24"/>
-          <w:szCs w:val="24"/>
-        </w:rPr>
-        <w:t xml:space="preserve"> no </w:t>
-      </w:r>
-      <w:proofErr w:type="spellStart"/>
-      <w:r>
-        <w:rPr>
-          <w:rFonts w:ascii="Times New Roman" w:hAnsi="Times New Roman" w:cs="Times New Roman"/>
-          <w:sz w:val="24"/>
-          <w:szCs w:val="24"/>
-        </w:rPr>
-        <w:t>hensen</w:t>
-      </w:r>
-      <w:proofErr w:type="spellEnd"/>
-      <w:r>
-        <w:rPr>
-          <w:rFonts w:ascii="Times New Roman" w:hAnsi="Times New Roman" w:cs="Times New Roman"/>
-          <w:sz w:val="24"/>
-          <w:szCs w:val="24"/>
-        </w:rPr>
-        <w:t>’ (</w:t>
-      </w:r>
-      <w:r>
-        <w:rPr>
-          <w:rFonts w:ascii="Times New Roman" w:hAnsi="Times New Roman" w:cs="Times New Roman"/>
-          <w:sz w:val="24"/>
-          <w:szCs w:val="24"/>
-        </w:rPr>
-        <w:t>Changes in Americ</w:t>
-      </w:r>
-      <w:r>
-        <w:rPr>
-          <w:rFonts w:ascii="Times New Roman" w:hAnsi="Times New Roman" w:cs="Times New Roman"/>
-          <w:sz w:val="24"/>
-          <w:szCs w:val="24"/>
-        </w:rPr>
-        <w:t xml:space="preserve">an Policy in the </w:t>
-      </w:r>
-      <w:r>
-        <w:rPr>
-          <w:rFonts w:ascii="Times New Roman" w:hAnsi="Times New Roman" w:cs="Times New Roman"/>
-          <w:sz w:val="24"/>
-          <w:szCs w:val="24"/>
-        </w:rPr>
-        <w:t>UN</w:t>
-      </w:r>
-      <w:r>
-        <w:rPr>
-          <w:rFonts w:ascii="Times New Roman" w:hAnsi="Times New Roman" w:cs="Times New Roman"/>
-          <w:sz w:val="24"/>
-          <w:szCs w:val="24"/>
-        </w:rPr>
-        <w:t xml:space="preserve">) in C. Hosoya (Ed.), </w:t>
-      </w:r>
-      <w:r>
-        <w:rPr>
-          <w:rFonts w:ascii="Times New Roman" w:hAnsi="Times New Roman" w:cs="Times New Roman"/>
-          <w:i/>
-          <w:sz w:val="24"/>
-          <w:szCs w:val="24"/>
-        </w:rPr>
-        <w:t xml:space="preserve">Amerika </w:t>
-      </w:r>
-      <w:proofErr w:type="spellStart"/>
-      <w:r>
-        <w:rPr>
-          <w:rFonts w:ascii="Times New Roman" w:hAnsi="Times New Roman" w:cs="Times New Roman"/>
-          <w:i/>
-          <w:sz w:val="24"/>
-          <w:szCs w:val="24"/>
-        </w:rPr>
-        <w:t>gaikoo</w:t>
-      </w:r>
-      <w:proofErr w:type="spellEnd"/>
-      <w:r>
-        <w:rPr>
-          <w:rFonts w:ascii="Times New Roman" w:hAnsi="Times New Roman" w:cs="Times New Roman"/>
-          <w:i/>
-          <w:sz w:val="24"/>
-          <w:szCs w:val="24"/>
-        </w:rPr>
-        <w:t xml:space="preserve">: </w:t>
-      </w:r>
-      <w:proofErr w:type="spellStart"/>
-      <w:r>
-        <w:rPr>
-          <w:rFonts w:ascii="Times New Roman" w:hAnsi="Times New Roman" w:cs="Times New Roman"/>
-          <w:i/>
-          <w:sz w:val="24"/>
-          <w:szCs w:val="24"/>
-        </w:rPr>
-        <w:t>Nichibei</w:t>
-      </w:r>
-      <w:proofErr w:type="spellEnd"/>
-      <w:r>
-        <w:rPr>
-          <w:rFonts w:ascii="Times New Roman" w:hAnsi="Times New Roman" w:cs="Times New Roman"/>
-          <w:i/>
-          <w:sz w:val="24"/>
-          <w:szCs w:val="24"/>
-        </w:rPr>
-        <w:t xml:space="preserve"> </w:t>
-      </w:r>
-      <w:proofErr w:type="spellStart"/>
-      <w:r>
-        <w:rPr>
-          <w:rFonts w:ascii="Times New Roman" w:hAnsi="Times New Roman" w:cs="Times New Roman"/>
-          <w:i/>
-          <w:sz w:val="24"/>
-          <w:szCs w:val="24"/>
-        </w:rPr>
-        <w:t>kankei</w:t>
-      </w:r>
-      <w:proofErr w:type="spellEnd"/>
-      <w:r>
-        <w:rPr>
-          <w:rFonts w:ascii="Times New Roman" w:hAnsi="Times New Roman" w:cs="Times New Roman"/>
-          <w:i/>
-          <w:sz w:val="24"/>
-          <w:szCs w:val="24"/>
-        </w:rPr>
-        <w:t xml:space="preserve"> no </w:t>
-      </w:r>
-      <w:proofErr w:type="spellStart"/>
-      <w:r>
-        <w:rPr>
-          <w:rFonts w:ascii="Times New Roman" w:hAnsi="Times New Roman" w:cs="Times New Roman"/>
-          <w:i/>
-          <w:sz w:val="24"/>
-          <w:szCs w:val="24"/>
-        </w:rPr>
-        <w:t>bummyaku</w:t>
-      </w:r>
-      <w:proofErr w:type="spellEnd"/>
-      <w:r>
-        <w:rPr>
-          <w:rFonts w:ascii="Times New Roman" w:hAnsi="Times New Roman" w:cs="Times New Roman"/>
-          <w:i/>
-          <w:sz w:val="24"/>
-          <w:szCs w:val="24"/>
-        </w:rPr>
-        <w:t xml:space="preserve"> no </w:t>
-      </w:r>
-      <w:proofErr w:type="spellStart"/>
-      <w:r>
-        <w:rPr>
-          <w:rFonts w:ascii="Times New Roman" w:hAnsi="Times New Roman" w:cs="Times New Roman"/>
-          <w:i/>
-          <w:sz w:val="24"/>
-          <w:szCs w:val="24"/>
-        </w:rPr>
-        <w:t>naka</w:t>
-      </w:r>
-      <w:proofErr w:type="spellEnd"/>
-      <w:r>
-        <w:rPr>
-          <w:rFonts w:ascii="Times New Roman" w:hAnsi="Times New Roman" w:cs="Times New Roman"/>
-          <w:i/>
-          <w:sz w:val="24"/>
-          <w:szCs w:val="24"/>
-        </w:rPr>
-        <w:t xml:space="preserve"> de (American Diplomacy in the Context of Japanese-American Relations)</w:t>
-      </w:r>
-      <w:r>
-        <w:rPr>
-          <w:rFonts w:ascii="Times New Roman" w:hAnsi="Times New Roman" w:cs="Times New Roman"/>
-          <w:sz w:val="24"/>
-          <w:szCs w:val="24"/>
-        </w:rPr>
-        <w:t>, Tokyo</w:t>
-      </w:r>
-      <w:r>
-        <w:rPr>
-          <w:rFonts w:ascii="Times New Roman" w:hAnsi="Times New Roman" w:cs="Times New Roman"/>
-          <w:sz w:val="24"/>
-          <w:szCs w:val="24"/>
-        </w:rPr>
-        <w:t xml:space="preserve"> 1986, 171-204; ‘</w:t>
-      </w:r>
-      <w:proofErr w:type="spellStart"/>
-      <w:r>
-        <w:rPr>
-          <w:rFonts w:ascii="Times New Roman" w:hAnsi="Times New Roman" w:cs="Times New Roman"/>
-          <w:sz w:val="24"/>
-          <w:szCs w:val="24"/>
-        </w:rPr>
-        <w:t>Kokuren</w:t>
-      </w:r>
-      <w:proofErr w:type="spellEnd"/>
-      <w:r>
-        <w:rPr>
-          <w:rFonts w:ascii="Times New Roman" w:hAnsi="Times New Roman" w:cs="Times New Roman"/>
-          <w:sz w:val="24"/>
-          <w:szCs w:val="24"/>
-        </w:rPr>
-        <w:t xml:space="preserve"> </w:t>
-      </w:r>
-      <w:proofErr w:type="spellStart"/>
-      <w:r>
-        <w:rPr>
-          <w:rFonts w:ascii="Times New Roman" w:hAnsi="Times New Roman" w:cs="Times New Roman"/>
-          <w:sz w:val="24"/>
-          <w:szCs w:val="24"/>
-        </w:rPr>
-        <w:t>ni</w:t>
-      </w:r>
-      <w:proofErr w:type="spellEnd"/>
-      <w:r>
-        <w:rPr>
-          <w:rFonts w:ascii="Times New Roman" w:hAnsi="Times New Roman" w:cs="Times New Roman"/>
-          <w:sz w:val="24"/>
-          <w:szCs w:val="24"/>
-        </w:rPr>
-        <w:t xml:space="preserve"> </w:t>
-      </w:r>
-      <w:proofErr w:type="spellStart"/>
-      <w:r>
-        <w:rPr>
-          <w:rFonts w:ascii="Times New Roman" w:hAnsi="Times New Roman" w:cs="Times New Roman"/>
-          <w:sz w:val="24"/>
-          <w:szCs w:val="24"/>
-        </w:rPr>
-        <w:t>okeru</w:t>
-      </w:r>
-      <w:proofErr w:type="spellEnd"/>
-      <w:r>
-        <w:rPr>
-          <w:rFonts w:ascii="Times New Roman" w:hAnsi="Times New Roman" w:cs="Times New Roman"/>
-          <w:sz w:val="24"/>
-          <w:szCs w:val="24"/>
-        </w:rPr>
-        <w:t xml:space="preserve"> </w:t>
-      </w:r>
-      <w:proofErr w:type="spellStart"/>
-      <w:r>
-        <w:rPr>
-          <w:rFonts w:ascii="Times New Roman" w:hAnsi="Times New Roman" w:cs="Times New Roman"/>
-          <w:sz w:val="24"/>
-          <w:szCs w:val="24"/>
-        </w:rPr>
-        <w:t>jinken</w:t>
-      </w:r>
-      <w:proofErr w:type="spellEnd"/>
-      <w:r>
-        <w:rPr>
-          <w:rFonts w:ascii="Times New Roman" w:hAnsi="Times New Roman" w:cs="Times New Roman"/>
-          <w:sz w:val="24"/>
-          <w:szCs w:val="24"/>
-        </w:rPr>
-        <w:t xml:space="preserve"> </w:t>
-      </w:r>
-      <w:proofErr w:type="spellStart"/>
-      <w:r>
-        <w:rPr>
-          <w:rFonts w:ascii="Times New Roman" w:hAnsi="Times New Roman" w:cs="Times New Roman"/>
-          <w:sz w:val="24"/>
-          <w:szCs w:val="24"/>
-        </w:rPr>
-        <w:t>yoogo</w:t>
-      </w:r>
-      <w:proofErr w:type="spellEnd"/>
-      <w:r>
-        <w:rPr>
-          <w:rFonts w:ascii="Times New Roman" w:hAnsi="Times New Roman" w:cs="Times New Roman"/>
-          <w:sz w:val="24"/>
-          <w:szCs w:val="24"/>
-        </w:rPr>
-        <w:t xml:space="preserve"> kinoo’ (</w:t>
-      </w:r>
-      <w:r>
-        <w:rPr>
-          <w:rFonts w:ascii="Times New Roman" w:hAnsi="Times New Roman" w:cs="Times New Roman"/>
-          <w:sz w:val="24"/>
-          <w:szCs w:val="24"/>
-        </w:rPr>
-        <w:t xml:space="preserve">The Human Rights Protection Function in the </w:t>
-      </w:r>
-      <w:r>
-        <w:rPr>
-          <w:rFonts w:ascii="Times New Roman" w:hAnsi="Times New Roman" w:cs="Times New Roman"/>
-          <w:sz w:val="24"/>
-          <w:szCs w:val="24"/>
-        </w:rPr>
-        <w:t>UN</w:t>
-      </w:r>
-      <w:r>
-        <w:rPr>
-          <w:rFonts w:ascii="Times New Roman" w:hAnsi="Times New Roman" w:cs="Times New Roman"/>
-          <w:sz w:val="24"/>
-          <w:szCs w:val="24"/>
-        </w:rPr>
-        <w:t>) in S. Eisak</w:t>
-      </w:r>
-      <w:r>
-        <w:rPr>
-          <w:rFonts w:ascii="Times New Roman" w:hAnsi="Times New Roman" w:cs="Times New Roman"/>
-          <w:sz w:val="24"/>
-          <w:szCs w:val="24"/>
-        </w:rPr>
-        <w:t>u (</w:t>
-      </w:r>
-      <w:r>
-        <w:rPr>
-          <w:rFonts w:ascii="Times New Roman" w:hAnsi="Times New Roman" w:cs="Times New Roman"/>
-          <w:sz w:val="24"/>
-          <w:szCs w:val="24"/>
-        </w:rPr>
-        <w:t xml:space="preserve">Ed.), </w:t>
-      </w:r>
-      <w:proofErr w:type="spellStart"/>
-      <w:r>
-        <w:rPr>
-          <w:rFonts w:ascii="Times New Roman" w:hAnsi="Times New Roman" w:cs="Times New Roman"/>
-          <w:i/>
-          <w:sz w:val="24"/>
-          <w:szCs w:val="24"/>
-        </w:rPr>
-        <w:t>Kokuren</w:t>
-      </w:r>
-      <w:proofErr w:type="spellEnd"/>
-      <w:r>
-        <w:rPr>
-          <w:rFonts w:ascii="Times New Roman" w:hAnsi="Times New Roman" w:cs="Times New Roman"/>
-          <w:i/>
-          <w:sz w:val="24"/>
-          <w:szCs w:val="24"/>
-        </w:rPr>
-        <w:t xml:space="preserve"> wo </w:t>
-      </w:r>
-      <w:proofErr w:type="spellStart"/>
-      <w:r>
-        <w:rPr>
-          <w:rFonts w:ascii="Times New Roman" w:hAnsi="Times New Roman" w:cs="Times New Roman"/>
-          <w:i/>
-          <w:sz w:val="24"/>
-          <w:szCs w:val="24"/>
-        </w:rPr>
-        <w:t>kaizoo</w:t>
-      </w:r>
-      <w:proofErr w:type="spellEnd"/>
-      <w:r>
-        <w:rPr>
-          <w:rFonts w:ascii="Times New Roman" w:hAnsi="Times New Roman" w:cs="Times New Roman"/>
-          <w:i/>
-          <w:sz w:val="24"/>
-          <w:szCs w:val="24"/>
-        </w:rPr>
-        <w:t xml:space="preserve"> </w:t>
-      </w:r>
-      <w:proofErr w:type="spellStart"/>
-      <w:r>
-        <w:rPr>
-          <w:rFonts w:ascii="Times New Roman" w:hAnsi="Times New Roman" w:cs="Times New Roman"/>
-          <w:i/>
-          <w:sz w:val="24"/>
-          <w:szCs w:val="24"/>
-        </w:rPr>
-        <w:t>suru</w:t>
-      </w:r>
-      <w:proofErr w:type="spellEnd"/>
-      <w:r>
-        <w:rPr>
-          <w:rFonts w:ascii="Times New Roman" w:hAnsi="Times New Roman" w:cs="Times New Roman"/>
-          <w:i/>
-          <w:sz w:val="24"/>
-          <w:szCs w:val="24"/>
-        </w:rPr>
-        <w:t xml:space="preserve"> (Restructuring the </w:t>
-      </w:r>
-      <w:r>
-        <w:rPr>
-          <w:rFonts w:ascii="Times New Roman" w:hAnsi="Times New Roman" w:cs="Times New Roman"/>
-          <w:i/>
-          <w:sz w:val="24"/>
-          <w:szCs w:val="24"/>
-        </w:rPr>
-        <w:t>UN</w:t>
-      </w:r>
-      <w:r>
-        <w:rPr>
-          <w:rFonts w:ascii="Times New Roman" w:hAnsi="Times New Roman" w:cs="Times New Roman"/>
-          <w:i/>
-          <w:sz w:val="24"/>
-          <w:szCs w:val="24"/>
-        </w:rPr>
-        <w:t>)</w:t>
-      </w:r>
-      <w:r>
-        <w:rPr>
-          <w:rFonts w:ascii="Times New Roman" w:hAnsi="Times New Roman" w:cs="Times New Roman"/>
-          <w:sz w:val="24"/>
-          <w:szCs w:val="24"/>
-        </w:rPr>
-        <w:t>, Tokyo</w:t>
-      </w:r>
-      <w:r>
-        <w:rPr>
-          <w:rFonts w:ascii="Times New Roman" w:hAnsi="Times New Roman" w:cs="Times New Roman"/>
-          <w:sz w:val="24"/>
-          <w:szCs w:val="24"/>
-        </w:rPr>
-        <w:t xml:space="preserve"> 1986, 141-151; ‘Ninon</w:t>
-      </w:r>
-      <w:r>
-        <w:rPr>
-          <w:rFonts w:ascii="Times New Roman" w:hAnsi="Times New Roman" w:cs="Times New Roman"/>
-          <w:sz w:val="24"/>
-          <w:szCs w:val="24"/>
-        </w:rPr>
-        <w:t xml:space="preserve"> no </w:t>
-      </w:r>
-      <w:proofErr w:type="spellStart"/>
-      <w:r>
-        <w:rPr>
-          <w:rFonts w:ascii="Times New Roman" w:hAnsi="Times New Roman" w:cs="Times New Roman"/>
-          <w:sz w:val="24"/>
-          <w:szCs w:val="24"/>
-        </w:rPr>
-        <w:t>kokuren</w:t>
-      </w:r>
-      <w:proofErr w:type="spellEnd"/>
-      <w:r>
-        <w:rPr>
-          <w:rFonts w:ascii="Times New Roman" w:hAnsi="Times New Roman" w:cs="Times New Roman"/>
-          <w:sz w:val="24"/>
-          <w:szCs w:val="24"/>
-        </w:rPr>
-        <w:t xml:space="preserve"> </w:t>
-      </w:r>
-      <w:proofErr w:type="spellStart"/>
-      <w:r>
-        <w:rPr>
-          <w:rFonts w:ascii="Times New Roman" w:hAnsi="Times New Roman" w:cs="Times New Roman"/>
-          <w:sz w:val="24"/>
-          <w:szCs w:val="24"/>
-        </w:rPr>
-        <w:t>gaikoo</w:t>
-      </w:r>
-      <w:proofErr w:type="spellEnd"/>
-      <w:r>
-        <w:rPr>
-          <w:rFonts w:ascii="Times New Roman" w:hAnsi="Times New Roman" w:cs="Times New Roman"/>
-          <w:sz w:val="24"/>
-          <w:szCs w:val="24"/>
-        </w:rPr>
-        <w:t xml:space="preserve"> no </w:t>
-      </w:r>
-      <w:proofErr w:type="spellStart"/>
-      <w:r>
-        <w:rPr>
-          <w:rFonts w:ascii="Times New Roman" w:hAnsi="Times New Roman" w:cs="Times New Roman"/>
-          <w:sz w:val="24"/>
-          <w:szCs w:val="24"/>
-        </w:rPr>
-        <w:t>hensen</w:t>
-      </w:r>
-      <w:proofErr w:type="spellEnd"/>
-      <w:r>
-        <w:rPr>
-          <w:rFonts w:ascii="Times New Roman" w:hAnsi="Times New Roman" w:cs="Times New Roman"/>
-          <w:sz w:val="24"/>
-          <w:szCs w:val="24"/>
-        </w:rPr>
-        <w:t>’ (</w:t>
-      </w:r>
-      <w:r>
-        <w:rPr>
-          <w:rFonts w:ascii="Times New Roman" w:hAnsi="Times New Roman" w:cs="Times New Roman"/>
-          <w:sz w:val="24"/>
-          <w:szCs w:val="24"/>
-        </w:rPr>
-        <w:t xml:space="preserve">Changes in Japan’s </w:t>
-      </w:r>
-      <w:r>
-        <w:rPr>
-          <w:rFonts w:ascii="Times New Roman" w:hAnsi="Times New Roman" w:cs="Times New Roman"/>
-          <w:sz w:val="24"/>
-          <w:szCs w:val="24"/>
-        </w:rPr>
-        <w:t>UN Diplomacy</w:t>
-      </w:r>
-      <w:r>
-        <w:rPr>
-          <w:rFonts w:ascii="Times New Roman" w:hAnsi="Times New Roman" w:cs="Times New Roman"/>
-          <w:sz w:val="24"/>
-          <w:szCs w:val="24"/>
-        </w:rPr>
-        <w:t>) in S. Eisaku (Ed.)</w:t>
-      </w:r>
-      <w:r>
-        <w:rPr>
-          <w:rFonts w:ascii="Times New Roman" w:hAnsi="Times New Roman" w:cs="Times New Roman"/>
-          <w:sz w:val="24"/>
-          <w:szCs w:val="24"/>
-        </w:rPr>
-        <w:t xml:space="preserve">, </w:t>
-      </w:r>
-      <w:proofErr w:type="spellStart"/>
-      <w:r>
-        <w:rPr>
-          <w:rFonts w:ascii="Times New Roman" w:hAnsi="Times New Roman" w:cs="Times New Roman"/>
-          <w:i/>
-          <w:sz w:val="24"/>
-          <w:szCs w:val="24"/>
-        </w:rPr>
-        <w:t>Kokuren</w:t>
-      </w:r>
-      <w:proofErr w:type="spellEnd"/>
-      <w:r>
-        <w:rPr>
-          <w:rFonts w:ascii="Times New Roman" w:hAnsi="Times New Roman" w:cs="Times New Roman"/>
-          <w:i/>
-          <w:sz w:val="24"/>
-          <w:szCs w:val="24"/>
-        </w:rPr>
-        <w:t xml:space="preserve"> wo </w:t>
-      </w:r>
-      <w:proofErr w:type="spellStart"/>
-      <w:r>
-        <w:rPr>
-          <w:rFonts w:ascii="Times New Roman" w:hAnsi="Times New Roman" w:cs="Times New Roman"/>
-          <w:i/>
-          <w:sz w:val="24"/>
-          <w:szCs w:val="24"/>
-        </w:rPr>
-        <w:t>kaizoo</w:t>
-      </w:r>
-      <w:proofErr w:type="spellEnd"/>
-      <w:r>
-        <w:rPr>
-          <w:rFonts w:ascii="Times New Roman" w:hAnsi="Times New Roman" w:cs="Times New Roman"/>
-          <w:i/>
-          <w:sz w:val="24"/>
-          <w:szCs w:val="24"/>
-        </w:rPr>
-        <w:t xml:space="preserve"> </w:t>
-      </w:r>
-      <w:proofErr w:type="spellStart"/>
-      <w:r>
-        <w:rPr>
-          <w:rFonts w:ascii="Times New Roman" w:hAnsi="Times New Roman" w:cs="Times New Roman"/>
-          <w:i/>
-          <w:sz w:val="24"/>
-          <w:szCs w:val="24"/>
-        </w:rPr>
-        <w:t>suru</w:t>
-      </w:r>
-      <w:proofErr w:type="spellEnd"/>
-      <w:r>
-        <w:rPr>
-          <w:rFonts w:ascii="Times New Roman" w:hAnsi="Times New Roman" w:cs="Times New Roman"/>
-          <w:i/>
-          <w:sz w:val="24"/>
-          <w:szCs w:val="24"/>
-        </w:rPr>
-        <w:t xml:space="preserve"> (Restructuring the </w:t>
-      </w:r>
-      <w:r>
-        <w:rPr>
-          <w:rFonts w:ascii="Times New Roman" w:hAnsi="Times New Roman" w:cs="Times New Roman"/>
-          <w:i/>
-          <w:sz w:val="24"/>
-          <w:szCs w:val="24"/>
-        </w:rPr>
-        <w:t>UN</w:t>
-      </w:r>
-      <w:r>
-        <w:rPr>
-          <w:rFonts w:ascii="Times New Roman" w:hAnsi="Times New Roman" w:cs="Times New Roman"/>
-          <w:i/>
-          <w:sz w:val="24"/>
-          <w:szCs w:val="24"/>
-        </w:rPr>
-        <w:t>)</w:t>
-      </w:r>
-      <w:r>
-        <w:rPr>
-          <w:rFonts w:ascii="Times New Roman" w:hAnsi="Times New Roman" w:cs="Times New Roman"/>
-          <w:sz w:val="24"/>
-          <w:szCs w:val="24"/>
-        </w:rPr>
-        <w:t>, Tokyo</w:t>
-      </w:r>
-      <w:r>
-        <w:rPr>
-          <w:rFonts w:ascii="Times New Roman" w:hAnsi="Times New Roman" w:cs="Times New Roman"/>
-          <w:sz w:val="24"/>
-          <w:szCs w:val="24"/>
-        </w:rPr>
-        <w:t xml:space="preserve"> 1986, 281-300; ‘Japan’s United Nations Policy in the 1980s’ in </w:t>
-      </w:r>
-      <w:r>
-        <w:rPr>
-          <w:rFonts w:ascii="Times New Roman" w:hAnsi="Times New Roman" w:cs="Times New Roman"/>
-          <w:i/>
-          <w:sz w:val="24"/>
-          <w:szCs w:val="24"/>
-        </w:rPr>
-        <w:t>Asian Survey</w:t>
-      </w:r>
-      <w:r>
-        <w:rPr>
-          <w:rFonts w:ascii="Times New Roman" w:hAnsi="Times New Roman" w:cs="Times New Roman"/>
-          <w:sz w:val="24"/>
-          <w:szCs w:val="24"/>
-        </w:rPr>
-        <w:t>, 27, 1987</w:t>
-      </w:r>
-      <w:r>
-        <w:rPr>
-          <w:rFonts w:ascii="Times New Roman" w:hAnsi="Times New Roman" w:cs="Times New Roman"/>
-          <w:sz w:val="24"/>
-          <w:szCs w:val="24"/>
-        </w:rPr>
-        <w:t>, 957-972; ‘Kok</w:t>
-      </w:r>
-      <w:r>
-        <w:rPr>
-          <w:rFonts w:ascii="Times New Roman" w:hAnsi="Times New Roman" w:cs="Times New Roman"/>
-          <w:sz w:val="24"/>
-          <w:szCs w:val="24"/>
-        </w:rPr>
-        <w:t xml:space="preserve">usai </w:t>
-      </w:r>
-      <w:proofErr w:type="spellStart"/>
-      <w:r>
-        <w:rPr>
-          <w:rFonts w:ascii="Times New Roman" w:hAnsi="Times New Roman" w:cs="Times New Roman"/>
-          <w:sz w:val="24"/>
-          <w:szCs w:val="24"/>
-        </w:rPr>
-        <w:t>seiji</w:t>
-      </w:r>
-      <w:proofErr w:type="spellEnd"/>
-      <w:r>
-        <w:rPr>
-          <w:rFonts w:ascii="Times New Roman" w:hAnsi="Times New Roman" w:cs="Times New Roman"/>
-          <w:sz w:val="24"/>
-          <w:szCs w:val="24"/>
-        </w:rPr>
-        <w:t xml:space="preserve"> to </w:t>
-      </w:r>
-      <w:proofErr w:type="spellStart"/>
-      <w:r>
-        <w:rPr>
-          <w:rFonts w:ascii="Times New Roman" w:hAnsi="Times New Roman" w:cs="Times New Roman"/>
-          <w:sz w:val="24"/>
-          <w:szCs w:val="24"/>
-        </w:rPr>
-        <w:t>ningen</w:t>
-      </w:r>
-      <w:proofErr w:type="spellEnd"/>
-      <w:r>
-        <w:rPr>
-          <w:rFonts w:ascii="Times New Roman" w:hAnsi="Times New Roman" w:cs="Times New Roman"/>
-          <w:sz w:val="24"/>
-          <w:szCs w:val="24"/>
-        </w:rPr>
-        <w:t xml:space="preserve"> no </w:t>
-      </w:r>
-      <w:proofErr w:type="spellStart"/>
-      <w:r>
-        <w:rPr>
-          <w:rFonts w:ascii="Times New Roman" w:hAnsi="Times New Roman" w:cs="Times New Roman"/>
-          <w:sz w:val="24"/>
-          <w:szCs w:val="24"/>
-        </w:rPr>
-        <w:t>hogo</w:t>
-      </w:r>
-      <w:proofErr w:type="spellEnd"/>
-      <w:r>
-        <w:rPr>
-          <w:rFonts w:ascii="Times New Roman" w:hAnsi="Times New Roman" w:cs="Times New Roman"/>
-          <w:sz w:val="24"/>
-          <w:szCs w:val="24"/>
-        </w:rPr>
-        <w:t>’ (</w:t>
-      </w:r>
-      <w:r>
-        <w:rPr>
-          <w:rFonts w:ascii="Times New Roman" w:hAnsi="Times New Roman" w:cs="Times New Roman"/>
-          <w:sz w:val="24"/>
-          <w:szCs w:val="24"/>
-        </w:rPr>
-        <w:t>Intern</w:t>
-      </w:r>
-      <w:r>
-        <w:rPr>
-          <w:rFonts w:ascii="Times New Roman" w:hAnsi="Times New Roman" w:cs="Times New Roman"/>
-          <w:sz w:val="24"/>
-          <w:szCs w:val="24"/>
-        </w:rPr>
-        <w:t>ati</w:t>
-      </w:r>
-      <w:r>
-        <w:rPr>
-          <w:rFonts w:ascii="Times New Roman" w:hAnsi="Times New Roman" w:cs="Times New Roman"/>
-          <w:sz w:val="24"/>
-          <w:szCs w:val="24"/>
-        </w:rPr>
-        <w:t>onal Politi</w:t>
-      </w:r>
-      <w:r>
-        <w:rPr>
-          <w:rFonts w:ascii="Times New Roman" w:hAnsi="Times New Roman" w:cs="Times New Roman"/>
-          <w:sz w:val="24"/>
-          <w:szCs w:val="24"/>
-        </w:rPr>
-        <w:t>cs and the Protection of People</w:t>
-      </w:r>
-      <w:r>
-        <w:rPr>
-          <w:rFonts w:ascii="Times New Roman" w:hAnsi="Times New Roman" w:cs="Times New Roman"/>
-          <w:sz w:val="24"/>
-          <w:szCs w:val="24"/>
-        </w:rPr>
-        <w:t xml:space="preserve">) in </w:t>
-      </w:r>
-      <w:r>
-        <w:rPr>
-          <w:rFonts w:ascii="Times New Roman" w:hAnsi="Times New Roman" w:cs="Times New Roman"/>
-          <w:i/>
-          <w:sz w:val="24"/>
-          <w:szCs w:val="24"/>
-        </w:rPr>
-        <w:t>Sophia</w:t>
-      </w:r>
-      <w:r>
-        <w:rPr>
-          <w:rFonts w:ascii="Times New Roman" w:hAnsi="Times New Roman" w:cs="Times New Roman"/>
-          <w:sz w:val="24"/>
-          <w:szCs w:val="24"/>
-        </w:rPr>
-        <w:t>, 36, 1987, 60-73; ‘</w:t>
-      </w:r>
-      <w:proofErr w:type="spellStart"/>
-      <w:r>
-        <w:rPr>
-          <w:rFonts w:ascii="Times New Roman" w:hAnsi="Times New Roman" w:cs="Times New Roman"/>
-          <w:sz w:val="24"/>
-          <w:szCs w:val="24"/>
-        </w:rPr>
-        <w:t>Booeki</w:t>
-      </w:r>
-      <w:proofErr w:type="spellEnd"/>
-      <w:r>
-        <w:rPr>
-          <w:rFonts w:ascii="Times New Roman" w:hAnsi="Times New Roman" w:cs="Times New Roman"/>
-          <w:sz w:val="24"/>
-          <w:szCs w:val="24"/>
-        </w:rPr>
-        <w:t xml:space="preserve"> </w:t>
-      </w:r>
-      <w:proofErr w:type="spellStart"/>
-      <w:r>
-        <w:rPr>
-          <w:rFonts w:ascii="Times New Roman" w:hAnsi="Times New Roman" w:cs="Times New Roman"/>
-          <w:sz w:val="24"/>
-          <w:szCs w:val="24"/>
-        </w:rPr>
-        <w:t>masatsu</w:t>
-      </w:r>
-      <w:proofErr w:type="spellEnd"/>
-      <w:r>
-        <w:rPr>
-          <w:rFonts w:ascii="Times New Roman" w:hAnsi="Times New Roman" w:cs="Times New Roman"/>
-          <w:sz w:val="24"/>
-          <w:szCs w:val="24"/>
-        </w:rPr>
-        <w:t xml:space="preserve">: Sono </w:t>
-      </w:r>
-      <w:proofErr w:type="spellStart"/>
-      <w:r>
-        <w:rPr>
-          <w:rFonts w:ascii="Times New Roman" w:hAnsi="Times New Roman" w:cs="Times New Roman"/>
-          <w:sz w:val="24"/>
-          <w:szCs w:val="24"/>
-        </w:rPr>
-        <w:t>Amerikateki</w:t>
-      </w:r>
-      <w:proofErr w:type="spellEnd"/>
-      <w:r>
-        <w:rPr>
-          <w:rFonts w:ascii="Times New Roman" w:hAnsi="Times New Roman" w:cs="Times New Roman"/>
-          <w:sz w:val="24"/>
-          <w:szCs w:val="24"/>
-        </w:rPr>
-        <w:t xml:space="preserve"> </w:t>
-      </w:r>
-      <w:proofErr w:type="spellStart"/>
-      <w:r>
-        <w:rPr>
-          <w:rFonts w:ascii="Times New Roman" w:hAnsi="Times New Roman" w:cs="Times New Roman"/>
-          <w:sz w:val="24"/>
-          <w:szCs w:val="24"/>
-        </w:rPr>
-        <w:t>bummayaku</w:t>
-      </w:r>
-      <w:proofErr w:type="spellEnd"/>
-      <w:r>
-        <w:rPr>
-          <w:rFonts w:ascii="Times New Roman" w:hAnsi="Times New Roman" w:cs="Times New Roman"/>
-          <w:sz w:val="24"/>
-          <w:szCs w:val="24"/>
-        </w:rPr>
-        <w:t>’ (</w:t>
-      </w:r>
-      <w:r>
-        <w:rPr>
-          <w:rFonts w:ascii="Times New Roman" w:hAnsi="Times New Roman" w:cs="Times New Roman"/>
-          <w:sz w:val="24"/>
-          <w:szCs w:val="24"/>
-        </w:rPr>
-        <w:t>Trade</w:t>
-      </w:r>
-      <w:r>
-        <w:rPr>
-          <w:rFonts w:ascii="Times New Roman" w:hAnsi="Times New Roman" w:cs="Times New Roman"/>
-          <w:sz w:val="24"/>
-          <w:szCs w:val="24"/>
-        </w:rPr>
-        <w:t xml:space="preserve"> Friction: The American C</w:t>
-      </w:r>
-      <w:r>
-        <w:rPr>
-          <w:rFonts w:ascii="Times New Roman" w:hAnsi="Times New Roman" w:cs="Times New Roman"/>
-          <w:sz w:val="24"/>
-          <w:szCs w:val="24"/>
-        </w:rPr>
-        <w:t>ontext</w:t>
-      </w:r>
-      <w:r>
-        <w:rPr>
-          <w:rFonts w:ascii="Times New Roman" w:hAnsi="Times New Roman" w:cs="Times New Roman"/>
-          <w:sz w:val="24"/>
-          <w:szCs w:val="24"/>
-        </w:rPr>
-        <w:t xml:space="preserve">) in </w:t>
-      </w:r>
-      <w:proofErr w:type="spellStart"/>
-      <w:r>
-        <w:rPr>
-          <w:rFonts w:ascii="Times New Roman" w:hAnsi="Times New Roman" w:cs="Times New Roman"/>
-          <w:i/>
-          <w:sz w:val="24"/>
-          <w:szCs w:val="24"/>
-        </w:rPr>
-        <w:t>Chuuoo</w:t>
-      </w:r>
-      <w:proofErr w:type="spellEnd"/>
-      <w:r>
-        <w:rPr>
-          <w:rFonts w:ascii="Times New Roman" w:hAnsi="Times New Roman" w:cs="Times New Roman"/>
-          <w:i/>
-          <w:sz w:val="24"/>
-          <w:szCs w:val="24"/>
-        </w:rPr>
-        <w:t xml:space="preserve"> </w:t>
-      </w:r>
-      <w:proofErr w:type="spellStart"/>
-      <w:r>
-        <w:rPr>
-          <w:rFonts w:ascii="Times New Roman" w:hAnsi="Times New Roman" w:cs="Times New Roman"/>
-          <w:i/>
-          <w:sz w:val="24"/>
-          <w:szCs w:val="24"/>
-        </w:rPr>
-        <w:t>kooron</w:t>
-      </w:r>
-      <w:proofErr w:type="spellEnd"/>
-      <w:r>
-        <w:rPr>
-          <w:rFonts w:ascii="Times New Roman" w:hAnsi="Times New Roman" w:cs="Times New Roman"/>
-          <w:sz w:val="24"/>
-          <w:szCs w:val="24"/>
-        </w:rPr>
-        <w:t>, August</w:t>
-      </w:r>
-      <w:r>
-        <w:rPr>
-          <w:rFonts w:ascii="Times New Roman" w:hAnsi="Times New Roman" w:cs="Times New Roman"/>
-          <w:sz w:val="24"/>
-          <w:szCs w:val="24"/>
-        </w:rPr>
-        <w:t xml:space="preserve"> 1987, 102-111; ‘Japan’s United Nations Policy in the 1980s’ in </w:t>
-      </w:r>
-      <w:r>
-        <w:rPr>
-          <w:rFonts w:ascii="Times New Roman" w:hAnsi="Times New Roman" w:cs="Times New Roman"/>
-          <w:i/>
-          <w:sz w:val="24"/>
-          <w:szCs w:val="24"/>
-        </w:rPr>
-        <w:t>Asian Survey</w:t>
-      </w:r>
-      <w:r>
-        <w:rPr>
-          <w:rFonts w:ascii="Times New Roman" w:hAnsi="Times New Roman" w:cs="Times New Roman"/>
-          <w:sz w:val="24"/>
-          <w:szCs w:val="24"/>
-        </w:rPr>
-        <w:t>, 27, September 1987, 957-972;</w:t>
-      </w:r>
-      <w:r>
-        <w:rPr>
-          <w:rFonts w:ascii="Times New Roman" w:hAnsi="Times New Roman" w:cs="Times New Roman"/>
-          <w:sz w:val="24"/>
-          <w:szCs w:val="24"/>
-        </w:rPr>
-        <w:t xml:space="preserve"> </w:t>
-      </w:r>
-      <w:r>
-        <w:rPr>
-          <w:rFonts w:ascii="Times New Roman" w:hAnsi="Times New Roman" w:cs="Times New Roman"/>
-          <w:i/>
-          <w:sz w:val="24"/>
-          <w:szCs w:val="24"/>
-        </w:rPr>
-        <w:t>Normalization with China: A Comparative Study of U.S. and Japanese Processes</w:t>
-      </w:r>
-      <w:r>
-        <w:rPr>
-          <w:rFonts w:ascii="Times New Roman" w:hAnsi="Times New Roman" w:cs="Times New Roman"/>
-          <w:sz w:val="24"/>
-          <w:szCs w:val="24"/>
-        </w:rPr>
-        <w:t xml:space="preserve">, </w:t>
-      </w:r>
-      <w:r>
-        <w:rPr>
-          <w:rFonts w:ascii="Times New Roman" w:hAnsi="Times New Roman" w:cs="Times New Roman"/>
-          <w:sz w:val="24"/>
-          <w:szCs w:val="24"/>
-        </w:rPr>
-        <w:t>Berkeley</w:t>
-      </w:r>
-      <w:r>
-        <w:rPr>
-          <w:rFonts w:ascii="Times New Roman" w:hAnsi="Times New Roman" w:cs="Times New Roman"/>
-          <w:sz w:val="24"/>
-          <w:szCs w:val="24"/>
-        </w:rPr>
-        <w:t xml:space="preserve"> 1988; ‘Regional and Political Security Issues:</w:t>
-      </w:r>
-      <w:r>
-        <w:rPr>
-          <w:rFonts w:ascii="Times New Roman" w:hAnsi="Times New Roman" w:cs="Times New Roman"/>
-          <w:sz w:val="24"/>
-          <w:szCs w:val="24"/>
-        </w:rPr>
-        <w:t xml:space="preserve"> </w:t>
-      </w:r>
-      <w:r>
-        <w:rPr>
-          <w:rFonts w:ascii="Times New Roman" w:hAnsi="Times New Roman" w:cs="Times New Roman"/>
-          <w:sz w:val="24"/>
-          <w:szCs w:val="24"/>
-        </w:rPr>
-        <w:t>The Sino-Japanese</w:t>
-      </w:r>
-      <w:r>
-        <w:rPr>
-          <w:rFonts w:ascii="Times New Roman" w:hAnsi="Times New Roman" w:cs="Times New Roman"/>
-          <w:sz w:val="24"/>
-          <w:szCs w:val="24"/>
-        </w:rPr>
-        <w:t xml:space="preserve">-U.S. Triangle’ in R. </w:t>
-      </w:r>
-      <w:proofErr w:type="spellStart"/>
-      <w:r>
-        <w:rPr>
-          <w:rFonts w:ascii="Times New Roman" w:hAnsi="Times New Roman" w:cs="Times New Roman"/>
-          <w:sz w:val="24"/>
-          <w:szCs w:val="24"/>
-        </w:rPr>
-        <w:t>Scalapino</w:t>
-      </w:r>
-      <w:proofErr w:type="spellEnd"/>
-      <w:r>
-        <w:rPr>
-          <w:rFonts w:ascii="Times New Roman" w:hAnsi="Times New Roman" w:cs="Times New Roman"/>
-          <w:sz w:val="24"/>
-          <w:szCs w:val="24"/>
-        </w:rPr>
-        <w:t xml:space="preserve"> et al. (Eds</w:t>
-      </w:r>
-      <w:r>
-        <w:rPr>
-          <w:rFonts w:ascii="Times New Roman" w:hAnsi="Times New Roman" w:cs="Times New Roman"/>
-          <w:sz w:val="24"/>
-          <w:szCs w:val="24"/>
-        </w:rPr>
-        <w:t xml:space="preserve">) </w:t>
-      </w:r>
-      <w:r>
-        <w:rPr>
-          <w:rFonts w:ascii="Times New Roman" w:hAnsi="Times New Roman" w:cs="Times New Roman"/>
-          <w:i/>
-          <w:sz w:val="24"/>
-          <w:szCs w:val="24"/>
-        </w:rPr>
-        <w:t>Asian Security Issues: Regional and Global</w:t>
-      </w:r>
-      <w:r>
-        <w:rPr>
-          <w:rFonts w:ascii="Times New Roman" w:hAnsi="Times New Roman" w:cs="Times New Roman"/>
-          <w:sz w:val="24"/>
-          <w:szCs w:val="24"/>
-        </w:rPr>
-        <w:t>, Berkeley</w:t>
-      </w:r>
-      <w:r>
-        <w:rPr>
-          <w:rFonts w:ascii="Times New Roman" w:hAnsi="Times New Roman" w:cs="Times New Roman"/>
-          <w:sz w:val="24"/>
-          <w:szCs w:val="24"/>
-        </w:rPr>
-        <w:t xml:space="preserve"> 1989, 142-164; ‘Shifting Power Relations in Multilateral Banks’ in </w:t>
-      </w:r>
-      <w:proofErr w:type="spellStart"/>
-      <w:r>
-        <w:rPr>
-          <w:rFonts w:ascii="Times New Roman" w:hAnsi="Times New Roman" w:cs="Times New Roman"/>
-          <w:i/>
-          <w:sz w:val="24"/>
-          <w:szCs w:val="24"/>
-        </w:rPr>
-        <w:t>Kokusaigaku</w:t>
-      </w:r>
-      <w:proofErr w:type="spellEnd"/>
-      <w:r>
-        <w:rPr>
-          <w:rFonts w:ascii="Times New Roman" w:hAnsi="Times New Roman" w:cs="Times New Roman"/>
-          <w:i/>
-          <w:sz w:val="24"/>
-          <w:szCs w:val="24"/>
-        </w:rPr>
-        <w:t xml:space="preserve"> </w:t>
-      </w:r>
-      <w:proofErr w:type="spellStart"/>
-      <w:r>
-        <w:rPr>
-          <w:rFonts w:ascii="Times New Roman" w:hAnsi="Times New Roman" w:cs="Times New Roman"/>
-          <w:i/>
-          <w:sz w:val="24"/>
-          <w:szCs w:val="24"/>
-        </w:rPr>
-        <w:t>Ronshuu</w:t>
-      </w:r>
-      <w:proofErr w:type="spellEnd"/>
-      <w:r>
-        <w:rPr>
-          <w:rFonts w:ascii="Times New Roman" w:hAnsi="Times New Roman" w:cs="Times New Roman"/>
-          <w:i/>
-          <w:sz w:val="24"/>
-          <w:szCs w:val="24"/>
-        </w:rPr>
-        <w:t xml:space="preserve"> (The Journal of International Studies)</w:t>
-      </w:r>
-      <w:r>
-        <w:rPr>
-          <w:rFonts w:ascii="Times New Roman" w:hAnsi="Times New Roman" w:cs="Times New Roman"/>
-          <w:sz w:val="24"/>
-          <w:szCs w:val="24"/>
-        </w:rPr>
-        <w:t>, 22, 1989, 1-25; ‘</w:t>
-      </w:r>
-      <w:proofErr w:type="spellStart"/>
-      <w:r>
-        <w:rPr>
-          <w:rFonts w:ascii="Times New Roman" w:hAnsi="Times New Roman" w:cs="Times New Roman"/>
-          <w:sz w:val="24"/>
-          <w:szCs w:val="24"/>
-        </w:rPr>
-        <w:t>Chiikiteki</w:t>
-      </w:r>
-      <w:proofErr w:type="spellEnd"/>
-      <w:r>
-        <w:rPr>
-          <w:rFonts w:ascii="Times New Roman" w:hAnsi="Times New Roman" w:cs="Times New Roman"/>
-          <w:sz w:val="24"/>
-          <w:szCs w:val="24"/>
-        </w:rPr>
-        <w:t xml:space="preserve"> </w:t>
-      </w:r>
-      <w:proofErr w:type="spellStart"/>
-      <w:r>
-        <w:rPr>
-          <w:rFonts w:ascii="Times New Roman" w:hAnsi="Times New Roman" w:cs="Times New Roman"/>
-          <w:sz w:val="24"/>
-          <w:szCs w:val="24"/>
-        </w:rPr>
-        <w:t>seijiteki</w:t>
-      </w:r>
-      <w:proofErr w:type="spellEnd"/>
-      <w:r>
-        <w:rPr>
-          <w:rFonts w:ascii="Times New Roman" w:hAnsi="Times New Roman" w:cs="Times New Roman"/>
-          <w:sz w:val="24"/>
-          <w:szCs w:val="24"/>
-        </w:rPr>
-        <w:t xml:space="preserve"> </w:t>
-      </w:r>
-      <w:proofErr w:type="spellStart"/>
-      <w:r>
-        <w:rPr>
-          <w:rFonts w:ascii="Times New Roman" w:hAnsi="Times New Roman" w:cs="Times New Roman"/>
-          <w:sz w:val="24"/>
-          <w:szCs w:val="24"/>
-        </w:rPr>
-        <w:t>anzen</w:t>
-      </w:r>
-      <w:proofErr w:type="spellEnd"/>
-      <w:r>
-        <w:rPr>
-          <w:rFonts w:ascii="Times New Roman" w:hAnsi="Times New Roman" w:cs="Times New Roman"/>
-          <w:sz w:val="24"/>
-          <w:szCs w:val="24"/>
-        </w:rPr>
-        <w:t xml:space="preserve"> </w:t>
-      </w:r>
-      <w:proofErr w:type="spellStart"/>
-      <w:r>
-        <w:rPr>
-          <w:rFonts w:ascii="Times New Roman" w:hAnsi="Times New Roman" w:cs="Times New Roman"/>
-          <w:sz w:val="24"/>
-          <w:szCs w:val="24"/>
-        </w:rPr>
-        <w:t>hoshoo</w:t>
-      </w:r>
-      <w:proofErr w:type="spellEnd"/>
-      <w:r>
-        <w:rPr>
-          <w:rFonts w:ascii="Times New Roman" w:hAnsi="Times New Roman" w:cs="Times New Roman"/>
-          <w:sz w:val="24"/>
-          <w:szCs w:val="24"/>
-        </w:rPr>
-        <w:t xml:space="preserve"> </w:t>
-      </w:r>
-      <w:proofErr w:type="spellStart"/>
-      <w:r>
-        <w:rPr>
-          <w:rFonts w:ascii="Times New Roman" w:hAnsi="Times New Roman" w:cs="Times New Roman"/>
-          <w:sz w:val="24"/>
-          <w:szCs w:val="24"/>
-        </w:rPr>
-        <w:t>mondai</w:t>
-      </w:r>
-      <w:proofErr w:type="spellEnd"/>
-      <w:r>
-        <w:rPr>
-          <w:rFonts w:ascii="Times New Roman" w:hAnsi="Times New Roman" w:cs="Times New Roman"/>
-          <w:sz w:val="24"/>
-          <w:szCs w:val="24"/>
-        </w:rPr>
-        <w:t xml:space="preserve">: </w:t>
-      </w:r>
-      <w:proofErr w:type="spellStart"/>
-      <w:r>
-        <w:rPr>
-          <w:rFonts w:ascii="Times New Roman" w:hAnsi="Times New Roman" w:cs="Times New Roman"/>
-          <w:sz w:val="24"/>
-          <w:szCs w:val="24"/>
-        </w:rPr>
-        <w:t>Ch</w:t>
-      </w:r>
-      <w:r>
-        <w:rPr>
-          <w:rFonts w:ascii="Times New Roman" w:hAnsi="Times New Roman" w:cs="Times New Roman"/>
-          <w:sz w:val="24"/>
-          <w:szCs w:val="24"/>
-        </w:rPr>
-        <w:t>uunichibei</w:t>
-      </w:r>
-      <w:proofErr w:type="spellEnd"/>
-      <w:r>
-        <w:rPr>
-          <w:rFonts w:ascii="Times New Roman" w:hAnsi="Times New Roman" w:cs="Times New Roman"/>
-          <w:sz w:val="24"/>
-          <w:szCs w:val="24"/>
-        </w:rPr>
-        <w:t xml:space="preserve"> no </w:t>
-      </w:r>
-      <w:proofErr w:type="spellStart"/>
-      <w:r>
-        <w:rPr>
-          <w:rFonts w:ascii="Times New Roman" w:hAnsi="Times New Roman" w:cs="Times New Roman"/>
-          <w:sz w:val="24"/>
-          <w:szCs w:val="24"/>
-        </w:rPr>
-        <w:t>sankoku</w:t>
-      </w:r>
-      <w:proofErr w:type="spellEnd"/>
-      <w:r>
-        <w:rPr>
-          <w:rFonts w:ascii="Times New Roman" w:hAnsi="Times New Roman" w:cs="Times New Roman"/>
-          <w:sz w:val="24"/>
-          <w:szCs w:val="24"/>
-        </w:rPr>
-        <w:t xml:space="preserve"> </w:t>
-      </w:r>
-      <w:proofErr w:type="spellStart"/>
-      <w:r>
-        <w:rPr>
-          <w:rFonts w:ascii="Times New Roman" w:hAnsi="Times New Roman" w:cs="Times New Roman"/>
-          <w:sz w:val="24"/>
-          <w:szCs w:val="24"/>
-        </w:rPr>
-        <w:t>kankei</w:t>
-      </w:r>
-      <w:proofErr w:type="spellEnd"/>
-      <w:r>
-        <w:rPr>
-          <w:rFonts w:ascii="Times New Roman" w:hAnsi="Times New Roman" w:cs="Times New Roman"/>
-          <w:sz w:val="24"/>
-          <w:szCs w:val="24"/>
-        </w:rPr>
-        <w:t>’ (</w:t>
-      </w:r>
-      <w:r>
-        <w:rPr>
-          <w:rFonts w:ascii="Times New Roman" w:hAnsi="Times New Roman" w:cs="Times New Roman"/>
-          <w:sz w:val="24"/>
-          <w:szCs w:val="24"/>
-        </w:rPr>
-        <w:t>Regional and Political Security Issues; Relations among Chin</w:t>
-      </w:r>
-      <w:r>
-        <w:rPr>
-          <w:rFonts w:ascii="Times New Roman" w:hAnsi="Times New Roman" w:cs="Times New Roman"/>
-          <w:sz w:val="24"/>
-          <w:szCs w:val="24"/>
-        </w:rPr>
-        <w:t>a, Japan, and the US</w:t>
-      </w:r>
-      <w:r>
-        <w:rPr>
-          <w:rFonts w:ascii="Times New Roman" w:hAnsi="Times New Roman" w:cs="Times New Roman"/>
-          <w:sz w:val="24"/>
-          <w:szCs w:val="24"/>
-        </w:rPr>
-        <w:t xml:space="preserve">) in </w:t>
-      </w:r>
-      <w:r>
-        <w:rPr>
-          <w:rFonts w:ascii="Times New Roman" w:hAnsi="Times New Roman" w:cs="Times New Roman"/>
-          <w:i/>
-          <w:sz w:val="24"/>
-          <w:szCs w:val="24"/>
-        </w:rPr>
-        <w:t xml:space="preserve">Jiten Ajia </w:t>
-      </w:r>
-      <w:proofErr w:type="spellStart"/>
-      <w:r>
-        <w:rPr>
-          <w:rFonts w:ascii="Times New Roman" w:hAnsi="Times New Roman" w:cs="Times New Roman"/>
-          <w:i/>
-          <w:sz w:val="24"/>
-          <w:szCs w:val="24"/>
-        </w:rPr>
-        <w:t>Taiheiyoo</w:t>
-      </w:r>
-      <w:proofErr w:type="spellEnd"/>
-      <w:r>
-        <w:rPr>
-          <w:rFonts w:ascii="Times New Roman" w:hAnsi="Times New Roman" w:cs="Times New Roman"/>
-          <w:i/>
-          <w:sz w:val="24"/>
-          <w:szCs w:val="24"/>
-        </w:rPr>
-        <w:t xml:space="preserve"> (Dictionary of Asia and the Pacific)</w:t>
-      </w:r>
-      <w:r>
-        <w:rPr>
-          <w:rFonts w:ascii="Times New Roman" w:hAnsi="Times New Roman" w:cs="Times New Roman"/>
-          <w:sz w:val="24"/>
-          <w:szCs w:val="24"/>
-        </w:rPr>
-        <w:t>, Tokyo</w:t>
-      </w:r>
-      <w:r>
-        <w:rPr>
-          <w:rFonts w:ascii="Times New Roman" w:hAnsi="Times New Roman" w:cs="Times New Roman"/>
-          <w:sz w:val="24"/>
-          <w:szCs w:val="24"/>
-        </w:rPr>
-        <w:t xml:space="preserve"> 1990, 53-73; ‘</w:t>
-      </w:r>
-      <w:proofErr w:type="spellStart"/>
-      <w:r>
-        <w:rPr>
-          <w:rFonts w:ascii="Times New Roman" w:hAnsi="Times New Roman" w:cs="Times New Roman"/>
-          <w:sz w:val="24"/>
-          <w:szCs w:val="24"/>
-        </w:rPr>
-        <w:t>Jinkin</w:t>
-      </w:r>
-      <w:proofErr w:type="spellEnd"/>
-      <w:r>
-        <w:rPr>
-          <w:rFonts w:ascii="Times New Roman" w:hAnsi="Times New Roman" w:cs="Times New Roman"/>
-          <w:sz w:val="24"/>
-          <w:szCs w:val="24"/>
-        </w:rPr>
-        <w:t xml:space="preserve"> to </w:t>
-      </w:r>
-      <w:proofErr w:type="spellStart"/>
-      <w:r>
-        <w:rPr>
-          <w:rFonts w:ascii="Times New Roman" w:hAnsi="Times New Roman" w:cs="Times New Roman"/>
-          <w:sz w:val="24"/>
-          <w:szCs w:val="24"/>
-        </w:rPr>
-        <w:t>jindoo</w:t>
-      </w:r>
-      <w:proofErr w:type="spellEnd"/>
-      <w:r>
-        <w:rPr>
-          <w:rFonts w:ascii="Times New Roman" w:hAnsi="Times New Roman" w:cs="Times New Roman"/>
-          <w:sz w:val="24"/>
-          <w:szCs w:val="24"/>
-        </w:rPr>
-        <w:t xml:space="preserve">; </w:t>
-      </w:r>
-      <w:proofErr w:type="spellStart"/>
-      <w:r>
-        <w:rPr>
-          <w:rFonts w:ascii="Times New Roman" w:hAnsi="Times New Roman" w:cs="Times New Roman"/>
-          <w:sz w:val="24"/>
-          <w:szCs w:val="24"/>
-        </w:rPr>
-        <w:t>kokusai</w:t>
-      </w:r>
-      <w:proofErr w:type="spellEnd"/>
-      <w:r>
-        <w:rPr>
-          <w:rFonts w:ascii="Times New Roman" w:hAnsi="Times New Roman" w:cs="Times New Roman"/>
-          <w:sz w:val="24"/>
-          <w:szCs w:val="24"/>
-        </w:rPr>
-        <w:t xml:space="preserve"> </w:t>
-      </w:r>
-      <w:proofErr w:type="spellStart"/>
-      <w:r>
-        <w:rPr>
-          <w:rFonts w:ascii="Times New Roman" w:hAnsi="Times New Roman" w:cs="Times New Roman"/>
-          <w:sz w:val="24"/>
-          <w:szCs w:val="24"/>
-        </w:rPr>
-        <w:t>jindoo</w:t>
-      </w:r>
-      <w:proofErr w:type="spellEnd"/>
-      <w:r>
-        <w:rPr>
-          <w:rFonts w:ascii="Times New Roman" w:hAnsi="Times New Roman" w:cs="Times New Roman"/>
-          <w:sz w:val="24"/>
-          <w:szCs w:val="24"/>
-        </w:rPr>
-        <w:t xml:space="preserve"> </w:t>
-      </w:r>
-      <w:proofErr w:type="spellStart"/>
-      <w:r>
-        <w:rPr>
-          <w:rFonts w:ascii="Times New Roman" w:hAnsi="Times New Roman" w:cs="Times New Roman"/>
-          <w:sz w:val="24"/>
-          <w:szCs w:val="24"/>
-        </w:rPr>
-        <w:t>mondai</w:t>
-      </w:r>
-      <w:proofErr w:type="spellEnd"/>
-      <w:r>
-        <w:rPr>
-          <w:rFonts w:ascii="Times New Roman" w:hAnsi="Times New Roman" w:cs="Times New Roman"/>
-          <w:sz w:val="24"/>
-          <w:szCs w:val="24"/>
-        </w:rPr>
-        <w:t xml:space="preserve"> </w:t>
-      </w:r>
-      <w:proofErr w:type="spellStart"/>
-      <w:r>
-        <w:rPr>
-          <w:rFonts w:ascii="Times New Roman" w:hAnsi="Times New Roman" w:cs="Times New Roman"/>
-          <w:sz w:val="24"/>
-          <w:szCs w:val="24"/>
-        </w:rPr>
-        <w:t>dokuritsu</w:t>
-      </w:r>
-      <w:proofErr w:type="spellEnd"/>
-      <w:r>
-        <w:rPr>
-          <w:rFonts w:ascii="Times New Roman" w:hAnsi="Times New Roman" w:cs="Times New Roman"/>
-          <w:sz w:val="24"/>
-          <w:szCs w:val="24"/>
-        </w:rPr>
-        <w:t xml:space="preserve"> </w:t>
-      </w:r>
-      <w:proofErr w:type="spellStart"/>
-      <w:r>
-        <w:rPr>
-          <w:rFonts w:ascii="Times New Roman" w:hAnsi="Times New Roman" w:cs="Times New Roman"/>
-          <w:sz w:val="24"/>
-          <w:szCs w:val="24"/>
-        </w:rPr>
-        <w:t>iinkai</w:t>
-      </w:r>
-      <w:proofErr w:type="spellEnd"/>
-      <w:r>
-        <w:rPr>
-          <w:rFonts w:ascii="Times New Roman" w:hAnsi="Times New Roman" w:cs="Times New Roman"/>
-          <w:sz w:val="24"/>
-          <w:szCs w:val="24"/>
-        </w:rPr>
-        <w:t xml:space="preserve"> </w:t>
-      </w:r>
-      <w:proofErr w:type="spellStart"/>
-      <w:r>
-        <w:rPr>
-          <w:rFonts w:ascii="Times New Roman" w:hAnsi="Times New Roman" w:cs="Times New Roman"/>
-          <w:sz w:val="24"/>
-          <w:szCs w:val="24"/>
-        </w:rPr>
-        <w:t>hookoku</w:t>
-      </w:r>
-      <w:proofErr w:type="spellEnd"/>
-      <w:r>
-        <w:rPr>
-          <w:rFonts w:ascii="Times New Roman" w:hAnsi="Times New Roman" w:cs="Times New Roman"/>
-          <w:sz w:val="24"/>
-          <w:szCs w:val="24"/>
-        </w:rPr>
-        <w:t xml:space="preserve"> to no </w:t>
-      </w:r>
-      <w:proofErr w:type="spellStart"/>
-      <w:r>
-        <w:rPr>
-          <w:rFonts w:ascii="Times New Roman" w:hAnsi="Times New Roman" w:cs="Times New Roman"/>
-          <w:sz w:val="24"/>
-          <w:szCs w:val="24"/>
-        </w:rPr>
-        <w:t>kankei</w:t>
-      </w:r>
-      <w:proofErr w:type="spellEnd"/>
-      <w:r>
-        <w:rPr>
-          <w:rFonts w:ascii="Times New Roman" w:hAnsi="Times New Roman" w:cs="Times New Roman"/>
-          <w:sz w:val="24"/>
-          <w:szCs w:val="24"/>
-        </w:rPr>
-        <w:t xml:space="preserve"> </w:t>
-      </w:r>
-      <w:proofErr w:type="spellStart"/>
-      <w:r>
-        <w:rPr>
-          <w:rFonts w:ascii="Times New Roman" w:hAnsi="Times New Roman" w:cs="Times New Roman"/>
-          <w:sz w:val="24"/>
-          <w:szCs w:val="24"/>
-        </w:rPr>
-        <w:t>ni</w:t>
-      </w:r>
-      <w:proofErr w:type="spellEnd"/>
-      <w:r>
-        <w:rPr>
-          <w:rFonts w:ascii="Times New Roman" w:hAnsi="Times New Roman" w:cs="Times New Roman"/>
-          <w:sz w:val="24"/>
-          <w:szCs w:val="24"/>
-        </w:rPr>
-        <w:t xml:space="preserve"> </w:t>
-      </w:r>
-      <w:proofErr w:type="spellStart"/>
-      <w:r>
-        <w:rPr>
-          <w:rFonts w:ascii="Times New Roman" w:hAnsi="Times New Roman" w:cs="Times New Roman"/>
-          <w:sz w:val="24"/>
-          <w:szCs w:val="24"/>
-        </w:rPr>
-        <w:t>oite</w:t>
-      </w:r>
-      <w:proofErr w:type="spellEnd"/>
-      <w:r>
-        <w:rPr>
-          <w:rFonts w:ascii="Times New Roman" w:hAnsi="Times New Roman" w:cs="Times New Roman"/>
-          <w:sz w:val="24"/>
-          <w:szCs w:val="24"/>
-        </w:rPr>
-        <w:t>’ (</w:t>
-      </w:r>
-      <w:r>
-        <w:rPr>
-          <w:rFonts w:ascii="Times New Roman" w:hAnsi="Times New Roman" w:cs="Times New Roman"/>
-          <w:sz w:val="24"/>
-          <w:szCs w:val="24"/>
-        </w:rPr>
-        <w:t>Human R</w:t>
-      </w:r>
-      <w:r>
-        <w:rPr>
-          <w:rFonts w:ascii="Times New Roman" w:hAnsi="Times New Roman" w:cs="Times New Roman"/>
-          <w:sz w:val="24"/>
-          <w:szCs w:val="24"/>
-        </w:rPr>
-        <w:t>ights and Humanitarianism in Relation to the Report of the Independent Co</w:t>
-      </w:r>
-      <w:r>
-        <w:rPr>
-          <w:rFonts w:ascii="Times New Roman" w:hAnsi="Times New Roman" w:cs="Times New Roman"/>
-          <w:sz w:val="24"/>
-          <w:szCs w:val="24"/>
-        </w:rPr>
-        <w:t>mmission on Humanitarian Issues</w:t>
-      </w:r>
-      <w:r>
-        <w:rPr>
-          <w:rFonts w:ascii="Times New Roman" w:hAnsi="Times New Roman" w:cs="Times New Roman"/>
-          <w:sz w:val="24"/>
-          <w:szCs w:val="24"/>
-        </w:rPr>
-        <w:t xml:space="preserve">) in </w:t>
-      </w:r>
-      <w:r>
-        <w:rPr>
-          <w:rFonts w:ascii="Times New Roman" w:hAnsi="Times New Roman" w:cs="Times New Roman"/>
-          <w:i/>
-          <w:sz w:val="24"/>
-          <w:szCs w:val="24"/>
-        </w:rPr>
-        <w:t xml:space="preserve">Kokusai </w:t>
-      </w:r>
-      <w:proofErr w:type="spellStart"/>
-      <w:r>
-        <w:rPr>
-          <w:rFonts w:ascii="Times New Roman" w:hAnsi="Times New Roman" w:cs="Times New Roman"/>
-          <w:i/>
-          <w:sz w:val="24"/>
-          <w:szCs w:val="24"/>
-        </w:rPr>
-        <w:t>jinken</w:t>
-      </w:r>
-      <w:proofErr w:type="spellEnd"/>
-      <w:r>
-        <w:rPr>
-          <w:rFonts w:ascii="Times New Roman" w:hAnsi="Times New Roman" w:cs="Times New Roman"/>
-          <w:i/>
-          <w:sz w:val="24"/>
-          <w:szCs w:val="24"/>
-        </w:rPr>
-        <w:t xml:space="preserve"> (Human Rights International)</w:t>
-      </w:r>
-      <w:r>
-        <w:rPr>
-          <w:rFonts w:ascii="Times New Roman" w:hAnsi="Times New Roman" w:cs="Times New Roman"/>
-          <w:sz w:val="24"/>
-          <w:szCs w:val="24"/>
-        </w:rPr>
-        <w:t xml:space="preserve">, 1, 1990, 19-23; ’The United Nations and Japanese Diplomacy’ in </w:t>
-      </w:r>
-      <w:r>
-        <w:rPr>
-          <w:rFonts w:ascii="Times New Roman" w:hAnsi="Times New Roman" w:cs="Times New Roman"/>
-          <w:i/>
-          <w:sz w:val="24"/>
-          <w:szCs w:val="24"/>
-        </w:rPr>
-        <w:t>Japan Review of International Affairs</w:t>
-      </w:r>
-      <w:r>
-        <w:rPr>
-          <w:rFonts w:ascii="Times New Roman" w:hAnsi="Times New Roman" w:cs="Times New Roman"/>
-          <w:sz w:val="24"/>
-          <w:szCs w:val="24"/>
-        </w:rPr>
-        <w:t xml:space="preserve">, 4, Fall/Winter 1990, 141-165; ‘A Safer World’ in </w:t>
-      </w:r>
-      <w:r>
-        <w:rPr>
-          <w:rFonts w:ascii="Times New Roman" w:hAnsi="Times New Roman" w:cs="Times New Roman"/>
-          <w:i/>
-          <w:sz w:val="24"/>
-          <w:szCs w:val="24"/>
-        </w:rPr>
-        <w:t>Refugees</w:t>
-      </w:r>
-      <w:r>
-        <w:rPr>
-          <w:rFonts w:ascii="Times New Roman" w:hAnsi="Times New Roman" w:cs="Times New Roman"/>
-          <w:sz w:val="24"/>
-          <w:szCs w:val="24"/>
-        </w:rPr>
-        <w:t xml:space="preserve">, 83, March 1991, 3; </w:t>
-      </w:r>
-      <w:proofErr w:type="spellStart"/>
-      <w:r>
-        <w:rPr>
-          <w:rFonts w:ascii="Times New Roman" w:hAnsi="Times New Roman" w:cs="Times New Roman"/>
-          <w:i/>
-          <w:sz w:val="24"/>
-          <w:szCs w:val="24"/>
-        </w:rPr>
-        <w:t>Sengo</w:t>
-      </w:r>
-      <w:proofErr w:type="spellEnd"/>
-      <w:r>
-        <w:rPr>
-          <w:rFonts w:ascii="Times New Roman" w:hAnsi="Times New Roman" w:cs="Times New Roman"/>
-          <w:i/>
-          <w:sz w:val="24"/>
-          <w:szCs w:val="24"/>
-        </w:rPr>
-        <w:t xml:space="preserve"> </w:t>
-      </w:r>
-      <w:proofErr w:type="spellStart"/>
-      <w:r>
-        <w:rPr>
-          <w:rFonts w:ascii="Times New Roman" w:hAnsi="Times New Roman" w:cs="Times New Roman"/>
-          <w:i/>
-          <w:sz w:val="24"/>
-          <w:szCs w:val="24"/>
-        </w:rPr>
-        <w:t>Nitchuu</w:t>
-      </w:r>
-      <w:proofErr w:type="spellEnd"/>
-      <w:r>
-        <w:rPr>
-          <w:rFonts w:ascii="Times New Roman" w:hAnsi="Times New Roman" w:cs="Times New Roman"/>
-          <w:i/>
-          <w:sz w:val="24"/>
-          <w:szCs w:val="24"/>
-        </w:rPr>
-        <w:t xml:space="preserve"> </w:t>
-      </w:r>
-      <w:proofErr w:type="spellStart"/>
-      <w:r>
-        <w:rPr>
-          <w:rFonts w:ascii="Times New Roman" w:hAnsi="Times New Roman" w:cs="Times New Roman"/>
-          <w:i/>
-          <w:sz w:val="24"/>
-          <w:szCs w:val="24"/>
-        </w:rPr>
-        <w:t>Beichuu</w:t>
-      </w:r>
-      <w:proofErr w:type="spellEnd"/>
-      <w:r>
-        <w:rPr>
-          <w:rFonts w:ascii="Times New Roman" w:hAnsi="Times New Roman" w:cs="Times New Roman"/>
-          <w:i/>
-          <w:sz w:val="24"/>
-          <w:szCs w:val="24"/>
-        </w:rPr>
-        <w:t xml:space="preserve"> </w:t>
-      </w:r>
-      <w:proofErr w:type="spellStart"/>
-      <w:r>
-        <w:rPr>
-          <w:rFonts w:ascii="Times New Roman" w:hAnsi="Times New Roman" w:cs="Times New Roman"/>
-          <w:i/>
-          <w:sz w:val="24"/>
-          <w:szCs w:val="24"/>
-        </w:rPr>
-        <w:t>kankei</w:t>
-      </w:r>
-      <w:proofErr w:type="spellEnd"/>
-      <w:r>
-        <w:rPr>
-          <w:rFonts w:ascii="Times New Roman" w:hAnsi="Times New Roman" w:cs="Times New Roman"/>
-          <w:i/>
-          <w:sz w:val="24"/>
-          <w:szCs w:val="24"/>
-        </w:rPr>
-        <w:t xml:space="preserve"> (Postwar Sino-Japanese and Sino-American Relations)</w:t>
-      </w:r>
-      <w:r>
-        <w:rPr>
-          <w:rFonts w:ascii="Times New Roman" w:hAnsi="Times New Roman" w:cs="Times New Roman"/>
-          <w:sz w:val="24"/>
-          <w:szCs w:val="24"/>
-        </w:rPr>
-        <w:t>, Tokyo</w:t>
-      </w:r>
-      <w:r>
-        <w:rPr>
-          <w:rFonts w:ascii="Times New Roman" w:hAnsi="Times New Roman" w:cs="Times New Roman"/>
-          <w:sz w:val="24"/>
-          <w:szCs w:val="24"/>
-        </w:rPr>
-        <w:t xml:space="preserve"> 1992;</w:t>
-      </w:r>
-      <w:r>
-        <w:rPr>
-          <w:rFonts w:ascii="Times New Roman" w:hAnsi="Times New Roman" w:cs="Times New Roman"/>
-          <w:sz w:val="24"/>
-          <w:szCs w:val="24"/>
-        </w:rPr>
-        <w:t xml:space="preserve"> </w:t>
-      </w:r>
-      <w:r>
-        <w:rPr>
-          <w:rFonts w:ascii="Times New Roman" w:hAnsi="Times New Roman" w:cs="Times New Roman"/>
-          <w:sz w:val="24"/>
-          <w:szCs w:val="24"/>
-        </w:rPr>
-        <w:t xml:space="preserve">‘The Movement of People’ in </w:t>
-      </w:r>
-      <w:r>
-        <w:rPr>
-          <w:rFonts w:ascii="Times New Roman" w:hAnsi="Times New Roman" w:cs="Times New Roman"/>
-          <w:i/>
-          <w:sz w:val="24"/>
-          <w:szCs w:val="24"/>
-        </w:rPr>
-        <w:t>RSA Journal</w:t>
-      </w:r>
-      <w:r>
-        <w:rPr>
-          <w:rFonts w:ascii="Times New Roman" w:hAnsi="Times New Roman" w:cs="Times New Roman"/>
-          <w:sz w:val="24"/>
-          <w:szCs w:val="24"/>
-        </w:rPr>
-        <w:t>, 140, August-September, 1992, 598-607; ‘Refugee and Asylum-seekers:</w:t>
-      </w:r>
-      <w:r>
-        <w:rPr>
-          <w:rFonts w:ascii="Times New Roman" w:hAnsi="Times New Roman" w:cs="Times New Roman"/>
-          <w:sz w:val="24"/>
-          <w:szCs w:val="24"/>
-        </w:rPr>
-        <w:t xml:space="preserve"> </w:t>
-      </w:r>
-      <w:r>
-        <w:rPr>
-          <w:rFonts w:ascii="Times New Roman" w:hAnsi="Times New Roman" w:cs="Times New Roman"/>
-          <w:sz w:val="24"/>
-          <w:szCs w:val="24"/>
-        </w:rPr>
-        <w:t>A Challenge</w:t>
-      </w:r>
-      <w:r>
-        <w:rPr>
-          <w:rFonts w:ascii="Times New Roman" w:hAnsi="Times New Roman" w:cs="Times New Roman"/>
-          <w:sz w:val="24"/>
-          <w:szCs w:val="24"/>
-        </w:rPr>
-        <w:t xml:space="preserve"> to European Immigration Policy</w:t>
-      </w:r>
-      <w:r>
-        <w:rPr>
-          <w:rFonts w:ascii="Times New Roman" w:hAnsi="Times New Roman" w:cs="Times New Roman"/>
-          <w:sz w:val="24"/>
-          <w:szCs w:val="24"/>
-        </w:rPr>
-        <w:t xml:space="preserve">’ in </w:t>
-      </w:r>
-      <w:r>
-        <w:rPr>
-          <w:rFonts w:ascii="Times New Roman" w:hAnsi="Times New Roman" w:cs="Times New Roman"/>
-          <w:i/>
-          <w:sz w:val="24"/>
-          <w:szCs w:val="24"/>
-        </w:rPr>
-        <w:t>Toward a European Immigration Policy</w:t>
-      </w:r>
-      <w:r>
-        <w:rPr>
-          <w:rFonts w:ascii="Times New Roman" w:hAnsi="Times New Roman" w:cs="Times New Roman"/>
-          <w:sz w:val="24"/>
-          <w:szCs w:val="24"/>
-        </w:rPr>
-        <w:t xml:space="preserve">, </w:t>
-      </w:r>
-      <w:r>
-        <w:rPr>
-          <w:rFonts w:ascii="Times New Roman" w:hAnsi="Times New Roman" w:cs="Times New Roman"/>
-          <w:sz w:val="24"/>
-          <w:szCs w:val="24"/>
-        </w:rPr>
-        <w:t>Brussels 1993, 6-20 (e</w:t>
-      </w:r>
-      <w:r>
-        <w:rPr>
-          <w:rFonts w:ascii="Times New Roman" w:hAnsi="Times New Roman" w:cs="Times New Roman"/>
-          <w:sz w:val="24"/>
-          <w:szCs w:val="24"/>
-        </w:rPr>
-        <w:t xml:space="preserve">dited with D. Cohn-Bendit, A. Fortescue, R. </w:t>
-      </w:r>
-      <w:proofErr w:type="spellStart"/>
-      <w:r>
-        <w:rPr>
-          <w:rFonts w:ascii="Times New Roman" w:hAnsi="Times New Roman" w:cs="Times New Roman"/>
-          <w:sz w:val="24"/>
-          <w:szCs w:val="24"/>
-        </w:rPr>
-        <w:t>Haddaoui</w:t>
-      </w:r>
-      <w:proofErr w:type="spellEnd"/>
-      <w:r>
-        <w:rPr>
-          <w:rFonts w:ascii="Times New Roman" w:hAnsi="Times New Roman" w:cs="Times New Roman"/>
-          <w:sz w:val="24"/>
-          <w:szCs w:val="24"/>
-        </w:rPr>
-        <w:t xml:space="preserve"> </w:t>
-      </w:r>
-      <w:r>
-        <w:rPr>
-          <w:rFonts w:ascii="Times New Roman" w:hAnsi="Times New Roman" w:cs="Times New Roman"/>
-          <w:sz w:val="24"/>
-          <w:szCs w:val="24"/>
-        </w:rPr>
-        <w:t xml:space="preserve">and I.V. </w:t>
-      </w:r>
-      <w:proofErr w:type="spellStart"/>
-      <w:r>
-        <w:rPr>
-          <w:rFonts w:ascii="Times New Roman" w:hAnsi="Times New Roman" w:cs="Times New Roman"/>
-          <w:sz w:val="24"/>
-          <w:szCs w:val="24"/>
-        </w:rPr>
-        <w:t>Khalevinski</w:t>
-      </w:r>
-      <w:proofErr w:type="spellEnd"/>
-      <w:r>
-        <w:rPr>
-          <w:rFonts w:ascii="Times New Roman" w:hAnsi="Times New Roman" w:cs="Times New Roman"/>
-          <w:sz w:val="24"/>
-          <w:szCs w:val="24"/>
-        </w:rPr>
-        <w:t>)</w:t>
-      </w:r>
-      <w:r>
-        <w:rPr>
-          <w:rFonts w:ascii="Times New Roman" w:hAnsi="Times New Roman" w:cs="Times New Roman"/>
-          <w:sz w:val="24"/>
-          <w:szCs w:val="24"/>
-        </w:rPr>
-        <w:t xml:space="preserve">; ‘Refugee Women: The Forgotten Half’ in </w:t>
-      </w:r>
-      <w:r>
-        <w:rPr>
-          <w:rFonts w:ascii="Times New Roman" w:hAnsi="Times New Roman" w:cs="Times New Roman"/>
-          <w:i/>
-          <w:sz w:val="24"/>
-          <w:szCs w:val="24"/>
-        </w:rPr>
-        <w:t>Our Planet</w:t>
-      </w:r>
-      <w:r>
-        <w:rPr>
-          <w:rFonts w:ascii="Times New Roman" w:hAnsi="Times New Roman" w:cs="Times New Roman"/>
-          <w:sz w:val="24"/>
-          <w:szCs w:val="24"/>
-        </w:rPr>
-        <w:t xml:space="preserve">, 7/4, 1995, 19-22; ‘Refugee Emergencies: New Challenges for Humanitarian Action’ in R. Lanza (Ed.), </w:t>
-      </w:r>
-      <w:r>
-        <w:rPr>
-          <w:rFonts w:ascii="Times New Roman" w:hAnsi="Times New Roman" w:cs="Times New Roman"/>
-          <w:i/>
-          <w:sz w:val="24"/>
-          <w:szCs w:val="24"/>
-        </w:rPr>
-        <w:t>One World: The Health and Survival of the Human Species in the 21</w:t>
-      </w:r>
-      <w:r>
-        <w:rPr>
-          <w:rFonts w:ascii="Times New Roman" w:hAnsi="Times New Roman" w:cs="Times New Roman"/>
-          <w:i/>
-          <w:sz w:val="24"/>
-          <w:szCs w:val="24"/>
-          <w:vertAlign w:val="superscript"/>
-        </w:rPr>
-        <w:t>st</w:t>
-      </w:r>
-      <w:r>
-        <w:rPr>
-          <w:rFonts w:ascii="Times New Roman" w:hAnsi="Times New Roman" w:cs="Times New Roman"/>
-          <w:i/>
-          <w:sz w:val="24"/>
-          <w:szCs w:val="24"/>
-        </w:rPr>
-        <w:t xml:space="preserve"> Century</w:t>
-      </w:r>
-      <w:r>
-        <w:rPr>
-          <w:rFonts w:ascii="Times New Roman" w:hAnsi="Times New Roman" w:cs="Times New Roman"/>
-          <w:sz w:val="24"/>
-          <w:szCs w:val="24"/>
-        </w:rPr>
-        <w:t>, Santa Fe</w:t>
-      </w:r>
-      <w:r>
-        <w:rPr>
-          <w:rFonts w:ascii="Times New Roman" w:hAnsi="Times New Roman" w:cs="Times New Roman"/>
-          <w:sz w:val="24"/>
-          <w:szCs w:val="24"/>
-        </w:rPr>
-        <w:t xml:space="preserve"> 1996, </w:t>
-      </w:r>
-      <w:r>
-        <w:rPr>
-          <w:rFonts w:ascii="Times New Roman" w:hAnsi="Times New Roman" w:cs="Times New Roman"/>
-          <w:sz w:val="24"/>
-          <w:szCs w:val="24"/>
-        </w:rPr>
-        <w:t>137-147;</w:t>
-      </w:r>
-      <w:r>
-        <w:rPr>
-          <w:rFonts w:ascii="Times New Roman" w:hAnsi="Times New Roman" w:cs="Times New Roman"/>
-          <w:sz w:val="24"/>
-          <w:szCs w:val="24"/>
-        </w:rPr>
-        <w:t xml:space="preserve"> </w:t>
-      </w:r>
-      <w:r>
-        <w:rPr>
-          <w:rFonts w:ascii="Times New Roman" w:hAnsi="Times New Roman" w:cs="Times New Roman"/>
-          <w:i/>
-          <w:sz w:val="24"/>
-          <w:szCs w:val="24"/>
-        </w:rPr>
-        <w:t>The Right of Asylum Must B</w:t>
-      </w:r>
-      <w:r>
-        <w:rPr>
-          <w:rFonts w:ascii="Times New Roman" w:hAnsi="Times New Roman" w:cs="Times New Roman"/>
-          <w:i/>
-          <w:sz w:val="24"/>
-          <w:szCs w:val="24"/>
-        </w:rPr>
-        <w:t>e Strongly Upheld</w:t>
-      </w:r>
-      <w:r>
-        <w:rPr>
-          <w:rFonts w:ascii="Times New Roman" w:hAnsi="Times New Roman" w:cs="Times New Roman"/>
-          <w:sz w:val="24"/>
-          <w:szCs w:val="24"/>
-        </w:rPr>
-        <w:t>, Berlin</w:t>
-      </w:r>
-      <w:r>
-        <w:rPr>
-          <w:rFonts w:ascii="Times New Roman" w:hAnsi="Times New Roman" w:cs="Times New Roman"/>
-          <w:sz w:val="24"/>
-          <w:szCs w:val="24"/>
-        </w:rPr>
-        <w:t xml:space="preserve"> 1996</w:t>
-      </w:r>
-      <w:r>
-        <w:rPr>
-          <w:rFonts w:ascii="Times New Roman" w:hAnsi="Times New Roman" w:cs="Times New Roman"/>
-          <w:sz w:val="24"/>
-          <w:szCs w:val="24"/>
-        </w:rPr>
-        <w:t xml:space="preserve"> (with B.J. John</w:t>
-      </w:r>
-      <w:r>
-        <w:rPr>
-          <w:rFonts w:ascii="Times New Roman" w:hAnsi="Times New Roman" w:cs="Times New Roman"/>
-          <w:sz w:val="24"/>
-          <w:szCs w:val="24"/>
-        </w:rPr>
-        <w:t>); ‘Japan’s Policy T</w:t>
-      </w:r>
-      <w:r>
-        <w:rPr>
-          <w:rFonts w:ascii="Times New Roman" w:hAnsi="Times New Roman" w:cs="Times New Roman"/>
-          <w:sz w:val="24"/>
-          <w:szCs w:val="24"/>
-        </w:rPr>
-        <w:t>oward the United N</w:t>
-      </w:r>
-      <w:r>
-        <w:rPr>
-          <w:rFonts w:ascii="Times New Roman" w:hAnsi="Times New Roman" w:cs="Times New Roman"/>
-          <w:sz w:val="24"/>
-          <w:szCs w:val="24"/>
-        </w:rPr>
-        <w:t>ations’ in C. Alger et al. (Eds</w:t>
-      </w:r>
-      <w:r>
-        <w:rPr>
-          <w:rFonts w:ascii="Times New Roman" w:hAnsi="Times New Roman" w:cs="Times New Roman"/>
-          <w:sz w:val="24"/>
-          <w:szCs w:val="24"/>
-        </w:rPr>
-        <w:t xml:space="preserve">), </w:t>
-      </w:r>
-      <w:r>
-        <w:rPr>
-          <w:rFonts w:ascii="Times New Roman" w:hAnsi="Times New Roman" w:cs="Times New Roman"/>
-          <w:i/>
-          <w:sz w:val="24"/>
-          <w:szCs w:val="24"/>
-        </w:rPr>
-        <w:t>The United Nations System:</w:t>
-      </w:r>
-      <w:r>
-        <w:rPr>
-          <w:rFonts w:ascii="Times New Roman" w:hAnsi="Times New Roman" w:cs="Times New Roman"/>
-          <w:i/>
-          <w:sz w:val="24"/>
-          <w:szCs w:val="24"/>
-        </w:rPr>
-        <w:t xml:space="preserve"> </w:t>
-      </w:r>
-      <w:r>
-        <w:rPr>
-          <w:rFonts w:ascii="Times New Roman" w:hAnsi="Times New Roman" w:cs="Times New Roman"/>
-          <w:i/>
-          <w:sz w:val="24"/>
-          <w:szCs w:val="24"/>
-        </w:rPr>
-        <w:t>The Policies of Member States</w:t>
-      </w:r>
-      <w:r>
-        <w:rPr>
-          <w:rFonts w:ascii="Times New Roman" w:hAnsi="Times New Roman" w:cs="Times New Roman"/>
-          <w:sz w:val="24"/>
-          <w:szCs w:val="24"/>
-        </w:rPr>
-        <w:t>, Tokyo</w:t>
-      </w:r>
-      <w:r>
-        <w:rPr>
-          <w:rFonts w:ascii="Times New Roman" w:hAnsi="Times New Roman" w:cs="Times New Roman"/>
-          <w:sz w:val="24"/>
-          <w:szCs w:val="24"/>
-        </w:rPr>
-        <w:t xml:space="preserve"> 1995, 231-270; ‘Towards Healing the Wounds: Conflict-Torn States and the Return of </w:t>
-      </w:r>
-      <w:r>
-        <w:rPr>
-          <w:rFonts w:ascii="Times New Roman" w:hAnsi="Times New Roman" w:cs="Times New Roman"/>
-          <w:sz w:val="24"/>
-          <w:szCs w:val="24"/>
-        </w:rPr>
-        <w:t xml:space="preserve">Refugees’ in H. Sung-Joo (Ed.) </w:t>
-      </w:r>
-      <w:r>
-        <w:rPr>
-          <w:rFonts w:ascii="Times New Roman" w:hAnsi="Times New Roman" w:cs="Times New Roman"/>
-          <w:i/>
-          <w:sz w:val="24"/>
-          <w:szCs w:val="24"/>
-        </w:rPr>
-        <w:t>The United Nations: The Next Fifty Years</w:t>
-      </w:r>
-      <w:r>
-        <w:rPr>
-          <w:rFonts w:ascii="Times New Roman" w:hAnsi="Times New Roman" w:cs="Times New Roman"/>
-          <w:sz w:val="24"/>
-          <w:szCs w:val="24"/>
-        </w:rPr>
-        <w:t>,</w:t>
-      </w:r>
-      <w:r>
-        <w:rPr>
-          <w:rFonts w:ascii="Times New Roman" w:hAnsi="Times New Roman" w:cs="Times New Roman"/>
-          <w:sz w:val="24"/>
-          <w:szCs w:val="24"/>
-        </w:rPr>
-        <w:t xml:space="preserve"> </w:t>
-      </w:r>
-      <w:r>
-        <w:rPr>
-          <w:rFonts w:ascii="Times New Roman" w:hAnsi="Times New Roman" w:cs="Times New Roman"/>
-          <w:sz w:val="24"/>
-          <w:szCs w:val="24"/>
-        </w:rPr>
-        <w:t>Seoul</w:t>
-      </w:r>
-      <w:r>
-        <w:rPr>
-          <w:rFonts w:ascii="Times New Roman" w:hAnsi="Times New Roman" w:cs="Times New Roman"/>
-          <w:sz w:val="24"/>
-          <w:szCs w:val="24"/>
-        </w:rPr>
-        <w:t xml:space="preserve"> 1996, 71-88;</w:t>
-      </w:r>
-      <w:r>
-        <w:rPr>
-          <w:rFonts w:ascii="Times New Roman" w:hAnsi="Times New Roman" w:cs="Times New Roman"/>
-          <w:sz w:val="24"/>
-          <w:szCs w:val="24"/>
-        </w:rPr>
-        <w:t xml:space="preserve"> </w:t>
-      </w:r>
-      <w:r>
-        <w:rPr>
-          <w:rFonts w:ascii="Times New Roman" w:hAnsi="Times New Roman" w:cs="Times New Roman"/>
-          <w:sz w:val="24"/>
-          <w:szCs w:val="24"/>
-        </w:rPr>
-        <w:t>‘Statement by Mrs. Sadako Ogata, United Nations High Commissioner for Refugees, to the 52</w:t>
-      </w:r>
-      <w:r>
-        <w:rPr>
-          <w:rFonts w:ascii="Times New Roman" w:hAnsi="Times New Roman" w:cs="Times New Roman"/>
-          <w:sz w:val="24"/>
-          <w:szCs w:val="24"/>
-          <w:vertAlign w:val="superscript"/>
-        </w:rPr>
-        <w:t>nd</w:t>
-      </w:r>
-      <w:r>
-        <w:rPr>
-          <w:rFonts w:ascii="Times New Roman" w:hAnsi="Times New Roman" w:cs="Times New Roman"/>
-          <w:sz w:val="24"/>
-          <w:szCs w:val="24"/>
-        </w:rPr>
-        <w:t xml:space="preserve"> Session of the United Nations Commission on Human Rights (Geneva, 20 March 1996)</w:t>
-      </w:r>
-      <w:r>
-        <w:rPr>
-          <w:rFonts w:ascii="Times New Roman" w:hAnsi="Times New Roman" w:cs="Times New Roman"/>
-          <w:sz w:val="24"/>
-          <w:szCs w:val="24"/>
-        </w:rPr>
-        <w:t>’</w:t>
-      </w:r>
-      <w:r>
-        <w:rPr>
-          <w:rFonts w:ascii="Times New Roman" w:hAnsi="Times New Roman" w:cs="Times New Roman"/>
-          <w:sz w:val="24"/>
-          <w:szCs w:val="24"/>
-        </w:rPr>
-        <w:t xml:space="preserve">, in </w:t>
-      </w:r>
-      <w:r>
-        <w:rPr>
-          <w:rFonts w:ascii="Times New Roman" w:hAnsi="Times New Roman" w:cs="Times New Roman"/>
-          <w:i/>
-          <w:sz w:val="24"/>
-          <w:szCs w:val="24"/>
-        </w:rPr>
-        <w:t>Refugee Survey Quarterly</w:t>
-      </w:r>
-      <w:r>
-        <w:rPr>
-          <w:rFonts w:ascii="Times New Roman" w:hAnsi="Times New Roman" w:cs="Times New Roman"/>
-          <w:sz w:val="24"/>
-          <w:szCs w:val="24"/>
-        </w:rPr>
-        <w:t>, 15/1, 1996, 86-92; ‘Refugees:</w:t>
-      </w:r>
-      <w:r>
-        <w:rPr>
-          <w:rFonts w:ascii="Times New Roman" w:hAnsi="Times New Roman" w:cs="Times New Roman"/>
-          <w:sz w:val="24"/>
-          <w:szCs w:val="24"/>
-        </w:rPr>
-        <w:t xml:space="preserve"> </w:t>
-      </w:r>
-      <w:r>
-        <w:rPr>
-          <w:rFonts w:ascii="Times New Roman" w:hAnsi="Times New Roman" w:cs="Times New Roman"/>
-          <w:sz w:val="24"/>
-          <w:szCs w:val="24"/>
-        </w:rPr>
-        <w:t>Don’t Wait u</w:t>
-      </w:r>
-      <w:r>
-        <w:rPr>
-          <w:rFonts w:ascii="Times New Roman" w:hAnsi="Times New Roman" w:cs="Times New Roman"/>
-          <w:sz w:val="24"/>
-          <w:szCs w:val="24"/>
-        </w:rPr>
-        <w:t xml:space="preserve">ntil They Cross the Border’ in </w:t>
-      </w:r>
-      <w:r>
-        <w:rPr>
-          <w:rFonts w:ascii="Times New Roman" w:hAnsi="Times New Roman" w:cs="Times New Roman"/>
-          <w:i/>
-          <w:sz w:val="24"/>
-          <w:szCs w:val="24"/>
-        </w:rPr>
-        <w:t>New Perspectives Quarterly</w:t>
-      </w:r>
-      <w:r>
-        <w:rPr>
-          <w:rFonts w:ascii="Times New Roman" w:hAnsi="Times New Roman" w:cs="Times New Roman"/>
-          <w:sz w:val="24"/>
-          <w:szCs w:val="24"/>
-        </w:rPr>
-        <w:t xml:space="preserve">, 13/1, Winter 1996, 34; ‘Humanitarian Action at the Crossroads’ in </w:t>
-      </w:r>
-      <w:r>
-        <w:rPr>
-          <w:rFonts w:ascii="Times New Roman" w:hAnsi="Times New Roman" w:cs="Times New Roman"/>
-          <w:i/>
-          <w:sz w:val="24"/>
-          <w:szCs w:val="24"/>
-        </w:rPr>
-        <w:t>Refugees</w:t>
-      </w:r>
-      <w:r>
-        <w:rPr>
-          <w:rFonts w:ascii="Times New Roman" w:hAnsi="Times New Roman" w:cs="Times New Roman"/>
-          <w:sz w:val="24"/>
-          <w:szCs w:val="24"/>
-        </w:rPr>
-        <w:t xml:space="preserve">, III, </w:t>
-      </w:r>
-      <w:r>
-        <w:rPr>
-          <w:rFonts w:ascii="Times New Roman" w:hAnsi="Times New Roman" w:cs="Times New Roman"/>
-          <w:sz w:val="24"/>
-          <w:szCs w:val="24"/>
-        </w:rPr>
-        <w:t xml:space="preserve">1997, 4-5; ‘Opening Statement by Mrs. Sadako Ogata, United Nations High Commissioner for Refugees Friday, 8 May 1998’ </w:t>
-      </w:r>
-      <w:r>
-        <w:rPr>
-          <w:rFonts w:ascii="Times New Roman" w:hAnsi="Times New Roman" w:cs="Times New Roman"/>
-          <w:sz w:val="24"/>
-          <w:szCs w:val="24"/>
-        </w:rPr>
-        <w:lastRenderedPageBreak/>
-        <w:t xml:space="preserve">in </w:t>
+        <w:t xml:space="preserve">by Mrs. Sadako Ogata, United Nations High Commissioner for Refugees Friday, 8 May 1998’ in </w:t>
       </w:r>
       <w:r>
         <w:rPr>
@@ -14886,7 +14862,7 @@
         </w:rPr>
         <w:t xml:space="preserve">; N.L. Santa Romana-Cruz, ‘Ogata, Sadako: Biography’ for Ramon Magsaysay Award Foundation, 1998, at </w:t>
       </w:r>
-      <w:hyperlink r:id="rId11" w:history="1">
+      <w:hyperlink r:id="rId10" w:history="1">
         <w:r>
           <w:rPr>
             <w:rStyle w:val="Hyperlink"/>
@@ -14997,6 +14973,7 @@
           <w:sz w:val="24"/>
           <w:szCs w:val="24"/>
         </w:rPr>
+        <w:lastRenderedPageBreak/>
         <w:t>Japan’s Emergence as a Global Power</w:t>
       </w:r>
       <w:r>
@@ -15015,7 +14992,7 @@
         </w:rPr>
         <w:t xml:space="preserve"> 2001; </w:t>
       </w:r>
-      <w:hyperlink r:id="rId12" w:history="1">
+      <w:hyperlink r:id="rId11" w:history="1">
         <w:r>
           <w:rPr>
             <w:rStyle w:val="Hyperlink"/>
@@ -15413,7 +15390,7 @@
         </w:rPr>
         <w:t xml:space="preserve">, 27 September 2002, </w:t>
       </w:r>
-      <w:hyperlink r:id="rId13" w:history="1">
+      <w:hyperlink r:id="rId12" w:history="1">
         <w:r>
           <w:rPr>
             <w:rStyle w:val="Hyperlink"/>
@@ -15474,7 +15451,7 @@
         </w:rPr>
         <w:t xml:space="preserve"> </w:t>
       </w:r>
-      <w:hyperlink r:id="rId14" w:history="1">
+      <w:hyperlink r:id="rId13" w:history="1">
         <w:r>
           <w:rPr>
             <w:rStyle w:val="Hyperlink"/>
@@ -15576,7 +15553,7 @@
         </w:rPr>
         <w:t xml:space="preserve">, December 2005, </w:t>
       </w:r>
-      <w:hyperlink r:id="rId15" w:history="1">
+      <w:hyperlink r:id="rId14" w:history="1">
         <w:r>
           <w:rPr>
             <w:rStyle w:val="Hyperlink"/>
@@ -16013,7 +15990,7 @@
         </w:rPr>
         <w:t xml:space="preserve">Eisenberg, </w:t>
       </w:r>
-      <w:hyperlink r:id="rId16" w:history="1">
+      <w:hyperlink r:id="rId15" w:history="1">
         <w:r>
           <w:rPr>
             <w:rStyle w:val="Hyperlink"/>
@@ -16035,8 +16012,8 @@
       </w:r>
     </w:p>
     <w:sectPr>
-      <w:headerReference w:type="default" r:id="rId17"/>
-      <w:footerReference w:type="default" r:id="rId18"/>
+      <w:headerReference w:type="default" r:id="rId16"/>
+      <w:footerReference w:type="default" r:id="rId17"/>
       <w:pgSz w:w="11901" w:h="16840"/>
       <w:pgMar w:top="1418" w:right="1418" w:bottom="1418" w:left="1418" w:header="709" w:footer="709" w:gutter="0"/>
       <w:cols w:space="720"/>
@@ -16047,7 +16024,7 @@
 </file>
 
 <file path=word/endnotes.xml><?xml version="1.0" encoding="utf-8"?>
-<w:endnotes xmlns:wpc="http://schemas.microsoft.com/office/word/2010/wordprocessingCanvas" xmlns:cx="http://schemas.microsoft.com/office/drawing/2014/chartex" xmlns:cx1="http://schemas.microsoft.com/office/drawing/2015/9/8/chartex" xmlns:cx2="http://schemas.microsoft.com/office/drawing/2015/10/21/chartex" xmlns:cx3="http://schemas.microsoft.com/office/drawing/2016/5/9/chartex" xmlns:cx4="http://schemas.microsoft.com/office/drawing/2016/5/10/chartex" xmlns:cx5="http://schemas.microsoft.com/office/drawing/2016/5/11/chartex" xmlns:cx6="http://schemas.microsoft.com/office/drawing/2016/5/12/chartex" xmlns:cx7="http://schemas.microsoft.com/office/drawing/2016/5/13/chartex" xmlns:cx8="http://schemas.microsoft.com/office/drawing/2016/5/14/chartex" xmlns:mc="http://schemas.openxmlformats.org/markup-compatibility/2006" xmlns:aink="http://schemas.microsoft.com/office/drawing/2016/ink" xmlns:am3d="http://schemas.microsoft.com/office/drawing/2017/model3d" xmlns:o="urn:schemas-microsoft-com:office:office" xmlns:oel="http://schemas.microsoft.com/office/2019/extlst" xmlns:r="http://schemas.openxmlformats.org/officeDocument/2006/relationships" xmlns:m="http://schemas.openxmlformats.org/officeDocument/2006/math" xmlns:v="urn:schemas-microsoft-com:vml" xmlns:wp14="http://schemas.microsoft.com/office/word/2010/wordprocessingDrawing" xmlns:wp="http://schemas.openxmlformats.org/drawingml/2006/wordprocessingDrawing" xmlns:w10="urn:schemas-microsoft-com:office:word" xmlns:w="http://schemas.openxmlformats.org/wordprocessingml/2006/main" xmlns:w14="http://schemas.microsoft.com/office/word/2010/wordml" xmlns:w15="http://schemas.microsoft.com/office/word/2012/wordml" xmlns:w16cex="http://schemas.microsoft.com/office/word/2018/wordml/cex" xmlns:w16cid="http://schemas.microsoft.com/office/word/2016/wordml/cid" xmlns:w16="http://schemas.microsoft.com/office/word/2018/wordml" xmlns:w16du="http://schemas.microsoft.com/office/word/2023/wordml/word16du" xmlns:w16sdtdh="http://schemas.microsoft.com/office/word/2020/wordml/sdtdatahash" xmlns:w16sdtfl="http://schemas.microsoft.com/office/word/2024/wordml/sdtformatlock" xmlns:w16se="http://schemas.microsoft.com/office/word/2015/wordml/symex" xmlns:wpg="http://schemas.microsoft.com/office/word/2010/wordprocessingGroup" xmlns:wpi="http://schemas.microsoft.com/office/word/2010/wordprocessingInk" xmlns:wne="http://schemas.microsoft.com/office/word/2006/wordml" xmlns:wps="http://schemas.microsoft.com/office/word/2010/wordprocessingShape" mc:Ignorable="w14 w15 w16se w16cid w16 w16cex w16sdtdh w16sdtfl w16du wp14">
+<w:endnotes xmlns:wpc="http://schemas.microsoft.com/office/word/2010/wordprocessingCanvas" xmlns:cx="http://schemas.microsoft.com/office/drawing/2014/chartex" xmlns:cx1="http://schemas.microsoft.com/office/drawing/2015/9/8/chartex" xmlns:cx2="http://schemas.microsoft.com/office/drawing/2015/10/21/chartex" xmlns:cx3="http://schemas.microsoft.com/office/drawing/2016/5/9/chartex" xmlns:cx4="http://schemas.microsoft.com/office/drawing/2016/5/10/chartex" xmlns:cx5="http://schemas.microsoft.com/office/drawing/2016/5/11/chartex" xmlns:cx6="http://schemas.microsoft.com/office/drawing/2016/5/12/chartex" xmlns:cx7="http://schemas.microsoft.com/office/drawing/2016/5/13/chartex" xmlns:cx8="http://schemas.microsoft.com/office/drawing/2016/5/14/chartex" xmlns:mc="http://schemas.openxmlformats.org/markup-compatibility/2006" xmlns:m="http://schemas.openxmlformats.org/officeDocument/2006/math" xmlns:aink="http://schemas.microsoft.com/office/drawing/2016/ink" xmlns:am3d="http://schemas.microsoft.com/office/drawing/2017/model3d" xmlns:oel="http://schemas.microsoft.com/office/2019/extlst" xmlns:r="http://schemas.openxmlformats.org/officeDocument/2006/relationships" xmlns:wp14="http://schemas.microsoft.com/office/word/2010/wordprocessingDrawing" xmlns:wp="http://schemas.openxmlformats.org/drawingml/2006/wordprocessingDrawing" xmlns:wpg="http://schemas.microsoft.com/office/word/2010/wordprocessingGroup" xmlns:wpi="http://schemas.microsoft.com/office/word/2010/wordprocessingInk" xmlns:wps="http://schemas.microsoft.com/office/word/2010/wordprocessingShape" xmlns:o="urn:schemas-microsoft-com:office:office" xmlns:v="urn:schemas-microsoft-com:vml" xmlns:w10="urn:schemas-microsoft-com:office:word" xmlns:w="http://schemas.openxmlformats.org/wordprocessingml/2006/main" xmlns:w14="http://schemas.microsoft.com/office/word/2010/wordml" xmlns:w15="http://schemas.microsoft.com/office/word/2012/wordml" xmlns:w16cei="http://schemas.microsoft.com/office/word/2026/wordml/cei" xmlns:w16cex="http://schemas.microsoft.com/office/word/2018/wordml/cex" xmlns:w16cid="http://schemas.microsoft.com/office/word/2016/wordml/cid" xmlns:w16="http://schemas.microsoft.com/office/word/2018/wordml" xmlns:w16sdtdh="http://schemas.microsoft.com/office/word/2020/wordml/sdtdatahash" xmlns:w16sdtfl="http://schemas.microsoft.com/office/word/2024/wordml/sdtformatlock" xmlns:w16se="http://schemas.microsoft.com/office/word/2015/wordml/symex" xmlns:w16du="http://schemas.microsoft.com/office/word/2023/wordml/word16du" xmlns:wne="http://schemas.microsoft.com/office/word/2006/wordml" mc:Ignorable="w14 w15 w16se w16cid w16 w16cex w16sdtdh w16sdtfl w16du wp14">
   <w:endnote w:type="separator" w:id="-1">
     <w:p>
       <w:pPr>
@@ -16072,7 +16049,7 @@
 </file>
 
 <file path=word/footer1.xml><?xml version="1.0" encoding="utf-8"?>
-<w:ftr xmlns:wpc="http://schemas.microsoft.com/office/word/2010/wordprocessingCanvas" xmlns:cx="http://schemas.microsoft.com/office/drawing/2014/chartex" xmlns:cx1="http://schemas.microsoft.com/office/drawing/2015/9/8/chartex" xmlns:cx2="http://schemas.microsoft.com/office/drawing/2015/10/21/chartex" xmlns:cx3="http://schemas.microsoft.com/office/drawing/2016/5/9/chartex" xmlns:cx4="http://schemas.microsoft.com/office/drawing/2016/5/10/chartex" xmlns:cx5="http://schemas.microsoft.com/office/drawing/2016/5/11/chartex" xmlns:cx6="http://schemas.microsoft.com/office/drawing/2016/5/12/chartex" xmlns:cx7="http://schemas.microsoft.com/office/drawing/2016/5/13/chartex" xmlns:cx8="http://schemas.microsoft.com/office/drawing/2016/5/14/chartex" xmlns:mc="http://schemas.openxmlformats.org/markup-compatibility/2006" xmlns:aink="http://schemas.microsoft.com/office/drawing/2016/ink" xmlns:am3d="http://schemas.microsoft.com/office/drawing/2017/model3d" xmlns:o="urn:schemas-microsoft-com:office:office" xmlns:oel="http://schemas.microsoft.com/office/2019/extlst" xmlns:r="http://schemas.openxmlformats.org/officeDocument/2006/relationships" xmlns:m="http://schemas.openxmlformats.org/officeDocument/2006/math" xmlns:v="urn:schemas-microsoft-com:vml" xmlns:wp14="http://schemas.microsoft.com/office/word/2010/wordprocessingDrawing" xmlns:wp="http://schemas.openxmlformats.org/drawingml/2006/wordprocessingDrawing" xmlns:w10="urn:schemas-microsoft-com:office:word" xmlns:w="http://schemas.openxmlformats.org/wordprocessingml/2006/main" xmlns:w14="http://schemas.microsoft.com/office/word/2010/wordml" xmlns:w15="http://schemas.microsoft.com/office/word/2012/wordml" xmlns:w16cex="http://schemas.microsoft.com/office/word/2018/wordml/cex" xmlns:w16cid="http://schemas.microsoft.com/office/word/2016/wordml/cid" xmlns:w16="http://schemas.microsoft.com/office/word/2018/wordml" xmlns:w16du="http://schemas.microsoft.com/office/word/2023/wordml/word16du" xmlns:w16sdtdh="http://schemas.microsoft.com/office/word/2020/wordml/sdtdatahash" xmlns:w16sdtfl="http://schemas.microsoft.com/office/word/2024/wordml/sdtformatlock" xmlns:w16se="http://schemas.microsoft.com/office/word/2015/wordml/symex" xmlns:wpg="http://schemas.microsoft.com/office/word/2010/wordprocessingGroup" xmlns:wpi="http://schemas.microsoft.com/office/word/2010/wordprocessingInk" xmlns:wne="http://schemas.microsoft.com/office/word/2006/wordml" xmlns:wps="http://schemas.microsoft.com/office/word/2010/wordprocessingShape" mc:Ignorable="w14 w15 w16se w16cid w16 w16cex w16sdtdh w16sdtfl w16du wp14">
+<w:ftr xmlns:wpc="http://schemas.microsoft.com/office/word/2010/wordprocessingCanvas" xmlns:cx="http://schemas.microsoft.com/office/drawing/2014/chartex" xmlns:cx1="http://schemas.microsoft.com/office/drawing/2015/9/8/chartex" xmlns:cx2="http://schemas.microsoft.com/office/drawing/2015/10/21/chartex" xmlns:cx3="http://schemas.microsoft.com/office/drawing/2016/5/9/chartex" xmlns:cx4="http://schemas.microsoft.com/office/drawing/2016/5/10/chartex" xmlns:cx5="http://schemas.microsoft.com/office/drawing/2016/5/11/chartex" xmlns:cx6="http://schemas.microsoft.com/office/drawing/2016/5/12/chartex" xmlns:cx7="http://schemas.microsoft.com/office/drawing/2016/5/13/chartex" xmlns:cx8="http://schemas.microsoft.com/office/drawing/2016/5/14/chartex" xmlns:mc="http://schemas.openxmlformats.org/markup-compatibility/2006" xmlns:m="http://schemas.openxmlformats.org/officeDocument/2006/math" xmlns:aink="http://schemas.microsoft.com/office/drawing/2016/ink" xmlns:am3d="http://schemas.microsoft.com/office/drawing/2017/model3d" xmlns:oel="http://schemas.microsoft.com/office/2019/extlst" xmlns:r="http://schemas.openxmlformats.org/officeDocument/2006/relationships" xmlns:wp14="http://schemas.microsoft.com/office/word/2010/wordprocessingDrawing" xmlns:wp="http://schemas.openxmlformats.org/drawingml/2006/wordprocessingDrawing" xmlns:wpg="http://schemas.microsoft.com/office/word/2010/wordprocessingGroup" xmlns:wpi="http://schemas.microsoft.com/office/word/2010/wordprocessingInk" xmlns:wps="http://schemas.microsoft.com/office/word/2010/wordprocessingShape" xmlns:o="urn:schemas-microsoft-com:office:office" xmlns:v="urn:schemas-microsoft-com:vml" xmlns:w10="urn:schemas-microsoft-com:office:word" xmlns:w="http://schemas.openxmlformats.org/wordprocessingml/2006/main" xmlns:w14="http://schemas.microsoft.com/office/word/2010/wordml" xmlns:w15="http://schemas.microsoft.com/office/word/2012/wordml" xmlns:w16cei="http://schemas.microsoft.com/office/word/2026/wordml/cei" xmlns:w16cex="http://schemas.microsoft.com/office/word/2018/wordml/cex" xmlns:w16cid="http://schemas.microsoft.com/office/word/2016/wordml/cid" xmlns:w16="http://schemas.microsoft.com/office/word/2018/wordml" xmlns:w16sdtdh="http://schemas.microsoft.com/office/word/2020/wordml/sdtdatahash" xmlns:w16sdtfl="http://schemas.microsoft.com/office/word/2024/wordml/sdtformatlock" xmlns:w16se="http://schemas.microsoft.com/office/word/2015/wordml/symex" xmlns:w16du="http://schemas.microsoft.com/office/word/2023/wordml/word16du" xmlns:wne="http://schemas.microsoft.com/office/word/2006/wordml" mc:Ignorable="w14 w15 w16se w16cid w16 w16cex w16sdtdh w16sdtfl w16du wp14">
   <w:p>
     <w:pPr>
       <w:pStyle w:val="Voettekst"/>
@@ -16120,7 +16097,7 @@
 </file>
 
 <file path=word/footnotes.xml><?xml version="1.0" encoding="utf-8"?>
-<w:footnotes xmlns:wpc="http://schemas.microsoft.com/office/word/2010/wordprocessingCanvas" xmlns:cx="http://schemas.microsoft.com/office/drawing/2014/chartex" xmlns:cx1="http://schemas.microsoft.com/office/drawing/2015/9/8/chartex" xmlns:cx2="http://schemas.microsoft.com/office/drawing/2015/10/21/chartex" xmlns:cx3="http://schemas.microsoft.com/office/drawing/2016/5/9/chartex" xmlns:cx4="http://schemas.microsoft.com/office/drawing/2016/5/10/chartex" xmlns:cx5="http://schemas.microsoft.com/office/drawing/2016/5/11/chartex" xmlns:cx6="http://schemas.microsoft.com/office/drawing/2016/5/12/chartex" xmlns:cx7="http://schemas.microsoft.com/office/drawing/2016/5/13/chartex" xmlns:cx8="http://schemas.microsoft.com/office/drawing/2016/5/14/chartex" xmlns:mc="http://schemas.openxmlformats.org/markup-compatibility/2006" xmlns:aink="http://schemas.microsoft.com/office/drawing/2016/ink" xmlns:am3d="http://schemas.microsoft.com/office/drawing/2017/model3d" xmlns:o="urn:schemas-microsoft-com:office:office" xmlns:oel="http://schemas.microsoft.com/office/2019/extlst" xmlns:r="http://schemas.openxmlformats.org/officeDocument/2006/relationships" xmlns:m="http://schemas.openxmlformats.org/officeDocument/2006/math" xmlns:v="urn:schemas-microsoft-com:vml" xmlns:wp14="http://schemas.microsoft.com/office/word/2010/wordprocessingDrawing" xmlns:wp="http://schemas.openxmlformats.org/drawingml/2006/wordprocessingDrawing" xmlns:w10="urn:schemas-microsoft-com:office:word" xmlns:w="http://schemas.openxmlformats.org/wordprocessingml/2006/main" xmlns:w14="http://schemas.microsoft.com/office/word/2010/wordml" xmlns:w15="http://schemas.microsoft.com/office/word/2012/wordml" xmlns:w16cex="http://schemas.microsoft.com/office/word/2018/wordml/cex" xmlns:w16cid="http://schemas.microsoft.com/office/word/2016/wordml/cid" xmlns:w16="http://schemas.microsoft.com/office/word/2018/wordml" xmlns:w16du="http://schemas.microsoft.com/office/word/2023/wordml/word16du" xmlns:w16sdtdh="http://schemas.microsoft.com/office/word/2020/wordml/sdtdatahash" xmlns:w16sdtfl="http://schemas.microsoft.com/office/word/2024/wordml/sdtformatlock" xmlns:w16se="http://schemas.microsoft.com/office/word/2015/wordml/symex" xmlns:wpg="http://schemas.microsoft.com/office/word/2010/wordprocessingGroup" xmlns:wpi="http://schemas.microsoft.com/office/word/2010/wordprocessingInk" xmlns:wne="http://schemas.microsoft.com/office/word/2006/wordml" xmlns:wps="http://schemas.microsoft.com/office/word/2010/wordprocessingShape" mc:Ignorable="w14 w15 w16se w16cid w16 w16cex w16sdtdh w16sdtfl w16du wp14">
+<w:footnotes xmlns:wpc="http://schemas.microsoft.com/office/word/2010/wordprocessingCanvas" xmlns:cx="http://schemas.microsoft.com/office/drawing/2014/chartex" xmlns:cx1="http://schemas.microsoft.com/office/drawing/2015/9/8/chartex" xmlns:cx2="http://schemas.microsoft.com/office/drawing/2015/10/21/chartex" xmlns:cx3="http://schemas.microsoft.com/office/drawing/2016/5/9/chartex" xmlns:cx4="http://schemas.microsoft.com/office/drawing/2016/5/10/chartex" xmlns:cx5="http://schemas.microsoft.com/office/drawing/2016/5/11/chartex" xmlns:cx6="http://schemas.microsoft.com/office/drawing/2016/5/12/chartex" xmlns:cx7="http://schemas.microsoft.com/office/drawing/2016/5/13/chartex" xmlns:cx8="http://schemas.microsoft.com/office/drawing/2016/5/14/chartex" xmlns:mc="http://schemas.openxmlformats.org/markup-compatibility/2006" xmlns:m="http://schemas.openxmlformats.org/officeDocument/2006/math" xmlns:aink="http://schemas.microsoft.com/office/drawing/2016/ink" xmlns:am3d="http://schemas.microsoft.com/office/drawing/2017/model3d" xmlns:oel="http://schemas.microsoft.com/office/2019/extlst" xmlns:r="http://schemas.openxmlformats.org/officeDocument/2006/relationships" xmlns:wp14="http://schemas.microsoft.com/office/word/2010/wordprocessingDrawing" xmlns:wp="http://schemas.openxmlformats.org/drawingml/2006/wordprocessingDrawing" xmlns:wpg="http://schemas.microsoft.com/office/word/2010/wordprocessingGroup" xmlns:wpi="http://schemas.microsoft.com/office/word/2010/wordprocessingInk" xmlns:wps="http://schemas.microsoft.com/office/word/2010/wordprocessingShape" xmlns:o="urn:schemas-microsoft-com:office:office" xmlns:v="urn:schemas-microsoft-com:vml" xmlns:w10="urn:schemas-microsoft-com:office:word" xmlns:w="http://schemas.openxmlformats.org/wordprocessingml/2006/main" xmlns:w14="http://schemas.microsoft.com/office/word/2010/wordml" xmlns:w15="http://schemas.microsoft.com/office/word/2012/wordml" xmlns:w16cei="http://schemas.microsoft.com/office/word/2026/wordml/cei" xmlns:w16cex="http://schemas.microsoft.com/office/word/2018/wordml/cex" xmlns:w16cid="http://schemas.microsoft.com/office/word/2016/wordml/cid" xmlns:w16="http://schemas.microsoft.com/office/word/2018/wordml" xmlns:w16sdtdh="http://schemas.microsoft.com/office/word/2020/wordml/sdtdatahash" xmlns:w16sdtfl="http://schemas.microsoft.com/office/word/2024/wordml/sdtformatlock" xmlns:w16se="http://schemas.microsoft.com/office/word/2015/wordml/symex" xmlns:w16du="http://schemas.microsoft.com/office/word/2023/wordml/word16du" xmlns:wne="http://schemas.microsoft.com/office/word/2006/wordml" mc:Ignorable="w14 w15 w16se w16cid w16 w16cex w16sdtdh w16sdtfl w16du wp14">
   <w:footnote w:type="separator" w:id="-1">
     <w:p>
       <w:pPr>
@@ -16145,7 +16122,7 @@
 </file>
 
 <file path=word/header1.xml><?xml version="1.0" encoding="utf-8"?>
-<w:hdr xmlns:wpc="http://schemas.microsoft.com/office/word/2010/wordprocessingCanvas" xmlns:cx="http://schemas.microsoft.com/office/drawing/2014/chartex" xmlns:cx1="http://schemas.microsoft.com/office/drawing/2015/9/8/chartex" xmlns:cx2="http://schemas.microsoft.com/office/drawing/2015/10/21/chartex" xmlns:cx3="http://schemas.microsoft.com/office/drawing/2016/5/9/chartex" xmlns:cx4="http://schemas.microsoft.com/office/drawing/2016/5/10/chartex" xmlns:cx5="http://schemas.microsoft.com/office/drawing/2016/5/11/chartex" xmlns:cx6="http://schemas.microsoft.com/office/drawing/2016/5/12/chartex" xmlns:cx7="http://schemas.microsoft.com/office/drawing/2016/5/13/chartex" xmlns:cx8="http://schemas.microsoft.com/office/drawing/2016/5/14/chartex" xmlns:mc="http://schemas.openxmlformats.org/markup-compatibility/2006" xmlns:aink="http://schemas.microsoft.com/office/drawing/2016/ink" xmlns:am3d="http://schemas.microsoft.com/office/drawing/2017/model3d" xmlns:o="urn:schemas-microsoft-com:office:office" xmlns:oel="http://schemas.microsoft.com/office/2019/extlst" xmlns:r="http://schemas.openxmlformats.org/officeDocument/2006/relationships" xmlns:m="http://schemas.openxmlformats.org/officeDocument/2006/math" xmlns:v="urn:schemas-microsoft-com:vml" xmlns:wp14="http://schemas.microsoft.com/office/word/2010/wordprocessingDrawing" xmlns:wp="http://schemas.openxmlformats.org/drawingml/2006/wordprocessingDrawing" xmlns:w10="urn:schemas-microsoft-com:office:word" xmlns:w="http://schemas.openxmlformats.org/wordprocessingml/2006/main" xmlns:w14="http://schemas.microsoft.com/office/word/2010/wordml" xmlns:w15="http://schemas.microsoft.com/office/word/2012/wordml" xmlns:w16cex="http://schemas.microsoft.com/office/word/2018/wordml/cex" xmlns:w16cid="http://schemas.microsoft.com/office/word/2016/wordml/cid" xmlns:w16="http://schemas.microsoft.com/office/word/2018/wordml" xmlns:w16du="http://schemas.microsoft.com/office/word/2023/wordml/word16du" xmlns:w16sdtdh="http://schemas.microsoft.com/office/word/2020/wordml/sdtdatahash" xmlns:w16sdtfl="http://schemas.microsoft.com/office/word/2024/wordml/sdtformatlock" xmlns:w16se="http://schemas.microsoft.com/office/word/2015/wordml/symex" xmlns:wpg="http://schemas.microsoft.com/office/word/2010/wordprocessingGroup" xmlns:wpi="http://schemas.microsoft.com/office/word/2010/wordprocessingInk" xmlns:wne="http://schemas.microsoft.com/office/word/2006/wordml" xmlns:wps="http://schemas.microsoft.com/office/word/2010/wordprocessingShape" mc:Ignorable="w14 w15 w16se w16cid w16 w16cex w16sdtdh w16sdtfl w16du wp14">
+<w:hdr xmlns:wpc="http://schemas.microsoft.com/office/word/2010/wordprocessingCanvas" xmlns:cx="http://schemas.microsoft.com/office/drawing/2014/chartex" xmlns:cx1="http://schemas.microsoft.com/office/drawing/2015/9/8/chartex" xmlns:cx2="http://schemas.microsoft.com/office/drawing/2015/10/21/chartex" xmlns:cx3="http://schemas.microsoft.com/office/drawing/2016/5/9/chartex" xmlns:cx4="http://schemas.microsoft.com/office/drawing/2016/5/10/chartex" xmlns:cx5="http://schemas.microsoft.com/office/drawing/2016/5/11/chartex" xmlns:cx6="http://schemas.microsoft.com/office/drawing/2016/5/12/chartex" xmlns:cx7="http://schemas.microsoft.com/office/drawing/2016/5/13/chartex" xmlns:cx8="http://schemas.microsoft.com/office/drawing/2016/5/14/chartex" xmlns:mc="http://schemas.openxmlformats.org/markup-compatibility/2006" xmlns:m="http://schemas.openxmlformats.org/officeDocument/2006/math" xmlns:aink="http://schemas.microsoft.com/office/drawing/2016/ink" xmlns:am3d="http://schemas.microsoft.com/office/drawing/2017/model3d" xmlns:oel="http://schemas.microsoft.com/office/2019/extlst" xmlns:r="http://schemas.openxmlformats.org/officeDocument/2006/relationships" xmlns:wp14="http://schemas.microsoft.com/office/word/2010/wordprocessingDrawing" xmlns:wp="http://schemas.openxmlformats.org/drawingml/2006/wordprocessingDrawing" xmlns:wpg="http://schemas.microsoft.com/office/word/2010/wordprocessingGroup" xmlns:wpi="http://schemas.microsoft.com/office/word/2010/wordprocessingInk" xmlns:wps="http://schemas.microsoft.com/office/word/2010/wordprocessingShape" xmlns:o="urn:schemas-microsoft-com:office:office" xmlns:v="urn:schemas-microsoft-com:vml" xmlns:w10="urn:schemas-microsoft-com:office:word" xmlns:w="http://schemas.openxmlformats.org/wordprocessingml/2006/main" xmlns:w14="http://schemas.microsoft.com/office/word/2010/wordml" xmlns:w15="http://schemas.microsoft.com/office/word/2012/wordml" xmlns:w16cei="http://schemas.microsoft.com/office/word/2026/wordml/cei" xmlns:w16cex="http://schemas.microsoft.com/office/word/2018/wordml/cex" xmlns:w16cid="http://schemas.microsoft.com/office/word/2016/wordml/cid" xmlns:w16="http://schemas.microsoft.com/office/word/2018/wordml" xmlns:w16sdtdh="http://schemas.microsoft.com/office/word/2020/wordml/sdtdatahash" xmlns:w16sdtfl="http://schemas.microsoft.com/office/word/2024/wordml/sdtformatlock" xmlns:w16se="http://schemas.microsoft.com/office/word/2015/wordml/symex" xmlns:w16du="http://schemas.microsoft.com/office/word/2023/wordml/word16du" xmlns:wne="http://schemas.microsoft.com/office/word/2006/wordml" mc:Ignorable="w14 w15 w16se w16cid w16 w16cex w16sdtdh w16sdtfl w16du wp14">
   <w:sdt>
     <w:sdtPr>
       <w:id w:val="-154685216"/>
@@ -16208,7 +16185,7 @@
 </file>
 
 <file path=word/styles.xml><?xml version="1.0" encoding="utf-8"?>
-<w:styles xmlns:mc="http://schemas.openxmlformats.org/markup-compatibility/2006" xmlns:r="http://schemas.openxmlformats.org/officeDocument/2006/relationships" xmlns:w="http://schemas.openxmlformats.org/wordprocessingml/2006/main" xmlns:w14="http://schemas.microsoft.com/office/word/2010/wordml" xmlns:w15="http://schemas.microsoft.com/office/word/2012/wordml" xmlns:w16cex="http://schemas.microsoft.com/office/word/2018/wordml/cex" xmlns:w16cid="http://schemas.microsoft.com/office/word/2016/wordml/cid" xmlns:w16="http://schemas.microsoft.com/office/word/2018/wordml" xmlns:w16du="http://schemas.microsoft.com/office/word/2023/wordml/word16du" xmlns:w16sdtdh="http://schemas.microsoft.com/office/word/2020/wordml/sdtdatahash" xmlns:w16sdtfl="http://schemas.microsoft.com/office/word/2024/wordml/sdtformatlock" xmlns:w16se="http://schemas.microsoft.com/office/word/2015/wordml/symex" mc:Ignorable="w14 w15 w16se w16cid w16 w16cex w16sdtdh w16sdtfl w16du">
+<w:styles xmlns:mc="http://schemas.openxmlformats.org/markup-compatibility/2006" xmlns:r="http://schemas.openxmlformats.org/officeDocument/2006/relationships" xmlns:w="http://schemas.openxmlformats.org/wordprocessingml/2006/main" xmlns:w14="http://schemas.microsoft.com/office/word/2010/wordml" xmlns:w15="http://schemas.microsoft.com/office/word/2012/wordml" xmlns:w16cex="http://schemas.microsoft.com/office/word/2018/wordml/cex" xmlns:w16cid="http://schemas.microsoft.com/office/word/2016/wordml/cid" xmlns:w16="http://schemas.microsoft.com/office/word/2018/wordml" xmlns:w16sdtdh="http://schemas.microsoft.com/office/word/2020/wordml/sdtdatahash" xmlns:w16sdtfl="http://schemas.microsoft.com/office/word/2024/wordml/sdtformatlock" xmlns:w16se="http://schemas.microsoft.com/office/word/2015/wordml/symex" xmlns:w16du="http://schemas.microsoft.com/office/word/2023/wordml/word16du" mc:Ignorable="w14 w15 w16se w16cid w16 w16cex w16sdtdh w16sdtfl w16du">
   <w:docDefaults>
     <w:rPrDefault>
       <w:rPr>

--- a/src/content/bios/Ogata-S 2014.docx
+++ b/src/content/bios/Ogata-S 2014.docx
@@ -340,15 +340,14 @@
         <w:rPr>
           <w:rFonts w:ascii="Times New Roman" w:hAnsi="Times New Roman" w:cs="Times New Roman"/>
           <w:b/>
-          <w:noProof/>
           <w:sz w:val="24"/>
           <w:szCs w:val="24"/>
         </w:rPr>
         <w:drawing>
-          <wp:inline distT="0" distB="0" distL="0" distR="0" wp14:anchorId="7A334174" wp14:editId="1A4B3C89">
-            <wp:extent cx="2182546" cy="2565054"/>
-            <wp:effectExtent l="0" t="0" r="1905" b="635"/>
-            <wp:docPr id="1989530467" name="Afbeelding 1"/>
+          <wp:inline distT="0" distB="0" distL="0" distR="0" wp14:anchorId="67761C6A" wp14:editId="1737F37D">
+            <wp:extent cx="2305050" cy="3517967"/>
+            <wp:effectExtent l="0" t="0" r="0" b="0"/>
+            <wp:docPr id="830937326" name="Afbeelding 1"/>
             <wp:cNvGraphicFramePr>
               <a:graphicFrameLocks xmlns:a="http://schemas.openxmlformats.org/drawingml/2006/main" noChangeAspect="1"/>
             </wp:cNvGraphicFramePr>
@@ -356,17 +355,11 @@
               <a:graphicData uri="http://schemas.openxmlformats.org/drawingml/2006/picture">
                 <pic:pic xmlns:pic="http://schemas.openxmlformats.org/drawingml/2006/picture">
                   <pic:nvPicPr>
-                    <pic:cNvPr id="1989530467" name="Afbeelding 1989530467"/>
+                    <pic:cNvPr id="830937326" name=""/>
                     <pic:cNvPicPr/>
                   </pic:nvPicPr>
                   <pic:blipFill>
-                    <a:blip r:embed="rId7" cstate="print">
-                      <a:extLst>
-                        <a:ext uri="{28A0092B-C50C-407E-A947-70E740481C1C}">
-                          <a14:useLocalDpi xmlns:a14="http://schemas.microsoft.com/office/drawing/2010/main" val="0"/>
-                        </a:ext>
-                      </a:extLst>
-                    </a:blip>
+                    <a:blip r:embed="rId7"/>
                     <a:stretch>
                       <a:fillRect/>
                     </a:stretch>
@@ -374,7 +367,7 @@
                   <pic:spPr>
                     <a:xfrm>
                       <a:off x="0" y="0"/>
-                      <a:ext cx="2216102" cy="2604490"/>
+                      <a:ext cx="2312845" cy="3529864"/>
                     </a:xfrm>
                     <a:prstGeom prst="rect">
                       <a:avLst/>
@@ -420,7 +413,16 @@
           <w:szCs w:val="24"/>
           <w:lang w:val="en-GB"/>
         </w:rPr>
-        <w:t>Ogata, World Economic Forum Annual Meeting 1993, Wikimedia Commons</w:t>
+        <w:t xml:space="preserve">Ogata, </w:t>
+      </w:r>
+      <w:r>
+        <w:rPr>
+          <w:rFonts w:ascii="Times New Roman" w:hAnsi="Times New Roman" w:cs="Times New Roman"/>
+          <w:sz w:val="24"/>
+          <w:szCs w:val="24"/>
+          <w:lang w:val="en-GB"/>
+        </w:rPr>
+        <w:t>16 October 1991, New York, Photo UN7720525, Photographer John Isaac</w:t>
       </w:r>
     </w:p>
     <w:p>
@@ -1246,7 +1248,16 @@
           <w:sz w:val="24"/>
           <w:szCs w:val="24"/>
         </w:rPr>
-        <w:t xml:space="preserve">, where she conducted research on her dissertation on Japan’s foreign policy in the </w:t>
+        <w:t xml:space="preserve">, where she conducted research on her dissertation on Japan’s foreign </w:t>
+      </w:r>
+      <w:r>
+        <w:rPr>
+          <w:rFonts w:ascii="Times New Roman" w:hAnsi="Times New Roman" w:cs="Times New Roman"/>
+          <w:sz w:val="24"/>
+          <w:szCs w:val="24"/>
+        </w:rPr>
+        <w:lastRenderedPageBreak/>
+        <w:t xml:space="preserve">policy in the </w:t>
       </w:r>
       <w:r>
         <w:rPr>
@@ -1504,16 +1515,7 @@
           <w:sz w:val="24"/>
           <w:szCs w:val="24"/>
         </w:rPr>
-        <w:t xml:space="preserve">After returning to </w:t>
-      </w:r>
-      <w:r>
-        <w:rPr>
-          <w:rFonts w:ascii="Times New Roman" w:hAnsi="Times New Roman" w:cs="Times New Roman"/>
-          <w:sz w:val="24"/>
-          <w:szCs w:val="24"/>
-        </w:rPr>
-        <w:lastRenderedPageBreak/>
-        <w:t xml:space="preserve">Japan, Ogata became active in academic and public life while raising her </w:t>
+        <w:t xml:space="preserve">After returning to Japan, Ogata became active in academic and public life while raising her </w:t>
       </w:r>
       <w:r>
         <w:rPr>
@@ -3821,7 +3823,16 @@
           <w:sz w:val="24"/>
           <w:szCs w:val="24"/>
         </w:rPr>
-        <w:t>provide immediate, short-term protection for refugees, including employment, educ</w:t>
+        <w:t>provide immediate, short-</w:t>
+      </w:r>
+      <w:r>
+        <w:rPr>
+          <w:rFonts w:ascii="Times New Roman" w:hAnsi="Times New Roman" w:cs="Times New Roman"/>
+          <w:sz w:val="24"/>
+          <w:szCs w:val="24"/>
+        </w:rPr>
+        <w:lastRenderedPageBreak/>
+        <w:t>term protection for refugees, including employment, educ</w:t>
       </w:r>
       <w:r>
         <w:rPr>
@@ -3989,16 +4000,7 @@
           <w:sz w:val="24"/>
           <w:szCs w:val="24"/>
         </w:rPr>
-        <w:t xml:space="preserve"> with displaced persons representing more </w:t>
-      </w:r>
-      <w:r>
-        <w:rPr>
-          <w:rFonts w:ascii="Times New Roman" w:hAnsi="Times New Roman" w:cs="Times New Roman"/>
-          <w:sz w:val="24"/>
-          <w:szCs w:val="24"/>
-        </w:rPr>
-        <w:lastRenderedPageBreak/>
-        <w:t>than one in eve</w:t>
+        <w:t xml:space="preserve"> with displaced persons representing more than one in eve</w:t>
       </w:r>
       <w:r>
         <w:rPr>
@@ -5632,7 +5634,16 @@
           <w:sz w:val="24"/>
           <w:szCs w:val="24"/>
         </w:rPr>
-        <w:t>At the same time there were also war victims in Cambodia, Afghanistan, Iraq, Somalia, Ethiopia, Mozambique, Liberia and some of the Central Asian republics of the former Soviet Union.</w:t>
+        <w:t xml:space="preserve">At the same time there were also war victims in Cambodia, Afghanistan, Iraq, Somalia, Ethiopia, Mozambique, Liberia and some of the </w:t>
+      </w:r>
+      <w:r>
+        <w:rPr>
+          <w:rFonts w:ascii="Times New Roman" w:hAnsi="Times New Roman" w:cs="Times New Roman"/>
+          <w:sz w:val="24"/>
+          <w:szCs w:val="24"/>
+        </w:rPr>
+        <w:lastRenderedPageBreak/>
+        <w:t>Central Asian republics of the former Soviet Union.</w:t>
       </w:r>
       <w:r>
         <w:rPr>
@@ -5800,16 +5811,7 @@
           <w:sz w:val="24"/>
           <w:szCs w:val="24"/>
         </w:rPr>
-        <w:t xml:space="preserve">Her view ultimately prevailed, but </w:t>
-      </w:r>
-      <w:r>
-        <w:rPr>
-          <w:rFonts w:ascii="Times New Roman" w:hAnsi="Times New Roman" w:cs="Times New Roman"/>
-          <w:sz w:val="24"/>
-          <w:szCs w:val="24"/>
-        </w:rPr>
-        <w:lastRenderedPageBreak/>
-        <w:t>when the refugees</w:t>
+        <w:t>Her view ultimately prevailed, but when the refugees</w:t>
       </w:r>
       <w:r>
         <w:rPr>
@@ -7351,7 +7353,16 @@
           <w:sz w:val="24"/>
           <w:szCs w:val="24"/>
         </w:rPr>
-        <w:t xml:space="preserve">included the liberal interpretation of the agency’s constitutive documents, which was often explained by the fact that she was </w:t>
+        <w:t xml:space="preserve">included </w:t>
+      </w:r>
+      <w:r>
+        <w:rPr>
+          <w:rFonts w:ascii="Times New Roman" w:hAnsi="Times New Roman" w:cs="Times New Roman"/>
+          <w:sz w:val="24"/>
+          <w:szCs w:val="24"/>
+        </w:rPr>
+        <w:lastRenderedPageBreak/>
+        <w:t xml:space="preserve">the liberal interpretation of the agency’s constitutive documents, which was often explained by the fact that she was </w:t>
       </w:r>
       <w:r>
         <w:rPr>
@@ -7607,7 +7618,6 @@
           <w:sz w:val="24"/>
           <w:szCs w:val="24"/>
         </w:rPr>
-        <w:lastRenderedPageBreak/>
         <w:t xml:space="preserve">criticized for being </w:t>
       </w:r>
       <w:r>
@@ -9911,7 +9921,16 @@
           <w:sz w:val="24"/>
           <w:szCs w:val="24"/>
         </w:rPr>
-        <w:t xml:space="preserve"> 1977, 175-203;</w:t>
+        <w:t xml:space="preserve"> </w:t>
+      </w:r>
+      <w:r>
+        <w:rPr>
+          <w:rFonts w:ascii="Times New Roman" w:hAnsi="Times New Roman" w:cs="Times New Roman"/>
+          <w:sz w:val="24"/>
+          <w:szCs w:val="24"/>
+        </w:rPr>
+        <w:lastRenderedPageBreak/>
+        <w:t>1977, 175-203;</w:t>
       </w:r>
       <w:r>
         <w:rPr>
@@ -10485,7 +10504,2849 @@
           <w:sz w:val="24"/>
           <w:szCs w:val="24"/>
         </w:rPr>
-        <w:t xml:space="preserve">es-Japan </w:t>
+        <w:t>es-Japan Relations in the 1980s’</w:t>
+      </w:r>
+      <w:r>
+        <w:rPr>
+          <w:rFonts w:ascii="Times New Roman" w:hAnsi="Times New Roman" w:cs="Times New Roman"/>
+          <w:sz w:val="24"/>
+          <w:szCs w:val="24"/>
+        </w:rPr>
+        <w:t xml:space="preserve"> in </w:t>
+      </w:r>
+      <w:r>
+        <w:rPr>
+          <w:rFonts w:ascii="Times New Roman" w:hAnsi="Times New Roman" w:cs="Times New Roman"/>
+          <w:i/>
+          <w:sz w:val="24"/>
+          <w:szCs w:val="24"/>
+        </w:rPr>
+        <w:t>Asian Survey</w:t>
+      </w:r>
+      <w:r>
+        <w:rPr>
+          <w:rFonts w:ascii="Times New Roman" w:hAnsi="Times New Roman" w:cs="Times New Roman"/>
+          <w:sz w:val="24"/>
+          <w:szCs w:val="24"/>
+        </w:rPr>
+        <w:t>, 20, July 1980, 694-706; ‘Tai-</w:t>
+      </w:r>
+      <w:proofErr w:type="spellStart"/>
+      <w:r>
+        <w:rPr>
+          <w:rFonts w:ascii="Times New Roman" w:hAnsi="Times New Roman" w:cs="Times New Roman"/>
+          <w:sz w:val="24"/>
+          <w:szCs w:val="24"/>
+        </w:rPr>
+        <w:t>chuu</w:t>
+      </w:r>
+      <w:proofErr w:type="spellEnd"/>
+      <w:r>
+        <w:rPr>
+          <w:rFonts w:ascii="Times New Roman" w:hAnsi="Times New Roman" w:cs="Times New Roman"/>
+          <w:sz w:val="24"/>
+          <w:szCs w:val="24"/>
+        </w:rPr>
+        <w:t xml:space="preserve"> </w:t>
+      </w:r>
+      <w:proofErr w:type="spellStart"/>
+      <w:r>
+        <w:rPr>
+          <w:rFonts w:ascii="Times New Roman" w:hAnsi="Times New Roman" w:cs="Times New Roman"/>
+          <w:sz w:val="24"/>
+          <w:szCs w:val="24"/>
+        </w:rPr>
+        <w:t>kokkoo</w:t>
+      </w:r>
+      <w:proofErr w:type="spellEnd"/>
+      <w:r>
+        <w:rPr>
+          <w:rFonts w:ascii="Times New Roman" w:hAnsi="Times New Roman" w:cs="Times New Roman"/>
+          <w:sz w:val="24"/>
+          <w:szCs w:val="24"/>
+        </w:rPr>
+        <w:t xml:space="preserve"> </w:t>
+      </w:r>
+      <w:proofErr w:type="spellStart"/>
+      <w:r>
+        <w:rPr>
+          <w:rFonts w:ascii="Times New Roman" w:hAnsi="Times New Roman" w:cs="Times New Roman"/>
+          <w:sz w:val="24"/>
+          <w:szCs w:val="24"/>
+        </w:rPr>
+        <w:t>s</w:t>
+      </w:r>
+      <w:r>
+        <w:rPr>
+          <w:rFonts w:ascii="Times New Roman" w:hAnsi="Times New Roman" w:cs="Times New Roman"/>
+          <w:sz w:val="24"/>
+          <w:szCs w:val="24"/>
+        </w:rPr>
+        <w:t>eijooka</w:t>
+      </w:r>
+      <w:proofErr w:type="spellEnd"/>
+      <w:r>
+        <w:rPr>
+          <w:rFonts w:ascii="Times New Roman" w:hAnsi="Times New Roman" w:cs="Times New Roman"/>
+          <w:sz w:val="24"/>
+          <w:szCs w:val="24"/>
+        </w:rPr>
+        <w:t xml:space="preserve"> no Nichi-</w:t>
+      </w:r>
+      <w:proofErr w:type="spellStart"/>
+      <w:r>
+        <w:rPr>
+          <w:rFonts w:ascii="Times New Roman" w:hAnsi="Times New Roman" w:cs="Times New Roman"/>
+          <w:sz w:val="24"/>
+          <w:szCs w:val="24"/>
+        </w:rPr>
+        <w:t>bei</w:t>
+      </w:r>
+      <w:proofErr w:type="spellEnd"/>
+      <w:r>
+        <w:rPr>
+          <w:rFonts w:ascii="Times New Roman" w:hAnsi="Times New Roman" w:cs="Times New Roman"/>
+          <w:sz w:val="24"/>
+          <w:szCs w:val="24"/>
+        </w:rPr>
+        <w:t xml:space="preserve"> </w:t>
+      </w:r>
+      <w:proofErr w:type="spellStart"/>
+      <w:r>
+        <w:rPr>
+          <w:rFonts w:ascii="Times New Roman" w:hAnsi="Times New Roman" w:cs="Times New Roman"/>
+          <w:sz w:val="24"/>
+          <w:szCs w:val="24"/>
+        </w:rPr>
+        <w:t>Hikaku</w:t>
+      </w:r>
+      <w:proofErr w:type="spellEnd"/>
+      <w:r>
+        <w:rPr>
+          <w:rFonts w:ascii="Times New Roman" w:hAnsi="Times New Roman" w:cs="Times New Roman"/>
+          <w:sz w:val="24"/>
+          <w:szCs w:val="24"/>
+        </w:rPr>
+        <w:t>’ (</w:t>
+      </w:r>
+      <w:r>
+        <w:rPr>
+          <w:rFonts w:ascii="Times New Roman" w:hAnsi="Times New Roman" w:cs="Times New Roman"/>
+          <w:sz w:val="24"/>
+          <w:szCs w:val="24"/>
+        </w:rPr>
+        <w:t>A Comparison of Japanese an</w:t>
+      </w:r>
+      <w:r>
+        <w:rPr>
+          <w:rFonts w:ascii="Times New Roman" w:hAnsi="Times New Roman" w:cs="Times New Roman"/>
+          <w:sz w:val="24"/>
+          <w:szCs w:val="24"/>
+        </w:rPr>
+        <w:t>d US Normalization with China</w:t>
+      </w:r>
+      <w:r>
+        <w:rPr>
+          <w:rFonts w:ascii="Times New Roman" w:hAnsi="Times New Roman" w:cs="Times New Roman"/>
+          <w:sz w:val="24"/>
+          <w:szCs w:val="24"/>
+        </w:rPr>
+        <w:t xml:space="preserve">) in </w:t>
+      </w:r>
+      <w:r>
+        <w:rPr>
+          <w:rFonts w:ascii="Times New Roman" w:hAnsi="Times New Roman" w:cs="Times New Roman"/>
+          <w:i/>
+          <w:sz w:val="24"/>
+          <w:szCs w:val="24"/>
+        </w:rPr>
+        <w:t xml:space="preserve">Kokusai </w:t>
+      </w:r>
+      <w:proofErr w:type="spellStart"/>
+      <w:r>
+        <w:rPr>
+          <w:rFonts w:ascii="Times New Roman" w:hAnsi="Times New Roman" w:cs="Times New Roman"/>
+          <w:i/>
+          <w:sz w:val="24"/>
+          <w:szCs w:val="24"/>
+        </w:rPr>
+        <w:t>mondai</w:t>
+      </w:r>
+      <w:proofErr w:type="spellEnd"/>
+      <w:r>
+        <w:rPr>
+          <w:rFonts w:ascii="Times New Roman" w:hAnsi="Times New Roman" w:cs="Times New Roman"/>
+          <w:sz w:val="24"/>
+          <w:szCs w:val="24"/>
+        </w:rPr>
+        <w:t xml:space="preserve">, 254, 1981, 62-77; </w:t>
+      </w:r>
+      <w:r>
+        <w:rPr>
+          <w:rFonts w:ascii="Times New Roman" w:hAnsi="Times New Roman" w:cs="Times New Roman"/>
+          <w:i/>
+          <w:sz w:val="24"/>
+          <w:szCs w:val="24"/>
+        </w:rPr>
+        <w:t xml:space="preserve">Nihon </w:t>
+      </w:r>
+      <w:proofErr w:type="spellStart"/>
+      <w:r>
+        <w:rPr>
+          <w:rFonts w:ascii="Times New Roman" w:hAnsi="Times New Roman" w:cs="Times New Roman"/>
+          <w:i/>
+          <w:sz w:val="24"/>
+          <w:szCs w:val="24"/>
+        </w:rPr>
+        <w:t>ni</w:t>
+      </w:r>
+      <w:proofErr w:type="spellEnd"/>
+      <w:r>
+        <w:rPr>
+          <w:rFonts w:ascii="Times New Roman" w:hAnsi="Times New Roman" w:cs="Times New Roman"/>
+          <w:i/>
+          <w:sz w:val="24"/>
+          <w:szCs w:val="24"/>
+        </w:rPr>
+        <w:t xml:space="preserve"> </w:t>
+      </w:r>
+      <w:proofErr w:type="spellStart"/>
+      <w:r>
+        <w:rPr>
+          <w:rFonts w:ascii="Times New Roman" w:hAnsi="Times New Roman" w:cs="Times New Roman"/>
+          <w:i/>
+          <w:sz w:val="24"/>
+          <w:szCs w:val="24"/>
+        </w:rPr>
+        <w:t>okeru</w:t>
+      </w:r>
+      <w:proofErr w:type="spellEnd"/>
+      <w:r>
+        <w:rPr>
+          <w:rFonts w:ascii="Times New Roman" w:hAnsi="Times New Roman" w:cs="Times New Roman"/>
+          <w:i/>
+          <w:sz w:val="24"/>
+          <w:szCs w:val="24"/>
+        </w:rPr>
+        <w:t xml:space="preserve"> </w:t>
+      </w:r>
+      <w:proofErr w:type="spellStart"/>
+      <w:r>
+        <w:rPr>
+          <w:rFonts w:ascii="Times New Roman" w:hAnsi="Times New Roman" w:cs="Times New Roman"/>
+          <w:i/>
+          <w:sz w:val="24"/>
+          <w:szCs w:val="24"/>
+        </w:rPr>
+        <w:t>kokusal</w:t>
+      </w:r>
+      <w:proofErr w:type="spellEnd"/>
+      <w:r>
+        <w:rPr>
+          <w:rFonts w:ascii="Times New Roman" w:hAnsi="Times New Roman" w:cs="Times New Roman"/>
+          <w:i/>
+          <w:sz w:val="24"/>
+          <w:szCs w:val="24"/>
+        </w:rPr>
+        <w:t xml:space="preserve"> </w:t>
+      </w:r>
+      <w:proofErr w:type="spellStart"/>
+      <w:r>
+        <w:rPr>
+          <w:rFonts w:ascii="Times New Roman" w:hAnsi="Times New Roman" w:cs="Times New Roman"/>
+          <w:i/>
+          <w:sz w:val="24"/>
+          <w:szCs w:val="24"/>
+        </w:rPr>
+        <w:t>soshiki</w:t>
+      </w:r>
+      <w:proofErr w:type="spellEnd"/>
+      <w:r>
+        <w:rPr>
+          <w:rFonts w:ascii="Times New Roman" w:hAnsi="Times New Roman" w:cs="Times New Roman"/>
+          <w:i/>
+          <w:sz w:val="24"/>
+          <w:szCs w:val="24"/>
+        </w:rPr>
+        <w:t xml:space="preserve"> </w:t>
+      </w:r>
+      <w:proofErr w:type="spellStart"/>
+      <w:r>
+        <w:rPr>
+          <w:rFonts w:ascii="Times New Roman" w:hAnsi="Times New Roman" w:cs="Times New Roman"/>
+          <w:i/>
+          <w:sz w:val="24"/>
+          <w:szCs w:val="24"/>
+        </w:rPr>
+        <w:t>kenkyu</w:t>
+      </w:r>
+      <w:proofErr w:type="spellEnd"/>
+      <w:r>
+        <w:rPr>
+          <w:rFonts w:ascii="Times New Roman" w:hAnsi="Times New Roman" w:cs="Times New Roman"/>
+          <w:i/>
+          <w:sz w:val="24"/>
+          <w:szCs w:val="24"/>
+        </w:rPr>
+        <w:t xml:space="preserve"> (Survey of International Organization Studies in Japan)</w:t>
+      </w:r>
+      <w:r>
+        <w:rPr>
+          <w:rFonts w:ascii="Times New Roman" w:hAnsi="Times New Roman" w:cs="Times New Roman"/>
+          <w:sz w:val="24"/>
+          <w:szCs w:val="24"/>
+        </w:rPr>
+        <w:t>, Tokyo</w:t>
+      </w:r>
+      <w:r>
+        <w:rPr>
+          <w:rFonts w:ascii="Times New Roman" w:hAnsi="Times New Roman" w:cs="Times New Roman"/>
+          <w:sz w:val="24"/>
+          <w:szCs w:val="24"/>
+        </w:rPr>
+        <w:t xml:space="preserve"> 1982; ‘The Changing Role of Japan in the United Nations’ in </w:t>
+      </w:r>
+      <w:r>
+        <w:rPr>
+          <w:rFonts w:ascii="Times New Roman" w:hAnsi="Times New Roman" w:cs="Times New Roman"/>
+          <w:i/>
+          <w:sz w:val="24"/>
+          <w:szCs w:val="24"/>
+        </w:rPr>
+        <w:t>Journal of International Affairs</w:t>
+      </w:r>
+      <w:r>
+        <w:rPr>
+          <w:rFonts w:ascii="Times New Roman" w:hAnsi="Times New Roman" w:cs="Times New Roman"/>
+          <w:sz w:val="24"/>
+          <w:szCs w:val="24"/>
+        </w:rPr>
+        <w:t>, 37/1, Summer 1983, 29-42; ‘</w:t>
+      </w:r>
+      <w:proofErr w:type="spellStart"/>
+      <w:r>
+        <w:rPr>
+          <w:rFonts w:ascii="Times New Roman" w:hAnsi="Times New Roman" w:cs="Times New Roman"/>
+          <w:sz w:val="24"/>
+          <w:szCs w:val="24"/>
+        </w:rPr>
+        <w:t>Hookatsu</w:t>
+      </w:r>
+      <w:proofErr w:type="spellEnd"/>
+      <w:r>
+        <w:rPr>
+          <w:rFonts w:ascii="Times New Roman" w:hAnsi="Times New Roman" w:cs="Times New Roman"/>
+          <w:sz w:val="24"/>
+          <w:szCs w:val="24"/>
+        </w:rPr>
+        <w:t xml:space="preserve"> </w:t>
+      </w:r>
+      <w:proofErr w:type="spellStart"/>
+      <w:r>
+        <w:rPr>
+          <w:rFonts w:ascii="Times New Roman" w:hAnsi="Times New Roman" w:cs="Times New Roman"/>
+          <w:sz w:val="24"/>
+          <w:szCs w:val="24"/>
+        </w:rPr>
+        <w:t>kooshoo</w:t>
+      </w:r>
+      <w:proofErr w:type="spellEnd"/>
+      <w:r>
+        <w:rPr>
+          <w:rFonts w:ascii="Times New Roman" w:hAnsi="Times New Roman" w:cs="Times New Roman"/>
+          <w:sz w:val="24"/>
+          <w:szCs w:val="24"/>
+        </w:rPr>
+        <w:t xml:space="preserve"> was </w:t>
+      </w:r>
+      <w:proofErr w:type="spellStart"/>
+      <w:r>
+        <w:rPr>
+          <w:rFonts w:ascii="Times New Roman" w:hAnsi="Times New Roman" w:cs="Times New Roman"/>
+          <w:sz w:val="24"/>
+          <w:szCs w:val="24"/>
+        </w:rPr>
+        <w:t>gensoo</w:t>
+      </w:r>
+      <w:proofErr w:type="spellEnd"/>
+      <w:r>
+        <w:rPr>
+          <w:rFonts w:ascii="Times New Roman" w:hAnsi="Times New Roman" w:cs="Times New Roman"/>
+          <w:sz w:val="24"/>
+          <w:szCs w:val="24"/>
+        </w:rPr>
+        <w:t xml:space="preserve"> </w:t>
+      </w:r>
+      <w:proofErr w:type="spellStart"/>
+      <w:r>
+        <w:rPr>
+          <w:rFonts w:ascii="Times New Roman" w:hAnsi="Times New Roman" w:cs="Times New Roman"/>
+          <w:sz w:val="24"/>
+          <w:szCs w:val="24"/>
+        </w:rPr>
+        <w:t>na</w:t>
+      </w:r>
+      <w:proofErr w:type="spellEnd"/>
+      <w:r>
+        <w:rPr>
+          <w:rFonts w:ascii="Times New Roman" w:hAnsi="Times New Roman" w:cs="Times New Roman"/>
+          <w:sz w:val="24"/>
+          <w:szCs w:val="24"/>
+        </w:rPr>
+        <w:t xml:space="preserve"> no ka’ (</w:t>
+      </w:r>
+      <w:r>
+        <w:rPr>
+          <w:rFonts w:ascii="Times New Roman" w:hAnsi="Times New Roman" w:cs="Times New Roman"/>
+          <w:sz w:val="24"/>
+          <w:szCs w:val="24"/>
+        </w:rPr>
+        <w:t>Are Comprehe</w:t>
+      </w:r>
+      <w:r>
+        <w:rPr>
+          <w:rFonts w:ascii="Times New Roman" w:hAnsi="Times New Roman" w:cs="Times New Roman"/>
+          <w:sz w:val="24"/>
+          <w:szCs w:val="24"/>
+        </w:rPr>
+        <w:t xml:space="preserve">nsive Negotiations an Illusion?) in S. </w:t>
+      </w:r>
+      <w:proofErr w:type="spellStart"/>
+      <w:r>
+        <w:rPr>
+          <w:rFonts w:ascii="Times New Roman" w:hAnsi="Times New Roman" w:cs="Times New Roman"/>
+          <w:sz w:val="24"/>
+          <w:szCs w:val="24"/>
+        </w:rPr>
+        <w:t>Ookita</w:t>
+      </w:r>
+      <w:proofErr w:type="spellEnd"/>
+      <w:r>
+        <w:rPr>
+          <w:rFonts w:ascii="Times New Roman" w:hAnsi="Times New Roman" w:cs="Times New Roman"/>
+          <w:sz w:val="24"/>
+          <w:szCs w:val="24"/>
+        </w:rPr>
+        <w:t xml:space="preserve"> (Ed.), </w:t>
+      </w:r>
+      <w:proofErr w:type="spellStart"/>
+      <w:r>
+        <w:rPr>
+          <w:rFonts w:ascii="Times New Roman" w:hAnsi="Times New Roman" w:cs="Times New Roman"/>
+          <w:i/>
+          <w:sz w:val="24"/>
+          <w:szCs w:val="24"/>
+        </w:rPr>
+        <w:t>Namboku</w:t>
+      </w:r>
+      <w:proofErr w:type="spellEnd"/>
+      <w:r>
+        <w:rPr>
+          <w:rFonts w:ascii="Times New Roman" w:hAnsi="Times New Roman" w:cs="Times New Roman"/>
+          <w:i/>
+          <w:sz w:val="24"/>
+          <w:szCs w:val="24"/>
+        </w:rPr>
+        <w:t xml:space="preserve"> </w:t>
+      </w:r>
+      <w:proofErr w:type="spellStart"/>
+      <w:r>
+        <w:rPr>
+          <w:rFonts w:ascii="Times New Roman" w:hAnsi="Times New Roman" w:cs="Times New Roman"/>
+          <w:i/>
+          <w:sz w:val="24"/>
+          <w:szCs w:val="24"/>
+        </w:rPr>
+        <w:t>mondai</w:t>
+      </w:r>
+      <w:proofErr w:type="spellEnd"/>
+      <w:r>
+        <w:rPr>
+          <w:rFonts w:ascii="Times New Roman" w:hAnsi="Times New Roman" w:cs="Times New Roman"/>
+          <w:i/>
+          <w:sz w:val="24"/>
+          <w:szCs w:val="24"/>
+        </w:rPr>
+        <w:t xml:space="preserve"> (The North-South Problem)</w:t>
+      </w:r>
+      <w:r>
+        <w:rPr>
+          <w:rFonts w:ascii="Times New Roman" w:hAnsi="Times New Roman" w:cs="Times New Roman"/>
+          <w:sz w:val="24"/>
+          <w:szCs w:val="24"/>
+        </w:rPr>
+        <w:t>, Tokyo</w:t>
+      </w:r>
+      <w:r>
+        <w:rPr>
+          <w:rFonts w:ascii="Times New Roman" w:hAnsi="Times New Roman" w:cs="Times New Roman"/>
+          <w:sz w:val="24"/>
+          <w:szCs w:val="24"/>
+        </w:rPr>
+        <w:t xml:space="preserve"> 1984, 163-185; ‘Kokusai </w:t>
+      </w:r>
+      <w:proofErr w:type="spellStart"/>
+      <w:r>
+        <w:rPr>
+          <w:rFonts w:ascii="Times New Roman" w:hAnsi="Times New Roman" w:cs="Times New Roman"/>
+          <w:sz w:val="24"/>
+          <w:szCs w:val="24"/>
+        </w:rPr>
+        <w:t>soshiki</w:t>
+      </w:r>
+      <w:proofErr w:type="spellEnd"/>
+      <w:r>
+        <w:rPr>
+          <w:rFonts w:ascii="Times New Roman" w:hAnsi="Times New Roman" w:cs="Times New Roman"/>
+          <w:sz w:val="24"/>
+          <w:szCs w:val="24"/>
+        </w:rPr>
+        <w:t xml:space="preserve"> </w:t>
+      </w:r>
+      <w:proofErr w:type="spellStart"/>
+      <w:r>
+        <w:rPr>
+          <w:rFonts w:ascii="Times New Roman" w:hAnsi="Times New Roman" w:cs="Times New Roman"/>
+          <w:sz w:val="24"/>
+          <w:szCs w:val="24"/>
+        </w:rPr>
+        <w:t>k</w:t>
+      </w:r>
+      <w:r>
+        <w:rPr>
+          <w:rFonts w:ascii="Times New Roman" w:hAnsi="Times New Roman" w:cs="Times New Roman"/>
+          <w:sz w:val="24"/>
+          <w:szCs w:val="24"/>
+        </w:rPr>
+        <w:t>enkyuu</w:t>
+      </w:r>
+      <w:proofErr w:type="spellEnd"/>
+      <w:r>
+        <w:rPr>
+          <w:rFonts w:ascii="Times New Roman" w:hAnsi="Times New Roman" w:cs="Times New Roman"/>
+          <w:sz w:val="24"/>
+          <w:szCs w:val="24"/>
+        </w:rPr>
+        <w:t xml:space="preserve"> to </w:t>
+      </w:r>
+      <w:proofErr w:type="spellStart"/>
+      <w:r>
+        <w:rPr>
+          <w:rFonts w:ascii="Times New Roman" w:hAnsi="Times New Roman" w:cs="Times New Roman"/>
+          <w:sz w:val="24"/>
+          <w:szCs w:val="24"/>
+        </w:rPr>
+        <w:t>kokusai</w:t>
+      </w:r>
+      <w:proofErr w:type="spellEnd"/>
+      <w:r>
+        <w:rPr>
+          <w:rFonts w:ascii="Times New Roman" w:hAnsi="Times New Roman" w:cs="Times New Roman"/>
+          <w:sz w:val="24"/>
+          <w:szCs w:val="24"/>
+        </w:rPr>
+        <w:t xml:space="preserve"> </w:t>
+      </w:r>
+      <w:proofErr w:type="spellStart"/>
+      <w:r>
+        <w:rPr>
+          <w:rFonts w:ascii="Times New Roman" w:hAnsi="Times New Roman" w:cs="Times New Roman"/>
+          <w:sz w:val="24"/>
+          <w:szCs w:val="24"/>
+        </w:rPr>
+        <w:t>taisei</w:t>
+      </w:r>
+      <w:proofErr w:type="spellEnd"/>
+      <w:r>
+        <w:rPr>
+          <w:rFonts w:ascii="Times New Roman" w:hAnsi="Times New Roman" w:cs="Times New Roman"/>
+          <w:sz w:val="24"/>
+          <w:szCs w:val="24"/>
+        </w:rPr>
+        <w:t xml:space="preserve"> </w:t>
+      </w:r>
+      <w:proofErr w:type="spellStart"/>
+      <w:r>
+        <w:rPr>
+          <w:rFonts w:ascii="Times New Roman" w:hAnsi="Times New Roman" w:cs="Times New Roman"/>
+          <w:sz w:val="24"/>
+          <w:szCs w:val="24"/>
+        </w:rPr>
+        <w:t>ron</w:t>
+      </w:r>
+      <w:proofErr w:type="spellEnd"/>
+      <w:r>
+        <w:rPr>
+          <w:rFonts w:ascii="Times New Roman" w:hAnsi="Times New Roman" w:cs="Times New Roman"/>
+          <w:sz w:val="24"/>
+          <w:szCs w:val="24"/>
+        </w:rPr>
+        <w:t>’ (</w:t>
+      </w:r>
+      <w:r>
+        <w:rPr>
+          <w:rFonts w:ascii="Times New Roman" w:hAnsi="Times New Roman" w:cs="Times New Roman"/>
+          <w:sz w:val="24"/>
+          <w:szCs w:val="24"/>
+        </w:rPr>
+        <w:t xml:space="preserve">International Organization Research </w:t>
+      </w:r>
+      <w:r>
+        <w:rPr>
+          <w:rFonts w:ascii="Times New Roman" w:hAnsi="Times New Roman" w:cs="Times New Roman"/>
+          <w:sz w:val="24"/>
+          <w:szCs w:val="24"/>
+        </w:rPr>
+        <w:t>and International Regime Theory</w:t>
+      </w:r>
+      <w:r>
+        <w:rPr>
+          <w:rFonts w:ascii="Times New Roman" w:hAnsi="Times New Roman" w:cs="Times New Roman"/>
+          <w:sz w:val="24"/>
+          <w:szCs w:val="24"/>
+        </w:rPr>
+        <w:t xml:space="preserve">) in </w:t>
+      </w:r>
+      <w:r>
+        <w:rPr>
+          <w:rFonts w:ascii="Times New Roman" w:hAnsi="Times New Roman" w:cs="Times New Roman"/>
+          <w:i/>
+          <w:sz w:val="24"/>
+          <w:szCs w:val="24"/>
+        </w:rPr>
+        <w:t xml:space="preserve">Kokusai </w:t>
+      </w:r>
+      <w:proofErr w:type="spellStart"/>
+      <w:r>
+        <w:rPr>
+          <w:rFonts w:ascii="Times New Roman" w:hAnsi="Times New Roman" w:cs="Times New Roman"/>
+          <w:i/>
+          <w:sz w:val="24"/>
+          <w:szCs w:val="24"/>
+        </w:rPr>
+        <w:t>seiji</w:t>
+      </w:r>
+      <w:proofErr w:type="spellEnd"/>
+      <w:r>
+        <w:rPr>
+          <w:rFonts w:ascii="Times New Roman" w:hAnsi="Times New Roman" w:cs="Times New Roman"/>
+          <w:sz w:val="24"/>
+          <w:szCs w:val="24"/>
+        </w:rPr>
+        <w:t xml:space="preserve">, 76, 1984, 1-10; </w:t>
+      </w:r>
+      <w:r>
+        <w:rPr>
+          <w:rFonts w:ascii="Times New Roman" w:hAnsi="Times New Roman" w:cs="Times New Roman"/>
+          <w:i/>
+          <w:sz w:val="24"/>
+          <w:szCs w:val="24"/>
+        </w:rPr>
+        <w:t xml:space="preserve">Sekai no </w:t>
+      </w:r>
+      <w:proofErr w:type="spellStart"/>
+      <w:r>
+        <w:rPr>
+          <w:rFonts w:ascii="Times New Roman" w:hAnsi="Times New Roman" w:cs="Times New Roman"/>
+          <w:i/>
+          <w:sz w:val="24"/>
+          <w:szCs w:val="24"/>
+        </w:rPr>
+        <w:t>nammin</w:t>
+      </w:r>
+      <w:proofErr w:type="spellEnd"/>
+      <w:r>
+        <w:rPr>
+          <w:rFonts w:ascii="Times New Roman" w:hAnsi="Times New Roman" w:cs="Times New Roman"/>
+          <w:i/>
+          <w:sz w:val="24"/>
+          <w:szCs w:val="24"/>
+        </w:rPr>
+        <w:t xml:space="preserve"> (The World’s Refugees)</w:t>
+      </w:r>
+      <w:r>
+        <w:rPr>
+          <w:rFonts w:ascii="Times New Roman" w:hAnsi="Times New Roman" w:cs="Times New Roman"/>
+          <w:sz w:val="24"/>
+          <w:szCs w:val="24"/>
+        </w:rPr>
+        <w:t>,</w:t>
+      </w:r>
+      <w:r>
+        <w:rPr>
+          <w:rFonts w:ascii="Times New Roman" w:hAnsi="Times New Roman" w:cs="Times New Roman"/>
+          <w:sz w:val="24"/>
+          <w:szCs w:val="24"/>
+        </w:rPr>
+        <w:t xml:space="preserve"> Tokyo</w:t>
+      </w:r>
+      <w:r>
+        <w:rPr>
+          <w:rFonts w:ascii="Times New Roman" w:hAnsi="Times New Roman" w:cs="Times New Roman"/>
+          <w:sz w:val="24"/>
+          <w:szCs w:val="24"/>
+        </w:rPr>
+        <w:t xml:space="preserve"> 1984</w:t>
+      </w:r>
+      <w:r>
+        <w:rPr>
+          <w:rFonts w:ascii="Times New Roman" w:hAnsi="Times New Roman" w:cs="Times New Roman"/>
+          <w:sz w:val="24"/>
+          <w:szCs w:val="24"/>
+        </w:rPr>
+        <w:t xml:space="preserve"> (edited with A. </w:t>
+      </w:r>
+      <w:proofErr w:type="spellStart"/>
+      <w:r>
+        <w:rPr>
+          <w:rFonts w:ascii="Times New Roman" w:hAnsi="Times New Roman" w:cs="Times New Roman"/>
+          <w:sz w:val="24"/>
+          <w:szCs w:val="24"/>
+        </w:rPr>
+        <w:t>Mataix</w:t>
+      </w:r>
+      <w:proofErr w:type="spellEnd"/>
+      <w:r>
+        <w:rPr>
+          <w:rFonts w:ascii="Times New Roman" w:hAnsi="Times New Roman" w:cs="Times New Roman"/>
+          <w:sz w:val="24"/>
+          <w:szCs w:val="24"/>
+        </w:rPr>
+        <w:t>)</w:t>
+      </w:r>
+      <w:r>
+        <w:rPr>
+          <w:rFonts w:ascii="Times New Roman" w:hAnsi="Times New Roman" w:cs="Times New Roman"/>
+          <w:sz w:val="24"/>
+          <w:szCs w:val="24"/>
+        </w:rPr>
+        <w:t xml:space="preserve">; ‘The Changing Role of Japan in the United </w:t>
+      </w:r>
+      <w:r>
+        <w:rPr>
+          <w:rFonts w:ascii="Times New Roman" w:hAnsi="Times New Roman" w:cs="Times New Roman"/>
+          <w:sz w:val="24"/>
+          <w:szCs w:val="24"/>
+        </w:rPr>
+        <w:t>Nation</w:t>
+      </w:r>
+      <w:r>
+        <w:rPr>
+          <w:rFonts w:ascii="Times New Roman" w:hAnsi="Times New Roman" w:cs="Times New Roman"/>
+          <w:sz w:val="24"/>
+          <w:szCs w:val="24"/>
+        </w:rPr>
+        <w:t>s’ in J. Katz an</w:t>
+      </w:r>
+      <w:r>
+        <w:rPr>
+          <w:rFonts w:ascii="Times New Roman" w:hAnsi="Times New Roman" w:cs="Times New Roman"/>
+          <w:sz w:val="24"/>
+          <w:szCs w:val="24"/>
+        </w:rPr>
+        <w:t>d T. Friedman-Lichtschein (Eds</w:t>
+      </w:r>
+      <w:r>
+        <w:rPr>
+          <w:rFonts w:ascii="Times New Roman" w:hAnsi="Times New Roman" w:cs="Times New Roman"/>
+          <w:sz w:val="24"/>
+          <w:szCs w:val="24"/>
+        </w:rPr>
+        <w:t xml:space="preserve">), </w:t>
+      </w:r>
+      <w:r>
+        <w:rPr>
+          <w:rFonts w:ascii="Times New Roman" w:hAnsi="Times New Roman" w:cs="Times New Roman"/>
+          <w:i/>
+          <w:sz w:val="24"/>
+          <w:szCs w:val="24"/>
+        </w:rPr>
+        <w:t>Japan’s New World Role</w:t>
+      </w:r>
+      <w:r>
+        <w:rPr>
+          <w:rFonts w:ascii="Times New Roman" w:hAnsi="Times New Roman" w:cs="Times New Roman"/>
+          <w:sz w:val="24"/>
+          <w:szCs w:val="24"/>
+        </w:rPr>
+        <w:t>, Boulder</w:t>
+      </w:r>
+      <w:r>
+        <w:rPr>
+          <w:rFonts w:ascii="Times New Roman" w:hAnsi="Times New Roman" w:cs="Times New Roman"/>
+          <w:sz w:val="24"/>
+          <w:szCs w:val="24"/>
+        </w:rPr>
+        <w:t xml:space="preserve"> 1985, 29-42; ‘Ameri</w:t>
+      </w:r>
+      <w:r>
+        <w:rPr>
+          <w:rFonts w:ascii="Times New Roman" w:hAnsi="Times New Roman" w:cs="Times New Roman"/>
+          <w:sz w:val="24"/>
+          <w:szCs w:val="24"/>
+        </w:rPr>
+        <w:t xml:space="preserve">ka </w:t>
+      </w:r>
+      <w:proofErr w:type="spellStart"/>
+      <w:r>
+        <w:rPr>
+          <w:rFonts w:ascii="Times New Roman" w:hAnsi="Times New Roman" w:cs="Times New Roman"/>
+          <w:sz w:val="24"/>
+          <w:szCs w:val="24"/>
+        </w:rPr>
+        <w:t>kokuren</w:t>
+      </w:r>
+      <w:proofErr w:type="spellEnd"/>
+      <w:r>
+        <w:rPr>
+          <w:rFonts w:ascii="Times New Roman" w:hAnsi="Times New Roman" w:cs="Times New Roman"/>
+          <w:sz w:val="24"/>
+          <w:szCs w:val="24"/>
+        </w:rPr>
+        <w:t xml:space="preserve"> </w:t>
+      </w:r>
+      <w:proofErr w:type="spellStart"/>
+      <w:r>
+        <w:rPr>
+          <w:rFonts w:ascii="Times New Roman" w:hAnsi="Times New Roman" w:cs="Times New Roman"/>
+          <w:sz w:val="24"/>
+          <w:szCs w:val="24"/>
+        </w:rPr>
+        <w:t>seisaku</w:t>
+      </w:r>
+      <w:proofErr w:type="spellEnd"/>
+      <w:r>
+        <w:rPr>
+          <w:rFonts w:ascii="Times New Roman" w:hAnsi="Times New Roman" w:cs="Times New Roman"/>
+          <w:sz w:val="24"/>
+          <w:szCs w:val="24"/>
+        </w:rPr>
+        <w:t xml:space="preserve"> no </w:t>
+      </w:r>
+      <w:proofErr w:type="spellStart"/>
+      <w:r>
+        <w:rPr>
+          <w:rFonts w:ascii="Times New Roman" w:hAnsi="Times New Roman" w:cs="Times New Roman"/>
+          <w:sz w:val="24"/>
+          <w:szCs w:val="24"/>
+        </w:rPr>
+        <w:t>hensen</w:t>
+      </w:r>
+      <w:proofErr w:type="spellEnd"/>
+      <w:r>
+        <w:rPr>
+          <w:rFonts w:ascii="Times New Roman" w:hAnsi="Times New Roman" w:cs="Times New Roman"/>
+          <w:sz w:val="24"/>
+          <w:szCs w:val="24"/>
+        </w:rPr>
+        <w:t>’ (</w:t>
+      </w:r>
+      <w:r>
+        <w:rPr>
+          <w:rFonts w:ascii="Times New Roman" w:hAnsi="Times New Roman" w:cs="Times New Roman"/>
+          <w:sz w:val="24"/>
+          <w:szCs w:val="24"/>
+        </w:rPr>
+        <w:t>Changes in Americ</w:t>
+      </w:r>
+      <w:r>
+        <w:rPr>
+          <w:rFonts w:ascii="Times New Roman" w:hAnsi="Times New Roman" w:cs="Times New Roman"/>
+          <w:sz w:val="24"/>
+          <w:szCs w:val="24"/>
+        </w:rPr>
+        <w:t xml:space="preserve">an Policy in the </w:t>
+      </w:r>
+      <w:r>
+        <w:rPr>
+          <w:rFonts w:ascii="Times New Roman" w:hAnsi="Times New Roman" w:cs="Times New Roman"/>
+          <w:sz w:val="24"/>
+          <w:szCs w:val="24"/>
+        </w:rPr>
+        <w:t>UN</w:t>
+      </w:r>
+      <w:r>
+        <w:rPr>
+          <w:rFonts w:ascii="Times New Roman" w:hAnsi="Times New Roman" w:cs="Times New Roman"/>
+          <w:sz w:val="24"/>
+          <w:szCs w:val="24"/>
+        </w:rPr>
+        <w:t xml:space="preserve">) in C. Hosoya (Ed.), </w:t>
+      </w:r>
+      <w:r>
+        <w:rPr>
+          <w:rFonts w:ascii="Times New Roman" w:hAnsi="Times New Roman" w:cs="Times New Roman"/>
+          <w:i/>
+          <w:sz w:val="24"/>
+          <w:szCs w:val="24"/>
+        </w:rPr>
+        <w:t xml:space="preserve">Amerika </w:t>
+      </w:r>
+      <w:proofErr w:type="spellStart"/>
+      <w:r>
+        <w:rPr>
+          <w:rFonts w:ascii="Times New Roman" w:hAnsi="Times New Roman" w:cs="Times New Roman"/>
+          <w:i/>
+          <w:sz w:val="24"/>
+          <w:szCs w:val="24"/>
+        </w:rPr>
+        <w:t>gaikoo</w:t>
+      </w:r>
+      <w:proofErr w:type="spellEnd"/>
+      <w:r>
+        <w:rPr>
+          <w:rFonts w:ascii="Times New Roman" w:hAnsi="Times New Roman" w:cs="Times New Roman"/>
+          <w:i/>
+          <w:sz w:val="24"/>
+          <w:szCs w:val="24"/>
+        </w:rPr>
+        <w:t xml:space="preserve">: </w:t>
+      </w:r>
+      <w:proofErr w:type="spellStart"/>
+      <w:r>
+        <w:rPr>
+          <w:rFonts w:ascii="Times New Roman" w:hAnsi="Times New Roman" w:cs="Times New Roman"/>
+          <w:i/>
+          <w:sz w:val="24"/>
+          <w:szCs w:val="24"/>
+        </w:rPr>
+        <w:t>Nichibei</w:t>
+      </w:r>
+      <w:proofErr w:type="spellEnd"/>
+      <w:r>
+        <w:rPr>
+          <w:rFonts w:ascii="Times New Roman" w:hAnsi="Times New Roman" w:cs="Times New Roman"/>
+          <w:i/>
+          <w:sz w:val="24"/>
+          <w:szCs w:val="24"/>
+        </w:rPr>
+        <w:t xml:space="preserve"> </w:t>
+      </w:r>
+      <w:proofErr w:type="spellStart"/>
+      <w:r>
+        <w:rPr>
+          <w:rFonts w:ascii="Times New Roman" w:hAnsi="Times New Roman" w:cs="Times New Roman"/>
+          <w:i/>
+          <w:sz w:val="24"/>
+          <w:szCs w:val="24"/>
+        </w:rPr>
+        <w:t>kankei</w:t>
+      </w:r>
+      <w:proofErr w:type="spellEnd"/>
+      <w:r>
+        <w:rPr>
+          <w:rFonts w:ascii="Times New Roman" w:hAnsi="Times New Roman" w:cs="Times New Roman"/>
+          <w:i/>
+          <w:sz w:val="24"/>
+          <w:szCs w:val="24"/>
+        </w:rPr>
+        <w:t xml:space="preserve"> no </w:t>
+      </w:r>
+      <w:proofErr w:type="spellStart"/>
+      <w:r>
+        <w:rPr>
+          <w:rFonts w:ascii="Times New Roman" w:hAnsi="Times New Roman" w:cs="Times New Roman"/>
+          <w:i/>
+          <w:sz w:val="24"/>
+          <w:szCs w:val="24"/>
+        </w:rPr>
+        <w:t>bummyaku</w:t>
+      </w:r>
+      <w:proofErr w:type="spellEnd"/>
+      <w:r>
+        <w:rPr>
+          <w:rFonts w:ascii="Times New Roman" w:hAnsi="Times New Roman" w:cs="Times New Roman"/>
+          <w:i/>
+          <w:sz w:val="24"/>
+          <w:szCs w:val="24"/>
+        </w:rPr>
+        <w:t xml:space="preserve"> no </w:t>
+      </w:r>
+      <w:proofErr w:type="spellStart"/>
+      <w:r>
+        <w:rPr>
+          <w:rFonts w:ascii="Times New Roman" w:hAnsi="Times New Roman" w:cs="Times New Roman"/>
+          <w:i/>
+          <w:sz w:val="24"/>
+          <w:szCs w:val="24"/>
+        </w:rPr>
+        <w:t>naka</w:t>
+      </w:r>
+      <w:proofErr w:type="spellEnd"/>
+      <w:r>
+        <w:rPr>
+          <w:rFonts w:ascii="Times New Roman" w:hAnsi="Times New Roman" w:cs="Times New Roman"/>
+          <w:i/>
+          <w:sz w:val="24"/>
+          <w:szCs w:val="24"/>
+        </w:rPr>
+        <w:t xml:space="preserve"> de (American Diplomacy in the Context of Japanese-American Relations)</w:t>
+      </w:r>
+      <w:r>
+        <w:rPr>
+          <w:rFonts w:ascii="Times New Roman" w:hAnsi="Times New Roman" w:cs="Times New Roman"/>
+          <w:sz w:val="24"/>
+          <w:szCs w:val="24"/>
+        </w:rPr>
+        <w:t>, Tokyo</w:t>
+      </w:r>
+      <w:r>
+        <w:rPr>
+          <w:rFonts w:ascii="Times New Roman" w:hAnsi="Times New Roman" w:cs="Times New Roman"/>
+          <w:sz w:val="24"/>
+          <w:szCs w:val="24"/>
+        </w:rPr>
+        <w:t xml:space="preserve"> 1986, 171-204; ‘</w:t>
+      </w:r>
+      <w:proofErr w:type="spellStart"/>
+      <w:r>
+        <w:rPr>
+          <w:rFonts w:ascii="Times New Roman" w:hAnsi="Times New Roman" w:cs="Times New Roman"/>
+          <w:sz w:val="24"/>
+          <w:szCs w:val="24"/>
+        </w:rPr>
+        <w:t>Kokuren</w:t>
+      </w:r>
+      <w:proofErr w:type="spellEnd"/>
+      <w:r>
+        <w:rPr>
+          <w:rFonts w:ascii="Times New Roman" w:hAnsi="Times New Roman" w:cs="Times New Roman"/>
+          <w:sz w:val="24"/>
+          <w:szCs w:val="24"/>
+        </w:rPr>
+        <w:t xml:space="preserve"> </w:t>
+      </w:r>
+      <w:proofErr w:type="spellStart"/>
+      <w:r>
+        <w:rPr>
+          <w:rFonts w:ascii="Times New Roman" w:hAnsi="Times New Roman" w:cs="Times New Roman"/>
+          <w:sz w:val="24"/>
+          <w:szCs w:val="24"/>
+        </w:rPr>
+        <w:t>ni</w:t>
+      </w:r>
+      <w:proofErr w:type="spellEnd"/>
+      <w:r>
+        <w:rPr>
+          <w:rFonts w:ascii="Times New Roman" w:hAnsi="Times New Roman" w:cs="Times New Roman"/>
+          <w:sz w:val="24"/>
+          <w:szCs w:val="24"/>
+        </w:rPr>
+        <w:t xml:space="preserve"> </w:t>
+      </w:r>
+      <w:proofErr w:type="spellStart"/>
+      <w:r>
+        <w:rPr>
+          <w:rFonts w:ascii="Times New Roman" w:hAnsi="Times New Roman" w:cs="Times New Roman"/>
+          <w:sz w:val="24"/>
+          <w:szCs w:val="24"/>
+        </w:rPr>
+        <w:t>okeru</w:t>
+      </w:r>
+      <w:proofErr w:type="spellEnd"/>
+      <w:r>
+        <w:rPr>
+          <w:rFonts w:ascii="Times New Roman" w:hAnsi="Times New Roman" w:cs="Times New Roman"/>
+          <w:sz w:val="24"/>
+          <w:szCs w:val="24"/>
+        </w:rPr>
+        <w:t xml:space="preserve"> </w:t>
+      </w:r>
+      <w:proofErr w:type="spellStart"/>
+      <w:r>
+        <w:rPr>
+          <w:rFonts w:ascii="Times New Roman" w:hAnsi="Times New Roman" w:cs="Times New Roman"/>
+          <w:sz w:val="24"/>
+          <w:szCs w:val="24"/>
+        </w:rPr>
+        <w:t>jinken</w:t>
+      </w:r>
+      <w:proofErr w:type="spellEnd"/>
+      <w:r>
+        <w:rPr>
+          <w:rFonts w:ascii="Times New Roman" w:hAnsi="Times New Roman" w:cs="Times New Roman"/>
+          <w:sz w:val="24"/>
+          <w:szCs w:val="24"/>
+        </w:rPr>
+        <w:t xml:space="preserve"> </w:t>
+      </w:r>
+      <w:proofErr w:type="spellStart"/>
+      <w:r>
+        <w:rPr>
+          <w:rFonts w:ascii="Times New Roman" w:hAnsi="Times New Roman" w:cs="Times New Roman"/>
+          <w:sz w:val="24"/>
+          <w:szCs w:val="24"/>
+        </w:rPr>
+        <w:t>yoogo</w:t>
+      </w:r>
+      <w:proofErr w:type="spellEnd"/>
+      <w:r>
+        <w:rPr>
+          <w:rFonts w:ascii="Times New Roman" w:hAnsi="Times New Roman" w:cs="Times New Roman"/>
+          <w:sz w:val="24"/>
+          <w:szCs w:val="24"/>
+        </w:rPr>
+        <w:t xml:space="preserve"> kinoo’ (</w:t>
+      </w:r>
+      <w:r>
+        <w:rPr>
+          <w:rFonts w:ascii="Times New Roman" w:hAnsi="Times New Roman" w:cs="Times New Roman"/>
+          <w:sz w:val="24"/>
+          <w:szCs w:val="24"/>
+        </w:rPr>
+        <w:t xml:space="preserve">The Human Rights Protection Function in the </w:t>
+      </w:r>
+      <w:r>
+        <w:rPr>
+          <w:rFonts w:ascii="Times New Roman" w:hAnsi="Times New Roman" w:cs="Times New Roman"/>
+          <w:sz w:val="24"/>
+          <w:szCs w:val="24"/>
+        </w:rPr>
+        <w:t>UN</w:t>
+      </w:r>
+      <w:r>
+        <w:rPr>
+          <w:rFonts w:ascii="Times New Roman" w:hAnsi="Times New Roman" w:cs="Times New Roman"/>
+          <w:sz w:val="24"/>
+          <w:szCs w:val="24"/>
+        </w:rPr>
+        <w:t>) in S. Eisak</w:t>
+      </w:r>
+      <w:r>
+        <w:rPr>
+          <w:rFonts w:ascii="Times New Roman" w:hAnsi="Times New Roman" w:cs="Times New Roman"/>
+          <w:sz w:val="24"/>
+          <w:szCs w:val="24"/>
+        </w:rPr>
+        <w:t>u (</w:t>
+      </w:r>
+      <w:r>
+        <w:rPr>
+          <w:rFonts w:ascii="Times New Roman" w:hAnsi="Times New Roman" w:cs="Times New Roman"/>
+          <w:sz w:val="24"/>
+          <w:szCs w:val="24"/>
+        </w:rPr>
+        <w:t xml:space="preserve">Ed.), </w:t>
+      </w:r>
+      <w:proofErr w:type="spellStart"/>
+      <w:r>
+        <w:rPr>
+          <w:rFonts w:ascii="Times New Roman" w:hAnsi="Times New Roman" w:cs="Times New Roman"/>
+          <w:i/>
+          <w:sz w:val="24"/>
+          <w:szCs w:val="24"/>
+        </w:rPr>
+        <w:t>Kokuren</w:t>
+      </w:r>
+      <w:proofErr w:type="spellEnd"/>
+      <w:r>
+        <w:rPr>
+          <w:rFonts w:ascii="Times New Roman" w:hAnsi="Times New Roman" w:cs="Times New Roman"/>
+          <w:i/>
+          <w:sz w:val="24"/>
+          <w:szCs w:val="24"/>
+        </w:rPr>
+        <w:t xml:space="preserve"> wo </w:t>
+      </w:r>
+      <w:proofErr w:type="spellStart"/>
+      <w:r>
+        <w:rPr>
+          <w:rFonts w:ascii="Times New Roman" w:hAnsi="Times New Roman" w:cs="Times New Roman"/>
+          <w:i/>
+          <w:sz w:val="24"/>
+          <w:szCs w:val="24"/>
+        </w:rPr>
+        <w:t>kaizoo</w:t>
+      </w:r>
+      <w:proofErr w:type="spellEnd"/>
+      <w:r>
+        <w:rPr>
+          <w:rFonts w:ascii="Times New Roman" w:hAnsi="Times New Roman" w:cs="Times New Roman"/>
+          <w:i/>
+          <w:sz w:val="24"/>
+          <w:szCs w:val="24"/>
+        </w:rPr>
+        <w:t xml:space="preserve"> </w:t>
+      </w:r>
+      <w:proofErr w:type="spellStart"/>
+      <w:r>
+        <w:rPr>
+          <w:rFonts w:ascii="Times New Roman" w:hAnsi="Times New Roman" w:cs="Times New Roman"/>
+          <w:i/>
+          <w:sz w:val="24"/>
+          <w:szCs w:val="24"/>
+        </w:rPr>
+        <w:t>suru</w:t>
+      </w:r>
+      <w:proofErr w:type="spellEnd"/>
+      <w:r>
+        <w:rPr>
+          <w:rFonts w:ascii="Times New Roman" w:hAnsi="Times New Roman" w:cs="Times New Roman"/>
+          <w:i/>
+          <w:sz w:val="24"/>
+          <w:szCs w:val="24"/>
+        </w:rPr>
+        <w:t xml:space="preserve"> (Restructuring the </w:t>
+      </w:r>
+      <w:r>
+        <w:rPr>
+          <w:rFonts w:ascii="Times New Roman" w:hAnsi="Times New Roman" w:cs="Times New Roman"/>
+          <w:i/>
+          <w:sz w:val="24"/>
+          <w:szCs w:val="24"/>
+        </w:rPr>
+        <w:t>UN</w:t>
+      </w:r>
+      <w:r>
+        <w:rPr>
+          <w:rFonts w:ascii="Times New Roman" w:hAnsi="Times New Roman" w:cs="Times New Roman"/>
+          <w:i/>
+          <w:sz w:val="24"/>
+          <w:szCs w:val="24"/>
+        </w:rPr>
+        <w:t>)</w:t>
+      </w:r>
+      <w:r>
+        <w:rPr>
+          <w:rFonts w:ascii="Times New Roman" w:hAnsi="Times New Roman" w:cs="Times New Roman"/>
+          <w:sz w:val="24"/>
+          <w:szCs w:val="24"/>
+        </w:rPr>
+        <w:t>, Tokyo</w:t>
+      </w:r>
+      <w:r>
+        <w:rPr>
+          <w:rFonts w:ascii="Times New Roman" w:hAnsi="Times New Roman" w:cs="Times New Roman"/>
+          <w:sz w:val="24"/>
+          <w:szCs w:val="24"/>
+        </w:rPr>
+        <w:t xml:space="preserve"> 1986, 141-151; ‘Ninon</w:t>
+      </w:r>
+      <w:r>
+        <w:rPr>
+          <w:rFonts w:ascii="Times New Roman" w:hAnsi="Times New Roman" w:cs="Times New Roman"/>
+          <w:sz w:val="24"/>
+          <w:szCs w:val="24"/>
+        </w:rPr>
+        <w:t xml:space="preserve"> no </w:t>
+      </w:r>
+      <w:proofErr w:type="spellStart"/>
+      <w:r>
+        <w:rPr>
+          <w:rFonts w:ascii="Times New Roman" w:hAnsi="Times New Roman" w:cs="Times New Roman"/>
+          <w:sz w:val="24"/>
+          <w:szCs w:val="24"/>
+        </w:rPr>
+        <w:t>kokuren</w:t>
+      </w:r>
+      <w:proofErr w:type="spellEnd"/>
+      <w:r>
+        <w:rPr>
+          <w:rFonts w:ascii="Times New Roman" w:hAnsi="Times New Roman" w:cs="Times New Roman"/>
+          <w:sz w:val="24"/>
+          <w:szCs w:val="24"/>
+        </w:rPr>
+        <w:t xml:space="preserve"> </w:t>
+      </w:r>
+      <w:proofErr w:type="spellStart"/>
+      <w:r>
+        <w:rPr>
+          <w:rFonts w:ascii="Times New Roman" w:hAnsi="Times New Roman" w:cs="Times New Roman"/>
+          <w:sz w:val="24"/>
+          <w:szCs w:val="24"/>
+        </w:rPr>
+        <w:t>gaikoo</w:t>
+      </w:r>
+      <w:proofErr w:type="spellEnd"/>
+      <w:r>
+        <w:rPr>
+          <w:rFonts w:ascii="Times New Roman" w:hAnsi="Times New Roman" w:cs="Times New Roman"/>
+          <w:sz w:val="24"/>
+          <w:szCs w:val="24"/>
+        </w:rPr>
+        <w:t xml:space="preserve"> no </w:t>
+      </w:r>
+      <w:proofErr w:type="spellStart"/>
+      <w:r>
+        <w:rPr>
+          <w:rFonts w:ascii="Times New Roman" w:hAnsi="Times New Roman" w:cs="Times New Roman"/>
+          <w:sz w:val="24"/>
+          <w:szCs w:val="24"/>
+        </w:rPr>
+        <w:t>hensen</w:t>
+      </w:r>
+      <w:proofErr w:type="spellEnd"/>
+      <w:r>
+        <w:rPr>
+          <w:rFonts w:ascii="Times New Roman" w:hAnsi="Times New Roman" w:cs="Times New Roman"/>
+          <w:sz w:val="24"/>
+          <w:szCs w:val="24"/>
+        </w:rPr>
+        <w:t>’ (</w:t>
+      </w:r>
+      <w:r>
+        <w:rPr>
+          <w:rFonts w:ascii="Times New Roman" w:hAnsi="Times New Roman" w:cs="Times New Roman"/>
+          <w:sz w:val="24"/>
+          <w:szCs w:val="24"/>
+        </w:rPr>
+        <w:t xml:space="preserve">Changes in Japan’s </w:t>
+      </w:r>
+      <w:r>
+        <w:rPr>
+          <w:rFonts w:ascii="Times New Roman" w:hAnsi="Times New Roman" w:cs="Times New Roman"/>
+          <w:sz w:val="24"/>
+          <w:szCs w:val="24"/>
+        </w:rPr>
+        <w:t>UN Diplomacy</w:t>
+      </w:r>
+      <w:r>
+        <w:rPr>
+          <w:rFonts w:ascii="Times New Roman" w:hAnsi="Times New Roman" w:cs="Times New Roman"/>
+          <w:sz w:val="24"/>
+          <w:szCs w:val="24"/>
+        </w:rPr>
+        <w:t>) in S. Eisaku (Ed.)</w:t>
+      </w:r>
+      <w:r>
+        <w:rPr>
+          <w:rFonts w:ascii="Times New Roman" w:hAnsi="Times New Roman" w:cs="Times New Roman"/>
+          <w:sz w:val="24"/>
+          <w:szCs w:val="24"/>
+        </w:rPr>
+        <w:t xml:space="preserve">, </w:t>
+      </w:r>
+      <w:proofErr w:type="spellStart"/>
+      <w:r>
+        <w:rPr>
+          <w:rFonts w:ascii="Times New Roman" w:hAnsi="Times New Roman" w:cs="Times New Roman"/>
+          <w:i/>
+          <w:sz w:val="24"/>
+          <w:szCs w:val="24"/>
+        </w:rPr>
+        <w:t>Kokuren</w:t>
+      </w:r>
+      <w:proofErr w:type="spellEnd"/>
+      <w:r>
+        <w:rPr>
+          <w:rFonts w:ascii="Times New Roman" w:hAnsi="Times New Roman" w:cs="Times New Roman"/>
+          <w:i/>
+          <w:sz w:val="24"/>
+          <w:szCs w:val="24"/>
+        </w:rPr>
+        <w:t xml:space="preserve"> wo </w:t>
+      </w:r>
+      <w:proofErr w:type="spellStart"/>
+      <w:r>
+        <w:rPr>
+          <w:rFonts w:ascii="Times New Roman" w:hAnsi="Times New Roman" w:cs="Times New Roman"/>
+          <w:i/>
+          <w:sz w:val="24"/>
+          <w:szCs w:val="24"/>
+        </w:rPr>
+        <w:t>kaizoo</w:t>
+      </w:r>
+      <w:proofErr w:type="spellEnd"/>
+      <w:r>
+        <w:rPr>
+          <w:rFonts w:ascii="Times New Roman" w:hAnsi="Times New Roman" w:cs="Times New Roman"/>
+          <w:i/>
+          <w:sz w:val="24"/>
+          <w:szCs w:val="24"/>
+        </w:rPr>
+        <w:t xml:space="preserve"> </w:t>
+      </w:r>
+      <w:proofErr w:type="spellStart"/>
+      <w:r>
+        <w:rPr>
+          <w:rFonts w:ascii="Times New Roman" w:hAnsi="Times New Roman" w:cs="Times New Roman"/>
+          <w:i/>
+          <w:sz w:val="24"/>
+          <w:szCs w:val="24"/>
+        </w:rPr>
+        <w:t>suru</w:t>
+      </w:r>
+      <w:proofErr w:type="spellEnd"/>
+      <w:r>
+        <w:rPr>
+          <w:rFonts w:ascii="Times New Roman" w:hAnsi="Times New Roman" w:cs="Times New Roman"/>
+          <w:i/>
+          <w:sz w:val="24"/>
+          <w:szCs w:val="24"/>
+        </w:rPr>
+        <w:t xml:space="preserve"> (Restructuring the </w:t>
+      </w:r>
+      <w:r>
+        <w:rPr>
+          <w:rFonts w:ascii="Times New Roman" w:hAnsi="Times New Roman" w:cs="Times New Roman"/>
+          <w:i/>
+          <w:sz w:val="24"/>
+          <w:szCs w:val="24"/>
+        </w:rPr>
+        <w:t>UN</w:t>
+      </w:r>
+      <w:r>
+        <w:rPr>
+          <w:rFonts w:ascii="Times New Roman" w:hAnsi="Times New Roman" w:cs="Times New Roman"/>
+          <w:i/>
+          <w:sz w:val="24"/>
+          <w:szCs w:val="24"/>
+        </w:rPr>
+        <w:t>)</w:t>
+      </w:r>
+      <w:r>
+        <w:rPr>
+          <w:rFonts w:ascii="Times New Roman" w:hAnsi="Times New Roman" w:cs="Times New Roman"/>
+          <w:sz w:val="24"/>
+          <w:szCs w:val="24"/>
+        </w:rPr>
+        <w:t>, Tokyo</w:t>
+      </w:r>
+      <w:r>
+        <w:rPr>
+          <w:rFonts w:ascii="Times New Roman" w:hAnsi="Times New Roman" w:cs="Times New Roman"/>
+          <w:sz w:val="24"/>
+          <w:szCs w:val="24"/>
+        </w:rPr>
+        <w:t xml:space="preserve"> 1986, 281-300; ‘Japan’s United Nations Policy in the 1980s’ in </w:t>
+      </w:r>
+      <w:r>
+        <w:rPr>
+          <w:rFonts w:ascii="Times New Roman" w:hAnsi="Times New Roman" w:cs="Times New Roman"/>
+          <w:i/>
+          <w:sz w:val="24"/>
+          <w:szCs w:val="24"/>
+        </w:rPr>
+        <w:t>Asian Survey</w:t>
+      </w:r>
+      <w:r>
+        <w:rPr>
+          <w:rFonts w:ascii="Times New Roman" w:hAnsi="Times New Roman" w:cs="Times New Roman"/>
+          <w:sz w:val="24"/>
+          <w:szCs w:val="24"/>
+        </w:rPr>
+        <w:t>, 27, 1987</w:t>
+      </w:r>
+      <w:r>
+        <w:rPr>
+          <w:rFonts w:ascii="Times New Roman" w:hAnsi="Times New Roman" w:cs="Times New Roman"/>
+          <w:sz w:val="24"/>
+          <w:szCs w:val="24"/>
+        </w:rPr>
+        <w:t>, 957-972; ‘Kok</w:t>
+      </w:r>
+      <w:r>
+        <w:rPr>
+          <w:rFonts w:ascii="Times New Roman" w:hAnsi="Times New Roman" w:cs="Times New Roman"/>
+          <w:sz w:val="24"/>
+          <w:szCs w:val="24"/>
+        </w:rPr>
+        <w:t xml:space="preserve">usai </w:t>
+      </w:r>
+      <w:proofErr w:type="spellStart"/>
+      <w:r>
+        <w:rPr>
+          <w:rFonts w:ascii="Times New Roman" w:hAnsi="Times New Roman" w:cs="Times New Roman"/>
+          <w:sz w:val="24"/>
+          <w:szCs w:val="24"/>
+        </w:rPr>
+        <w:t>seiji</w:t>
+      </w:r>
+      <w:proofErr w:type="spellEnd"/>
+      <w:r>
+        <w:rPr>
+          <w:rFonts w:ascii="Times New Roman" w:hAnsi="Times New Roman" w:cs="Times New Roman"/>
+          <w:sz w:val="24"/>
+          <w:szCs w:val="24"/>
+        </w:rPr>
+        <w:t xml:space="preserve"> to </w:t>
+      </w:r>
+      <w:proofErr w:type="spellStart"/>
+      <w:r>
+        <w:rPr>
+          <w:rFonts w:ascii="Times New Roman" w:hAnsi="Times New Roman" w:cs="Times New Roman"/>
+          <w:sz w:val="24"/>
+          <w:szCs w:val="24"/>
+        </w:rPr>
+        <w:t>ningen</w:t>
+      </w:r>
+      <w:proofErr w:type="spellEnd"/>
+      <w:r>
+        <w:rPr>
+          <w:rFonts w:ascii="Times New Roman" w:hAnsi="Times New Roman" w:cs="Times New Roman"/>
+          <w:sz w:val="24"/>
+          <w:szCs w:val="24"/>
+        </w:rPr>
+        <w:t xml:space="preserve"> no </w:t>
+      </w:r>
+      <w:proofErr w:type="spellStart"/>
+      <w:r>
+        <w:rPr>
+          <w:rFonts w:ascii="Times New Roman" w:hAnsi="Times New Roman" w:cs="Times New Roman"/>
+          <w:sz w:val="24"/>
+          <w:szCs w:val="24"/>
+        </w:rPr>
+        <w:t>hogo</w:t>
+      </w:r>
+      <w:proofErr w:type="spellEnd"/>
+      <w:r>
+        <w:rPr>
+          <w:rFonts w:ascii="Times New Roman" w:hAnsi="Times New Roman" w:cs="Times New Roman"/>
+          <w:sz w:val="24"/>
+          <w:szCs w:val="24"/>
+        </w:rPr>
+        <w:t>’ (</w:t>
+      </w:r>
+      <w:r>
+        <w:rPr>
+          <w:rFonts w:ascii="Times New Roman" w:hAnsi="Times New Roman" w:cs="Times New Roman"/>
+          <w:sz w:val="24"/>
+          <w:szCs w:val="24"/>
+        </w:rPr>
+        <w:t>Intern</w:t>
+      </w:r>
+      <w:r>
+        <w:rPr>
+          <w:rFonts w:ascii="Times New Roman" w:hAnsi="Times New Roman" w:cs="Times New Roman"/>
+          <w:sz w:val="24"/>
+          <w:szCs w:val="24"/>
+        </w:rPr>
+        <w:t>ati</w:t>
+      </w:r>
+      <w:r>
+        <w:rPr>
+          <w:rFonts w:ascii="Times New Roman" w:hAnsi="Times New Roman" w:cs="Times New Roman"/>
+          <w:sz w:val="24"/>
+          <w:szCs w:val="24"/>
+        </w:rPr>
+        <w:t>onal Politi</w:t>
+      </w:r>
+      <w:r>
+        <w:rPr>
+          <w:rFonts w:ascii="Times New Roman" w:hAnsi="Times New Roman" w:cs="Times New Roman"/>
+          <w:sz w:val="24"/>
+          <w:szCs w:val="24"/>
+        </w:rPr>
+        <w:t>cs and the Protection of People</w:t>
+      </w:r>
+      <w:r>
+        <w:rPr>
+          <w:rFonts w:ascii="Times New Roman" w:hAnsi="Times New Roman" w:cs="Times New Roman"/>
+          <w:sz w:val="24"/>
+          <w:szCs w:val="24"/>
+        </w:rPr>
+        <w:t xml:space="preserve">) in </w:t>
+      </w:r>
+      <w:r>
+        <w:rPr>
+          <w:rFonts w:ascii="Times New Roman" w:hAnsi="Times New Roman" w:cs="Times New Roman"/>
+          <w:i/>
+          <w:sz w:val="24"/>
+          <w:szCs w:val="24"/>
+        </w:rPr>
+        <w:t>Sophia</w:t>
+      </w:r>
+      <w:r>
+        <w:rPr>
+          <w:rFonts w:ascii="Times New Roman" w:hAnsi="Times New Roman" w:cs="Times New Roman"/>
+          <w:sz w:val="24"/>
+          <w:szCs w:val="24"/>
+        </w:rPr>
+        <w:t>, 36, 1987, 60-73; ‘</w:t>
+      </w:r>
+      <w:proofErr w:type="spellStart"/>
+      <w:r>
+        <w:rPr>
+          <w:rFonts w:ascii="Times New Roman" w:hAnsi="Times New Roman" w:cs="Times New Roman"/>
+          <w:sz w:val="24"/>
+          <w:szCs w:val="24"/>
+        </w:rPr>
+        <w:t>Booeki</w:t>
+      </w:r>
+      <w:proofErr w:type="spellEnd"/>
+      <w:r>
+        <w:rPr>
+          <w:rFonts w:ascii="Times New Roman" w:hAnsi="Times New Roman" w:cs="Times New Roman"/>
+          <w:sz w:val="24"/>
+          <w:szCs w:val="24"/>
+        </w:rPr>
+        <w:t xml:space="preserve"> </w:t>
+      </w:r>
+      <w:proofErr w:type="spellStart"/>
+      <w:r>
+        <w:rPr>
+          <w:rFonts w:ascii="Times New Roman" w:hAnsi="Times New Roman" w:cs="Times New Roman"/>
+          <w:sz w:val="24"/>
+          <w:szCs w:val="24"/>
+        </w:rPr>
+        <w:t>masatsu</w:t>
+      </w:r>
+      <w:proofErr w:type="spellEnd"/>
+      <w:r>
+        <w:rPr>
+          <w:rFonts w:ascii="Times New Roman" w:hAnsi="Times New Roman" w:cs="Times New Roman"/>
+          <w:sz w:val="24"/>
+          <w:szCs w:val="24"/>
+        </w:rPr>
+        <w:t xml:space="preserve">: Sono </w:t>
+      </w:r>
+      <w:proofErr w:type="spellStart"/>
+      <w:r>
+        <w:rPr>
+          <w:rFonts w:ascii="Times New Roman" w:hAnsi="Times New Roman" w:cs="Times New Roman"/>
+          <w:sz w:val="24"/>
+          <w:szCs w:val="24"/>
+        </w:rPr>
+        <w:t>Amerikateki</w:t>
+      </w:r>
+      <w:proofErr w:type="spellEnd"/>
+      <w:r>
+        <w:rPr>
+          <w:rFonts w:ascii="Times New Roman" w:hAnsi="Times New Roman" w:cs="Times New Roman"/>
+          <w:sz w:val="24"/>
+          <w:szCs w:val="24"/>
+        </w:rPr>
+        <w:t xml:space="preserve"> </w:t>
+      </w:r>
+      <w:proofErr w:type="spellStart"/>
+      <w:r>
+        <w:rPr>
+          <w:rFonts w:ascii="Times New Roman" w:hAnsi="Times New Roman" w:cs="Times New Roman"/>
+          <w:sz w:val="24"/>
+          <w:szCs w:val="24"/>
+        </w:rPr>
+        <w:t>bummayaku</w:t>
+      </w:r>
+      <w:proofErr w:type="spellEnd"/>
+      <w:r>
+        <w:rPr>
+          <w:rFonts w:ascii="Times New Roman" w:hAnsi="Times New Roman" w:cs="Times New Roman"/>
+          <w:sz w:val="24"/>
+          <w:szCs w:val="24"/>
+        </w:rPr>
+        <w:t>’ (</w:t>
+      </w:r>
+      <w:r>
+        <w:rPr>
+          <w:rFonts w:ascii="Times New Roman" w:hAnsi="Times New Roman" w:cs="Times New Roman"/>
+          <w:sz w:val="24"/>
+          <w:szCs w:val="24"/>
+        </w:rPr>
+        <w:t>Trade</w:t>
+      </w:r>
+      <w:r>
+        <w:rPr>
+          <w:rFonts w:ascii="Times New Roman" w:hAnsi="Times New Roman" w:cs="Times New Roman"/>
+          <w:sz w:val="24"/>
+          <w:szCs w:val="24"/>
+        </w:rPr>
+        <w:t xml:space="preserve"> Friction: The American C</w:t>
+      </w:r>
+      <w:r>
+        <w:rPr>
+          <w:rFonts w:ascii="Times New Roman" w:hAnsi="Times New Roman" w:cs="Times New Roman"/>
+          <w:sz w:val="24"/>
+          <w:szCs w:val="24"/>
+        </w:rPr>
+        <w:t>ontext</w:t>
+      </w:r>
+      <w:r>
+        <w:rPr>
+          <w:rFonts w:ascii="Times New Roman" w:hAnsi="Times New Roman" w:cs="Times New Roman"/>
+          <w:sz w:val="24"/>
+          <w:szCs w:val="24"/>
+        </w:rPr>
+        <w:t xml:space="preserve">) in </w:t>
+      </w:r>
+      <w:proofErr w:type="spellStart"/>
+      <w:r>
+        <w:rPr>
+          <w:rFonts w:ascii="Times New Roman" w:hAnsi="Times New Roman" w:cs="Times New Roman"/>
+          <w:i/>
+          <w:sz w:val="24"/>
+          <w:szCs w:val="24"/>
+        </w:rPr>
+        <w:t>Chuuoo</w:t>
+      </w:r>
+      <w:proofErr w:type="spellEnd"/>
+      <w:r>
+        <w:rPr>
+          <w:rFonts w:ascii="Times New Roman" w:hAnsi="Times New Roman" w:cs="Times New Roman"/>
+          <w:i/>
+          <w:sz w:val="24"/>
+          <w:szCs w:val="24"/>
+        </w:rPr>
+        <w:t xml:space="preserve"> </w:t>
+      </w:r>
+      <w:proofErr w:type="spellStart"/>
+      <w:r>
+        <w:rPr>
+          <w:rFonts w:ascii="Times New Roman" w:hAnsi="Times New Roman" w:cs="Times New Roman"/>
+          <w:i/>
+          <w:sz w:val="24"/>
+          <w:szCs w:val="24"/>
+        </w:rPr>
+        <w:t>kooron</w:t>
+      </w:r>
+      <w:proofErr w:type="spellEnd"/>
+      <w:r>
+        <w:rPr>
+          <w:rFonts w:ascii="Times New Roman" w:hAnsi="Times New Roman" w:cs="Times New Roman"/>
+          <w:sz w:val="24"/>
+          <w:szCs w:val="24"/>
+        </w:rPr>
+        <w:t>, August</w:t>
+      </w:r>
+      <w:r>
+        <w:rPr>
+          <w:rFonts w:ascii="Times New Roman" w:hAnsi="Times New Roman" w:cs="Times New Roman"/>
+          <w:sz w:val="24"/>
+          <w:szCs w:val="24"/>
+        </w:rPr>
+        <w:t xml:space="preserve"> 1987, 102-111; ‘Japan’s United Nations Policy in the 1980s’ in </w:t>
+      </w:r>
+      <w:r>
+        <w:rPr>
+          <w:rFonts w:ascii="Times New Roman" w:hAnsi="Times New Roman" w:cs="Times New Roman"/>
+          <w:i/>
+          <w:sz w:val="24"/>
+          <w:szCs w:val="24"/>
+        </w:rPr>
+        <w:t>Asian Survey</w:t>
+      </w:r>
+      <w:r>
+        <w:rPr>
+          <w:rFonts w:ascii="Times New Roman" w:hAnsi="Times New Roman" w:cs="Times New Roman"/>
+          <w:sz w:val="24"/>
+          <w:szCs w:val="24"/>
+        </w:rPr>
+        <w:t>, 27, September 1987, 957-972;</w:t>
+      </w:r>
+      <w:r>
+        <w:rPr>
+          <w:rFonts w:ascii="Times New Roman" w:hAnsi="Times New Roman" w:cs="Times New Roman"/>
+          <w:sz w:val="24"/>
+          <w:szCs w:val="24"/>
+        </w:rPr>
+        <w:t xml:space="preserve"> </w:t>
+      </w:r>
+      <w:r>
+        <w:rPr>
+          <w:rFonts w:ascii="Times New Roman" w:hAnsi="Times New Roman" w:cs="Times New Roman"/>
+          <w:i/>
+          <w:sz w:val="24"/>
+          <w:szCs w:val="24"/>
+        </w:rPr>
+        <w:t>Normalization with China: A Comparative Study of U.S. and Japanese Processes</w:t>
+      </w:r>
+      <w:r>
+        <w:rPr>
+          <w:rFonts w:ascii="Times New Roman" w:hAnsi="Times New Roman" w:cs="Times New Roman"/>
+          <w:sz w:val="24"/>
+          <w:szCs w:val="24"/>
+        </w:rPr>
+        <w:t xml:space="preserve">, </w:t>
+      </w:r>
+      <w:r>
+        <w:rPr>
+          <w:rFonts w:ascii="Times New Roman" w:hAnsi="Times New Roman" w:cs="Times New Roman"/>
+          <w:sz w:val="24"/>
+          <w:szCs w:val="24"/>
+        </w:rPr>
+        <w:t>Berkeley</w:t>
+      </w:r>
+      <w:r>
+        <w:rPr>
+          <w:rFonts w:ascii="Times New Roman" w:hAnsi="Times New Roman" w:cs="Times New Roman"/>
+          <w:sz w:val="24"/>
+          <w:szCs w:val="24"/>
+        </w:rPr>
+        <w:t xml:space="preserve"> 1988; ‘Regional and Political Security Issues:</w:t>
+      </w:r>
+      <w:r>
+        <w:rPr>
+          <w:rFonts w:ascii="Times New Roman" w:hAnsi="Times New Roman" w:cs="Times New Roman"/>
+          <w:sz w:val="24"/>
+          <w:szCs w:val="24"/>
+        </w:rPr>
+        <w:t xml:space="preserve"> </w:t>
+      </w:r>
+      <w:r>
+        <w:rPr>
+          <w:rFonts w:ascii="Times New Roman" w:hAnsi="Times New Roman" w:cs="Times New Roman"/>
+          <w:sz w:val="24"/>
+          <w:szCs w:val="24"/>
+        </w:rPr>
+        <w:t>The Sino-Japanese</w:t>
+      </w:r>
+      <w:r>
+        <w:rPr>
+          <w:rFonts w:ascii="Times New Roman" w:hAnsi="Times New Roman" w:cs="Times New Roman"/>
+          <w:sz w:val="24"/>
+          <w:szCs w:val="24"/>
+        </w:rPr>
+        <w:t xml:space="preserve">-U.S. Triangle’ in R. </w:t>
+      </w:r>
+      <w:proofErr w:type="spellStart"/>
+      <w:r>
+        <w:rPr>
+          <w:rFonts w:ascii="Times New Roman" w:hAnsi="Times New Roman" w:cs="Times New Roman"/>
+          <w:sz w:val="24"/>
+          <w:szCs w:val="24"/>
+        </w:rPr>
+        <w:t>Scalapino</w:t>
+      </w:r>
+      <w:proofErr w:type="spellEnd"/>
+      <w:r>
+        <w:rPr>
+          <w:rFonts w:ascii="Times New Roman" w:hAnsi="Times New Roman" w:cs="Times New Roman"/>
+          <w:sz w:val="24"/>
+          <w:szCs w:val="24"/>
+        </w:rPr>
+        <w:t xml:space="preserve"> et al. (Eds</w:t>
+      </w:r>
+      <w:r>
+        <w:rPr>
+          <w:rFonts w:ascii="Times New Roman" w:hAnsi="Times New Roman" w:cs="Times New Roman"/>
+          <w:sz w:val="24"/>
+          <w:szCs w:val="24"/>
+        </w:rPr>
+        <w:t xml:space="preserve">) </w:t>
+      </w:r>
+      <w:r>
+        <w:rPr>
+          <w:rFonts w:ascii="Times New Roman" w:hAnsi="Times New Roman" w:cs="Times New Roman"/>
+          <w:i/>
+          <w:sz w:val="24"/>
+          <w:szCs w:val="24"/>
+        </w:rPr>
+        <w:t>Asian Security Issues: Regional and Global</w:t>
+      </w:r>
+      <w:r>
+        <w:rPr>
+          <w:rFonts w:ascii="Times New Roman" w:hAnsi="Times New Roman" w:cs="Times New Roman"/>
+          <w:sz w:val="24"/>
+          <w:szCs w:val="24"/>
+        </w:rPr>
+        <w:t>, Berkeley</w:t>
+      </w:r>
+      <w:r>
+        <w:rPr>
+          <w:rFonts w:ascii="Times New Roman" w:hAnsi="Times New Roman" w:cs="Times New Roman"/>
+          <w:sz w:val="24"/>
+          <w:szCs w:val="24"/>
+        </w:rPr>
+        <w:t xml:space="preserve"> 1989, 142-164; ‘Shifting Power Relations in Multilateral Banks’ in </w:t>
+      </w:r>
+      <w:proofErr w:type="spellStart"/>
+      <w:r>
+        <w:rPr>
+          <w:rFonts w:ascii="Times New Roman" w:hAnsi="Times New Roman" w:cs="Times New Roman"/>
+          <w:i/>
+          <w:sz w:val="24"/>
+          <w:szCs w:val="24"/>
+        </w:rPr>
+        <w:t>Kokusaigaku</w:t>
+      </w:r>
+      <w:proofErr w:type="spellEnd"/>
+      <w:r>
+        <w:rPr>
+          <w:rFonts w:ascii="Times New Roman" w:hAnsi="Times New Roman" w:cs="Times New Roman"/>
+          <w:i/>
+          <w:sz w:val="24"/>
+          <w:szCs w:val="24"/>
+        </w:rPr>
+        <w:t xml:space="preserve"> </w:t>
+      </w:r>
+      <w:proofErr w:type="spellStart"/>
+      <w:r>
+        <w:rPr>
+          <w:rFonts w:ascii="Times New Roman" w:hAnsi="Times New Roman" w:cs="Times New Roman"/>
+          <w:i/>
+          <w:sz w:val="24"/>
+          <w:szCs w:val="24"/>
+        </w:rPr>
+        <w:t>Ronshuu</w:t>
+      </w:r>
+      <w:proofErr w:type="spellEnd"/>
+      <w:r>
+        <w:rPr>
+          <w:rFonts w:ascii="Times New Roman" w:hAnsi="Times New Roman" w:cs="Times New Roman"/>
+          <w:i/>
+          <w:sz w:val="24"/>
+          <w:szCs w:val="24"/>
+        </w:rPr>
+        <w:t xml:space="preserve"> (The Journal of International Studies)</w:t>
+      </w:r>
+      <w:r>
+        <w:rPr>
+          <w:rFonts w:ascii="Times New Roman" w:hAnsi="Times New Roman" w:cs="Times New Roman"/>
+          <w:sz w:val="24"/>
+          <w:szCs w:val="24"/>
+        </w:rPr>
+        <w:t>, 22, 1989, 1-25; ‘</w:t>
+      </w:r>
+      <w:proofErr w:type="spellStart"/>
+      <w:r>
+        <w:rPr>
+          <w:rFonts w:ascii="Times New Roman" w:hAnsi="Times New Roman" w:cs="Times New Roman"/>
+          <w:sz w:val="24"/>
+          <w:szCs w:val="24"/>
+        </w:rPr>
+        <w:t>Chiikiteki</w:t>
+      </w:r>
+      <w:proofErr w:type="spellEnd"/>
+      <w:r>
+        <w:rPr>
+          <w:rFonts w:ascii="Times New Roman" w:hAnsi="Times New Roman" w:cs="Times New Roman"/>
+          <w:sz w:val="24"/>
+          <w:szCs w:val="24"/>
+        </w:rPr>
+        <w:t xml:space="preserve"> </w:t>
+      </w:r>
+      <w:proofErr w:type="spellStart"/>
+      <w:r>
+        <w:rPr>
+          <w:rFonts w:ascii="Times New Roman" w:hAnsi="Times New Roman" w:cs="Times New Roman"/>
+          <w:sz w:val="24"/>
+          <w:szCs w:val="24"/>
+        </w:rPr>
+        <w:t>seijiteki</w:t>
+      </w:r>
+      <w:proofErr w:type="spellEnd"/>
+      <w:r>
+        <w:rPr>
+          <w:rFonts w:ascii="Times New Roman" w:hAnsi="Times New Roman" w:cs="Times New Roman"/>
+          <w:sz w:val="24"/>
+          <w:szCs w:val="24"/>
+        </w:rPr>
+        <w:t xml:space="preserve"> </w:t>
+      </w:r>
+      <w:proofErr w:type="spellStart"/>
+      <w:r>
+        <w:rPr>
+          <w:rFonts w:ascii="Times New Roman" w:hAnsi="Times New Roman" w:cs="Times New Roman"/>
+          <w:sz w:val="24"/>
+          <w:szCs w:val="24"/>
+        </w:rPr>
+        <w:t>anzen</w:t>
+      </w:r>
+      <w:proofErr w:type="spellEnd"/>
+      <w:r>
+        <w:rPr>
+          <w:rFonts w:ascii="Times New Roman" w:hAnsi="Times New Roman" w:cs="Times New Roman"/>
+          <w:sz w:val="24"/>
+          <w:szCs w:val="24"/>
+        </w:rPr>
+        <w:t xml:space="preserve"> </w:t>
+      </w:r>
+      <w:proofErr w:type="spellStart"/>
+      <w:r>
+        <w:rPr>
+          <w:rFonts w:ascii="Times New Roman" w:hAnsi="Times New Roman" w:cs="Times New Roman"/>
+          <w:sz w:val="24"/>
+          <w:szCs w:val="24"/>
+        </w:rPr>
+        <w:t>hoshoo</w:t>
+      </w:r>
+      <w:proofErr w:type="spellEnd"/>
+      <w:r>
+        <w:rPr>
+          <w:rFonts w:ascii="Times New Roman" w:hAnsi="Times New Roman" w:cs="Times New Roman"/>
+          <w:sz w:val="24"/>
+          <w:szCs w:val="24"/>
+        </w:rPr>
+        <w:t xml:space="preserve"> </w:t>
+      </w:r>
+      <w:proofErr w:type="spellStart"/>
+      <w:r>
+        <w:rPr>
+          <w:rFonts w:ascii="Times New Roman" w:hAnsi="Times New Roman" w:cs="Times New Roman"/>
+          <w:sz w:val="24"/>
+          <w:szCs w:val="24"/>
+        </w:rPr>
+        <w:t>mondai</w:t>
+      </w:r>
+      <w:proofErr w:type="spellEnd"/>
+      <w:r>
+        <w:rPr>
+          <w:rFonts w:ascii="Times New Roman" w:hAnsi="Times New Roman" w:cs="Times New Roman"/>
+          <w:sz w:val="24"/>
+          <w:szCs w:val="24"/>
+        </w:rPr>
+        <w:t xml:space="preserve">: </w:t>
+      </w:r>
+      <w:proofErr w:type="spellStart"/>
+      <w:r>
+        <w:rPr>
+          <w:rFonts w:ascii="Times New Roman" w:hAnsi="Times New Roman" w:cs="Times New Roman"/>
+          <w:sz w:val="24"/>
+          <w:szCs w:val="24"/>
+        </w:rPr>
+        <w:t>Ch</w:t>
+      </w:r>
+      <w:r>
+        <w:rPr>
+          <w:rFonts w:ascii="Times New Roman" w:hAnsi="Times New Roman" w:cs="Times New Roman"/>
+          <w:sz w:val="24"/>
+          <w:szCs w:val="24"/>
+        </w:rPr>
+        <w:t>uunichibei</w:t>
+      </w:r>
+      <w:proofErr w:type="spellEnd"/>
+      <w:r>
+        <w:rPr>
+          <w:rFonts w:ascii="Times New Roman" w:hAnsi="Times New Roman" w:cs="Times New Roman"/>
+          <w:sz w:val="24"/>
+          <w:szCs w:val="24"/>
+        </w:rPr>
+        <w:t xml:space="preserve"> no </w:t>
+      </w:r>
+      <w:proofErr w:type="spellStart"/>
+      <w:r>
+        <w:rPr>
+          <w:rFonts w:ascii="Times New Roman" w:hAnsi="Times New Roman" w:cs="Times New Roman"/>
+          <w:sz w:val="24"/>
+          <w:szCs w:val="24"/>
+        </w:rPr>
+        <w:t>sankoku</w:t>
+      </w:r>
+      <w:proofErr w:type="spellEnd"/>
+      <w:r>
+        <w:rPr>
+          <w:rFonts w:ascii="Times New Roman" w:hAnsi="Times New Roman" w:cs="Times New Roman"/>
+          <w:sz w:val="24"/>
+          <w:szCs w:val="24"/>
+        </w:rPr>
+        <w:t xml:space="preserve"> </w:t>
+      </w:r>
+      <w:proofErr w:type="spellStart"/>
+      <w:r>
+        <w:rPr>
+          <w:rFonts w:ascii="Times New Roman" w:hAnsi="Times New Roman" w:cs="Times New Roman"/>
+          <w:sz w:val="24"/>
+          <w:szCs w:val="24"/>
+        </w:rPr>
+        <w:t>kankei</w:t>
+      </w:r>
+      <w:proofErr w:type="spellEnd"/>
+      <w:r>
+        <w:rPr>
+          <w:rFonts w:ascii="Times New Roman" w:hAnsi="Times New Roman" w:cs="Times New Roman"/>
+          <w:sz w:val="24"/>
+          <w:szCs w:val="24"/>
+        </w:rPr>
+        <w:t>’ (</w:t>
+      </w:r>
+      <w:r>
+        <w:rPr>
+          <w:rFonts w:ascii="Times New Roman" w:hAnsi="Times New Roman" w:cs="Times New Roman"/>
+          <w:sz w:val="24"/>
+          <w:szCs w:val="24"/>
+        </w:rPr>
+        <w:t>Regional and Political Security Issues; Relations among Chin</w:t>
+      </w:r>
+      <w:r>
+        <w:rPr>
+          <w:rFonts w:ascii="Times New Roman" w:hAnsi="Times New Roman" w:cs="Times New Roman"/>
+          <w:sz w:val="24"/>
+          <w:szCs w:val="24"/>
+        </w:rPr>
+        <w:t>a, Japan, and the US</w:t>
+      </w:r>
+      <w:r>
+        <w:rPr>
+          <w:rFonts w:ascii="Times New Roman" w:hAnsi="Times New Roman" w:cs="Times New Roman"/>
+          <w:sz w:val="24"/>
+          <w:szCs w:val="24"/>
+        </w:rPr>
+        <w:t xml:space="preserve">) in </w:t>
+      </w:r>
+      <w:r>
+        <w:rPr>
+          <w:rFonts w:ascii="Times New Roman" w:hAnsi="Times New Roman" w:cs="Times New Roman"/>
+          <w:i/>
+          <w:sz w:val="24"/>
+          <w:szCs w:val="24"/>
+        </w:rPr>
+        <w:t xml:space="preserve">Jiten Ajia </w:t>
+      </w:r>
+      <w:proofErr w:type="spellStart"/>
+      <w:r>
+        <w:rPr>
+          <w:rFonts w:ascii="Times New Roman" w:hAnsi="Times New Roman" w:cs="Times New Roman"/>
+          <w:i/>
+          <w:sz w:val="24"/>
+          <w:szCs w:val="24"/>
+        </w:rPr>
+        <w:t>Taiheiyoo</w:t>
+      </w:r>
+      <w:proofErr w:type="spellEnd"/>
+      <w:r>
+        <w:rPr>
+          <w:rFonts w:ascii="Times New Roman" w:hAnsi="Times New Roman" w:cs="Times New Roman"/>
+          <w:i/>
+          <w:sz w:val="24"/>
+          <w:szCs w:val="24"/>
+        </w:rPr>
+        <w:t xml:space="preserve"> (Dictionary of Asia and the Pacific)</w:t>
+      </w:r>
+      <w:r>
+        <w:rPr>
+          <w:rFonts w:ascii="Times New Roman" w:hAnsi="Times New Roman" w:cs="Times New Roman"/>
+          <w:sz w:val="24"/>
+          <w:szCs w:val="24"/>
+        </w:rPr>
+        <w:t>, Tokyo</w:t>
+      </w:r>
+      <w:r>
+        <w:rPr>
+          <w:rFonts w:ascii="Times New Roman" w:hAnsi="Times New Roman" w:cs="Times New Roman"/>
+          <w:sz w:val="24"/>
+          <w:szCs w:val="24"/>
+        </w:rPr>
+        <w:t xml:space="preserve"> 1990, 53-73; ‘</w:t>
+      </w:r>
+      <w:proofErr w:type="spellStart"/>
+      <w:r>
+        <w:rPr>
+          <w:rFonts w:ascii="Times New Roman" w:hAnsi="Times New Roman" w:cs="Times New Roman"/>
+          <w:sz w:val="24"/>
+          <w:szCs w:val="24"/>
+        </w:rPr>
+        <w:t>Jinkin</w:t>
+      </w:r>
+      <w:proofErr w:type="spellEnd"/>
+      <w:r>
+        <w:rPr>
+          <w:rFonts w:ascii="Times New Roman" w:hAnsi="Times New Roman" w:cs="Times New Roman"/>
+          <w:sz w:val="24"/>
+          <w:szCs w:val="24"/>
+        </w:rPr>
+        <w:t xml:space="preserve"> to </w:t>
+      </w:r>
+      <w:proofErr w:type="spellStart"/>
+      <w:r>
+        <w:rPr>
+          <w:rFonts w:ascii="Times New Roman" w:hAnsi="Times New Roman" w:cs="Times New Roman"/>
+          <w:sz w:val="24"/>
+          <w:szCs w:val="24"/>
+        </w:rPr>
+        <w:t>jindoo</w:t>
+      </w:r>
+      <w:proofErr w:type="spellEnd"/>
+      <w:r>
+        <w:rPr>
+          <w:rFonts w:ascii="Times New Roman" w:hAnsi="Times New Roman" w:cs="Times New Roman"/>
+          <w:sz w:val="24"/>
+          <w:szCs w:val="24"/>
+        </w:rPr>
+        <w:t xml:space="preserve">; </w:t>
+      </w:r>
+      <w:proofErr w:type="spellStart"/>
+      <w:r>
+        <w:rPr>
+          <w:rFonts w:ascii="Times New Roman" w:hAnsi="Times New Roman" w:cs="Times New Roman"/>
+          <w:sz w:val="24"/>
+          <w:szCs w:val="24"/>
+        </w:rPr>
+        <w:t>kokusai</w:t>
+      </w:r>
+      <w:proofErr w:type="spellEnd"/>
+      <w:r>
+        <w:rPr>
+          <w:rFonts w:ascii="Times New Roman" w:hAnsi="Times New Roman" w:cs="Times New Roman"/>
+          <w:sz w:val="24"/>
+          <w:szCs w:val="24"/>
+        </w:rPr>
+        <w:t xml:space="preserve"> </w:t>
+      </w:r>
+      <w:proofErr w:type="spellStart"/>
+      <w:r>
+        <w:rPr>
+          <w:rFonts w:ascii="Times New Roman" w:hAnsi="Times New Roman" w:cs="Times New Roman"/>
+          <w:sz w:val="24"/>
+          <w:szCs w:val="24"/>
+        </w:rPr>
+        <w:t>jindoo</w:t>
+      </w:r>
+      <w:proofErr w:type="spellEnd"/>
+      <w:r>
+        <w:rPr>
+          <w:rFonts w:ascii="Times New Roman" w:hAnsi="Times New Roman" w:cs="Times New Roman"/>
+          <w:sz w:val="24"/>
+          <w:szCs w:val="24"/>
+        </w:rPr>
+        <w:t xml:space="preserve"> </w:t>
+      </w:r>
+      <w:proofErr w:type="spellStart"/>
+      <w:r>
+        <w:rPr>
+          <w:rFonts w:ascii="Times New Roman" w:hAnsi="Times New Roman" w:cs="Times New Roman"/>
+          <w:sz w:val="24"/>
+          <w:szCs w:val="24"/>
+        </w:rPr>
+        <w:t>mondai</w:t>
+      </w:r>
+      <w:proofErr w:type="spellEnd"/>
+      <w:r>
+        <w:rPr>
+          <w:rFonts w:ascii="Times New Roman" w:hAnsi="Times New Roman" w:cs="Times New Roman"/>
+          <w:sz w:val="24"/>
+          <w:szCs w:val="24"/>
+        </w:rPr>
+        <w:t xml:space="preserve"> </w:t>
+      </w:r>
+      <w:proofErr w:type="spellStart"/>
+      <w:r>
+        <w:rPr>
+          <w:rFonts w:ascii="Times New Roman" w:hAnsi="Times New Roman" w:cs="Times New Roman"/>
+          <w:sz w:val="24"/>
+          <w:szCs w:val="24"/>
+        </w:rPr>
+        <w:t>dokuritsu</w:t>
+      </w:r>
+      <w:proofErr w:type="spellEnd"/>
+      <w:r>
+        <w:rPr>
+          <w:rFonts w:ascii="Times New Roman" w:hAnsi="Times New Roman" w:cs="Times New Roman"/>
+          <w:sz w:val="24"/>
+          <w:szCs w:val="24"/>
+        </w:rPr>
+        <w:t xml:space="preserve"> </w:t>
+      </w:r>
+      <w:proofErr w:type="spellStart"/>
+      <w:r>
+        <w:rPr>
+          <w:rFonts w:ascii="Times New Roman" w:hAnsi="Times New Roman" w:cs="Times New Roman"/>
+          <w:sz w:val="24"/>
+          <w:szCs w:val="24"/>
+        </w:rPr>
+        <w:t>iinkai</w:t>
+      </w:r>
+      <w:proofErr w:type="spellEnd"/>
+      <w:r>
+        <w:rPr>
+          <w:rFonts w:ascii="Times New Roman" w:hAnsi="Times New Roman" w:cs="Times New Roman"/>
+          <w:sz w:val="24"/>
+          <w:szCs w:val="24"/>
+        </w:rPr>
+        <w:t xml:space="preserve"> </w:t>
+      </w:r>
+      <w:proofErr w:type="spellStart"/>
+      <w:r>
+        <w:rPr>
+          <w:rFonts w:ascii="Times New Roman" w:hAnsi="Times New Roman" w:cs="Times New Roman"/>
+          <w:sz w:val="24"/>
+          <w:szCs w:val="24"/>
+        </w:rPr>
+        <w:t>hookoku</w:t>
+      </w:r>
+      <w:proofErr w:type="spellEnd"/>
+      <w:r>
+        <w:rPr>
+          <w:rFonts w:ascii="Times New Roman" w:hAnsi="Times New Roman" w:cs="Times New Roman"/>
+          <w:sz w:val="24"/>
+          <w:szCs w:val="24"/>
+        </w:rPr>
+        <w:t xml:space="preserve"> to no </w:t>
+      </w:r>
+      <w:proofErr w:type="spellStart"/>
+      <w:r>
+        <w:rPr>
+          <w:rFonts w:ascii="Times New Roman" w:hAnsi="Times New Roman" w:cs="Times New Roman"/>
+          <w:sz w:val="24"/>
+          <w:szCs w:val="24"/>
+        </w:rPr>
+        <w:t>kankei</w:t>
+      </w:r>
+      <w:proofErr w:type="spellEnd"/>
+      <w:r>
+        <w:rPr>
+          <w:rFonts w:ascii="Times New Roman" w:hAnsi="Times New Roman" w:cs="Times New Roman"/>
+          <w:sz w:val="24"/>
+          <w:szCs w:val="24"/>
+        </w:rPr>
+        <w:t xml:space="preserve"> </w:t>
+      </w:r>
+      <w:proofErr w:type="spellStart"/>
+      <w:r>
+        <w:rPr>
+          <w:rFonts w:ascii="Times New Roman" w:hAnsi="Times New Roman" w:cs="Times New Roman"/>
+          <w:sz w:val="24"/>
+          <w:szCs w:val="24"/>
+        </w:rPr>
+        <w:t>ni</w:t>
+      </w:r>
+      <w:proofErr w:type="spellEnd"/>
+      <w:r>
+        <w:rPr>
+          <w:rFonts w:ascii="Times New Roman" w:hAnsi="Times New Roman" w:cs="Times New Roman"/>
+          <w:sz w:val="24"/>
+          <w:szCs w:val="24"/>
+        </w:rPr>
+        <w:t xml:space="preserve"> </w:t>
+      </w:r>
+      <w:proofErr w:type="spellStart"/>
+      <w:r>
+        <w:rPr>
+          <w:rFonts w:ascii="Times New Roman" w:hAnsi="Times New Roman" w:cs="Times New Roman"/>
+          <w:sz w:val="24"/>
+          <w:szCs w:val="24"/>
+        </w:rPr>
+        <w:t>oite</w:t>
+      </w:r>
+      <w:proofErr w:type="spellEnd"/>
+      <w:r>
+        <w:rPr>
+          <w:rFonts w:ascii="Times New Roman" w:hAnsi="Times New Roman" w:cs="Times New Roman"/>
+          <w:sz w:val="24"/>
+          <w:szCs w:val="24"/>
+        </w:rPr>
+        <w:t>’ (</w:t>
+      </w:r>
+      <w:r>
+        <w:rPr>
+          <w:rFonts w:ascii="Times New Roman" w:hAnsi="Times New Roman" w:cs="Times New Roman"/>
+          <w:sz w:val="24"/>
+          <w:szCs w:val="24"/>
+        </w:rPr>
+        <w:t>Human R</w:t>
+      </w:r>
+      <w:r>
+        <w:rPr>
+          <w:rFonts w:ascii="Times New Roman" w:hAnsi="Times New Roman" w:cs="Times New Roman"/>
+          <w:sz w:val="24"/>
+          <w:szCs w:val="24"/>
+        </w:rPr>
+        <w:t>ights and Humanitarianism in Relation to the Report of the Independent Co</w:t>
+      </w:r>
+      <w:r>
+        <w:rPr>
+          <w:rFonts w:ascii="Times New Roman" w:hAnsi="Times New Roman" w:cs="Times New Roman"/>
+          <w:sz w:val="24"/>
+          <w:szCs w:val="24"/>
+        </w:rPr>
+        <w:t>mmission on Humanitarian Issues</w:t>
+      </w:r>
+      <w:r>
+        <w:rPr>
+          <w:rFonts w:ascii="Times New Roman" w:hAnsi="Times New Roman" w:cs="Times New Roman"/>
+          <w:sz w:val="24"/>
+          <w:szCs w:val="24"/>
+        </w:rPr>
+        <w:t xml:space="preserve">) in </w:t>
+      </w:r>
+      <w:r>
+        <w:rPr>
+          <w:rFonts w:ascii="Times New Roman" w:hAnsi="Times New Roman" w:cs="Times New Roman"/>
+          <w:i/>
+          <w:sz w:val="24"/>
+          <w:szCs w:val="24"/>
+        </w:rPr>
+        <w:t xml:space="preserve">Kokusai </w:t>
+      </w:r>
+      <w:proofErr w:type="spellStart"/>
+      <w:r>
+        <w:rPr>
+          <w:rFonts w:ascii="Times New Roman" w:hAnsi="Times New Roman" w:cs="Times New Roman"/>
+          <w:i/>
+          <w:sz w:val="24"/>
+          <w:szCs w:val="24"/>
+        </w:rPr>
+        <w:t>jinken</w:t>
+      </w:r>
+      <w:proofErr w:type="spellEnd"/>
+      <w:r>
+        <w:rPr>
+          <w:rFonts w:ascii="Times New Roman" w:hAnsi="Times New Roman" w:cs="Times New Roman"/>
+          <w:i/>
+          <w:sz w:val="24"/>
+          <w:szCs w:val="24"/>
+        </w:rPr>
+        <w:t xml:space="preserve"> (Human Rights International)</w:t>
+      </w:r>
+      <w:r>
+        <w:rPr>
+          <w:rFonts w:ascii="Times New Roman" w:hAnsi="Times New Roman" w:cs="Times New Roman"/>
+          <w:sz w:val="24"/>
+          <w:szCs w:val="24"/>
+        </w:rPr>
+        <w:t xml:space="preserve">, 1, 1990, 19-23; ’The United Nations and Japanese Diplomacy’ in </w:t>
+      </w:r>
+      <w:r>
+        <w:rPr>
+          <w:rFonts w:ascii="Times New Roman" w:hAnsi="Times New Roman" w:cs="Times New Roman"/>
+          <w:i/>
+          <w:sz w:val="24"/>
+          <w:szCs w:val="24"/>
+        </w:rPr>
+        <w:t>Japan Review of International Affairs</w:t>
+      </w:r>
+      <w:r>
+        <w:rPr>
+          <w:rFonts w:ascii="Times New Roman" w:hAnsi="Times New Roman" w:cs="Times New Roman"/>
+          <w:sz w:val="24"/>
+          <w:szCs w:val="24"/>
+        </w:rPr>
+        <w:t xml:space="preserve">, 4, Fall/Winter 1990, 141-165; ‘A Safer World’ in </w:t>
+      </w:r>
+      <w:r>
+        <w:rPr>
+          <w:rFonts w:ascii="Times New Roman" w:hAnsi="Times New Roman" w:cs="Times New Roman"/>
+          <w:i/>
+          <w:sz w:val="24"/>
+          <w:szCs w:val="24"/>
+        </w:rPr>
+        <w:t>Refugees</w:t>
+      </w:r>
+      <w:r>
+        <w:rPr>
+          <w:rFonts w:ascii="Times New Roman" w:hAnsi="Times New Roman" w:cs="Times New Roman"/>
+          <w:sz w:val="24"/>
+          <w:szCs w:val="24"/>
+        </w:rPr>
+        <w:t xml:space="preserve">, 83, March 1991, 3; </w:t>
+      </w:r>
+      <w:proofErr w:type="spellStart"/>
+      <w:r>
+        <w:rPr>
+          <w:rFonts w:ascii="Times New Roman" w:hAnsi="Times New Roman" w:cs="Times New Roman"/>
+          <w:i/>
+          <w:sz w:val="24"/>
+          <w:szCs w:val="24"/>
+        </w:rPr>
+        <w:t>Sengo</w:t>
+      </w:r>
+      <w:proofErr w:type="spellEnd"/>
+      <w:r>
+        <w:rPr>
+          <w:rFonts w:ascii="Times New Roman" w:hAnsi="Times New Roman" w:cs="Times New Roman"/>
+          <w:i/>
+          <w:sz w:val="24"/>
+          <w:szCs w:val="24"/>
+        </w:rPr>
+        <w:t xml:space="preserve"> </w:t>
+      </w:r>
+      <w:proofErr w:type="spellStart"/>
+      <w:r>
+        <w:rPr>
+          <w:rFonts w:ascii="Times New Roman" w:hAnsi="Times New Roman" w:cs="Times New Roman"/>
+          <w:i/>
+          <w:sz w:val="24"/>
+          <w:szCs w:val="24"/>
+        </w:rPr>
+        <w:t>Nitchuu</w:t>
+      </w:r>
+      <w:proofErr w:type="spellEnd"/>
+      <w:r>
+        <w:rPr>
+          <w:rFonts w:ascii="Times New Roman" w:hAnsi="Times New Roman" w:cs="Times New Roman"/>
+          <w:i/>
+          <w:sz w:val="24"/>
+          <w:szCs w:val="24"/>
+        </w:rPr>
+        <w:t xml:space="preserve"> </w:t>
+      </w:r>
+      <w:proofErr w:type="spellStart"/>
+      <w:r>
+        <w:rPr>
+          <w:rFonts w:ascii="Times New Roman" w:hAnsi="Times New Roman" w:cs="Times New Roman"/>
+          <w:i/>
+          <w:sz w:val="24"/>
+          <w:szCs w:val="24"/>
+        </w:rPr>
+        <w:t>Beichuu</w:t>
+      </w:r>
+      <w:proofErr w:type="spellEnd"/>
+      <w:r>
+        <w:rPr>
+          <w:rFonts w:ascii="Times New Roman" w:hAnsi="Times New Roman" w:cs="Times New Roman"/>
+          <w:i/>
+          <w:sz w:val="24"/>
+          <w:szCs w:val="24"/>
+        </w:rPr>
+        <w:t xml:space="preserve"> </w:t>
+      </w:r>
+      <w:proofErr w:type="spellStart"/>
+      <w:r>
+        <w:rPr>
+          <w:rFonts w:ascii="Times New Roman" w:hAnsi="Times New Roman" w:cs="Times New Roman"/>
+          <w:i/>
+          <w:sz w:val="24"/>
+          <w:szCs w:val="24"/>
+        </w:rPr>
+        <w:t>kankei</w:t>
+      </w:r>
+      <w:proofErr w:type="spellEnd"/>
+      <w:r>
+        <w:rPr>
+          <w:rFonts w:ascii="Times New Roman" w:hAnsi="Times New Roman" w:cs="Times New Roman"/>
+          <w:i/>
+          <w:sz w:val="24"/>
+          <w:szCs w:val="24"/>
+        </w:rPr>
+        <w:t xml:space="preserve"> (Postwar Sino-Japanese and Sino-American Relations)</w:t>
+      </w:r>
+      <w:r>
+        <w:rPr>
+          <w:rFonts w:ascii="Times New Roman" w:hAnsi="Times New Roman" w:cs="Times New Roman"/>
+          <w:sz w:val="24"/>
+          <w:szCs w:val="24"/>
+        </w:rPr>
+        <w:t>, Tokyo</w:t>
+      </w:r>
+      <w:r>
+        <w:rPr>
+          <w:rFonts w:ascii="Times New Roman" w:hAnsi="Times New Roman" w:cs="Times New Roman"/>
+          <w:sz w:val="24"/>
+          <w:szCs w:val="24"/>
+        </w:rPr>
+        <w:t xml:space="preserve"> 1992;</w:t>
+      </w:r>
+      <w:r>
+        <w:rPr>
+          <w:rFonts w:ascii="Times New Roman" w:hAnsi="Times New Roman" w:cs="Times New Roman"/>
+          <w:sz w:val="24"/>
+          <w:szCs w:val="24"/>
+        </w:rPr>
+        <w:t xml:space="preserve"> </w:t>
+      </w:r>
+      <w:r>
+        <w:rPr>
+          <w:rFonts w:ascii="Times New Roman" w:hAnsi="Times New Roman" w:cs="Times New Roman"/>
+          <w:sz w:val="24"/>
+          <w:szCs w:val="24"/>
+        </w:rPr>
+        <w:t xml:space="preserve">‘The Movement of People’ in </w:t>
+      </w:r>
+      <w:r>
+        <w:rPr>
+          <w:rFonts w:ascii="Times New Roman" w:hAnsi="Times New Roman" w:cs="Times New Roman"/>
+          <w:i/>
+          <w:sz w:val="24"/>
+          <w:szCs w:val="24"/>
+        </w:rPr>
+        <w:t>RSA Journal</w:t>
+      </w:r>
+      <w:r>
+        <w:rPr>
+          <w:rFonts w:ascii="Times New Roman" w:hAnsi="Times New Roman" w:cs="Times New Roman"/>
+          <w:sz w:val="24"/>
+          <w:szCs w:val="24"/>
+        </w:rPr>
+        <w:t>, 140, August-September, 1992, 598-607; ‘Refugee and Asylum-seekers:</w:t>
+      </w:r>
+      <w:r>
+        <w:rPr>
+          <w:rFonts w:ascii="Times New Roman" w:hAnsi="Times New Roman" w:cs="Times New Roman"/>
+          <w:sz w:val="24"/>
+          <w:szCs w:val="24"/>
+        </w:rPr>
+        <w:t xml:space="preserve"> </w:t>
+      </w:r>
+      <w:r>
+        <w:rPr>
+          <w:rFonts w:ascii="Times New Roman" w:hAnsi="Times New Roman" w:cs="Times New Roman"/>
+          <w:sz w:val="24"/>
+          <w:szCs w:val="24"/>
+        </w:rPr>
+        <w:t>A Challenge</w:t>
+      </w:r>
+      <w:r>
+        <w:rPr>
+          <w:rFonts w:ascii="Times New Roman" w:hAnsi="Times New Roman" w:cs="Times New Roman"/>
+          <w:sz w:val="24"/>
+          <w:szCs w:val="24"/>
+        </w:rPr>
+        <w:t xml:space="preserve"> to European Immigration Policy</w:t>
+      </w:r>
+      <w:r>
+        <w:rPr>
+          <w:rFonts w:ascii="Times New Roman" w:hAnsi="Times New Roman" w:cs="Times New Roman"/>
+          <w:sz w:val="24"/>
+          <w:szCs w:val="24"/>
+        </w:rPr>
+        <w:t xml:space="preserve">’ in </w:t>
+      </w:r>
+      <w:r>
+        <w:rPr>
+          <w:rFonts w:ascii="Times New Roman" w:hAnsi="Times New Roman" w:cs="Times New Roman"/>
+          <w:i/>
+          <w:sz w:val="24"/>
+          <w:szCs w:val="24"/>
+        </w:rPr>
+        <w:t>Toward a European Immigration Policy</w:t>
+      </w:r>
+      <w:r>
+        <w:rPr>
+          <w:rFonts w:ascii="Times New Roman" w:hAnsi="Times New Roman" w:cs="Times New Roman"/>
+          <w:sz w:val="24"/>
+          <w:szCs w:val="24"/>
+        </w:rPr>
+        <w:t xml:space="preserve">, </w:t>
+      </w:r>
+      <w:r>
+        <w:rPr>
+          <w:rFonts w:ascii="Times New Roman" w:hAnsi="Times New Roman" w:cs="Times New Roman"/>
+          <w:sz w:val="24"/>
+          <w:szCs w:val="24"/>
+        </w:rPr>
+        <w:t>Brussels 1993, 6-20 (e</w:t>
+      </w:r>
+      <w:r>
+        <w:rPr>
+          <w:rFonts w:ascii="Times New Roman" w:hAnsi="Times New Roman" w:cs="Times New Roman"/>
+          <w:sz w:val="24"/>
+          <w:szCs w:val="24"/>
+        </w:rPr>
+        <w:t xml:space="preserve">dited with D. Cohn-Bendit, A. Fortescue, R. </w:t>
+      </w:r>
+      <w:proofErr w:type="spellStart"/>
+      <w:r>
+        <w:rPr>
+          <w:rFonts w:ascii="Times New Roman" w:hAnsi="Times New Roman" w:cs="Times New Roman"/>
+          <w:sz w:val="24"/>
+          <w:szCs w:val="24"/>
+        </w:rPr>
+        <w:t>Haddaoui</w:t>
+      </w:r>
+      <w:proofErr w:type="spellEnd"/>
+      <w:r>
+        <w:rPr>
+          <w:rFonts w:ascii="Times New Roman" w:hAnsi="Times New Roman" w:cs="Times New Roman"/>
+          <w:sz w:val="24"/>
+          <w:szCs w:val="24"/>
+        </w:rPr>
+        <w:t xml:space="preserve"> </w:t>
+      </w:r>
+      <w:r>
+        <w:rPr>
+          <w:rFonts w:ascii="Times New Roman" w:hAnsi="Times New Roman" w:cs="Times New Roman"/>
+          <w:sz w:val="24"/>
+          <w:szCs w:val="24"/>
+        </w:rPr>
+        <w:t xml:space="preserve">and I.V. </w:t>
+      </w:r>
+      <w:proofErr w:type="spellStart"/>
+      <w:r>
+        <w:rPr>
+          <w:rFonts w:ascii="Times New Roman" w:hAnsi="Times New Roman" w:cs="Times New Roman"/>
+          <w:sz w:val="24"/>
+          <w:szCs w:val="24"/>
+        </w:rPr>
+        <w:t>Khalevinski</w:t>
+      </w:r>
+      <w:proofErr w:type="spellEnd"/>
+      <w:r>
+        <w:rPr>
+          <w:rFonts w:ascii="Times New Roman" w:hAnsi="Times New Roman" w:cs="Times New Roman"/>
+          <w:sz w:val="24"/>
+          <w:szCs w:val="24"/>
+        </w:rPr>
+        <w:t>)</w:t>
+      </w:r>
+      <w:r>
+        <w:rPr>
+          <w:rFonts w:ascii="Times New Roman" w:hAnsi="Times New Roman" w:cs="Times New Roman"/>
+          <w:sz w:val="24"/>
+          <w:szCs w:val="24"/>
+        </w:rPr>
+        <w:t xml:space="preserve">; ‘Refugee Women: The Forgotten Half’ in </w:t>
+      </w:r>
+      <w:r>
+        <w:rPr>
+          <w:rFonts w:ascii="Times New Roman" w:hAnsi="Times New Roman" w:cs="Times New Roman"/>
+          <w:i/>
+          <w:sz w:val="24"/>
+          <w:szCs w:val="24"/>
+        </w:rPr>
+        <w:t>Our Planet</w:t>
+      </w:r>
+      <w:r>
+        <w:rPr>
+          <w:rFonts w:ascii="Times New Roman" w:hAnsi="Times New Roman" w:cs="Times New Roman"/>
+          <w:sz w:val="24"/>
+          <w:szCs w:val="24"/>
+        </w:rPr>
+        <w:t xml:space="preserve">, 7/4, 1995, 19-22; ‘Refugee Emergencies: New Challenges for Humanitarian Action’ in R. Lanza (Ed.), </w:t>
+      </w:r>
+      <w:r>
+        <w:rPr>
+          <w:rFonts w:ascii="Times New Roman" w:hAnsi="Times New Roman" w:cs="Times New Roman"/>
+          <w:i/>
+          <w:sz w:val="24"/>
+          <w:szCs w:val="24"/>
+        </w:rPr>
+        <w:t>One World: The Health and Survival of the Human Species in the 21</w:t>
+      </w:r>
+      <w:r>
+        <w:rPr>
+          <w:rFonts w:ascii="Times New Roman" w:hAnsi="Times New Roman" w:cs="Times New Roman"/>
+          <w:i/>
+          <w:sz w:val="24"/>
+          <w:szCs w:val="24"/>
+          <w:vertAlign w:val="superscript"/>
+        </w:rPr>
+        <w:t>st</w:t>
+      </w:r>
+      <w:r>
+        <w:rPr>
+          <w:rFonts w:ascii="Times New Roman" w:hAnsi="Times New Roman" w:cs="Times New Roman"/>
+          <w:i/>
+          <w:sz w:val="24"/>
+          <w:szCs w:val="24"/>
+        </w:rPr>
+        <w:t xml:space="preserve"> Century</w:t>
+      </w:r>
+      <w:r>
+        <w:rPr>
+          <w:rFonts w:ascii="Times New Roman" w:hAnsi="Times New Roman" w:cs="Times New Roman"/>
+          <w:sz w:val="24"/>
+          <w:szCs w:val="24"/>
+        </w:rPr>
+        <w:t>, Santa Fe</w:t>
+      </w:r>
+      <w:r>
+        <w:rPr>
+          <w:rFonts w:ascii="Times New Roman" w:hAnsi="Times New Roman" w:cs="Times New Roman"/>
+          <w:sz w:val="24"/>
+          <w:szCs w:val="24"/>
+        </w:rPr>
+        <w:t xml:space="preserve"> 1996, </w:t>
+      </w:r>
+      <w:r>
+        <w:rPr>
+          <w:rFonts w:ascii="Times New Roman" w:hAnsi="Times New Roman" w:cs="Times New Roman"/>
+          <w:sz w:val="24"/>
+          <w:szCs w:val="24"/>
+        </w:rPr>
+        <w:t>137-147;</w:t>
+      </w:r>
+      <w:r>
+        <w:rPr>
+          <w:rFonts w:ascii="Times New Roman" w:hAnsi="Times New Roman" w:cs="Times New Roman"/>
+          <w:sz w:val="24"/>
+          <w:szCs w:val="24"/>
+        </w:rPr>
+        <w:t xml:space="preserve"> </w:t>
+      </w:r>
+      <w:r>
+        <w:rPr>
+          <w:rFonts w:ascii="Times New Roman" w:hAnsi="Times New Roman" w:cs="Times New Roman"/>
+          <w:i/>
+          <w:sz w:val="24"/>
+          <w:szCs w:val="24"/>
+        </w:rPr>
+        <w:t>The Right of Asylum Must B</w:t>
+      </w:r>
+      <w:r>
+        <w:rPr>
+          <w:rFonts w:ascii="Times New Roman" w:hAnsi="Times New Roman" w:cs="Times New Roman"/>
+          <w:i/>
+          <w:sz w:val="24"/>
+          <w:szCs w:val="24"/>
+        </w:rPr>
+        <w:t>e Strongly Upheld</w:t>
+      </w:r>
+      <w:r>
+        <w:rPr>
+          <w:rFonts w:ascii="Times New Roman" w:hAnsi="Times New Roman" w:cs="Times New Roman"/>
+          <w:sz w:val="24"/>
+          <w:szCs w:val="24"/>
+        </w:rPr>
+        <w:t>, Berlin</w:t>
+      </w:r>
+      <w:r>
+        <w:rPr>
+          <w:rFonts w:ascii="Times New Roman" w:hAnsi="Times New Roman" w:cs="Times New Roman"/>
+          <w:sz w:val="24"/>
+          <w:szCs w:val="24"/>
+        </w:rPr>
+        <w:t xml:space="preserve"> 1996</w:t>
+      </w:r>
+      <w:r>
+        <w:rPr>
+          <w:rFonts w:ascii="Times New Roman" w:hAnsi="Times New Roman" w:cs="Times New Roman"/>
+          <w:sz w:val="24"/>
+          <w:szCs w:val="24"/>
+        </w:rPr>
+        <w:t xml:space="preserve"> (with B.J. John</w:t>
+      </w:r>
+      <w:r>
+        <w:rPr>
+          <w:rFonts w:ascii="Times New Roman" w:hAnsi="Times New Roman" w:cs="Times New Roman"/>
+          <w:sz w:val="24"/>
+          <w:szCs w:val="24"/>
+        </w:rPr>
+        <w:t>); ‘Japan’s Policy T</w:t>
+      </w:r>
+      <w:r>
+        <w:rPr>
+          <w:rFonts w:ascii="Times New Roman" w:hAnsi="Times New Roman" w:cs="Times New Roman"/>
+          <w:sz w:val="24"/>
+          <w:szCs w:val="24"/>
+        </w:rPr>
+        <w:t>oward the United N</w:t>
+      </w:r>
+      <w:r>
+        <w:rPr>
+          <w:rFonts w:ascii="Times New Roman" w:hAnsi="Times New Roman" w:cs="Times New Roman"/>
+          <w:sz w:val="24"/>
+          <w:szCs w:val="24"/>
+        </w:rPr>
+        <w:t>ations’ in C. Alger et al. (Eds</w:t>
+      </w:r>
+      <w:r>
+        <w:rPr>
+          <w:rFonts w:ascii="Times New Roman" w:hAnsi="Times New Roman" w:cs="Times New Roman"/>
+          <w:sz w:val="24"/>
+          <w:szCs w:val="24"/>
+        </w:rPr>
+        <w:t xml:space="preserve">), </w:t>
+      </w:r>
+      <w:r>
+        <w:rPr>
+          <w:rFonts w:ascii="Times New Roman" w:hAnsi="Times New Roman" w:cs="Times New Roman"/>
+          <w:i/>
+          <w:sz w:val="24"/>
+          <w:szCs w:val="24"/>
+        </w:rPr>
+        <w:t>The United Nations System:</w:t>
+      </w:r>
+      <w:r>
+        <w:rPr>
+          <w:rFonts w:ascii="Times New Roman" w:hAnsi="Times New Roman" w:cs="Times New Roman"/>
+          <w:i/>
+          <w:sz w:val="24"/>
+          <w:szCs w:val="24"/>
+        </w:rPr>
+        <w:t xml:space="preserve"> </w:t>
+      </w:r>
+      <w:r>
+        <w:rPr>
+          <w:rFonts w:ascii="Times New Roman" w:hAnsi="Times New Roman" w:cs="Times New Roman"/>
+          <w:i/>
+          <w:sz w:val="24"/>
+          <w:szCs w:val="24"/>
+        </w:rPr>
+        <w:t>The Policies of Member States</w:t>
+      </w:r>
+      <w:r>
+        <w:rPr>
+          <w:rFonts w:ascii="Times New Roman" w:hAnsi="Times New Roman" w:cs="Times New Roman"/>
+          <w:sz w:val="24"/>
+          <w:szCs w:val="24"/>
+        </w:rPr>
+        <w:t>, Tokyo</w:t>
+      </w:r>
+      <w:r>
+        <w:rPr>
+          <w:rFonts w:ascii="Times New Roman" w:hAnsi="Times New Roman" w:cs="Times New Roman"/>
+          <w:sz w:val="24"/>
+          <w:szCs w:val="24"/>
+        </w:rPr>
+        <w:t xml:space="preserve"> 1995, 231-270; ‘Towards Healing the Wounds: Conflict-</w:t>
       </w:r>
       <w:r>
         <w:rPr>
@@ -10494,665 +13355,24 @@
           <w:szCs w:val="24"/>
         </w:rPr>
         <w:lastRenderedPageBreak/>
-        <w:t>Relations in the 1980s’</w:t>
-      </w:r>
-      <w:r>
-        <w:rPr>
-          <w:rFonts w:ascii="Times New Roman" w:hAnsi="Times New Roman" w:cs="Times New Roman"/>
-          <w:sz w:val="24"/>
-          <w:szCs w:val="24"/>
-        </w:rPr>
-        <w:t xml:space="preserve"> in </w:t>
-      </w:r>
-      <w:r>
-        <w:rPr>
-          <w:rFonts w:ascii="Times New Roman" w:hAnsi="Times New Roman" w:cs="Times New Roman"/>
-          <w:i/>
-          <w:sz w:val="24"/>
-          <w:szCs w:val="24"/>
-        </w:rPr>
-        <w:t>Asian Survey</w:t>
-      </w:r>
-      <w:r>
-        <w:rPr>
-          <w:rFonts w:ascii="Times New Roman" w:hAnsi="Times New Roman" w:cs="Times New Roman"/>
-          <w:sz w:val="24"/>
-          <w:szCs w:val="24"/>
-        </w:rPr>
-        <w:t>, 20, July 1980, 694-706; ‘Tai-</w:t>
-      </w:r>
-      <w:proofErr w:type="spellStart"/>
-      <w:r>
-        <w:rPr>
-          <w:rFonts w:ascii="Times New Roman" w:hAnsi="Times New Roman" w:cs="Times New Roman"/>
-          <w:sz w:val="24"/>
-          <w:szCs w:val="24"/>
-        </w:rPr>
-        <w:t>chuu</w:t>
-      </w:r>
-      <w:proofErr w:type="spellEnd"/>
-      <w:r>
-        <w:rPr>
-          <w:rFonts w:ascii="Times New Roman" w:hAnsi="Times New Roman" w:cs="Times New Roman"/>
-          <w:sz w:val="24"/>
-          <w:szCs w:val="24"/>
-        </w:rPr>
-        <w:t xml:space="preserve"> </w:t>
-      </w:r>
-      <w:proofErr w:type="spellStart"/>
-      <w:r>
-        <w:rPr>
-          <w:rFonts w:ascii="Times New Roman" w:hAnsi="Times New Roman" w:cs="Times New Roman"/>
-          <w:sz w:val="24"/>
-          <w:szCs w:val="24"/>
-        </w:rPr>
-        <w:t>kokkoo</w:t>
-      </w:r>
-      <w:proofErr w:type="spellEnd"/>
-      <w:r>
-        <w:rPr>
-          <w:rFonts w:ascii="Times New Roman" w:hAnsi="Times New Roman" w:cs="Times New Roman"/>
-          <w:sz w:val="24"/>
-          <w:szCs w:val="24"/>
-        </w:rPr>
-        <w:t xml:space="preserve"> </w:t>
-      </w:r>
-      <w:proofErr w:type="spellStart"/>
-      <w:r>
-        <w:rPr>
-          <w:rFonts w:ascii="Times New Roman" w:hAnsi="Times New Roman" w:cs="Times New Roman"/>
-          <w:sz w:val="24"/>
-          <w:szCs w:val="24"/>
-        </w:rPr>
-        <w:t>s</w:t>
-      </w:r>
-      <w:r>
-        <w:rPr>
-          <w:rFonts w:ascii="Times New Roman" w:hAnsi="Times New Roman" w:cs="Times New Roman"/>
-          <w:sz w:val="24"/>
-          <w:szCs w:val="24"/>
-        </w:rPr>
-        <w:t>eijooka</w:t>
-      </w:r>
-      <w:proofErr w:type="spellEnd"/>
-      <w:r>
-        <w:rPr>
-          <w:rFonts w:ascii="Times New Roman" w:hAnsi="Times New Roman" w:cs="Times New Roman"/>
-          <w:sz w:val="24"/>
-          <w:szCs w:val="24"/>
-        </w:rPr>
-        <w:t xml:space="preserve"> no Nichi-</w:t>
-      </w:r>
-      <w:proofErr w:type="spellStart"/>
-      <w:r>
-        <w:rPr>
-          <w:rFonts w:ascii="Times New Roman" w:hAnsi="Times New Roman" w:cs="Times New Roman"/>
-          <w:sz w:val="24"/>
-          <w:szCs w:val="24"/>
-        </w:rPr>
-        <w:t>bei</w:t>
-      </w:r>
-      <w:proofErr w:type="spellEnd"/>
-      <w:r>
-        <w:rPr>
-          <w:rFonts w:ascii="Times New Roman" w:hAnsi="Times New Roman" w:cs="Times New Roman"/>
-          <w:sz w:val="24"/>
-          <w:szCs w:val="24"/>
-        </w:rPr>
-        <w:t xml:space="preserve"> </w:t>
-      </w:r>
-      <w:proofErr w:type="spellStart"/>
-      <w:r>
-        <w:rPr>
-          <w:rFonts w:ascii="Times New Roman" w:hAnsi="Times New Roman" w:cs="Times New Roman"/>
-          <w:sz w:val="24"/>
-          <w:szCs w:val="24"/>
-        </w:rPr>
-        <w:t>Hikaku</w:t>
-      </w:r>
-      <w:proofErr w:type="spellEnd"/>
-      <w:r>
-        <w:rPr>
-          <w:rFonts w:ascii="Times New Roman" w:hAnsi="Times New Roman" w:cs="Times New Roman"/>
-          <w:sz w:val="24"/>
-          <w:szCs w:val="24"/>
-        </w:rPr>
-        <w:t>’ (</w:t>
-      </w:r>
-      <w:r>
-        <w:rPr>
-          <w:rFonts w:ascii="Times New Roman" w:hAnsi="Times New Roman" w:cs="Times New Roman"/>
-          <w:sz w:val="24"/>
-          <w:szCs w:val="24"/>
-        </w:rPr>
-        <w:t>A Comparison of Japanese an</w:t>
-      </w:r>
-      <w:r>
-        <w:rPr>
-          <w:rFonts w:ascii="Times New Roman" w:hAnsi="Times New Roman" w:cs="Times New Roman"/>
-          <w:sz w:val="24"/>
-          <w:szCs w:val="24"/>
-        </w:rPr>
-        <w:t>d US Normalization with China</w:t>
-      </w:r>
-      <w:r>
-        <w:rPr>
-          <w:rFonts w:ascii="Times New Roman" w:hAnsi="Times New Roman" w:cs="Times New Roman"/>
-          <w:sz w:val="24"/>
-          <w:szCs w:val="24"/>
-        </w:rPr>
-        <w:t xml:space="preserve">) in </w:t>
-      </w:r>
-      <w:r>
-        <w:rPr>
-          <w:rFonts w:ascii="Times New Roman" w:hAnsi="Times New Roman" w:cs="Times New Roman"/>
-          <w:i/>
-          <w:sz w:val="24"/>
-          <w:szCs w:val="24"/>
-        </w:rPr>
-        <w:t xml:space="preserve">Kokusai </w:t>
-      </w:r>
-      <w:proofErr w:type="spellStart"/>
-      <w:r>
-        <w:rPr>
-          <w:rFonts w:ascii="Times New Roman" w:hAnsi="Times New Roman" w:cs="Times New Roman"/>
-          <w:i/>
-          <w:sz w:val="24"/>
-          <w:szCs w:val="24"/>
-        </w:rPr>
-        <w:t>mondai</w:t>
-      </w:r>
-      <w:proofErr w:type="spellEnd"/>
-      <w:r>
-        <w:rPr>
-          <w:rFonts w:ascii="Times New Roman" w:hAnsi="Times New Roman" w:cs="Times New Roman"/>
-          <w:sz w:val="24"/>
-          <w:szCs w:val="24"/>
-        </w:rPr>
-        <w:t xml:space="preserve">, 254, 1981, 62-77; </w:t>
-      </w:r>
-      <w:r>
-        <w:rPr>
-          <w:rFonts w:ascii="Times New Roman" w:hAnsi="Times New Roman" w:cs="Times New Roman"/>
-          <w:i/>
-          <w:sz w:val="24"/>
-          <w:szCs w:val="24"/>
-        </w:rPr>
-        <w:t xml:space="preserve">Nihon </w:t>
-      </w:r>
-      <w:proofErr w:type="spellStart"/>
-      <w:r>
-        <w:rPr>
-          <w:rFonts w:ascii="Times New Roman" w:hAnsi="Times New Roman" w:cs="Times New Roman"/>
-          <w:i/>
-          <w:sz w:val="24"/>
-          <w:szCs w:val="24"/>
-        </w:rPr>
-        <w:t>ni</w:t>
-      </w:r>
-      <w:proofErr w:type="spellEnd"/>
-      <w:r>
-        <w:rPr>
-          <w:rFonts w:ascii="Times New Roman" w:hAnsi="Times New Roman" w:cs="Times New Roman"/>
-          <w:i/>
-          <w:sz w:val="24"/>
-          <w:szCs w:val="24"/>
-        </w:rPr>
-        <w:t xml:space="preserve"> </w:t>
-      </w:r>
-      <w:proofErr w:type="spellStart"/>
-      <w:r>
-        <w:rPr>
-          <w:rFonts w:ascii="Times New Roman" w:hAnsi="Times New Roman" w:cs="Times New Roman"/>
-          <w:i/>
-          <w:sz w:val="24"/>
-          <w:szCs w:val="24"/>
-        </w:rPr>
-        <w:t>okeru</w:t>
-      </w:r>
-      <w:proofErr w:type="spellEnd"/>
-      <w:r>
-        <w:rPr>
-          <w:rFonts w:ascii="Times New Roman" w:hAnsi="Times New Roman" w:cs="Times New Roman"/>
-          <w:i/>
-          <w:sz w:val="24"/>
-          <w:szCs w:val="24"/>
-        </w:rPr>
-        <w:t xml:space="preserve"> </w:t>
-      </w:r>
-      <w:proofErr w:type="spellStart"/>
-      <w:r>
-        <w:rPr>
-          <w:rFonts w:ascii="Times New Roman" w:hAnsi="Times New Roman" w:cs="Times New Roman"/>
-          <w:i/>
-          <w:sz w:val="24"/>
-          <w:szCs w:val="24"/>
-        </w:rPr>
-        <w:t>kokusal</w:t>
-      </w:r>
-      <w:proofErr w:type="spellEnd"/>
-      <w:r>
-        <w:rPr>
-          <w:rFonts w:ascii="Times New Roman" w:hAnsi="Times New Roman" w:cs="Times New Roman"/>
-          <w:i/>
-          <w:sz w:val="24"/>
-          <w:szCs w:val="24"/>
-        </w:rPr>
-        <w:t xml:space="preserve"> </w:t>
-      </w:r>
-      <w:proofErr w:type="spellStart"/>
-      <w:r>
-        <w:rPr>
-          <w:rFonts w:ascii="Times New Roman" w:hAnsi="Times New Roman" w:cs="Times New Roman"/>
-          <w:i/>
-          <w:sz w:val="24"/>
-          <w:szCs w:val="24"/>
-        </w:rPr>
-        <w:t>soshiki</w:t>
-      </w:r>
-      <w:proofErr w:type="spellEnd"/>
-      <w:r>
-        <w:rPr>
-          <w:rFonts w:ascii="Times New Roman" w:hAnsi="Times New Roman" w:cs="Times New Roman"/>
-          <w:i/>
-          <w:sz w:val="24"/>
-          <w:szCs w:val="24"/>
-        </w:rPr>
-        <w:t xml:space="preserve"> </w:t>
-      </w:r>
-      <w:proofErr w:type="spellStart"/>
-      <w:r>
-        <w:rPr>
-          <w:rFonts w:ascii="Times New Roman" w:hAnsi="Times New Roman" w:cs="Times New Roman"/>
-          <w:i/>
-          <w:sz w:val="24"/>
-          <w:szCs w:val="24"/>
-        </w:rPr>
-        <w:t>kenkyu</w:t>
-      </w:r>
-      <w:proofErr w:type="spellEnd"/>
-      <w:r>
-        <w:rPr>
-          <w:rFonts w:ascii="Times New Roman" w:hAnsi="Times New Roman" w:cs="Times New Roman"/>
-          <w:i/>
-          <w:sz w:val="24"/>
-          <w:szCs w:val="24"/>
-        </w:rPr>
-        <w:t xml:space="preserve"> (Survey of International Organization Studies in Japan)</w:t>
-      </w:r>
-      <w:r>
-        <w:rPr>
-          <w:rFonts w:ascii="Times New Roman" w:hAnsi="Times New Roman" w:cs="Times New Roman"/>
-          <w:sz w:val="24"/>
-          <w:szCs w:val="24"/>
-        </w:rPr>
-        <w:t>, Tokyo</w:t>
-      </w:r>
-      <w:r>
-        <w:rPr>
-          <w:rFonts w:ascii="Times New Roman" w:hAnsi="Times New Roman" w:cs="Times New Roman"/>
-          <w:sz w:val="24"/>
-          <w:szCs w:val="24"/>
-        </w:rPr>
-        <w:t xml:space="preserve"> 1982; ‘The Changing Role of Japan in the United Nations’ in </w:t>
-      </w:r>
-      <w:r>
-        <w:rPr>
-          <w:rFonts w:ascii="Times New Roman" w:hAnsi="Times New Roman" w:cs="Times New Roman"/>
-          <w:i/>
-          <w:sz w:val="24"/>
-          <w:szCs w:val="24"/>
-        </w:rPr>
-        <w:t>Journal of International Affairs</w:t>
-      </w:r>
-      <w:r>
-        <w:rPr>
-          <w:rFonts w:ascii="Times New Roman" w:hAnsi="Times New Roman" w:cs="Times New Roman"/>
-          <w:sz w:val="24"/>
-          <w:szCs w:val="24"/>
-        </w:rPr>
-        <w:t>, 37/1, Summer 1983, 29-42; ‘</w:t>
-      </w:r>
-      <w:proofErr w:type="spellStart"/>
-      <w:r>
-        <w:rPr>
-          <w:rFonts w:ascii="Times New Roman" w:hAnsi="Times New Roman" w:cs="Times New Roman"/>
-          <w:sz w:val="24"/>
-          <w:szCs w:val="24"/>
-        </w:rPr>
-        <w:t>Hookatsu</w:t>
-      </w:r>
-      <w:proofErr w:type="spellEnd"/>
-      <w:r>
-        <w:rPr>
-          <w:rFonts w:ascii="Times New Roman" w:hAnsi="Times New Roman" w:cs="Times New Roman"/>
-          <w:sz w:val="24"/>
-          <w:szCs w:val="24"/>
-        </w:rPr>
-        <w:t xml:space="preserve"> </w:t>
-      </w:r>
-      <w:proofErr w:type="spellStart"/>
-      <w:r>
-        <w:rPr>
-          <w:rFonts w:ascii="Times New Roman" w:hAnsi="Times New Roman" w:cs="Times New Roman"/>
-          <w:sz w:val="24"/>
-          <w:szCs w:val="24"/>
-        </w:rPr>
-        <w:t>kooshoo</w:t>
-      </w:r>
-      <w:proofErr w:type="spellEnd"/>
-      <w:r>
-        <w:rPr>
-          <w:rFonts w:ascii="Times New Roman" w:hAnsi="Times New Roman" w:cs="Times New Roman"/>
-          <w:sz w:val="24"/>
-          <w:szCs w:val="24"/>
-        </w:rPr>
-        <w:t xml:space="preserve"> was </w:t>
-      </w:r>
-      <w:proofErr w:type="spellStart"/>
-      <w:r>
-        <w:rPr>
-          <w:rFonts w:ascii="Times New Roman" w:hAnsi="Times New Roman" w:cs="Times New Roman"/>
-          <w:sz w:val="24"/>
-          <w:szCs w:val="24"/>
-        </w:rPr>
-        <w:t>gensoo</w:t>
-      </w:r>
-      <w:proofErr w:type="spellEnd"/>
-      <w:r>
-        <w:rPr>
-          <w:rFonts w:ascii="Times New Roman" w:hAnsi="Times New Roman" w:cs="Times New Roman"/>
-          <w:sz w:val="24"/>
-          <w:szCs w:val="24"/>
-        </w:rPr>
-        <w:t xml:space="preserve"> </w:t>
-      </w:r>
-      <w:proofErr w:type="spellStart"/>
-      <w:r>
-        <w:rPr>
-          <w:rFonts w:ascii="Times New Roman" w:hAnsi="Times New Roman" w:cs="Times New Roman"/>
-          <w:sz w:val="24"/>
-          <w:szCs w:val="24"/>
-        </w:rPr>
-        <w:t>na</w:t>
-      </w:r>
-      <w:proofErr w:type="spellEnd"/>
-      <w:r>
-        <w:rPr>
-          <w:rFonts w:ascii="Times New Roman" w:hAnsi="Times New Roman" w:cs="Times New Roman"/>
-          <w:sz w:val="24"/>
-          <w:szCs w:val="24"/>
-        </w:rPr>
-        <w:t xml:space="preserve"> no ka’ (</w:t>
-      </w:r>
-      <w:r>
-        <w:rPr>
-          <w:rFonts w:ascii="Times New Roman" w:hAnsi="Times New Roman" w:cs="Times New Roman"/>
-          <w:sz w:val="24"/>
-          <w:szCs w:val="24"/>
-        </w:rPr>
-        <w:t>Are Comprehe</w:t>
-      </w:r>
-      <w:r>
-        <w:rPr>
-          <w:rFonts w:ascii="Times New Roman" w:hAnsi="Times New Roman" w:cs="Times New Roman"/>
-          <w:sz w:val="24"/>
-          <w:szCs w:val="24"/>
-        </w:rPr>
-        <w:t xml:space="preserve">nsive Negotiations an Illusion?) in S. </w:t>
-      </w:r>
-      <w:proofErr w:type="spellStart"/>
-      <w:r>
-        <w:rPr>
-          <w:rFonts w:ascii="Times New Roman" w:hAnsi="Times New Roman" w:cs="Times New Roman"/>
-          <w:sz w:val="24"/>
-          <w:szCs w:val="24"/>
-        </w:rPr>
-        <w:t>Ookita</w:t>
-      </w:r>
-      <w:proofErr w:type="spellEnd"/>
-      <w:r>
-        <w:rPr>
-          <w:rFonts w:ascii="Times New Roman" w:hAnsi="Times New Roman" w:cs="Times New Roman"/>
-          <w:sz w:val="24"/>
-          <w:szCs w:val="24"/>
-        </w:rPr>
-        <w:t xml:space="preserve"> (Ed.), </w:t>
-      </w:r>
-      <w:proofErr w:type="spellStart"/>
-      <w:r>
-        <w:rPr>
-          <w:rFonts w:ascii="Times New Roman" w:hAnsi="Times New Roman" w:cs="Times New Roman"/>
-          <w:i/>
-          <w:sz w:val="24"/>
-          <w:szCs w:val="24"/>
-        </w:rPr>
-        <w:t>Namboku</w:t>
-      </w:r>
-      <w:proofErr w:type="spellEnd"/>
-      <w:r>
-        <w:rPr>
-          <w:rFonts w:ascii="Times New Roman" w:hAnsi="Times New Roman" w:cs="Times New Roman"/>
-          <w:i/>
-          <w:sz w:val="24"/>
-          <w:szCs w:val="24"/>
-        </w:rPr>
-        <w:t xml:space="preserve"> </w:t>
-      </w:r>
-      <w:proofErr w:type="spellStart"/>
-      <w:r>
-        <w:rPr>
-          <w:rFonts w:ascii="Times New Roman" w:hAnsi="Times New Roman" w:cs="Times New Roman"/>
-          <w:i/>
-          <w:sz w:val="24"/>
-          <w:szCs w:val="24"/>
-        </w:rPr>
-        <w:t>mondai</w:t>
-      </w:r>
-      <w:proofErr w:type="spellEnd"/>
-      <w:r>
-        <w:rPr>
-          <w:rFonts w:ascii="Times New Roman" w:hAnsi="Times New Roman" w:cs="Times New Roman"/>
-          <w:i/>
-          <w:sz w:val="24"/>
-          <w:szCs w:val="24"/>
-        </w:rPr>
-        <w:t xml:space="preserve"> (The North-South Problem)</w:t>
-      </w:r>
-      <w:r>
-        <w:rPr>
-          <w:rFonts w:ascii="Times New Roman" w:hAnsi="Times New Roman" w:cs="Times New Roman"/>
-          <w:sz w:val="24"/>
-          <w:szCs w:val="24"/>
-        </w:rPr>
-        <w:t>, Tokyo</w:t>
-      </w:r>
-      <w:r>
-        <w:rPr>
-          <w:rFonts w:ascii="Times New Roman" w:hAnsi="Times New Roman" w:cs="Times New Roman"/>
-          <w:sz w:val="24"/>
-          <w:szCs w:val="24"/>
-        </w:rPr>
-        <w:t xml:space="preserve"> 1984, 163-185; ‘Kokusai </w:t>
-      </w:r>
-      <w:proofErr w:type="spellStart"/>
-      <w:r>
-        <w:rPr>
-          <w:rFonts w:ascii="Times New Roman" w:hAnsi="Times New Roman" w:cs="Times New Roman"/>
-          <w:sz w:val="24"/>
-          <w:szCs w:val="24"/>
-        </w:rPr>
-        <w:t>soshiki</w:t>
-      </w:r>
-      <w:proofErr w:type="spellEnd"/>
-      <w:r>
-        <w:rPr>
-          <w:rFonts w:ascii="Times New Roman" w:hAnsi="Times New Roman" w:cs="Times New Roman"/>
-          <w:sz w:val="24"/>
-          <w:szCs w:val="24"/>
-        </w:rPr>
-        <w:t xml:space="preserve"> </w:t>
-      </w:r>
-      <w:proofErr w:type="spellStart"/>
-      <w:r>
-        <w:rPr>
-          <w:rFonts w:ascii="Times New Roman" w:hAnsi="Times New Roman" w:cs="Times New Roman"/>
-          <w:sz w:val="24"/>
-          <w:szCs w:val="24"/>
-        </w:rPr>
-        <w:t>k</w:t>
-      </w:r>
-      <w:r>
-        <w:rPr>
-          <w:rFonts w:ascii="Times New Roman" w:hAnsi="Times New Roman" w:cs="Times New Roman"/>
-          <w:sz w:val="24"/>
-          <w:szCs w:val="24"/>
-        </w:rPr>
-        <w:t>enkyuu</w:t>
-      </w:r>
-      <w:proofErr w:type="spellEnd"/>
-      <w:r>
-        <w:rPr>
-          <w:rFonts w:ascii="Times New Roman" w:hAnsi="Times New Roman" w:cs="Times New Roman"/>
-          <w:sz w:val="24"/>
-          <w:szCs w:val="24"/>
-        </w:rPr>
-        <w:t xml:space="preserve"> to </w:t>
-      </w:r>
-      <w:proofErr w:type="spellStart"/>
-      <w:r>
-        <w:rPr>
-          <w:rFonts w:ascii="Times New Roman" w:hAnsi="Times New Roman" w:cs="Times New Roman"/>
-          <w:sz w:val="24"/>
-          <w:szCs w:val="24"/>
-        </w:rPr>
-        <w:t>kokusai</w:t>
-      </w:r>
-      <w:proofErr w:type="spellEnd"/>
-      <w:r>
-        <w:rPr>
-          <w:rFonts w:ascii="Times New Roman" w:hAnsi="Times New Roman" w:cs="Times New Roman"/>
-          <w:sz w:val="24"/>
-          <w:szCs w:val="24"/>
-        </w:rPr>
-        <w:t xml:space="preserve"> </w:t>
-      </w:r>
-      <w:proofErr w:type="spellStart"/>
-      <w:r>
-        <w:rPr>
-          <w:rFonts w:ascii="Times New Roman" w:hAnsi="Times New Roman" w:cs="Times New Roman"/>
-          <w:sz w:val="24"/>
-          <w:szCs w:val="24"/>
-        </w:rPr>
-        <w:t>taisei</w:t>
-      </w:r>
-      <w:proofErr w:type="spellEnd"/>
-      <w:r>
-        <w:rPr>
-          <w:rFonts w:ascii="Times New Roman" w:hAnsi="Times New Roman" w:cs="Times New Roman"/>
-          <w:sz w:val="24"/>
-          <w:szCs w:val="24"/>
-        </w:rPr>
-        <w:t xml:space="preserve"> </w:t>
-      </w:r>
-      <w:proofErr w:type="spellStart"/>
-      <w:r>
-        <w:rPr>
-          <w:rFonts w:ascii="Times New Roman" w:hAnsi="Times New Roman" w:cs="Times New Roman"/>
-          <w:sz w:val="24"/>
-          <w:szCs w:val="24"/>
-        </w:rPr>
-        <w:t>ron</w:t>
-      </w:r>
-      <w:proofErr w:type="spellEnd"/>
-      <w:r>
-        <w:rPr>
-          <w:rFonts w:ascii="Times New Roman" w:hAnsi="Times New Roman" w:cs="Times New Roman"/>
-          <w:sz w:val="24"/>
-          <w:szCs w:val="24"/>
-        </w:rPr>
-        <w:t>’ (</w:t>
-      </w:r>
-      <w:r>
-        <w:rPr>
-          <w:rFonts w:ascii="Times New Roman" w:hAnsi="Times New Roman" w:cs="Times New Roman"/>
-          <w:sz w:val="24"/>
-          <w:szCs w:val="24"/>
-        </w:rPr>
-        <w:t xml:space="preserve">International Organization Research </w:t>
-      </w:r>
-      <w:r>
-        <w:rPr>
-          <w:rFonts w:ascii="Times New Roman" w:hAnsi="Times New Roman" w:cs="Times New Roman"/>
-          <w:sz w:val="24"/>
-          <w:szCs w:val="24"/>
-        </w:rPr>
-        <w:t>and International Regime Theory</w:t>
-      </w:r>
-      <w:r>
-        <w:rPr>
-          <w:rFonts w:ascii="Times New Roman" w:hAnsi="Times New Roman" w:cs="Times New Roman"/>
-          <w:sz w:val="24"/>
-          <w:szCs w:val="24"/>
-        </w:rPr>
-        <w:t xml:space="preserve">) in </w:t>
-      </w:r>
-      <w:r>
-        <w:rPr>
-          <w:rFonts w:ascii="Times New Roman" w:hAnsi="Times New Roman" w:cs="Times New Roman"/>
-          <w:i/>
-          <w:sz w:val="24"/>
-          <w:szCs w:val="24"/>
-        </w:rPr>
-        <w:t xml:space="preserve">Kokusai </w:t>
-      </w:r>
-      <w:proofErr w:type="spellStart"/>
-      <w:r>
-        <w:rPr>
-          <w:rFonts w:ascii="Times New Roman" w:hAnsi="Times New Roman" w:cs="Times New Roman"/>
-          <w:i/>
-          <w:sz w:val="24"/>
-          <w:szCs w:val="24"/>
-        </w:rPr>
-        <w:t>seiji</w:t>
-      </w:r>
-      <w:proofErr w:type="spellEnd"/>
-      <w:r>
-        <w:rPr>
-          <w:rFonts w:ascii="Times New Roman" w:hAnsi="Times New Roman" w:cs="Times New Roman"/>
-          <w:sz w:val="24"/>
-          <w:szCs w:val="24"/>
-        </w:rPr>
-        <w:t xml:space="preserve">, 76, 1984, 1-10; </w:t>
-      </w:r>
-      <w:r>
-        <w:rPr>
-          <w:rFonts w:ascii="Times New Roman" w:hAnsi="Times New Roman" w:cs="Times New Roman"/>
-          <w:i/>
-          <w:sz w:val="24"/>
-          <w:szCs w:val="24"/>
-        </w:rPr>
-        <w:t xml:space="preserve">Sekai no </w:t>
-      </w:r>
-      <w:proofErr w:type="spellStart"/>
-      <w:r>
-        <w:rPr>
-          <w:rFonts w:ascii="Times New Roman" w:hAnsi="Times New Roman" w:cs="Times New Roman"/>
-          <w:i/>
-          <w:sz w:val="24"/>
-          <w:szCs w:val="24"/>
-        </w:rPr>
-        <w:t>nammin</w:t>
-      </w:r>
-      <w:proofErr w:type="spellEnd"/>
-      <w:r>
-        <w:rPr>
-          <w:rFonts w:ascii="Times New Roman" w:hAnsi="Times New Roman" w:cs="Times New Roman"/>
-          <w:i/>
-          <w:sz w:val="24"/>
-          <w:szCs w:val="24"/>
-        </w:rPr>
-        <w:t xml:space="preserve"> (The World’s Refugees)</w:t>
+        <w:t xml:space="preserve">Torn States and the Return of </w:t>
+      </w:r>
+      <w:r>
+        <w:rPr>
+          <w:rFonts w:ascii="Times New Roman" w:hAnsi="Times New Roman" w:cs="Times New Roman"/>
+          <w:sz w:val="24"/>
+          <w:szCs w:val="24"/>
+        </w:rPr>
+        <w:t xml:space="preserve">Refugees’ in H. Sung-Joo (Ed.) </w:t>
+      </w:r>
+      <w:r>
+        <w:rPr>
+          <w:rFonts w:ascii="Times New Roman" w:hAnsi="Times New Roman" w:cs="Times New Roman"/>
+          <w:i/>
+          <w:sz w:val="24"/>
+          <w:szCs w:val="24"/>
+        </w:rPr>
+        <w:t>The United Nations: The Next Fifty Years</w:t>
       </w:r>
       <w:r>
         <w:rPr>
@@ -11168,1718 +13388,130 @@
           <w:sz w:val="24"/>
           <w:szCs w:val="24"/>
         </w:rPr>
-        <w:t xml:space="preserve"> Tokyo</w:t>
-      </w:r>
-      <w:r>
-        <w:rPr>
-          <w:rFonts w:ascii="Times New Roman" w:hAnsi="Times New Roman" w:cs="Times New Roman"/>
-          <w:sz w:val="24"/>
-          <w:szCs w:val="24"/>
-        </w:rPr>
-        <w:t xml:space="preserve"> 1984</w:t>
-      </w:r>
-      <w:r>
-        <w:rPr>
-          <w:rFonts w:ascii="Times New Roman" w:hAnsi="Times New Roman" w:cs="Times New Roman"/>
-          <w:sz w:val="24"/>
-          <w:szCs w:val="24"/>
-        </w:rPr>
-        <w:t xml:space="preserve"> (edited with A. </w:t>
-      </w:r>
-      <w:proofErr w:type="spellStart"/>
-      <w:r>
-        <w:rPr>
-          <w:rFonts w:ascii="Times New Roman" w:hAnsi="Times New Roman" w:cs="Times New Roman"/>
-          <w:sz w:val="24"/>
-          <w:szCs w:val="24"/>
-        </w:rPr>
-        <w:t>Mataix</w:t>
-      </w:r>
-      <w:proofErr w:type="spellEnd"/>
-      <w:r>
-        <w:rPr>
-          <w:rFonts w:ascii="Times New Roman" w:hAnsi="Times New Roman" w:cs="Times New Roman"/>
-          <w:sz w:val="24"/>
-          <w:szCs w:val="24"/>
-        </w:rPr>
-        <w:t>)</w:t>
-      </w:r>
-      <w:r>
-        <w:rPr>
-          <w:rFonts w:ascii="Times New Roman" w:hAnsi="Times New Roman" w:cs="Times New Roman"/>
-          <w:sz w:val="24"/>
-          <w:szCs w:val="24"/>
-        </w:rPr>
-        <w:t xml:space="preserve">; ‘The Changing Role of Japan in the United </w:t>
-      </w:r>
-      <w:r>
-        <w:rPr>
-          <w:rFonts w:ascii="Times New Roman" w:hAnsi="Times New Roman" w:cs="Times New Roman"/>
-          <w:sz w:val="24"/>
-          <w:szCs w:val="24"/>
-        </w:rPr>
-        <w:t>Nation</w:t>
-      </w:r>
-      <w:r>
-        <w:rPr>
-          <w:rFonts w:ascii="Times New Roman" w:hAnsi="Times New Roman" w:cs="Times New Roman"/>
-          <w:sz w:val="24"/>
-          <w:szCs w:val="24"/>
-        </w:rPr>
-        <w:t>s’ in J. Katz an</w:t>
-      </w:r>
-      <w:r>
-        <w:rPr>
-          <w:rFonts w:ascii="Times New Roman" w:hAnsi="Times New Roman" w:cs="Times New Roman"/>
-          <w:sz w:val="24"/>
-          <w:szCs w:val="24"/>
-        </w:rPr>
-        <w:t>d T. Friedman-Lichtschein (Eds</w:t>
-      </w:r>
-      <w:r>
-        <w:rPr>
-          <w:rFonts w:ascii="Times New Roman" w:hAnsi="Times New Roman" w:cs="Times New Roman"/>
-          <w:sz w:val="24"/>
-          <w:szCs w:val="24"/>
-        </w:rPr>
-        <w:t xml:space="preserve">), </w:t>
-      </w:r>
-      <w:r>
-        <w:rPr>
-          <w:rFonts w:ascii="Times New Roman" w:hAnsi="Times New Roman" w:cs="Times New Roman"/>
-          <w:i/>
-          <w:sz w:val="24"/>
-          <w:szCs w:val="24"/>
-        </w:rPr>
-        <w:t>Japan’s New World Role</w:t>
-      </w:r>
-      <w:r>
-        <w:rPr>
-          <w:rFonts w:ascii="Times New Roman" w:hAnsi="Times New Roman" w:cs="Times New Roman"/>
-          <w:sz w:val="24"/>
-          <w:szCs w:val="24"/>
-        </w:rPr>
-        <w:t>, Boulder</w:t>
-      </w:r>
-      <w:r>
-        <w:rPr>
-          <w:rFonts w:ascii="Times New Roman" w:hAnsi="Times New Roman" w:cs="Times New Roman"/>
-          <w:sz w:val="24"/>
-          <w:szCs w:val="24"/>
-        </w:rPr>
-        <w:t xml:space="preserve"> 1985, 29-42; ‘Ameri</w:t>
-      </w:r>
-      <w:r>
-        <w:rPr>
-          <w:rFonts w:ascii="Times New Roman" w:hAnsi="Times New Roman" w:cs="Times New Roman"/>
-          <w:sz w:val="24"/>
-          <w:szCs w:val="24"/>
-        </w:rPr>
-        <w:t xml:space="preserve">ka </w:t>
-      </w:r>
-      <w:proofErr w:type="spellStart"/>
-      <w:r>
-        <w:rPr>
-          <w:rFonts w:ascii="Times New Roman" w:hAnsi="Times New Roman" w:cs="Times New Roman"/>
-          <w:sz w:val="24"/>
-          <w:szCs w:val="24"/>
-        </w:rPr>
-        <w:t>kokuren</w:t>
-      </w:r>
-      <w:proofErr w:type="spellEnd"/>
-      <w:r>
-        <w:rPr>
-          <w:rFonts w:ascii="Times New Roman" w:hAnsi="Times New Roman" w:cs="Times New Roman"/>
-          <w:sz w:val="24"/>
-          <w:szCs w:val="24"/>
-        </w:rPr>
-        <w:t xml:space="preserve"> </w:t>
-      </w:r>
-      <w:proofErr w:type="spellStart"/>
-      <w:r>
-        <w:rPr>
-          <w:rFonts w:ascii="Times New Roman" w:hAnsi="Times New Roman" w:cs="Times New Roman"/>
-          <w:sz w:val="24"/>
-          <w:szCs w:val="24"/>
-        </w:rPr>
-        <w:t>seisaku</w:t>
-      </w:r>
-      <w:proofErr w:type="spellEnd"/>
-      <w:r>
-        <w:rPr>
-          <w:rFonts w:ascii="Times New Roman" w:hAnsi="Times New Roman" w:cs="Times New Roman"/>
-          <w:sz w:val="24"/>
-          <w:szCs w:val="24"/>
-        </w:rPr>
-        <w:t xml:space="preserve"> no </w:t>
-      </w:r>
-      <w:proofErr w:type="spellStart"/>
-      <w:r>
-        <w:rPr>
-          <w:rFonts w:ascii="Times New Roman" w:hAnsi="Times New Roman" w:cs="Times New Roman"/>
-          <w:sz w:val="24"/>
-          <w:szCs w:val="24"/>
-        </w:rPr>
-        <w:t>hensen</w:t>
-      </w:r>
-      <w:proofErr w:type="spellEnd"/>
-      <w:r>
-        <w:rPr>
-          <w:rFonts w:ascii="Times New Roman" w:hAnsi="Times New Roman" w:cs="Times New Roman"/>
-          <w:sz w:val="24"/>
-          <w:szCs w:val="24"/>
-        </w:rPr>
-        <w:t>’ (</w:t>
-      </w:r>
-      <w:r>
-        <w:rPr>
-          <w:rFonts w:ascii="Times New Roman" w:hAnsi="Times New Roman" w:cs="Times New Roman"/>
-          <w:sz w:val="24"/>
-          <w:szCs w:val="24"/>
-        </w:rPr>
-        <w:t>Changes in Americ</w:t>
-      </w:r>
-      <w:r>
-        <w:rPr>
-          <w:rFonts w:ascii="Times New Roman" w:hAnsi="Times New Roman" w:cs="Times New Roman"/>
-          <w:sz w:val="24"/>
-          <w:szCs w:val="24"/>
-        </w:rPr>
-        <w:t xml:space="preserve">an Policy in the </w:t>
-      </w:r>
-      <w:r>
-        <w:rPr>
-          <w:rFonts w:ascii="Times New Roman" w:hAnsi="Times New Roman" w:cs="Times New Roman"/>
-          <w:sz w:val="24"/>
-          <w:szCs w:val="24"/>
-        </w:rPr>
-        <w:t>UN</w:t>
-      </w:r>
-      <w:r>
-        <w:rPr>
-          <w:rFonts w:ascii="Times New Roman" w:hAnsi="Times New Roman" w:cs="Times New Roman"/>
-          <w:sz w:val="24"/>
-          <w:szCs w:val="24"/>
-        </w:rPr>
-        <w:t xml:space="preserve">) in C. Hosoya (Ed.), </w:t>
-      </w:r>
-      <w:r>
-        <w:rPr>
-          <w:rFonts w:ascii="Times New Roman" w:hAnsi="Times New Roman" w:cs="Times New Roman"/>
-          <w:i/>
-          <w:sz w:val="24"/>
-          <w:szCs w:val="24"/>
-        </w:rPr>
-        <w:t xml:space="preserve">Amerika </w:t>
-      </w:r>
-      <w:proofErr w:type="spellStart"/>
-      <w:r>
-        <w:rPr>
-          <w:rFonts w:ascii="Times New Roman" w:hAnsi="Times New Roman" w:cs="Times New Roman"/>
-          <w:i/>
-          <w:sz w:val="24"/>
-          <w:szCs w:val="24"/>
-        </w:rPr>
-        <w:t>gaikoo</w:t>
-      </w:r>
-      <w:proofErr w:type="spellEnd"/>
-      <w:r>
-        <w:rPr>
-          <w:rFonts w:ascii="Times New Roman" w:hAnsi="Times New Roman" w:cs="Times New Roman"/>
-          <w:i/>
-          <w:sz w:val="24"/>
-          <w:szCs w:val="24"/>
-        </w:rPr>
-        <w:t xml:space="preserve">: </w:t>
-      </w:r>
-      <w:proofErr w:type="spellStart"/>
-      <w:r>
-        <w:rPr>
-          <w:rFonts w:ascii="Times New Roman" w:hAnsi="Times New Roman" w:cs="Times New Roman"/>
-          <w:i/>
-          <w:sz w:val="24"/>
-          <w:szCs w:val="24"/>
-        </w:rPr>
-        <w:t>Nichibei</w:t>
-      </w:r>
-      <w:proofErr w:type="spellEnd"/>
-      <w:r>
-        <w:rPr>
-          <w:rFonts w:ascii="Times New Roman" w:hAnsi="Times New Roman" w:cs="Times New Roman"/>
-          <w:i/>
-          <w:sz w:val="24"/>
-          <w:szCs w:val="24"/>
-        </w:rPr>
-        <w:t xml:space="preserve"> </w:t>
-      </w:r>
-      <w:proofErr w:type="spellStart"/>
-      <w:r>
-        <w:rPr>
-          <w:rFonts w:ascii="Times New Roman" w:hAnsi="Times New Roman" w:cs="Times New Roman"/>
-          <w:i/>
-          <w:sz w:val="24"/>
-          <w:szCs w:val="24"/>
-        </w:rPr>
-        <w:t>kankei</w:t>
-      </w:r>
-      <w:proofErr w:type="spellEnd"/>
-      <w:r>
-        <w:rPr>
-          <w:rFonts w:ascii="Times New Roman" w:hAnsi="Times New Roman" w:cs="Times New Roman"/>
-          <w:i/>
-          <w:sz w:val="24"/>
-          <w:szCs w:val="24"/>
-        </w:rPr>
-        <w:t xml:space="preserve"> no </w:t>
-      </w:r>
-      <w:proofErr w:type="spellStart"/>
-      <w:r>
-        <w:rPr>
-          <w:rFonts w:ascii="Times New Roman" w:hAnsi="Times New Roman" w:cs="Times New Roman"/>
-          <w:i/>
-          <w:sz w:val="24"/>
-          <w:szCs w:val="24"/>
-        </w:rPr>
-        <w:t>bummyaku</w:t>
-      </w:r>
-      <w:proofErr w:type="spellEnd"/>
-      <w:r>
-        <w:rPr>
-          <w:rFonts w:ascii="Times New Roman" w:hAnsi="Times New Roman" w:cs="Times New Roman"/>
-          <w:i/>
-          <w:sz w:val="24"/>
-          <w:szCs w:val="24"/>
-        </w:rPr>
-        <w:t xml:space="preserve"> no </w:t>
-      </w:r>
-      <w:proofErr w:type="spellStart"/>
-      <w:r>
-        <w:rPr>
-          <w:rFonts w:ascii="Times New Roman" w:hAnsi="Times New Roman" w:cs="Times New Roman"/>
-          <w:i/>
-          <w:sz w:val="24"/>
-          <w:szCs w:val="24"/>
-        </w:rPr>
-        <w:t>naka</w:t>
-      </w:r>
-      <w:proofErr w:type="spellEnd"/>
-      <w:r>
-        <w:rPr>
-          <w:rFonts w:ascii="Times New Roman" w:hAnsi="Times New Roman" w:cs="Times New Roman"/>
-          <w:i/>
-          <w:sz w:val="24"/>
-          <w:szCs w:val="24"/>
-        </w:rPr>
-        <w:t xml:space="preserve"> de (American Diplomacy in the Context of Japanese-American Relations)</w:t>
-      </w:r>
-      <w:r>
-        <w:rPr>
-          <w:rFonts w:ascii="Times New Roman" w:hAnsi="Times New Roman" w:cs="Times New Roman"/>
-          <w:sz w:val="24"/>
-          <w:szCs w:val="24"/>
-        </w:rPr>
-        <w:t>, Tokyo</w:t>
-      </w:r>
-      <w:r>
-        <w:rPr>
-          <w:rFonts w:ascii="Times New Roman" w:hAnsi="Times New Roman" w:cs="Times New Roman"/>
-          <w:sz w:val="24"/>
-          <w:szCs w:val="24"/>
-        </w:rPr>
-        <w:t xml:space="preserve"> 1986, 171-204; ‘</w:t>
-      </w:r>
-      <w:proofErr w:type="spellStart"/>
-      <w:r>
-        <w:rPr>
-          <w:rFonts w:ascii="Times New Roman" w:hAnsi="Times New Roman" w:cs="Times New Roman"/>
-          <w:sz w:val="24"/>
-          <w:szCs w:val="24"/>
-        </w:rPr>
-        <w:t>Kokuren</w:t>
-      </w:r>
-      <w:proofErr w:type="spellEnd"/>
-      <w:r>
-        <w:rPr>
-          <w:rFonts w:ascii="Times New Roman" w:hAnsi="Times New Roman" w:cs="Times New Roman"/>
-          <w:sz w:val="24"/>
-          <w:szCs w:val="24"/>
-        </w:rPr>
-        <w:t xml:space="preserve"> </w:t>
-      </w:r>
-      <w:proofErr w:type="spellStart"/>
-      <w:r>
-        <w:rPr>
-          <w:rFonts w:ascii="Times New Roman" w:hAnsi="Times New Roman" w:cs="Times New Roman"/>
-          <w:sz w:val="24"/>
-          <w:szCs w:val="24"/>
-        </w:rPr>
-        <w:t>ni</w:t>
-      </w:r>
-      <w:proofErr w:type="spellEnd"/>
-      <w:r>
-        <w:rPr>
-          <w:rFonts w:ascii="Times New Roman" w:hAnsi="Times New Roman" w:cs="Times New Roman"/>
-          <w:sz w:val="24"/>
-          <w:szCs w:val="24"/>
-        </w:rPr>
-        <w:t xml:space="preserve"> </w:t>
-      </w:r>
-      <w:proofErr w:type="spellStart"/>
-      <w:r>
-        <w:rPr>
-          <w:rFonts w:ascii="Times New Roman" w:hAnsi="Times New Roman" w:cs="Times New Roman"/>
-          <w:sz w:val="24"/>
-          <w:szCs w:val="24"/>
-        </w:rPr>
-        <w:t>okeru</w:t>
-      </w:r>
-      <w:proofErr w:type="spellEnd"/>
-      <w:r>
-        <w:rPr>
-          <w:rFonts w:ascii="Times New Roman" w:hAnsi="Times New Roman" w:cs="Times New Roman"/>
-          <w:sz w:val="24"/>
-          <w:szCs w:val="24"/>
-        </w:rPr>
-        <w:t xml:space="preserve"> </w:t>
-      </w:r>
-      <w:proofErr w:type="spellStart"/>
-      <w:r>
-        <w:rPr>
-          <w:rFonts w:ascii="Times New Roman" w:hAnsi="Times New Roman" w:cs="Times New Roman"/>
-          <w:sz w:val="24"/>
-          <w:szCs w:val="24"/>
-        </w:rPr>
-        <w:t>jinken</w:t>
-      </w:r>
-      <w:proofErr w:type="spellEnd"/>
-      <w:r>
-        <w:rPr>
-          <w:rFonts w:ascii="Times New Roman" w:hAnsi="Times New Roman" w:cs="Times New Roman"/>
-          <w:sz w:val="24"/>
-          <w:szCs w:val="24"/>
-        </w:rPr>
-        <w:t xml:space="preserve"> </w:t>
-      </w:r>
-      <w:proofErr w:type="spellStart"/>
-      <w:r>
-        <w:rPr>
-          <w:rFonts w:ascii="Times New Roman" w:hAnsi="Times New Roman" w:cs="Times New Roman"/>
-          <w:sz w:val="24"/>
-          <w:szCs w:val="24"/>
-        </w:rPr>
-        <w:t>yoogo</w:t>
-      </w:r>
-      <w:proofErr w:type="spellEnd"/>
-      <w:r>
-        <w:rPr>
-          <w:rFonts w:ascii="Times New Roman" w:hAnsi="Times New Roman" w:cs="Times New Roman"/>
-          <w:sz w:val="24"/>
-          <w:szCs w:val="24"/>
-        </w:rPr>
-        <w:t xml:space="preserve"> kinoo’ (</w:t>
-      </w:r>
-      <w:r>
-        <w:rPr>
-          <w:rFonts w:ascii="Times New Roman" w:hAnsi="Times New Roman" w:cs="Times New Roman"/>
-          <w:sz w:val="24"/>
-          <w:szCs w:val="24"/>
-        </w:rPr>
-        <w:t xml:space="preserve">The Human Rights Protection Function in the </w:t>
-      </w:r>
-      <w:r>
-        <w:rPr>
-          <w:rFonts w:ascii="Times New Roman" w:hAnsi="Times New Roman" w:cs="Times New Roman"/>
-          <w:sz w:val="24"/>
-          <w:szCs w:val="24"/>
-        </w:rPr>
-        <w:t>UN</w:t>
-      </w:r>
-      <w:r>
-        <w:rPr>
-          <w:rFonts w:ascii="Times New Roman" w:hAnsi="Times New Roman" w:cs="Times New Roman"/>
-          <w:sz w:val="24"/>
-          <w:szCs w:val="24"/>
-        </w:rPr>
-        <w:t>) in S. Eisak</w:t>
-      </w:r>
-      <w:r>
-        <w:rPr>
-          <w:rFonts w:ascii="Times New Roman" w:hAnsi="Times New Roman" w:cs="Times New Roman"/>
-          <w:sz w:val="24"/>
-          <w:szCs w:val="24"/>
-        </w:rPr>
-        <w:t>u (</w:t>
-      </w:r>
-      <w:r>
-        <w:rPr>
-          <w:rFonts w:ascii="Times New Roman" w:hAnsi="Times New Roman" w:cs="Times New Roman"/>
-          <w:sz w:val="24"/>
-          <w:szCs w:val="24"/>
-        </w:rPr>
-        <w:t xml:space="preserve">Ed.), </w:t>
-      </w:r>
-      <w:proofErr w:type="spellStart"/>
-      <w:r>
-        <w:rPr>
-          <w:rFonts w:ascii="Times New Roman" w:hAnsi="Times New Roman" w:cs="Times New Roman"/>
-          <w:i/>
-          <w:sz w:val="24"/>
-          <w:szCs w:val="24"/>
-        </w:rPr>
-        <w:t>Kokuren</w:t>
-      </w:r>
-      <w:proofErr w:type="spellEnd"/>
-      <w:r>
-        <w:rPr>
-          <w:rFonts w:ascii="Times New Roman" w:hAnsi="Times New Roman" w:cs="Times New Roman"/>
-          <w:i/>
-          <w:sz w:val="24"/>
-          <w:szCs w:val="24"/>
-        </w:rPr>
-        <w:t xml:space="preserve"> wo </w:t>
-      </w:r>
-      <w:proofErr w:type="spellStart"/>
-      <w:r>
-        <w:rPr>
-          <w:rFonts w:ascii="Times New Roman" w:hAnsi="Times New Roman" w:cs="Times New Roman"/>
-          <w:i/>
-          <w:sz w:val="24"/>
-          <w:szCs w:val="24"/>
-        </w:rPr>
-        <w:t>kaizoo</w:t>
-      </w:r>
-      <w:proofErr w:type="spellEnd"/>
-      <w:r>
-        <w:rPr>
-          <w:rFonts w:ascii="Times New Roman" w:hAnsi="Times New Roman" w:cs="Times New Roman"/>
-          <w:i/>
-          <w:sz w:val="24"/>
-          <w:szCs w:val="24"/>
-        </w:rPr>
-        <w:t xml:space="preserve"> </w:t>
-      </w:r>
-      <w:proofErr w:type="spellStart"/>
-      <w:r>
-        <w:rPr>
-          <w:rFonts w:ascii="Times New Roman" w:hAnsi="Times New Roman" w:cs="Times New Roman"/>
-          <w:i/>
-          <w:sz w:val="24"/>
-          <w:szCs w:val="24"/>
-        </w:rPr>
-        <w:t>suru</w:t>
-      </w:r>
-      <w:proofErr w:type="spellEnd"/>
-      <w:r>
-        <w:rPr>
-          <w:rFonts w:ascii="Times New Roman" w:hAnsi="Times New Roman" w:cs="Times New Roman"/>
-          <w:i/>
-          <w:sz w:val="24"/>
-          <w:szCs w:val="24"/>
-        </w:rPr>
-        <w:t xml:space="preserve"> (Restructuring the </w:t>
-      </w:r>
-      <w:r>
-        <w:rPr>
-          <w:rFonts w:ascii="Times New Roman" w:hAnsi="Times New Roman" w:cs="Times New Roman"/>
-          <w:i/>
-          <w:sz w:val="24"/>
-          <w:szCs w:val="24"/>
-        </w:rPr>
-        <w:t>UN</w:t>
-      </w:r>
-      <w:r>
-        <w:rPr>
-          <w:rFonts w:ascii="Times New Roman" w:hAnsi="Times New Roman" w:cs="Times New Roman"/>
-          <w:i/>
-          <w:sz w:val="24"/>
-          <w:szCs w:val="24"/>
-        </w:rPr>
-        <w:t>)</w:t>
-      </w:r>
-      <w:r>
-        <w:rPr>
-          <w:rFonts w:ascii="Times New Roman" w:hAnsi="Times New Roman" w:cs="Times New Roman"/>
-          <w:sz w:val="24"/>
-          <w:szCs w:val="24"/>
-        </w:rPr>
-        <w:t>, Tokyo</w:t>
-      </w:r>
-      <w:r>
-        <w:rPr>
-          <w:rFonts w:ascii="Times New Roman" w:hAnsi="Times New Roman" w:cs="Times New Roman"/>
-          <w:sz w:val="24"/>
-          <w:szCs w:val="24"/>
-        </w:rPr>
-        <w:t xml:space="preserve"> 1986, 141-151; ‘Ninon</w:t>
-      </w:r>
-      <w:r>
-        <w:rPr>
-          <w:rFonts w:ascii="Times New Roman" w:hAnsi="Times New Roman" w:cs="Times New Roman"/>
-          <w:sz w:val="24"/>
-          <w:szCs w:val="24"/>
-        </w:rPr>
-        <w:t xml:space="preserve"> no </w:t>
-      </w:r>
-      <w:proofErr w:type="spellStart"/>
-      <w:r>
-        <w:rPr>
-          <w:rFonts w:ascii="Times New Roman" w:hAnsi="Times New Roman" w:cs="Times New Roman"/>
-          <w:sz w:val="24"/>
-          <w:szCs w:val="24"/>
-        </w:rPr>
-        <w:t>kokuren</w:t>
-      </w:r>
-      <w:proofErr w:type="spellEnd"/>
-      <w:r>
-        <w:rPr>
-          <w:rFonts w:ascii="Times New Roman" w:hAnsi="Times New Roman" w:cs="Times New Roman"/>
-          <w:sz w:val="24"/>
-          <w:szCs w:val="24"/>
-        </w:rPr>
-        <w:t xml:space="preserve"> </w:t>
-      </w:r>
-      <w:proofErr w:type="spellStart"/>
-      <w:r>
-        <w:rPr>
-          <w:rFonts w:ascii="Times New Roman" w:hAnsi="Times New Roman" w:cs="Times New Roman"/>
-          <w:sz w:val="24"/>
-          <w:szCs w:val="24"/>
-        </w:rPr>
-        <w:t>gaikoo</w:t>
-      </w:r>
-      <w:proofErr w:type="spellEnd"/>
-      <w:r>
-        <w:rPr>
-          <w:rFonts w:ascii="Times New Roman" w:hAnsi="Times New Roman" w:cs="Times New Roman"/>
-          <w:sz w:val="24"/>
-          <w:szCs w:val="24"/>
-        </w:rPr>
-        <w:t xml:space="preserve"> no </w:t>
-      </w:r>
-      <w:proofErr w:type="spellStart"/>
-      <w:r>
-        <w:rPr>
-          <w:rFonts w:ascii="Times New Roman" w:hAnsi="Times New Roman" w:cs="Times New Roman"/>
-          <w:sz w:val="24"/>
-          <w:szCs w:val="24"/>
-        </w:rPr>
-        <w:t>hensen</w:t>
-      </w:r>
-      <w:proofErr w:type="spellEnd"/>
-      <w:r>
-        <w:rPr>
-          <w:rFonts w:ascii="Times New Roman" w:hAnsi="Times New Roman" w:cs="Times New Roman"/>
-          <w:sz w:val="24"/>
-          <w:szCs w:val="24"/>
-        </w:rPr>
-        <w:t>’ (</w:t>
-      </w:r>
-      <w:r>
-        <w:rPr>
-          <w:rFonts w:ascii="Times New Roman" w:hAnsi="Times New Roman" w:cs="Times New Roman"/>
-          <w:sz w:val="24"/>
-          <w:szCs w:val="24"/>
-        </w:rPr>
-        <w:t xml:space="preserve">Changes in Japan’s </w:t>
-      </w:r>
-      <w:r>
-        <w:rPr>
-          <w:rFonts w:ascii="Times New Roman" w:hAnsi="Times New Roman" w:cs="Times New Roman"/>
-          <w:sz w:val="24"/>
-          <w:szCs w:val="24"/>
-        </w:rPr>
-        <w:t>UN Diplomacy</w:t>
-      </w:r>
-      <w:r>
-        <w:rPr>
-          <w:rFonts w:ascii="Times New Roman" w:hAnsi="Times New Roman" w:cs="Times New Roman"/>
-          <w:sz w:val="24"/>
-          <w:szCs w:val="24"/>
-        </w:rPr>
-        <w:t>) in S. Eisaku (Ed.)</w:t>
-      </w:r>
-      <w:r>
-        <w:rPr>
-          <w:rFonts w:ascii="Times New Roman" w:hAnsi="Times New Roman" w:cs="Times New Roman"/>
-          <w:sz w:val="24"/>
-          <w:szCs w:val="24"/>
-        </w:rPr>
-        <w:t xml:space="preserve">, </w:t>
-      </w:r>
-      <w:proofErr w:type="spellStart"/>
-      <w:r>
-        <w:rPr>
-          <w:rFonts w:ascii="Times New Roman" w:hAnsi="Times New Roman" w:cs="Times New Roman"/>
-          <w:i/>
-          <w:sz w:val="24"/>
-          <w:szCs w:val="24"/>
-        </w:rPr>
-        <w:t>Kokuren</w:t>
-      </w:r>
-      <w:proofErr w:type="spellEnd"/>
-      <w:r>
-        <w:rPr>
-          <w:rFonts w:ascii="Times New Roman" w:hAnsi="Times New Roman" w:cs="Times New Roman"/>
-          <w:i/>
-          <w:sz w:val="24"/>
-          <w:szCs w:val="24"/>
-        </w:rPr>
-        <w:t xml:space="preserve"> wo </w:t>
-      </w:r>
-      <w:proofErr w:type="spellStart"/>
-      <w:r>
-        <w:rPr>
-          <w:rFonts w:ascii="Times New Roman" w:hAnsi="Times New Roman" w:cs="Times New Roman"/>
-          <w:i/>
-          <w:sz w:val="24"/>
-          <w:szCs w:val="24"/>
-        </w:rPr>
-        <w:t>kaizoo</w:t>
-      </w:r>
-      <w:proofErr w:type="spellEnd"/>
-      <w:r>
-        <w:rPr>
-          <w:rFonts w:ascii="Times New Roman" w:hAnsi="Times New Roman" w:cs="Times New Roman"/>
-          <w:i/>
-          <w:sz w:val="24"/>
-          <w:szCs w:val="24"/>
-        </w:rPr>
-        <w:t xml:space="preserve"> </w:t>
-      </w:r>
-      <w:proofErr w:type="spellStart"/>
-      <w:r>
-        <w:rPr>
-          <w:rFonts w:ascii="Times New Roman" w:hAnsi="Times New Roman" w:cs="Times New Roman"/>
-          <w:i/>
-          <w:sz w:val="24"/>
-          <w:szCs w:val="24"/>
-        </w:rPr>
-        <w:t>suru</w:t>
-      </w:r>
-      <w:proofErr w:type="spellEnd"/>
-      <w:r>
-        <w:rPr>
-          <w:rFonts w:ascii="Times New Roman" w:hAnsi="Times New Roman" w:cs="Times New Roman"/>
-          <w:i/>
-          <w:sz w:val="24"/>
-          <w:szCs w:val="24"/>
-        </w:rPr>
-        <w:t xml:space="preserve"> (Restructuring the </w:t>
-      </w:r>
-      <w:r>
-        <w:rPr>
-          <w:rFonts w:ascii="Times New Roman" w:hAnsi="Times New Roman" w:cs="Times New Roman"/>
-          <w:i/>
-          <w:sz w:val="24"/>
-          <w:szCs w:val="24"/>
-        </w:rPr>
-        <w:t>UN</w:t>
-      </w:r>
-      <w:r>
-        <w:rPr>
-          <w:rFonts w:ascii="Times New Roman" w:hAnsi="Times New Roman" w:cs="Times New Roman"/>
-          <w:i/>
-          <w:sz w:val="24"/>
-          <w:szCs w:val="24"/>
-        </w:rPr>
-        <w:t>)</w:t>
-      </w:r>
-      <w:r>
-        <w:rPr>
-          <w:rFonts w:ascii="Times New Roman" w:hAnsi="Times New Roman" w:cs="Times New Roman"/>
-          <w:sz w:val="24"/>
-          <w:szCs w:val="24"/>
-        </w:rPr>
-        <w:t>, Tokyo</w:t>
-      </w:r>
-      <w:r>
-        <w:rPr>
-          <w:rFonts w:ascii="Times New Roman" w:hAnsi="Times New Roman" w:cs="Times New Roman"/>
-          <w:sz w:val="24"/>
-          <w:szCs w:val="24"/>
-        </w:rPr>
-        <w:t xml:space="preserve"> 1986, 281-300; ‘Japan’s United Nations Policy in the 1980s’ in </w:t>
-      </w:r>
-      <w:r>
-        <w:rPr>
-          <w:rFonts w:ascii="Times New Roman" w:hAnsi="Times New Roman" w:cs="Times New Roman"/>
-          <w:i/>
-          <w:sz w:val="24"/>
-          <w:szCs w:val="24"/>
-        </w:rPr>
-        <w:t>Asian Survey</w:t>
-      </w:r>
-      <w:r>
-        <w:rPr>
-          <w:rFonts w:ascii="Times New Roman" w:hAnsi="Times New Roman" w:cs="Times New Roman"/>
-          <w:sz w:val="24"/>
-          <w:szCs w:val="24"/>
-        </w:rPr>
-        <w:t>, 27, 1987</w:t>
-      </w:r>
-      <w:r>
-        <w:rPr>
-          <w:rFonts w:ascii="Times New Roman" w:hAnsi="Times New Roman" w:cs="Times New Roman"/>
-          <w:sz w:val="24"/>
-          <w:szCs w:val="24"/>
-        </w:rPr>
-        <w:t>, 957-972; ‘Kok</w:t>
-      </w:r>
-      <w:r>
-        <w:rPr>
-          <w:rFonts w:ascii="Times New Roman" w:hAnsi="Times New Roman" w:cs="Times New Roman"/>
-          <w:sz w:val="24"/>
-          <w:szCs w:val="24"/>
-        </w:rPr>
-        <w:t xml:space="preserve">usai </w:t>
-      </w:r>
-      <w:proofErr w:type="spellStart"/>
-      <w:r>
-        <w:rPr>
-          <w:rFonts w:ascii="Times New Roman" w:hAnsi="Times New Roman" w:cs="Times New Roman"/>
-          <w:sz w:val="24"/>
-          <w:szCs w:val="24"/>
-        </w:rPr>
-        <w:t>seiji</w:t>
-      </w:r>
-      <w:proofErr w:type="spellEnd"/>
-      <w:r>
-        <w:rPr>
-          <w:rFonts w:ascii="Times New Roman" w:hAnsi="Times New Roman" w:cs="Times New Roman"/>
-          <w:sz w:val="24"/>
-          <w:szCs w:val="24"/>
-        </w:rPr>
-        <w:t xml:space="preserve"> to </w:t>
-      </w:r>
-      <w:proofErr w:type="spellStart"/>
-      <w:r>
-        <w:rPr>
-          <w:rFonts w:ascii="Times New Roman" w:hAnsi="Times New Roman" w:cs="Times New Roman"/>
-          <w:sz w:val="24"/>
-          <w:szCs w:val="24"/>
-        </w:rPr>
-        <w:t>ningen</w:t>
-      </w:r>
-      <w:proofErr w:type="spellEnd"/>
-      <w:r>
-        <w:rPr>
-          <w:rFonts w:ascii="Times New Roman" w:hAnsi="Times New Roman" w:cs="Times New Roman"/>
-          <w:sz w:val="24"/>
-          <w:szCs w:val="24"/>
-        </w:rPr>
-        <w:t xml:space="preserve"> no </w:t>
-      </w:r>
-      <w:proofErr w:type="spellStart"/>
-      <w:r>
-        <w:rPr>
-          <w:rFonts w:ascii="Times New Roman" w:hAnsi="Times New Roman" w:cs="Times New Roman"/>
-          <w:sz w:val="24"/>
-          <w:szCs w:val="24"/>
-        </w:rPr>
-        <w:t>hogo</w:t>
-      </w:r>
-      <w:proofErr w:type="spellEnd"/>
-      <w:r>
-        <w:rPr>
-          <w:rFonts w:ascii="Times New Roman" w:hAnsi="Times New Roman" w:cs="Times New Roman"/>
-          <w:sz w:val="24"/>
-          <w:szCs w:val="24"/>
-        </w:rPr>
-        <w:t>’ (</w:t>
-      </w:r>
-      <w:r>
-        <w:rPr>
-          <w:rFonts w:ascii="Times New Roman" w:hAnsi="Times New Roman" w:cs="Times New Roman"/>
-          <w:sz w:val="24"/>
-          <w:szCs w:val="24"/>
-        </w:rPr>
-        <w:t>Intern</w:t>
-      </w:r>
-      <w:r>
-        <w:rPr>
-          <w:rFonts w:ascii="Times New Roman" w:hAnsi="Times New Roman" w:cs="Times New Roman"/>
-          <w:sz w:val="24"/>
-          <w:szCs w:val="24"/>
-        </w:rPr>
-        <w:t>ati</w:t>
-      </w:r>
-      <w:r>
-        <w:rPr>
-          <w:rFonts w:ascii="Times New Roman" w:hAnsi="Times New Roman" w:cs="Times New Roman"/>
-          <w:sz w:val="24"/>
-          <w:szCs w:val="24"/>
-        </w:rPr>
-        <w:t>onal Politi</w:t>
-      </w:r>
-      <w:r>
-        <w:rPr>
-          <w:rFonts w:ascii="Times New Roman" w:hAnsi="Times New Roman" w:cs="Times New Roman"/>
-          <w:sz w:val="24"/>
-          <w:szCs w:val="24"/>
-        </w:rPr>
-        <w:t>cs and the Protection of People</w:t>
-      </w:r>
-      <w:r>
-        <w:rPr>
-          <w:rFonts w:ascii="Times New Roman" w:hAnsi="Times New Roman" w:cs="Times New Roman"/>
-          <w:sz w:val="24"/>
-          <w:szCs w:val="24"/>
-        </w:rPr>
-        <w:t xml:space="preserve">) in </w:t>
-      </w:r>
-      <w:r>
-        <w:rPr>
-          <w:rFonts w:ascii="Times New Roman" w:hAnsi="Times New Roman" w:cs="Times New Roman"/>
-          <w:i/>
-          <w:sz w:val="24"/>
-          <w:szCs w:val="24"/>
-        </w:rPr>
-        <w:t>Sophia</w:t>
-      </w:r>
-      <w:r>
-        <w:rPr>
-          <w:rFonts w:ascii="Times New Roman" w:hAnsi="Times New Roman" w:cs="Times New Roman"/>
-          <w:sz w:val="24"/>
-          <w:szCs w:val="24"/>
-        </w:rPr>
-        <w:t>, 36, 1987, 60-73; ‘</w:t>
-      </w:r>
-      <w:proofErr w:type="spellStart"/>
-      <w:r>
-        <w:rPr>
-          <w:rFonts w:ascii="Times New Roman" w:hAnsi="Times New Roman" w:cs="Times New Roman"/>
-          <w:sz w:val="24"/>
-          <w:szCs w:val="24"/>
-        </w:rPr>
-        <w:t>Booeki</w:t>
-      </w:r>
-      <w:proofErr w:type="spellEnd"/>
-      <w:r>
-        <w:rPr>
-          <w:rFonts w:ascii="Times New Roman" w:hAnsi="Times New Roman" w:cs="Times New Roman"/>
-          <w:sz w:val="24"/>
-          <w:szCs w:val="24"/>
-        </w:rPr>
-        <w:t xml:space="preserve"> </w:t>
-      </w:r>
-      <w:proofErr w:type="spellStart"/>
-      <w:r>
-        <w:rPr>
-          <w:rFonts w:ascii="Times New Roman" w:hAnsi="Times New Roman" w:cs="Times New Roman"/>
-          <w:sz w:val="24"/>
-          <w:szCs w:val="24"/>
-        </w:rPr>
-        <w:t>masatsu</w:t>
-      </w:r>
-      <w:proofErr w:type="spellEnd"/>
-      <w:r>
-        <w:rPr>
-          <w:rFonts w:ascii="Times New Roman" w:hAnsi="Times New Roman" w:cs="Times New Roman"/>
-          <w:sz w:val="24"/>
-          <w:szCs w:val="24"/>
-        </w:rPr>
-        <w:t xml:space="preserve">: Sono </w:t>
-      </w:r>
-      <w:proofErr w:type="spellStart"/>
-      <w:r>
-        <w:rPr>
-          <w:rFonts w:ascii="Times New Roman" w:hAnsi="Times New Roman" w:cs="Times New Roman"/>
-          <w:sz w:val="24"/>
-          <w:szCs w:val="24"/>
-        </w:rPr>
-        <w:t>Amerikateki</w:t>
-      </w:r>
-      <w:proofErr w:type="spellEnd"/>
-      <w:r>
-        <w:rPr>
-          <w:rFonts w:ascii="Times New Roman" w:hAnsi="Times New Roman" w:cs="Times New Roman"/>
-          <w:sz w:val="24"/>
-          <w:szCs w:val="24"/>
-        </w:rPr>
-        <w:t xml:space="preserve"> </w:t>
-      </w:r>
-      <w:proofErr w:type="spellStart"/>
-      <w:r>
-        <w:rPr>
-          <w:rFonts w:ascii="Times New Roman" w:hAnsi="Times New Roman" w:cs="Times New Roman"/>
-          <w:sz w:val="24"/>
-          <w:szCs w:val="24"/>
-        </w:rPr>
-        <w:t>bummayaku</w:t>
-      </w:r>
-      <w:proofErr w:type="spellEnd"/>
-      <w:r>
-        <w:rPr>
-          <w:rFonts w:ascii="Times New Roman" w:hAnsi="Times New Roman" w:cs="Times New Roman"/>
-          <w:sz w:val="24"/>
-          <w:szCs w:val="24"/>
-        </w:rPr>
-        <w:t>’ (</w:t>
-      </w:r>
-      <w:r>
-        <w:rPr>
-          <w:rFonts w:ascii="Times New Roman" w:hAnsi="Times New Roman" w:cs="Times New Roman"/>
-          <w:sz w:val="24"/>
-          <w:szCs w:val="24"/>
-        </w:rPr>
-        <w:t>Trade</w:t>
-      </w:r>
-      <w:r>
-        <w:rPr>
-          <w:rFonts w:ascii="Times New Roman" w:hAnsi="Times New Roman" w:cs="Times New Roman"/>
-          <w:sz w:val="24"/>
-          <w:szCs w:val="24"/>
-        </w:rPr>
-        <w:t xml:space="preserve"> Friction: The American C</w:t>
-      </w:r>
-      <w:r>
-        <w:rPr>
-          <w:rFonts w:ascii="Times New Roman" w:hAnsi="Times New Roman" w:cs="Times New Roman"/>
-          <w:sz w:val="24"/>
-          <w:szCs w:val="24"/>
-        </w:rPr>
-        <w:t>ontext</w:t>
-      </w:r>
-      <w:r>
-        <w:rPr>
-          <w:rFonts w:ascii="Times New Roman" w:hAnsi="Times New Roman" w:cs="Times New Roman"/>
-          <w:sz w:val="24"/>
-          <w:szCs w:val="24"/>
-        </w:rPr>
-        <w:t xml:space="preserve">) in </w:t>
-      </w:r>
-      <w:proofErr w:type="spellStart"/>
-      <w:r>
-        <w:rPr>
-          <w:rFonts w:ascii="Times New Roman" w:hAnsi="Times New Roman" w:cs="Times New Roman"/>
-          <w:i/>
-          <w:sz w:val="24"/>
-          <w:szCs w:val="24"/>
-        </w:rPr>
-        <w:t>Chuuoo</w:t>
-      </w:r>
-      <w:proofErr w:type="spellEnd"/>
-      <w:r>
-        <w:rPr>
-          <w:rFonts w:ascii="Times New Roman" w:hAnsi="Times New Roman" w:cs="Times New Roman"/>
-          <w:i/>
-          <w:sz w:val="24"/>
-          <w:szCs w:val="24"/>
-        </w:rPr>
-        <w:t xml:space="preserve"> </w:t>
-      </w:r>
-      <w:proofErr w:type="spellStart"/>
-      <w:r>
-        <w:rPr>
-          <w:rFonts w:ascii="Times New Roman" w:hAnsi="Times New Roman" w:cs="Times New Roman"/>
-          <w:i/>
-          <w:sz w:val="24"/>
-          <w:szCs w:val="24"/>
-        </w:rPr>
-        <w:t>kooron</w:t>
-      </w:r>
-      <w:proofErr w:type="spellEnd"/>
-      <w:r>
-        <w:rPr>
-          <w:rFonts w:ascii="Times New Roman" w:hAnsi="Times New Roman" w:cs="Times New Roman"/>
-          <w:sz w:val="24"/>
-          <w:szCs w:val="24"/>
-        </w:rPr>
-        <w:t>, August</w:t>
-      </w:r>
-      <w:r>
-        <w:rPr>
-          <w:rFonts w:ascii="Times New Roman" w:hAnsi="Times New Roman" w:cs="Times New Roman"/>
-          <w:sz w:val="24"/>
-          <w:szCs w:val="24"/>
-        </w:rPr>
-        <w:t xml:space="preserve"> 1987, 102-111; ‘Japan’s United Nations Policy in the 1980s’ in </w:t>
-      </w:r>
-      <w:r>
-        <w:rPr>
-          <w:rFonts w:ascii="Times New Roman" w:hAnsi="Times New Roman" w:cs="Times New Roman"/>
-          <w:i/>
-          <w:sz w:val="24"/>
-          <w:szCs w:val="24"/>
-        </w:rPr>
-        <w:t>Asian Survey</w:t>
-      </w:r>
-      <w:r>
-        <w:rPr>
-          <w:rFonts w:ascii="Times New Roman" w:hAnsi="Times New Roman" w:cs="Times New Roman"/>
-          <w:sz w:val="24"/>
-          <w:szCs w:val="24"/>
-        </w:rPr>
-        <w:t>, 27, September 1987, 957-972;</w:t>
-      </w:r>
-      <w:r>
-        <w:rPr>
-          <w:rFonts w:ascii="Times New Roman" w:hAnsi="Times New Roman" w:cs="Times New Roman"/>
-          <w:sz w:val="24"/>
-          <w:szCs w:val="24"/>
-        </w:rPr>
-        <w:t xml:space="preserve"> </w:t>
-      </w:r>
-      <w:r>
-        <w:rPr>
-          <w:rFonts w:ascii="Times New Roman" w:hAnsi="Times New Roman" w:cs="Times New Roman"/>
-          <w:i/>
-          <w:sz w:val="24"/>
-          <w:szCs w:val="24"/>
-        </w:rPr>
-        <w:t>Normalization with China: A Comparative Study of U.S. and Japanese Processes</w:t>
-      </w:r>
-      <w:r>
-        <w:rPr>
-          <w:rFonts w:ascii="Times New Roman" w:hAnsi="Times New Roman" w:cs="Times New Roman"/>
-          <w:sz w:val="24"/>
-          <w:szCs w:val="24"/>
-        </w:rPr>
-        <w:t xml:space="preserve">, </w:t>
-      </w:r>
-      <w:r>
-        <w:rPr>
-          <w:rFonts w:ascii="Times New Roman" w:hAnsi="Times New Roman" w:cs="Times New Roman"/>
-          <w:sz w:val="24"/>
-          <w:szCs w:val="24"/>
-        </w:rPr>
-        <w:t>Berkeley</w:t>
-      </w:r>
-      <w:r>
-        <w:rPr>
-          <w:rFonts w:ascii="Times New Roman" w:hAnsi="Times New Roman" w:cs="Times New Roman"/>
-          <w:sz w:val="24"/>
-          <w:szCs w:val="24"/>
-        </w:rPr>
-        <w:t xml:space="preserve"> 1988; ‘Regional and Political Security Issues:</w:t>
-      </w:r>
-      <w:r>
-        <w:rPr>
-          <w:rFonts w:ascii="Times New Roman" w:hAnsi="Times New Roman" w:cs="Times New Roman"/>
-          <w:sz w:val="24"/>
-          <w:szCs w:val="24"/>
-        </w:rPr>
-        <w:t xml:space="preserve"> </w:t>
-      </w:r>
-      <w:r>
-        <w:rPr>
-          <w:rFonts w:ascii="Times New Roman" w:hAnsi="Times New Roman" w:cs="Times New Roman"/>
-          <w:sz w:val="24"/>
-          <w:szCs w:val="24"/>
-        </w:rPr>
-        <w:t>The Sino-Japanese</w:t>
-      </w:r>
-      <w:r>
-        <w:rPr>
-          <w:rFonts w:ascii="Times New Roman" w:hAnsi="Times New Roman" w:cs="Times New Roman"/>
-          <w:sz w:val="24"/>
-          <w:szCs w:val="24"/>
-        </w:rPr>
-        <w:t xml:space="preserve">-U.S. Triangle’ in R. </w:t>
-      </w:r>
-      <w:proofErr w:type="spellStart"/>
-      <w:r>
-        <w:rPr>
-          <w:rFonts w:ascii="Times New Roman" w:hAnsi="Times New Roman" w:cs="Times New Roman"/>
-          <w:sz w:val="24"/>
-          <w:szCs w:val="24"/>
-        </w:rPr>
-        <w:t>Scalapino</w:t>
-      </w:r>
-      <w:proofErr w:type="spellEnd"/>
-      <w:r>
-        <w:rPr>
-          <w:rFonts w:ascii="Times New Roman" w:hAnsi="Times New Roman" w:cs="Times New Roman"/>
-          <w:sz w:val="24"/>
-          <w:szCs w:val="24"/>
-        </w:rPr>
-        <w:t xml:space="preserve"> et al. (Eds</w:t>
-      </w:r>
-      <w:r>
-        <w:rPr>
-          <w:rFonts w:ascii="Times New Roman" w:hAnsi="Times New Roman" w:cs="Times New Roman"/>
-          <w:sz w:val="24"/>
-          <w:szCs w:val="24"/>
-        </w:rPr>
-        <w:t xml:space="preserve">) </w:t>
-      </w:r>
-      <w:r>
-        <w:rPr>
-          <w:rFonts w:ascii="Times New Roman" w:hAnsi="Times New Roman" w:cs="Times New Roman"/>
-          <w:i/>
-          <w:sz w:val="24"/>
-          <w:szCs w:val="24"/>
-        </w:rPr>
-        <w:t>Asian Security Issues: Regional and Global</w:t>
-      </w:r>
-      <w:r>
-        <w:rPr>
-          <w:rFonts w:ascii="Times New Roman" w:hAnsi="Times New Roman" w:cs="Times New Roman"/>
-          <w:sz w:val="24"/>
-          <w:szCs w:val="24"/>
-        </w:rPr>
-        <w:t>, Berkeley</w:t>
-      </w:r>
-      <w:r>
-        <w:rPr>
-          <w:rFonts w:ascii="Times New Roman" w:hAnsi="Times New Roman" w:cs="Times New Roman"/>
-          <w:sz w:val="24"/>
-          <w:szCs w:val="24"/>
-        </w:rPr>
-        <w:t xml:space="preserve"> 1989, 142-164; ‘Shifting Power Relations in Multilateral Banks’ in </w:t>
-      </w:r>
-      <w:proofErr w:type="spellStart"/>
-      <w:r>
-        <w:rPr>
-          <w:rFonts w:ascii="Times New Roman" w:hAnsi="Times New Roman" w:cs="Times New Roman"/>
-          <w:i/>
-          <w:sz w:val="24"/>
-          <w:szCs w:val="24"/>
-        </w:rPr>
-        <w:t>Kokusaigaku</w:t>
-      </w:r>
-      <w:proofErr w:type="spellEnd"/>
-      <w:r>
-        <w:rPr>
-          <w:rFonts w:ascii="Times New Roman" w:hAnsi="Times New Roman" w:cs="Times New Roman"/>
-          <w:i/>
-          <w:sz w:val="24"/>
-          <w:szCs w:val="24"/>
-        </w:rPr>
-        <w:t xml:space="preserve"> </w:t>
-      </w:r>
-      <w:proofErr w:type="spellStart"/>
-      <w:r>
-        <w:rPr>
-          <w:rFonts w:ascii="Times New Roman" w:hAnsi="Times New Roman" w:cs="Times New Roman"/>
-          <w:i/>
-          <w:sz w:val="24"/>
-          <w:szCs w:val="24"/>
-        </w:rPr>
-        <w:t>Ronshuu</w:t>
-      </w:r>
-      <w:proofErr w:type="spellEnd"/>
-      <w:r>
-        <w:rPr>
-          <w:rFonts w:ascii="Times New Roman" w:hAnsi="Times New Roman" w:cs="Times New Roman"/>
-          <w:i/>
-          <w:sz w:val="24"/>
-          <w:szCs w:val="24"/>
-        </w:rPr>
-        <w:t xml:space="preserve"> (The Journal of International Studies)</w:t>
-      </w:r>
-      <w:r>
-        <w:rPr>
-          <w:rFonts w:ascii="Times New Roman" w:hAnsi="Times New Roman" w:cs="Times New Roman"/>
-          <w:sz w:val="24"/>
-          <w:szCs w:val="24"/>
-        </w:rPr>
-        <w:t>, 22, 1989, 1-25; ‘</w:t>
-      </w:r>
-      <w:proofErr w:type="spellStart"/>
-      <w:r>
-        <w:rPr>
-          <w:rFonts w:ascii="Times New Roman" w:hAnsi="Times New Roman" w:cs="Times New Roman"/>
-          <w:sz w:val="24"/>
-          <w:szCs w:val="24"/>
-        </w:rPr>
-        <w:t>Chiikiteki</w:t>
-      </w:r>
-      <w:proofErr w:type="spellEnd"/>
-      <w:r>
-        <w:rPr>
-          <w:rFonts w:ascii="Times New Roman" w:hAnsi="Times New Roman" w:cs="Times New Roman"/>
-          <w:sz w:val="24"/>
-          <w:szCs w:val="24"/>
-        </w:rPr>
-        <w:t xml:space="preserve"> </w:t>
-      </w:r>
-      <w:proofErr w:type="spellStart"/>
-      <w:r>
-        <w:rPr>
-          <w:rFonts w:ascii="Times New Roman" w:hAnsi="Times New Roman" w:cs="Times New Roman"/>
-          <w:sz w:val="24"/>
-          <w:szCs w:val="24"/>
-        </w:rPr>
-        <w:t>seijiteki</w:t>
-      </w:r>
-      <w:proofErr w:type="spellEnd"/>
-      <w:r>
-        <w:rPr>
-          <w:rFonts w:ascii="Times New Roman" w:hAnsi="Times New Roman" w:cs="Times New Roman"/>
-          <w:sz w:val="24"/>
-          <w:szCs w:val="24"/>
-        </w:rPr>
-        <w:t xml:space="preserve"> </w:t>
-      </w:r>
-      <w:proofErr w:type="spellStart"/>
-      <w:r>
-        <w:rPr>
-          <w:rFonts w:ascii="Times New Roman" w:hAnsi="Times New Roman" w:cs="Times New Roman"/>
-          <w:sz w:val="24"/>
-          <w:szCs w:val="24"/>
-        </w:rPr>
-        <w:t>anzen</w:t>
-      </w:r>
-      <w:proofErr w:type="spellEnd"/>
-      <w:r>
-        <w:rPr>
-          <w:rFonts w:ascii="Times New Roman" w:hAnsi="Times New Roman" w:cs="Times New Roman"/>
-          <w:sz w:val="24"/>
-          <w:szCs w:val="24"/>
-        </w:rPr>
-        <w:t xml:space="preserve"> </w:t>
-      </w:r>
-      <w:proofErr w:type="spellStart"/>
-      <w:r>
-        <w:rPr>
-          <w:rFonts w:ascii="Times New Roman" w:hAnsi="Times New Roman" w:cs="Times New Roman"/>
-          <w:sz w:val="24"/>
-          <w:szCs w:val="24"/>
-        </w:rPr>
-        <w:t>hoshoo</w:t>
-      </w:r>
-      <w:proofErr w:type="spellEnd"/>
-      <w:r>
-        <w:rPr>
-          <w:rFonts w:ascii="Times New Roman" w:hAnsi="Times New Roman" w:cs="Times New Roman"/>
-          <w:sz w:val="24"/>
-          <w:szCs w:val="24"/>
-        </w:rPr>
-        <w:t xml:space="preserve"> </w:t>
-      </w:r>
-      <w:proofErr w:type="spellStart"/>
-      <w:r>
-        <w:rPr>
-          <w:rFonts w:ascii="Times New Roman" w:hAnsi="Times New Roman" w:cs="Times New Roman"/>
-          <w:sz w:val="24"/>
-          <w:szCs w:val="24"/>
-        </w:rPr>
-        <w:t>mondai</w:t>
-      </w:r>
-      <w:proofErr w:type="spellEnd"/>
-      <w:r>
-        <w:rPr>
-          <w:rFonts w:ascii="Times New Roman" w:hAnsi="Times New Roman" w:cs="Times New Roman"/>
-          <w:sz w:val="24"/>
-          <w:szCs w:val="24"/>
-        </w:rPr>
-        <w:t xml:space="preserve">: </w:t>
-      </w:r>
-      <w:proofErr w:type="spellStart"/>
-      <w:r>
-        <w:rPr>
-          <w:rFonts w:ascii="Times New Roman" w:hAnsi="Times New Roman" w:cs="Times New Roman"/>
-          <w:sz w:val="24"/>
-          <w:szCs w:val="24"/>
-        </w:rPr>
-        <w:t>Ch</w:t>
-      </w:r>
-      <w:r>
-        <w:rPr>
-          <w:rFonts w:ascii="Times New Roman" w:hAnsi="Times New Roman" w:cs="Times New Roman"/>
-          <w:sz w:val="24"/>
-          <w:szCs w:val="24"/>
-        </w:rPr>
-        <w:t>uunichibei</w:t>
-      </w:r>
-      <w:proofErr w:type="spellEnd"/>
-      <w:r>
-        <w:rPr>
-          <w:rFonts w:ascii="Times New Roman" w:hAnsi="Times New Roman" w:cs="Times New Roman"/>
-          <w:sz w:val="24"/>
-          <w:szCs w:val="24"/>
-        </w:rPr>
-        <w:t xml:space="preserve"> no </w:t>
-      </w:r>
-      <w:proofErr w:type="spellStart"/>
-      <w:r>
-        <w:rPr>
-          <w:rFonts w:ascii="Times New Roman" w:hAnsi="Times New Roman" w:cs="Times New Roman"/>
-          <w:sz w:val="24"/>
-          <w:szCs w:val="24"/>
-        </w:rPr>
-        <w:t>sankoku</w:t>
-      </w:r>
-      <w:proofErr w:type="spellEnd"/>
-      <w:r>
-        <w:rPr>
-          <w:rFonts w:ascii="Times New Roman" w:hAnsi="Times New Roman" w:cs="Times New Roman"/>
-          <w:sz w:val="24"/>
-          <w:szCs w:val="24"/>
-        </w:rPr>
-        <w:t xml:space="preserve"> </w:t>
-      </w:r>
-      <w:proofErr w:type="spellStart"/>
-      <w:r>
-        <w:rPr>
-          <w:rFonts w:ascii="Times New Roman" w:hAnsi="Times New Roman" w:cs="Times New Roman"/>
-          <w:sz w:val="24"/>
-          <w:szCs w:val="24"/>
-        </w:rPr>
-        <w:t>kankei</w:t>
-      </w:r>
-      <w:proofErr w:type="spellEnd"/>
-      <w:r>
-        <w:rPr>
-          <w:rFonts w:ascii="Times New Roman" w:hAnsi="Times New Roman" w:cs="Times New Roman"/>
-          <w:sz w:val="24"/>
-          <w:szCs w:val="24"/>
-        </w:rPr>
-        <w:t>’ (</w:t>
-      </w:r>
-      <w:r>
-        <w:rPr>
-          <w:rFonts w:ascii="Times New Roman" w:hAnsi="Times New Roman" w:cs="Times New Roman"/>
-          <w:sz w:val="24"/>
-          <w:szCs w:val="24"/>
-        </w:rPr>
-        <w:t>Regional and Political Security Issues; Relations among Chin</w:t>
-      </w:r>
-      <w:r>
-        <w:rPr>
-          <w:rFonts w:ascii="Times New Roman" w:hAnsi="Times New Roman" w:cs="Times New Roman"/>
-          <w:sz w:val="24"/>
-          <w:szCs w:val="24"/>
-        </w:rPr>
-        <w:t>a, Japan, and the US</w:t>
-      </w:r>
-      <w:r>
-        <w:rPr>
-          <w:rFonts w:ascii="Times New Roman" w:hAnsi="Times New Roman" w:cs="Times New Roman"/>
-          <w:sz w:val="24"/>
-          <w:szCs w:val="24"/>
-        </w:rPr>
-        <w:t xml:space="preserve">) in </w:t>
-      </w:r>
-      <w:r>
-        <w:rPr>
-          <w:rFonts w:ascii="Times New Roman" w:hAnsi="Times New Roman" w:cs="Times New Roman"/>
-          <w:i/>
-          <w:sz w:val="24"/>
-          <w:szCs w:val="24"/>
-        </w:rPr>
-        <w:t xml:space="preserve">Jiten Ajia </w:t>
-      </w:r>
-      <w:proofErr w:type="spellStart"/>
-      <w:r>
-        <w:rPr>
-          <w:rFonts w:ascii="Times New Roman" w:hAnsi="Times New Roman" w:cs="Times New Roman"/>
-          <w:i/>
-          <w:sz w:val="24"/>
-          <w:szCs w:val="24"/>
-        </w:rPr>
-        <w:t>Taiheiyoo</w:t>
-      </w:r>
-      <w:proofErr w:type="spellEnd"/>
-      <w:r>
-        <w:rPr>
-          <w:rFonts w:ascii="Times New Roman" w:hAnsi="Times New Roman" w:cs="Times New Roman"/>
-          <w:i/>
-          <w:sz w:val="24"/>
-          <w:szCs w:val="24"/>
-        </w:rPr>
-        <w:t xml:space="preserve"> (Dictionary of Asia and the Pacific)</w:t>
-      </w:r>
-      <w:r>
-        <w:rPr>
-          <w:rFonts w:ascii="Times New Roman" w:hAnsi="Times New Roman" w:cs="Times New Roman"/>
-          <w:sz w:val="24"/>
-          <w:szCs w:val="24"/>
-        </w:rPr>
-        <w:t>, Tokyo</w:t>
-      </w:r>
-      <w:r>
-        <w:rPr>
-          <w:rFonts w:ascii="Times New Roman" w:hAnsi="Times New Roman" w:cs="Times New Roman"/>
-          <w:sz w:val="24"/>
-          <w:szCs w:val="24"/>
-        </w:rPr>
-        <w:t xml:space="preserve"> 1990, 53-73; ‘</w:t>
-      </w:r>
-      <w:proofErr w:type="spellStart"/>
-      <w:r>
-        <w:rPr>
-          <w:rFonts w:ascii="Times New Roman" w:hAnsi="Times New Roman" w:cs="Times New Roman"/>
-          <w:sz w:val="24"/>
-          <w:szCs w:val="24"/>
-        </w:rPr>
-        <w:t>Jinkin</w:t>
-      </w:r>
-      <w:proofErr w:type="spellEnd"/>
-      <w:r>
-        <w:rPr>
-          <w:rFonts w:ascii="Times New Roman" w:hAnsi="Times New Roman" w:cs="Times New Roman"/>
-          <w:sz w:val="24"/>
-          <w:szCs w:val="24"/>
-        </w:rPr>
-        <w:t xml:space="preserve"> to </w:t>
-      </w:r>
-      <w:proofErr w:type="spellStart"/>
-      <w:r>
-        <w:rPr>
-          <w:rFonts w:ascii="Times New Roman" w:hAnsi="Times New Roman" w:cs="Times New Roman"/>
-          <w:sz w:val="24"/>
-          <w:szCs w:val="24"/>
-        </w:rPr>
-        <w:t>jindoo</w:t>
-      </w:r>
-      <w:proofErr w:type="spellEnd"/>
-      <w:r>
-        <w:rPr>
-          <w:rFonts w:ascii="Times New Roman" w:hAnsi="Times New Roman" w:cs="Times New Roman"/>
-          <w:sz w:val="24"/>
-          <w:szCs w:val="24"/>
-        </w:rPr>
-        <w:t xml:space="preserve">; </w:t>
-      </w:r>
-      <w:proofErr w:type="spellStart"/>
-      <w:r>
-        <w:rPr>
-          <w:rFonts w:ascii="Times New Roman" w:hAnsi="Times New Roman" w:cs="Times New Roman"/>
-          <w:sz w:val="24"/>
-          <w:szCs w:val="24"/>
-        </w:rPr>
-        <w:t>kokusai</w:t>
-      </w:r>
-      <w:proofErr w:type="spellEnd"/>
-      <w:r>
-        <w:rPr>
-          <w:rFonts w:ascii="Times New Roman" w:hAnsi="Times New Roman" w:cs="Times New Roman"/>
-          <w:sz w:val="24"/>
-          <w:szCs w:val="24"/>
-        </w:rPr>
-        <w:t xml:space="preserve"> </w:t>
-      </w:r>
-      <w:proofErr w:type="spellStart"/>
-      <w:r>
-        <w:rPr>
-          <w:rFonts w:ascii="Times New Roman" w:hAnsi="Times New Roman" w:cs="Times New Roman"/>
-          <w:sz w:val="24"/>
-          <w:szCs w:val="24"/>
-        </w:rPr>
-        <w:t>jindoo</w:t>
-      </w:r>
-      <w:proofErr w:type="spellEnd"/>
-      <w:r>
-        <w:rPr>
-          <w:rFonts w:ascii="Times New Roman" w:hAnsi="Times New Roman" w:cs="Times New Roman"/>
-          <w:sz w:val="24"/>
-          <w:szCs w:val="24"/>
-        </w:rPr>
-        <w:t xml:space="preserve"> </w:t>
-      </w:r>
-      <w:proofErr w:type="spellStart"/>
-      <w:r>
-        <w:rPr>
-          <w:rFonts w:ascii="Times New Roman" w:hAnsi="Times New Roman" w:cs="Times New Roman"/>
-          <w:sz w:val="24"/>
-          <w:szCs w:val="24"/>
-        </w:rPr>
-        <w:t>mondai</w:t>
-      </w:r>
-      <w:proofErr w:type="spellEnd"/>
-      <w:r>
-        <w:rPr>
-          <w:rFonts w:ascii="Times New Roman" w:hAnsi="Times New Roman" w:cs="Times New Roman"/>
-          <w:sz w:val="24"/>
-          <w:szCs w:val="24"/>
-        </w:rPr>
-        <w:t xml:space="preserve"> </w:t>
-      </w:r>
-      <w:proofErr w:type="spellStart"/>
-      <w:r>
-        <w:rPr>
-          <w:rFonts w:ascii="Times New Roman" w:hAnsi="Times New Roman" w:cs="Times New Roman"/>
-          <w:sz w:val="24"/>
-          <w:szCs w:val="24"/>
-        </w:rPr>
-        <w:t>dokuritsu</w:t>
-      </w:r>
-      <w:proofErr w:type="spellEnd"/>
-      <w:r>
-        <w:rPr>
-          <w:rFonts w:ascii="Times New Roman" w:hAnsi="Times New Roman" w:cs="Times New Roman"/>
-          <w:sz w:val="24"/>
-          <w:szCs w:val="24"/>
-        </w:rPr>
-        <w:t xml:space="preserve"> </w:t>
-      </w:r>
-      <w:proofErr w:type="spellStart"/>
-      <w:r>
-        <w:rPr>
-          <w:rFonts w:ascii="Times New Roman" w:hAnsi="Times New Roman" w:cs="Times New Roman"/>
-          <w:sz w:val="24"/>
-          <w:szCs w:val="24"/>
-        </w:rPr>
-        <w:t>iinkai</w:t>
-      </w:r>
-      <w:proofErr w:type="spellEnd"/>
-      <w:r>
-        <w:rPr>
-          <w:rFonts w:ascii="Times New Roman" w:hAnsi="Times New Roman" w:cs="Times New Roman"/>
-          <w:sz w:val="24"/>
-          <w:szCs w:val="24"/>
-        </w:rPr>
-        <w:t xml:space="preserve"> </w:t>
-      </w:r>
-      <w:proofErr w:type="spellStart"/>
-      <w:r>
-        <w:rPr>
-          <w:rFonts w:ascii="Times New Roman" w:hAnsi="Times New Roman" w:cs="Times New Roman"/>
-          <w:sz w:val="24"/>
-          <w:szCs w:val="24"/>
-        </w:rPr>
-        <w:t>hookoku</w:t>
-      </w:r>
-      <w:proofErr w:type="spellEnd"/>
-      <w:r>
-        <w:rPr>
-          <w:rFonts w:ascii="Times New Roman" w:hAnsi="Times New Roman" w:cs="Times New Roman"/>
-          <w:sz w:val="24"/>
-          <w:szCs w:val="24"/>
-        </w:rPr>
-        <w:t xml:space="preserve"> to no </w:t>
-      </w:r>
-      <w:proofErr w:type="spellStart"/>
-      <w:r>
-        <w:rPr>
-          <w:rFonts w:ascii="Times New Roman" w:hAnsi="Times New Roman" w:cs="Times New Roman"/>
-          <w:sz w:val="24"/>
-          <w:szCs w:val="24"/>
-        </w:rPr>
-        <w:t>kankei</w:t>
-      </w:r>
-      <w:proofErr w:type="spellEnd"/>
-      <w:r>
-        <w:rPr>
-          <w:rFonts w:ascii="Times New Roman" w:hAnsi="Times New Roman" w:cs="Times New Roman"/>
-          <w:sz w:val="24"/>
-          <w:szCs w:val="24"/>
-        </w:rPr>
-        <w:t xml:space="preserve"> </w:t>
-      </w:r>
-      <w:proofErr w:type="spellStart"/>
-      <w:r>
-        <w:rPr>
-          <w:rFonts w:ascii="Times New Roman" w:hAnsi="Times New Roman" w:cs="Times New Roman"/>
-          <w:sz w:val="24"/>
-          <w:szCs w:val="24"/>
-        </w:rPr>
-        <w:t>ni</w:t>
-      </w:r>
-      <w:proofErr w:type="spellEnd"/>
-      <w:r>
-        <w:rPr>
-          <w:rFonts w:ascii="Times New Roman" w:hAnsi="Times New Roman" w:cs="Times New Roman"/>
-          <w:sz w:val="24"/>
-          <w:szCs w:val="24"/>
-        </w:rPr>
-        <w:t xml:space="preserve"> </w:t>
-      </w:r>
-      <w:proofErr w:type="spellStart"/>
-      <w:r>
-        <w:rPr>
-          <w:rFonts w:ascii="Times New Roman" w:hAnsi="Times New Roman" w:cs="Times New Roman"/>
-          <w:sz w:val="24"/>
-          <w:szCs w:val="24"/>
-        </w:rPr>
-        <w:t>oite</w:t>
-      </w:r>
-      <w:proofErr w:type="spellEnd"/>
-      <w:r>
-        <w:rPr>
-          <w:rFonts w:ascii="Times New Roman" w:hAnsi="Times New Roman" w:cs="Times New Roman"/>
-          <w:sz w:val="24"/>
-          <w:szCs w:val="24"/>
-        </w:rPr>
-        <w:t>’ (</w:t>
-      </w:r>
-      <w:r>
-        <w:rPr>
-          <w:rFonts w:ascii="Times New Roman" w:hAnsi="Times New Roman" w:cs="Times New Roman"/>
-          <w:sz w:val="24"/>
-          <w:szCs w:val="24"/>
-        </w:rPr>
-        <w:t>Human R</w:t>
-      </w:r>
-      <w:r>
-        <w:rPr>
-          <w:rFonts w:ascii="Times New Roman" w:hAnsi="Times New Roman" w:cs="Times New Roman"/>
-          <w:sz w:val="24"/>
-          <w:szCs w:val="24"/>
-        </w:rPr>
-        <w:t>ights and Humanitarianism in Relation to the Report of the Independent Co</w:t>
-      </w:r>
-      <w:r>
-        <w:rPr>
-          <w:rFonts w:ascii="Times New Roman" w:hAnsi="Times New Roman" w:cs="Times New Roman"/>
-          <w:sz w:val="24"/>
-          <w:szCs w:val="24"/>
-        </w:rPr>
-        <w:t>mmission on Humanitarian Issues</w:t>
-      </w:r>
-      <w:r>
-        <w:rPr>
-          <w:rFonts w:ascii="Times New Roman" w:hAnsi="Times New Roman" w:cs="Times New Roman"/>
-          <w:sz w:val="24"/>
-          <w:szCs w:val="24"/>
-        </w:rPr>
-        <w:t xml:space="preserve">) in </w:t>
-      </w:r>
-      <w:r>
-        <w:rPr>
-          <w:rFonts w:ascii="Times New Roman" w:hAnsi="Times New Roman" w:cs="Times New Roman"/>
-          <w:i/>
-          <w:sz w:val="24"/>
-          <w:szCs w:val="24"/>
-        </w:rPr>
-        <w:t xml:space="preserve">Kokusai </w:t>
-      </w:r>
-      <w:proofErr w:type="spellStart"/>
-      <w:r>
-        <w:rPr>
-          <w:rFonts w:ascii="Times New Roman" w:hAnsi="Times New Roman" w:cs="Times New Roman"/>
-          <w:i/>
-          <w:sz w:val="24"/>
-          <w:szCs w:val="24"/>
-        </w:rPr>
-        <w:t>jinken</w:t>
-      </w:r>
-      <w:proofErr w:type="spellEnd"/>
-      <w:r>
-        <w:rPr>
-          <w:rFonts w:ascii="Times New Roman" w:hAnsi="Times New Roman" w:cs="Times New Roman"/>
-          <w:i/>
-          <w:sz w:val="24"/>
-          <w:szCs w:val="24"/>
-        </w:rPr>
-        <w:t xml:space="preserve"> (Human Rights International)</w:t>
-      </w:r>
-      <w:r>
-        <w:rPr>
-          <w:rFonts w:ascii="Times New Roman" w:hAnsi="Times New Roman" w:cs="Times New Roman"/>
-          <w:sz w:val="24"/>
-          <w:szCs w:val="24"/>
-        </w:rPr>
-        <w:t xml:space="preserve">, 1, 1990, 19-23; ’The United Nations and Japanese Diplomacy’ in </w:t>
-      </w:r>
-      <w:r>
-        <w:rPr>
-          <w:rFonts w:ascii="Times New Roman" w:hAnsi="Times New Roman" w:cs="Times New Roman"/>
-          <w:i/>
-          <w:sz w:val="24"/>
-          <w:szCs w:val="24"/>
-        </w:rPr>
-        <w:t>Japan Review of International Affairs</w:t>
-      </w:r>
-      <w:r>
-        <w:rPr>
-          <w:rFonts w:ascii="Times New Roman" w:hAnsi="Times New Roman" w:cs="Times New Roman"/>
-          <w:sz w:val="24"/>
-          <w:szCs w:val="24"/>
-        </w:rPr>
-        <w:t xml:space="preserve">, 4, Fall/Winter 1990, 141-165; ‘A Safer World’ in </w:t>
+        <w:t xml:space="preserve"> </w:t>
+      </w:r>
+      <w:r>
+        <w:rPr>
+          <w:rFonts w:ascii="Times New Roman" w:hAnsi="Times New Roman" w:cs="Times New Roman"/>
+          <w:sz w:val="24"/>
+          <w:szCs w:val="24"/>
+        </w:rPr>
+        <w:t>Seoul</w:t>
+      </w:r>
+      <w:r>
+        <w:rPr>
+          <w:rFonts w:ascii="Times New Roman" w:hAnsi="Times New Roman" w:cs="Times New Roman"/>
+          <w:sz w:val="24"/>
+          <w:szCs w:val="24"/>
+        </w:rPr>
+        <w:t xml:space="preserve"> 1996, 71-88;</w:t>
+      </w:r>
+      <w:r>
+        <w:rPr>
+          <w:rFonts w:ascii="Times New Roman" w:hAnsi="Times New Roman" w:cs="Times New Roman"/>
+          <w:sz w:val="24"/>
+          <w:szCs w:val="24"/>
+        </w:rPr>
+        <w:t xml:space="preserve"> </w:t>
+      </w:r>
+      <w:r>
+        <w:rPr>
+          <w:rFonts w:ascii="Times New Roman" w:hAnsi="Times New Roman" w:cs="Times New Roman"/>
+          <w:sz w:val="24"/>
+          <w:szCs w:val="24"/>
+        </w:rPr>
+        <w:t>‘Statement by Mrs. Sadako Ogata, United Nations High Commissioner for Refugees, to the 52</w:t>
+      </w:r>
+      <w:r>
+        <w:rPr>
+          <w:rFonts w:ascii="Times New Roman" w:hAnsi="Times New Roman" w:cs="Times New Roman"/>
+          <w:sz w:val="24"/>
+          <w:szCs w:val="24"/>
+          <w:vertAlign w:val="superscript"/>
+        </w:rPr>
+        <w:t>nd</w:t>
+      </w:r>
+      <w:r>
+        <w:rPr>
+          <w:rFonts w:ascii="Times New Roman" w:hAnsi="Times New Roman" w:cs="Times New Roman"/>
+          <w:sz w:val="24"/>
+          <w:szCs w:val="24"/>
+        </w:rPr>
+        <w:t xml:space="preserve"> Session of the United Nations Commission on Human Rights (Geneva, 20 March 1996)</w:t>
+      </w:r>
+      <w:r>
+        <w:rPr>
+          <w:rFonts w:ascii="Times New Roman" w:hAnsi="Times New Roman" w:cs="Times New Roman"/>
+          <w:sz w:val="24"/>
+          <w:szCs w:val="24"/>
+        </w:rPr>
+        <w:t>’</w:t>
+      </w:r>
+      <w:r>
+        <w:rPr>
+          <w:rFonts w:ascii="Times New Roman" w:hAnsi="Times New Roman" w:cs="Times New Roman"/>
+          <w:sz w:val="24"/>
+          <w:szCs w:val="24"/>
+        </w:rPr>
+        <w:t xml:space="preserve">, in </w:t>
+      </w:r>
+      <w:r>
+        <w:rPr>
+          <w:rFonts w:ascii="Times New Roman" w:hAnsi="Times New Roman" w:cs="Times New Roman"/>
+          <w:i/>
+          <w:sz w:val="24"/>
+          <w:szCs w:val="24"/>
+        </w:rPr>
+        <w:t>Refugee Survey Quarterly</w:t>
+      </w:r>
+      <w:r>
+        <w:rPr>
+          <w:rFonts w:ascii="Times New Roman" w:hAnsi="Times New Roman" w:cs="Times New Roman"/>
+          <w:sz w:val="24"/>
+          <w:szCs w:val="24"/>
+        </w:rPr>
+        <w:t>, 15/1, 1996, 86-92; ‘Refugees:</w:t>
+      </w:r>
+      <w:r>
+        <w:rPr>
+          <w:rFonts w:ascii="Times New Roman" w:hAnsi="Times New Roman" w:cs="Times New Roman"/>
+          <w:sz w:val="24"/>
+          <w:szCs w:val="24"/>
+        </w:rPr>
+        <w:t xml:space="preserve"> </w:t>
+      </w:r>
+      <w:r>
+        <w:rPr>
+          <w:rFonts w:ascii="Times New Roman" w:hAnsi="Times New Roman" w:cs="Times New Roman"/>
+          <w:sz w:val="24"/>
+          <w:szCs w:val="24"/>
+        </w:rPr>
+        <w:t>Don’t Wait u</w:t>
+      </w:r>
+      <w:r>
+        <w:rPr>
+          <w:rFonts w:ascii="Times New Roman" w:hAnsi="Times New Roman" w:cs="Times New Roman"/>
+          <w:sz w:val="24"/>
+          <w:szCs w:val="24"/>
+        </w:rPr>
+        <w:t xml:space="preserve">ntil They Cross the Border’ in </w:t>
+      </w:r>
+      <w:r>
+        <w:rPr>
+          <w:rFonts w:ascii="Times New Roman" w:hAnsi="Times New Roman" w:cs="Times New Roman"/>
+          <w:i/>
+          <w:sz w:val="24"/>
+          <w:szCs w:val="24"/>
+        </w:rPr>
+        <w:t>New Perspectives Quarterly</w:t>
+      </w:r>
+      <w:r>
+        <w:rPr>
+          <w:rFonts w:ascii="Times New Roman" w:hAnsi="Times New Roman" w:cs="Times New Roman"/>
+          <w:sz w:val="24"/>
+          <w:szCs w:val="24"/>
+        </w:rPr>
+        <w:t xml:space="preserve">, 13/1, Winter 1996, 34; ‘Humanitarian Action at the Crossroads’ in </w:t>
       </w:r>
       <w:r>
         <w:rPr>
@@ -12896,619 +13528,6 @@
           <w:sz w:val="24"/>
           <w:szCs w:val="24"/>
         </w:rPr>
-        <w:t xml:space="preserve">, 83, March 1991, 3; </w:t>
-      </w:r>
-      <w:proofErr w:type="spellStart"/>
-      <w:r>
-        <w:rPr>
-          <w:rFonts w:ascii="Times New Roman" w:hAnsi="Times New Roman" w:cs="Times New Roman"/>
-          <w:i/>
-          <w:sz w:val="24"/>
-          <w:szCs w:val="24"/>
-        </w:rPr>
-        <w:t>Sengo</w:t>
-      </w:r>
-      <w:proofErr w:type="spellEnd"/>
-      <w:r>
-        <w:rPr>
-          <w:rFonts w:ascii="Times New Roman" w:hAnsi="Times New Roman" w:cs="Times New Roman"/>
-          <w:i/>
-          <w:sz w:val="24"/>
-          <w:szCs w:val="24"/>
-        </w:rPr>
-        <w:t xml:space="preserve"> </w:t>
-      </w:r>
-      <w:proofErr w:type="spellStart"/>
-      <w:r>
-        <w:rPr>
-          <w:rFonts w:ascii="Times New Roman" w:hAnsi="Times New Roman" w:cs="Times New Roman"/>
-          <w:i/>
-          <w:sz w:val="24"/>
-          <w:szCs w:val="24"/>
-        </w:rPr>
-        <w:t>Nitchuu</w:t>
-      </w:r>
-      <w:proofErr w:type="spellEnd"/>
-      <w:r>
-        <w:rPr>
-          <w:rFonts w:ascii="Times New Roman" w:hAnsi="Times New Roman" w:cs="Times New Roman"/>
-          <w:i/>
-          <w:sz w:val="24"/>
-          <w:szCs w:val="24"/>
-        </w:rPr>
-        <w:t xml:space="preserve"> </w:t>
-      </w:r>
-      <w:proofErr w:type="spellStart"/>
-      <w:r>
-        <w:rPr>
-          <w:rFonts w:ascii="Times New Roman" w:hAnsi="Times New Roman" w:cs="Times New Roman"/>
-          <w:i/>
-          <w:sz w:val="24"/>
-          <w:szCs w:val="24"/>
-        </w:rPr>
-        <w:t>Beichuu</w:t>
-      </w:r>
-      <w:proofErr w:type="spellEnd"/>
-      <w:r>
-        <w:rPr>
-          <w:rFonts w:ascii="Times New Roman" w:hAnsi="Times New Roman" w:cs="Times New Roman"/>
-          <w:i/>
-          <w:sz w:val="24"/>
-          <w:szCs w:val="24"/>
-        </w:rPr>
-        <w:t xml:space="preserve"> </w:t>
-      </w:r>
-      <w:proofErr w:type="spellStart"/>
-      <w:r>
-        <w:rPr>
-          <w:rFonts w:ascii="Times New Roman" w:hAnsi="Times New Roman" w:cs="Times New Roman"/>
-          <w:i/>
-          <w:sz w:val="24"/>
-          <w:szCs w:val="24"/>
-        </w:rPr>
-        <w:t>kankei</w:t>
-      </w:r>
-      <w:proofErr w:type="spellEnd"/>
-      <w:r>
-        <w:rPr>
-          <w:rFonts w:ascii="Times New Roman" w:hAnsi="Times New Roman" w:cs="Times New Roman"/>
-          <w:i/>
-          <w:sz w:val="24"/>
-          <w:szCs w:val="24"/>
-        </w:rPr>
-        <w:t xml:space="preserve"> (Postwar Sino-Japanese and Sino-American Relations)</w:t>
-      </w:r>
-      <w:r>
-        <w:rPr>
-          <w:rFonts w:ascii="Times New Roman" w:hAnsi="Times New Roman" w:cs="Times New Roman"/>
-          <w:sz w:val="24"/>
-          <w:szCs w:val="24"/>
-        </w:rPr>
-        <w:t>, Tokyo</w:t>
-      </w:r>
-      <w:r>
-        <w:rPr>
-          <w:rFonts w:ascii="Times New Roman" w:hAnsi="Times New Roman" w:cs="Times New Roman"/>
-          <w:sz w:val="24"/>
-          <w:szCs w:val="24"/>
-        </w:rPr>
-        <w:t xml:space="preserve"> 1992;</w:t>
-      </w:r>
-      <w:r>
-        <w:rPr>
-          <w:rFonts w:ascii="Times New Roman" w:hAnsi="Times New Roman" w:cs="Times New Roman"/>
-          <w:sz w:val="24"/>
-          <w:szCs w:val="24"/>
-        </w:rPr>
-        <w:t xml:space="preserve"> </w:t>
-      </w:r>
-      <w:r>
-        <w:rPr>
-          <w:rFonts w:ascii="Times New Roman" w:hAnsi="Times New Roman" w:cs="Times New Roman"/>
-          <w:sz w:val="24"/>
-          <w:szCs w:val="24"/>
-        </w:rPr>
-        <w:t xml:space="preserve">‘The Movement of People’ in </w:t>
-      </w:r>
-      <w:r>
-        <w:rPr>
-          <w:rFonts w:ascii="Times New Roman" w:hAnsi="Times New Roman" w:cs="Times New Roman"/>
-          <w:i/>
-          <w:sz w:val="24"/>
-          <w:szCs w:val="24"/>
-        </w:rPr>
-        <w:t>RSA Journal</w:t>
-      </w:r>
-      <w:r>
-        <w:rPr>
-          <w:rFonts w:ascii="Times New Roman" w:hAnsi="Times New Roman" w:cs="Times New Roman"/>
-          <w:sz w:val="24"/>
-          <w:szCs w:val="24"/>
-        </w:rPr>
-        <w:t>, 140, August-September, 1992, 598-607; ‘Refugee and Asylum-seekers:</w:t>
-      </w:r>
-      <w:r>
-        <w:rPr>
-          <w:rFonts w:ascii="Times New Roman" w:hAnsi="Times New Roman" w:cs="Times New Roman"/>
-          <w:sz w:val="24"/>
-          <w:szCs w:val="24"/>
-        </w:rPr>
-        <w:t xml:space="preserve"> </w:t>
-      </w:r>
-      <w:r>
-        <w:rPr>
-          <w:rFonts w:ascii="Times New Roman" w:hAnsi="Times New Roman" w:cs="Times New Roman"/>
-          <w:sz w:val="24"/>
-          <w:szCs w:val="24"/>
-        </w:rPr>
-        <w:t>A Challenge</w:t>
-      </w:r>
-      <w:r>
-        <w:rPr>
-          <w:rFonts w:ascii="Times New Roman" w:hAnsi="Times New Roman" w:cs="Times New Roman"/>
-          <w:sz w:val="24"/>
-          <w:szCs w:val="24"/>
-        </w:rPr>
-        <w:t xml:space="preserve"> to European Immigration Policy</w:t>
-      </w:r>
-      <w:r>
-        <w:rPr>
-          <w:rFonts w:ascii="Times New Roman" w:hAnsi="Times New Roman" w:cs="Times New Roman"/>
-          <w:sz w:val="24"/>
-          <w:szCs w:val="24"/>
-        </w:rPr>
-        <w:t xml:space="preserve">’ in </w:t>
-      </w:r>
-      <w:r>
-        <w:rPr>
-          <w:rFonts w:ascii="Times New Roman" w:hAnsi="Times New Roman" w:cs="Times New Roman"/>
-          <w:i/>
-          <w:sz w:val="24"/>
-          <w:szCs w:val="24"/>
-        </w:rPr>
-        <w:t>Toward a European Immigration Policy</w:t>
-      </w:r>
-      <w:r>
-        <w:rPr>
-          <w:rFonts w:ascii="Times New Roman" w:hAnsi="Times New Roman" w:cs="Times New Roman"/>
-          <w:sz w:val="24"/>
-          <w:szCs w:val="24"/>
-        </w:rPr>
-        <w:t xml:space="preserve">, </w:t>
-      </w:r>
-      <w:r>
-        <w:rPr>
-          <w:rFonts w:ascii="Times New Roman" w:hAnsi="Times New Roman" w:cs="Times New Roman"/>
-          <w:sz w:val="24"/>
-          <w:szCs w:val="24"/>
-        </w:rPr>
-        <w:t>Brussels 1993, 6-20 (e</w:t>
-      </w:r>
-      <w:r>
-        <w:rPr>
-          <w:rFonts w:ascii="Times New Roman" w:hAnsi="Times New Roman" w:cs="Times New Roman"/>
-          <w:sz w:val="24"/>
-          <w:szCs w:val="24"/>
-        </w:rPr>
-        <w:t xml:space="preserve">dited with D. Cohn-Bendit, A. Fortescue, R. </w:t>
-      </w:r>
-      <w:proofErr w:type="spellStart"/>
-      <w:r>
-        <w:rPr>
-          <w:rFonts w:ascii="Times New Roman" w:hAnsi="Times New Roman" w:cs="Times New Roman"/>
-          <w:sz w:val="24"/>
-          <w:szCs w:val="24"/>
-        </w:rPr>
-        <w:t>Haddaoui</w:t>
-      </w:r>
-      <w:proofErr w:type="spellEnd"/>
-      <w:r>
-        <w:rPr>
-          <w:rFonts w:ascii="Times New Roman" w:hAnsi="Times New Roman" w:cs="Times New Roman"/>
-          <w:sz w:val="24"/>
-          <w:szCs w:val="24"/>
-        </w:rPr>
-        <w:t xml:space="preserve"> </w:t>
-      </w:r>
-      <w:r>
-        <w:rPr>
-          <w:rFonts w:ascii="Times New Roman" w:hAnsi="Times New Roman" w:cs="Times New Roman"/>
-          <w:sz w:val="24"/>
-          <w:szCs w:val="24"/>
-        </w:rPr>
-        <w:t xml:space="preserve">and I.V. </w:t>
-      </w:r>
-      <w:proofErr w:type="spellStart"/>
-      <w:r>
-        <w:rPr>
-          <w:rFonts w:ascii="Times New Roman" w:hAnsi="Times New Roman" w:cs="Times New Roman"/>
-          <w:sz w:val="24"/>
-          <w:szCs w:val="24"/>
-        </w:rPr>
-        <w:t>Khalevinski</w:t>
-      </w:r>
-      <w:proofErr w:type="spellEnd"/>
-      <w:r>
-        <w:rPr>
-          <w:rFonts w:ascii="Times New Roman" w:hAnsi="Times New Roman" w:cs="Times New Roman"/>
-          <w:sz w:val="24"/>
-          <w:szCs w:val="24"/>
-        </w:rPr>
-        <w:t>)</w:t>
-      </w:r>
-      <w:r>
-        <w:rPr>
-          <w:rFonts w:ascii="Times New Roman" w:hAnsi="Times New Roman" w:cs="Times New Roman"/>
-          <w:sz w:val="24"/>
-          <w:szCs w:val="24"/>
-        </w:rPr>
-        <w:t xml:space="preserve">; ‘Refugee Women: The Forgotten Half’ in </w:t>
-      </w:r>
-      <w:r>
-        <w:rPr>
-          <w:rFonts w:ascii="Times New Roman" w:hAnsi="Times New Roman" w:cs="Times New Roman"/>
-          <w:i/>
-          <w:sz w:val="24"/>
-          <w:szCs w:val="24"/>
-        </w:rPr>
-        <w:t>Our Planet</w:t>
-      </w:r>
-      <w:r>
-        <w:rPr>
-          <w:rFonts w:ascii="Times New Roman" w:hAnsi="Times New Roman" w:cs="Times New Roman"/>
-          <w:sz w:val="24"/>
-          <w:szCs w:val="24"/>
-        </w:rPr>
-        <w:t xml:space="preserve">, 7/4, 1995, 19-22; ‘Refugee Emergencies: New Challenges for Humanitarian Action’ in R. Lanza (Ed.), </w:t>
-      </w:r>
-      <w:r>
-        <w:rPr>
-          <w:rFonts w:ascii="Times New Roman" w:hAnsi="Times New Roman" w:cs="Times New Roman"/>
-          <w:i/>
-          <w:sz w:val="24"/>
-          <w:szCs w:val="24"/>
-        </w:rPr>
-        <w:t>One World: The Health and Survival of the Human Species in the 21</w:t>
-      </w:r>
-      <w:r>
-        <w:rPr>
-          <w:rFonts w:ascii="Times New Roman" w:hAnsi="Times New Roman" w:cs="Times New Roman"/>
-          <w:i/>
-          <w:sz w:val="24"/>
-          <w:szCs w:val="24"/>
-          <w:vertAlign w:val="superscript"/>
-        </w:rPr>
-        <w:t>st</w:t>
-      </w:r>
-      <w:r>
-        <w:rPr>
-          <w:rFonts w:ascii="Times New Roman" w:hAnsi="Times New Roman" w:cs="Times New Roman"/>
-          <w:i/>
-          <w:sz w:val="24"/>
-          <w:szCs w:val="24"/>
-        </w:rPr>
-        <w:t xml:space="preserve"> Century</w:t>
-      </w:r>
-      <w:r>
-        <w:rPr>
-          <w:rFonts w:ascii="Times New Roman" w:hAnsi="Times New Roman" w:cs="Times New Roman"/>
-          <w:sz w:val="24"/>
-          <w:szCs w:val="24"/>
-        </w:rPr>
-        <w:t>, Santa Fe</w:t>
-      </w:r>
-      <w:r>
-        <w:rPr>
-          <w:rFonts w:ascii="Times New Roman" w:hAnsi="Times New Roman" w:cs="Times New Roman"/>
-          <w:sz w:val="24"/>
-          <w:szCs w:val="24"/>
-        </w:rPr>
-        <w:t xml:space="preserve"> 1996, </w:t>
-      </w:r>
-      <w:r>
-        <w:rPr>
-          <w:rFonts w:ascii="Times New Roman" w:hAnsi="Times New Roman" w:cs="Times New Roman"/>
-          <w:sz w:val="24"/>
-          <w:szCs w:val="24"/>
-        </w:rPr>
-        <w:t>137-147;</w:t>
-      </w:r>
-      <w:r>
-        <w:rPr>
-          <w:rFonts w:ascii="Times New Roman" w:hAnsi="Times New Roman" w:cs="Times New Roman"/>
-          <w:sz w:val="24"/>
-          <w:szCs w:val="24"/>
-        </w:rPr>
-        <w:t xml:space="preserve"> </w:t>
-      </w:r>
-      <w:r>
-        <w:rPr>
-          <w:rFonts w:ascii="Times New Roman" w:hAnsi="Times New Roman" w:cs="Times New Roman"/>
-          <w:i/>
-          <w:sz w:val="24"/>
-          <w:szCs w:val="24"/>
-        </w:rPr>
-        <w:t>The Right of Asylum Must B</w:t>
-      </w:r>
-      <w:r>
-        <w:rPr>
-          <w:rFonts w:ascii="Times New Roman" w:hAnsi="Times New Roman" w:cs="Times New Roman"/>
-          <w:i/>
-          <w:sz w:val="24"/>
-          <w:szCs w:val="24"/>
-        </w:rPr>
-        <w:t>e Strongly Upheld</w:t>
-      </w:r>
-      <w:r>
-        <w:rPr>
-          <w:rFonts w:ascii="Times New Roman" w:hAnsi="Times New Roman" w:cs="Times New Roman"/>
-          <w:sz w:val="24"/>
-          <w:szCs w:val="24"/>
-        </w:rPr>
-        <w:t>, Berlin</w:t>
-      </w:r>
-      <w:r>
-        <w:rPr>
-          <w:rFonts w:ascii="Times New Roman" w:hAnsi="Times New Roman" w:cs="Times New Roman"/>
-          <w:sz w:val="24"/>
-          <w:szCs w:val="24"/>
-        </w:rPr>
-        <w:t xml:space="preserve"> 1996</w:t>
-      </w:r>
-      <w:r>
-        <w:rPr>
-          <w:rFonts w:ascii="Times New Roman" w:hAnsi="Times New Roman" w:cs="Times New Roman"/>
-          <w:sz w:val="24"/>
-          <w:szCs w:val="24"/>
-        </w:rPr>
-        <w:t xml:space="preserve"> (with B.J. John</w:t>
-      </w:r>
-      <w:r>
-        <w:rPr>
-          <w:rFonts w:ascii="Times New Roman" w:hAnsi="Times New Roman" w:cs="Times New Roman"/>
-          <w:sz w:val="24"/>
-          <w:szCs w:val="24"/>
-        </w:rPr>
-        <w:t>); ‘Japan’s Policy T</w:t>
-      </w:r>
-      <w:r>
-        <w:rPr>
-          <w:rFonts w:ascii="Times New Roman" w:hAnsi="Times New Roman" w:cs="Times New Roman"/>
-          <w:sz w:val="24"/>
-          <w:szCs w:val="24"/>
-        </w:rPr>
-        <w:t>oward the United N</w:t>
-      </w:r>
-      <w:r>
-        <w:rPr>
-          <w:rFonts w:ascii="Times New Roman" w:hAnsi="Times New Roman" w:cs="Times New Roman"/>
-          <w:sz w:val="24"/>
-          <w:szCs w:val="24"/>
-        </w:rPr>
-        <w:t>ations’ in C. Alger et al. (Eds</w:t>
-      </w:r>
-      <w:r>
-        <w:rPr>
-          <w:rFonts w:ascii="Times New Roman" w:hAnsi="Times New Roman" w:cs="Times New Roman"/>
-          <w:sz w:val="24"/>
-          <w:szCs w:val="24"/>
-        </w:rPr>
-        <w:t xml:space="preserve">), </w:t>
-      </w:r>
-      <w:r>
-        <w:rPr>
-          <w:rFonts w:ascii="Times New Roman" w:hAnsi="Times New Roman" w:cs="Times New Roman"/>
-          <w:i/>
-          <w:sz w:val="24"/>
-          <w:szCs w:val="24"/>
-        </w:rPr>
-        <w:t>The United Nations System:</w:t>
-      </w:r>
-      <w:r>
-        <w:rPr>
-          <w:rFonts w:ascii="Times New Roman" w:hAnsi="Times New Roman" w:cs="Times New Roman"/>
-          <w:i/>
-          <w:sz w:val="24"/>
-          <w:szCs w:val="24"/>
-        </w:rPr>
-        <w:t xml:space="preserve"> </w:t>
-      </w:r>
-      <w:r>
-        <w:rPr>
-          <w:rFonts w:ascii="Times New Roman" w:hAnsi="Times New Roman" w:cs="Times New Roman"/>
-          <w:i/>
-          <w:sz w:val="24"/>
-          <w:szCs w:val="24"/>
-        </w:rPr>
-        <w:t>The Policies of Member States</w:t>
-      </w:r>
-      <w:r>
-        <w:rPr>
-          <w:rFonts w:ascii="Times New Roman" w:hAnsi="Times New Roman" w:cs="Times New Roman"/>
-          <w:sz w:val="24"/>
-          <w:szCs w:val="24"/>
-        </w:rPr>
-        <w:t>, Tokyo</w:t>
-      </w:r>
-      <w:r>
-        <w:rPr>
-          <w:rFonts w:ascii="Times New Roman" w:hAnsi="Times New Roman" w:cs="Times New Roman"/>
-          <w:sz w:val="24"/>
-          <w:szCs w:val="24"/>
-        </w:rPr>
-        <w:t xml:space="preserve"> 1995, 231-270; ‘Towards Healing the Wounds: Conflict-Torn States and the Return of </w:t>
-      </w:r>
-      <w:r>
-        <w:rPr>
-          <w:rFonts w:ascii="Times New Roman" w:hAnsi="Times New Roman" w:cs="Times New Roman"/>
-          <w:sz w:val="24"/>
-          <w:szCs w:val="24"/>
-        </w:rPr>
-        <w:t xml:space="preserve">Refugees’ in H. Sung-Joo (Ed.) </w:t>
-      </w:r>
-      <w:r>
-        <w:rPr>
-          <w:rFonts w:ascii="Times New Roman" w:hAnsi="Times New Roman" w:cs="Times New Roman"/>
-          <w:i/>
-          <w:sz w:val="24"/>
-          <w:szCs w:val="24"/>
-        </w:rPr>
-        <w:t>The United Nations: The Next Fifty Years</w:t>
-      </w:r>
-      <w:r>
-        <w:rPr>
-          <w:rFonts w:ascii="Times New Roman" w:hAnsi="Times New Roman" w:cs="Times New Roman"/>
-          <w:sz w:val="24"/>
-          <w:szCs w:val="24"/>
-        </w:rPr>
-        <w:t>,</w:t>
-      </w:r>
-      <w:r>
-        <w:rPr>
-          <w:rFonts w:ascii="Times New Roman" w:hAnsi="Times New Roman" w:cs="Times New Roman"/>
-          <w:sz w:val="24"/>
-          <w:szCs w:val="24"/>
-        </w:rPr>
-        <w:t xml:space="preserve"> </w:t>
-      </w:r>
-      <w:r>
-        <w:rPr>
-          <w:rFonts w:ascii="Times New Roman" w:hAnsi="Times New Roman" w:cs="Times New Roman"/>
-          <w:sz w:val="24"/>
-          <w:szCs w:val="24"/>
-        </w:rPr>
-        <w:t>Seoul</w:t>
-      </w:r>
-      <w:r>
-        <w:rPr>
-          <w:rFonts w:ascii="Times New Roman" w:hAnsi="Times New Roman" w:cs="Times New Roman"/>
-          <w:sz w:val="24"/>
-          <w:szCs w:val="24"/>
-        </w:rPr>
-        <w:t xml:space="preserve"> 1996, 71-88;</w:t>
-      </w:r>
-      <w:r>
-        <w:rPr>
-          <w:rFonts w:ascii="Times New Roman" w:hAnsi="Times New Roman" w:cs="Times New Roman"/>
-          <w:sz w:val="24"/>
-          <w:szCs w:val="24"/>
-        </w:rPr>
-        <w:t xml:space="preserve"> </w:t>
-      </w:r>
-      <w:r>
-        <w:rPr>
-          <w:rFonts w:ascii="Times New Roman" w:hAnsi="Times New Roman" w:cs="Times New Roman"/>
-          <w:sz w:val="24"/>
-          <w:szCs w:val="24"/>
-        </w:rPr>
-        <w:t>‘Statement by Mrs. Sadako Ogata, United Nations High Commissioner for Refugees, to the 52</w:t>
-      </w:r>
-      <w:r>
-        <w:rPr>
-          <w:rFonts w:ascii="Times New Roman" w:hAnsi="Times New Roman" w:cs="Times New Roman"/>
-          <w:sz w:val="24"/>
-          <w:szCs w:val="24"/>
-          <w:vertAlign w:val="superscript"/>
-        </w:rPr>
-        <w:t>nd</w:t>
-      </w:r>
-      <w:r>
-        <w:rPr>
-          <w:rFonts w:ascii="Times New Roman" w:hAnsi="Times New Roman" w:cs="Times New Roman"/>
-          <w:sz w:val="24"/>
-          <w:szCs w:val="24"/>
-        </w:rPr>
-        <w:t xml:space="preserve"> Session of the United Nations Commission on Human Rights (Geneva, 20 March 1996)</w:t>
-      </w:r>
-      <w:r>
-        <w:rPr>
-          <w:rFonts w:ascii="Times New Roman" w:hAnsi="Times New Roman" w:cs="Times New Roman"/>
-          <w:sz w:val="24"/>
-          <w:szCs w:val="24"/>
-        </w:rPr>
-        <w:t>’</w:t>
-      </w:r>
-      <w:r>
-        <w:rPr>
-          <w:rFonts w:ascii="Times New Roman" w:hAnsi="Times New Roman" w:cs="Times New Roman"/>
-          <w:sz w:val="24"/>
-          <w:szCs w:val="24"/>
-        </w:rPr>
-        <w:t xml:space="preserve">, in </w:t>
-      </w:r>
-      <w:r>
-        <w:rPr>
-          <w:rFonts w:ascii="Times New Roman" w:hAnsi="Times New Roman" w:cs="Times New Roman"/>
-          <w:i/>
-          <w:sz w:val="24"/>
-          <w:szCs w:val="24"/>
-        </w:rPr>
-        <w:t>Refugee Survey Quarterly</w:t>
-      </w:r>
-      <w:r>
-        <w:rPr>
-          <w:rFonts w:ascii="Times New Roman" w:hAnsi="Times New Roman" w:cs="Times New Roman"/>
-          <w:sz w:val="24"/>
-          <w:szCs w:val="24"/>
-        </w:rPr>
-        <w:t>, 15/1, 1996, 86-92; ‘Refugees:</w:t>
-      </w:r>
-      <w:r>
-        <w:rPr>
-          <w:rFonts w:ascii="Times New Roman" w:hAnsi="Times New Roman" w:cs="Times New Roman"/>
-          <w:sz w:val="24"/>
-          <w:szCs w:val="24"/>
-        </w:rPr>
-        <w:t xml:space="preserve"> </w:t>
-      </w:r>
-      <w:r>
-        <w:rPr>
-          <w:rFonts w:ascii="Times New Roman" w:hAnsi="Times New Roman" w:cs="Times New Roman"/>
-          <w:sz w:val="24"/>
-          <w:szCs w:val="24"/>
-        </w:rPr>
-        <w:t>Don’t Wait u</w:t>
-      </w:r>
-      <w:r>
-        <w:rPr>
-          <w:rFonts w:ascii="Times New Roman" w:hAnsi="Times New Roman" w:cs="Times New Roman"/>
-          <w:sz w:val="24"/>
-          <w:szCs w:val="24"/>
-        </w:rPr>
-        <w:t xml:space="preserve">ntil They Cross the Border’ in </w:t>
-      </w:r>
-      <w:r>
-        <w:rPr>
-          <w:rFonts w:ascii="Times New Roman" w:hAnsi="Times New Roman" w:cs="Times New Roman"/>
-          <w:i/>
-          <w:sz w:val="24"/>
-          <w:szCs w:val="24"/>
-        </w:rPr>
-        <w:t>New Perspectives Quarterly</w:t>
-      </w:r>
-      <w:r>
-        <w:rPr>
-          <w:rFonts w:ascii="Times New Roman" w:hAnsi="Times New Roman" w:cs="Times New Roman"/>
-          <w:sz w:val="24"/>
-          <w:szCs w:val="24"/>
-        </w:rPr>
-        <w:t xml:space="preserve">, 13/1, Winter 1996, 34; ‘Humanitarian Action at the Crossroads’ in </w:t>
-      </w:r>
-      <w:r>
-        <w:rPr>
-          <w:rFonts w:ascii="Times New Roman" w:hAnsi="Times New Roman" w:cs="Times New Roman"/>
-          <w:i/>
-          <w:sz w:val="24"/>
-          <w:szCs w:val="24"/>
-        </w:rPr>
-        <w:t>Refugees</w:t>
-      </w:r>
-      <w:r>
-        <w:rPr>
-          <w:rFonts w:ascii="Times New Roman" w:hAnsi="Times New Roman" w:cs="Times New Roman"/>
-          <w:sz w:val="24"/>
-          <w:szCs w:val="24"/>
-        </w:rPr>
         <w:t xml:space="preserve">, III, </w:t>
       </w:r>
       <w:r>
@@ -13517,16 +13536,7 @@
           <w:sz w:val="24"/>
           <w:szCs w:val="24"/>
         </w:rPr>
-        <w:t xml:space="preserve">1997, 4-5; ‘Opening Statement </w:t>
-      </w:r>
-      <w:r>
-        <w:rPr>
-          <w:rFonts w:ascii="Times New Roman" w:hAnsi="Times New Roman" w:cs="Times New Roman"/>
-          <w:sz w:val="24"/>
-          <w:szCs w:val="24"/>
-        </w:rPr>
-        <w:lastRenderedPageBreak/>
-        <w:t xml:space="preserve">by Mrs. Sadako Ogata, United Nations High Commissioner for Refugees Friday, 8 May 1998’ in </w:t>
+        <w:t xml:space="preserve">1997, 4-5; ‘Opening Statement by Mrs. Sadako Ogata, United Nations High Commissioner for Refugees Friday, 8 May 1998’ in </w:t>
       </w:r>
       <w:r>
         <w:rPr>
@@ -14827,7 +14837,16 @@
           <w:sz w:val="24"/>
           <w:szCs w:val="24"/>
         </w:rPr>
-        <w:t>Profile: Sadako Ogata</w:t>
+        <w:t xml:space="preserve">Profile: </w:t>
+      </w:r>
+      <w:r>
+        <w:rPr>
+          <w:rFonts w:ascii="Times New Roman" w:hAnsi="Times New Roman" w:cs="Times New Roman"/>
+          <w:sz w:val="24"/>
+          <w:szCs w:val="24"/>
+        </w:rPr>
+        <w:lastRenderedPageBreak/>
+        <w:t>Sadako Ogata</w:t>
       </w:r>
       <w:r>
         <w:rPr>
@@ -14973,7 +14992,6 @@
           <w:sz w:val="24"/>
           <w:szCs w:val="24"/>
         </w:rPr>
-        <w:lastRenderedPageBreak/>
         <w:t>Japan’s Emergence as a Global Power</w:t>
       </w:r>
       <w:r>
